--- a/paper/dd/esi.docx
+++ b/paper/dd/esi.docx
@@ -9551,7 +9551,7 @@
         <w:t xml:space="preserve"> </w:t>
       </w:r>
       <w:r>
-        <w:t xml:space="preserve">Within-family top-1 over 1,077 families (2,835 queries); 95 % family-bootstrap CIs; composition-only chance 0.38. The last column is the first version of the ln q scan (Table S17) on the same draws.</w:t>
+        <w:t xml:space="preserve">Within-family top-1 over 1,077 families (2,835 queries); 95 % family-bootstrap CIs; composition-only chance 0.38. The last column is the first version of the ln q scan (Section S9) on the same draws.</w:t>
       </w:r>
     </w:p>
     <w:tbl>
@@ -14813,7 +14813,7 @@
         <w:pStyle w:val="BodyText"/>
       </w:pPr>
       <w:r>
-        <w:t xml:space="preserve">Single-crystal set, cell agreement: largest relative cell-length difference between the own powder-study entry and the closest single-crystal same-form entry, median 0.65 %. Patterns ranked first (per pattern) for ≤ 1 % (n = 34) / &gt; 1 % (n = 25): ln q 23 / 2; ln q, first version 24 / 2; VC-GPWDF re-rank 22 / 4; WCC 1° 23 / 3; WCC 2° 22 / 3; cosine + zs 22 / 0; Pearson 20 / 0. Recorded temperatures known for both entries: n = 36, median |ΔT| 3 K; ln q top-1 0.43 for |ΔT| ≤ 50 K (n = 23) and 0.23 above (n = 13).</w:t>
+        <w:t xml:space="preserve">Single-crystal set, cell agreement: largest relative cell-length difference between the own powder-study entry and the closest single-crystal same-form entry, median 0.64 %. Patterns ranked first (per pattern) for ≤ 1 % (n = 33) / &gt; 1 % (n = 25): ln q 22 / 2; ln q, first version 23 / 2; VC-GPWDF re-rank 22 / 4; WCC 1° 22 / 3; WCC 2° 21 / 3; cosine + zs 21 / 0; Pearson 19 / 0. Recorded temperatures known for both entries: n = 35, median |ΔT| 7 K; ln q top-1 0.45 for |ΔT| ≤ 50 K (n = 20) and 0.20 above (n = 15).</w:t>
       </w:r>
     </w:p>
     <w:p>
@@ -15200,7 +15200,7 @@
         <w:pStyle w:val="FirstParagraph"/>
       </w:pPr>
       <w:r>
-        <w:t xml:space="preserve">critic2 1.4 COMPAREVC GLOBAL QUICK, α = 1, measurement wavelength, on the ln q top 50 of each of the 59 single-crystal patterns (2,950 comparisons, set-aside entries excluded). Median 2.2 CPU-minutes per comparison, maximum 2.96 CPU-hours, 400 CPU-hours in total; 1 comparison reached the 4-hour limit and counts as maximally dissimilar (pattern_730 against GOGZOU, whose shortlist does not hold the answer). The answer is in the shortlist for 36 patterns, the same number as in the ln q top 100 (36).</w:t>
+        <w:t xml:space="preserve">critic2 1.4.155 COMPAREVC GLOBAL QUICK, α = 1, measurement wavelength, on the ln q top 50 of each of the 59 single-crystal patterns (2,950 comparisons, set-aside entries excluded). Median 2.2 CPU-minutes per comparison, maximum 2.96 CPU-hours, 400 CPU-hours in total; 1 comparison reached the 4-hour wall-time limit and counts as maximally dissimilar (pattern_730 against GOGZOU, whose shortlist does not hold the answer). The answer is in the shortlist for 36 patterns, the same number as in the ln q top 100 (36). Because the cost of a comparison was unknown, the top 10 was run first and then extended to 50.</w:t>
       </w:r>
     </w:p>
     <w:p>
@@ -15208,7 +15208,23 @@
         <w:pStyle w:val="BodyText"/>
       </w:pPr>
       <w:r>
-        <w:t xml:space="preserve">Compound-weighted top-1: re-rank 0.50 [0.32, 0.67], ln q 0.45 [0.28, 0.63], paired +0.05 [−0.11, +0.20]; top-10: 0.59 [0.42, 0.75] against 0.61 [0.44, 0.77], paired −0.02 [−0.15, +0.09].</w:t>
+        <w:t xml:space="preserve">Disordered inputs: the CSD extraction writes CIFs without occupancies, so the first run passed every disorder component of the few disordered entries at full occupancy. One answer was affected (ROHWIX01 for pattern_1006: DIFF 0.261, the worst of its shortlist). All structures with a disorder model were replaced by their major component and the affected comparisons rerun; ROHWIX01 then scores 0.006, the best of its shortlist.</w:t>
+      </w:r>
+    </w:p>
+    <w:p>
+      <w:pPr>
+        <w:pStyle w:val="BodyText"/>
+      </w:pPr>
+      <w:r>
+        <w:t xml:space="preserve">Compound-weighted top-1: re-rank 0.53 [0.37, 0.70], ln q 0.45 [0.28, 0.63], paired +0.08 [−0.05, +0.21]; top-10: 0.62 [0.45, 0.79] against 0.61 [0.44, 0.77], paired +0.01 [−0.09, +0.11].</w:t>
+      </w:r>
+    </w:p>
+    <w:p>
+      <w:pPr>
+        <w:pStyle w:val="BodyText"/>
+      </w:pPr>
+      <w:r>
+        <w:t xml:space="preserve">Positive control: each pattern against its own powder-study entry (the structure refined against that pattern); its DIFF is ranked among the wrong entries of the shortlist. Injection: each answer missing from a shortlist (the single-crystal same-form entry closest in cell) compared with its pattern and ranked the same way. Pressure series: the pattern’s own entry carries a CSD pressure, or another entry of its family from the same publication does, or it is flagged by hand with the evidence (scripts/34_sc_conditions.py; HOJQII01/02, compressed cells at 293 K from a pressure study). The cell difference is the largest relative difference of the primitive Niggli-reduced cell lengths of the own entry and the closest single-crystal entry; ΔT is the difference of their recorded temperatures.</w:t>
       </w:r>
     </w:p>
     <w:p>
@@ -15226,13 +15242,16 @@
         <w:t xml:space="preserve"> </w:t>
       </w:r>
       <w:r>
-        <w:t xml:space="preserve">The single-crystal patterns: largest relative cell-length difference between the own powder-study entry and the closest single-crystal same-form entry, ln q rank over the full library, and rank after the re-rank (</w:t>
+        <w:t xml:space="preserve">The single-crystal patterns. Ranks are 1-based;</w:t>
+      </w:r>
+      <w:r>
+        <w:t xml:space="preserve"> </w:t>
       </w:r>
       <w:r>
         <w:t xml:space="preserve">‘–’</w:t>
       </w:r>
       <w:r>
-        <w:t xml:space="preserve">: the answer is not in the ln q top 50).</w:t>
+        <w:t xml:space="preserve">: the answer is not in the ln q top 50. Peaks: critic2 peak-fit count inside the d window.</w:t>
       </w:r>
     </w:p>
     <w:tbl>
@@ -15243,11 +15262,16 @@
         <w:tblLook w:firstRow="1" w:lastRow="0" w:firstColumn="0" w:lastColumn="0" w:noHBand="0" w:noVBand="0" w:val="0020"/>
       </w:tblPr>
       <w:tblGrid>
-        <w:gridCol w:w="1584"/>
-        <w:gridCol w:w="1584"/>
-        <w:gridCol w:w="1584"/>
-        <w:gridCol w:w="1584"/>
-        <w:gridCol w:w="1584"/>
+        <w:gridCol w:w="792"/>
+        <w:gridCol w:w="792"/>
+        <w:gridCol w:w="792"/>
+        <w:gridCol w:w="792"/>
+        <w:gridCol w:w="792"/>
+        <w:gridCol w:w="792"/>
+        <w:gridCol w:w="792"/>
+        <w:gridCol w:w="792"/>
+        <w:gridCol w:w="792"/>
+        <w:gridCol w:w="792"/>
       </w:tblGrid>
       <w:tr>
         <w:trPr>
@@ -15282,6 +15306,17 @@
               <w:pStyle w:val="Compact"/>
             </w:pPr>
             <w:r>
+              <w:t xml:space="preserve">pressure series</w:t>
+            </w:r>
+          </w:p>
+        </w:tc>
+        <w:tc>
+          <w:tcPr/>
+          <w:p>
+            <w:pPr>
+              <w:pStyle w:val="Compact"/>
+            </w:pPr>
+            <w:r>
               <w:t xml:space="preserve">cell difference (%)</w:t>
             </w:r>
           </w:p>
@@ -15293,6 +15328,28 @@
               <w:pStyle w:val="Compact"/>
             </w:pPr>
             <w:r>
+              <w:t xml:space="preserve">ΔT (K)</w:t>
+            </w:r>
+          </w:p>
+        </w:tc>
+        <w:tc>
+          <w:tcPr/>
+          <w:p>
+            <w:pPr>
+              <w:pStyle w:val="Compact"/>
+            </w:pPr>
+            <w:r>
+              <w:t xml:space="preserve">peaks</w:t>
+            </w:r>
+          </w:p>
+        </w:tc>
+        <w:tc>
+          <w:tcPr/>
+          <w:p>
+            <w:pPr>
+              <w:pStyle w:val="Compact"/>
+            </w:pPr>
+            <w:r>
               <w:t xml:space="preserve">ln q rank</w:t>
             </w:r>
           </w:p>
@@ -15308,6 +15365,28 @@
             </w:r>
           </w:p>
         </w:tc>
+        <w:tc>
+          <w:tcPr/>
+          <w:p>
+            <w:pPr>
+              <w:pStyle w:val="Compact"/>
+            </w:pPr>
+            <w:r>
+              <w:t xml:space="preserve">own entry, rank among wrong entries</w:t>
+            </w:r>
+          </w:p>
+        </w:tc>
+        <w:tc>
+          <w:tcPr/>
+          <w:p>
+            <w:pPr>
+              <w:pStyle w:val="Compact"/>
+            </w:pPr>
+            <w:r>
+              <w:t xml:space="preserve">injected answer, rank</w:t>
+            </w:r>
+          </w:p>
+        </w:tc>
       </w:tr>
       <w:tr>
         <w:tc>
@@ -15338,6 +15417,14 @@
             <w:pPr>
               <w:pStyle w:val="Compact"/>
             </w:pPr>
+          </w:p>
+        </w:tc>
+        <w:tc>
+          <w:tcPr/>
+          <w:p>
+            <w:pPr>
+              <w:pStyle w:val="Compact"/>
+            </w:pPr>
             <w:r>
               <w:t xml:space="preserve">0.10</w:t>
             </w:r>
@@ -15350,6 +15437,28 @@
               <w:pStyle w:val="Compact"/>
             </w:pPr>
             <w:r>
+              <w:t xml:space="preserve">25</w:t>
+            </w:r>
+          </w:p>
+        </w:tc>
+        <w:tc>
+          <w:tcPr/>
+          <w:p>
+            <w:pPr>
+              <w:pStyle w:val="Compact"/>
+            </w:pPr>
+            <w:r>
+              <w:t xml:space="preserve">250</w:t>
+            </w:r>
+          </w:p>
+        </w:tc>
+        <w:tc>
+          <w:tcPr/>
+          <w:p>
+            <w:pPr>
+              <w:pStyle w:val="Compact"/>
+            </w:pPr>
+            <w:r>
               <w:t xml:space="preserve">1</w:t>
             </w:r>
           </w:p>
@@ -15365,6 +15474,28 @@
             </w:r>
           </w:p>
         </w:tc>
+        <w:tc>
+          <w:tcPr/>
+          <w:p>
+            <w:pPr>
+              <w:pStyle w:val="Compact"/>
+            </w:pPr>
+            <w:r>
+              <w:t xml:space="preserve">1</w:t>
+            </w:r>
+          </w:p>
+        </w:tc>
+        <w:tc>
+          <w:tcPr/>
+          <w:p>
+            <w:pPr>
+              <w:pStyle w:val="Compact"/>
+            </w:pPr>
+            <w:r>
+              <w:t xml:space="preserve">n/a</w:t>
+            </w:r>
+          </w:p>
+        </w:tc>
       </w:tr>
       <w:tr>
         <w:tc>
@@ -15395,6 +15526,14 @@
             <w:pPr>
               <w:pStyle w:val="Compact"/>
             </w:pPr>
+          </w:p>
+        </w:tc>
+        <w:tc>
+          <w:tcPr/>
+          <w:p>
+            <w:pPr>
+              <w:pStyle w:val="Compact"/>
+            </w:pPr>
             <w:r>
               <w:t xml:space="preserve">0.08</w:t>
             </w:r>
@@ -15407,6 +15546,28 @@
               <w:pStyle w:val="Compact"/>
             </w:pPr>
             <w:r>
+              <w:t xml:space="preserve">25</w:t>
+            </w:r>
+          </w:p>
+        </w:tc>
+        <w:tc>
+          <w:tcPr/>
+          <w:p>
+            <w:pPr>
+              <w:pStyle w:val="Compact"/>
+            </w:pPr>
+            <w:r>
+              <w:t xml:space="preserve">252</w:t>
+            </w:r>
+          </w:p>
+        </w:tc>
+        <w:tc>
+          <w:tcPr/>
+          <w:p>
+            <w:pPr>
+              <w:pStyle w:val="Compact"/>
+            </w:pPr>
+            <w:r>
               <w:t xml:space="preserve">1</w:t>
             </w:r>
           </w:p>
@@ -15422,6 +15583,28 @@
             </w:r>
           </w:p>
         </w:tc>
+        <w:tc>
+          <w:tcPr/>
+          <w:p>
+            <w:pPr>
+              <w:pStyle w:val="Compact"/>
+            </w:pPr>
+            <w:r>
+              <w:t xml:space="preserve">1</w:t>
+            </w:r>
+          </w:p>
+        </w:tc>
+        <w:tc>
+          <w:tcPr/>
+          <w:p>
+            <w:pPr>
+              <w:pStyle w:val="Compact"/>
+            </w:pPr>
+            <w:r>
+              <w:t xml:space="preserve">n/a</w:t>
+            </w:r>
+          </w:p>
+        </w:tc>
       </w:tr>
       <w:tr>
         <w:tc>
@@ -15452,6 +15635,14 @@
             <w:pPr>
               <w:pStyle w:val="Compact"/>
             </w:pPr>
+          </w:p>
+        </w:tc>
+        <w:tc>
+          <w:tcPr/>
+          <w:p>
+            <w:pPr>
+              <w:pStyle w:val="Compact"/>
+            </w:pPr>
             <w:r>
               <w:t xml:space="preserve">0.23</w:t>
             </w:r>
@@ -15464,6 +15655,28 @@
               <w:pStyle w:val="Compact"/>
             </w:pPr>
             <w:r>
+              <w:t xml:space="preserve">0</w:t>
+            </w:r>
+          </w:p>
+        </w:tc>
+        <w:tc>
+          <w:tcPr/>
+          <w:p>
+            <w:pPr>
+              <w:pStyle w:val="Compact"/>
+            </w:pPr>
+            <w:r>
+              <w:t xml:space="preserve">148</w:t>
+            </w:r>
+          </w:p>
+        </w:tc>
+        <w:tc>
+          <w:tcPr/>
+          <w:p>
+            <w:pPr>
+              <w:pStyle w:val="Compact"/>
+            </w:pPr>
+            <w:r>
               <w:t xml:space="preserve">4</w:t>
             </w:r>
           </w:p>
@@ -15479,6 +15692,28 @@
             </w:r>
           </w:p>
         </w:tc>
+        <w:tc>
+          <w:tcPr/>
+          <w:p>
+            <w:pPr>
+              <w:pStyle w:val="Compact"/>
+            </w:pPr>
+            <w:r>
+              <w:t xml:space="preserve">17</w:t>
+            </w:r>
+          </w:p>
+        </w:tc>
+        <w:tc>
+          <w:tcPr/>
+          <w:p>
+            <w:pPr>
+              <w:pStyle w:val="Compact"/>
+            </w:pPr>
+            <w:r>
+              <w:t xml:space="preserve">n/a</w:t>
+            </w:r>
+          </w:p>
+        </w:tc>
       </w:tr>
       <w:tr>
         <w:tc>
@@ -15509,8 +15744,38 @@
             <w:pPr>
               <w:pStyle w:val="Compact"/>
             </w:pPr>
-            <w:r>
-              <w:t xml:space="preserve">0.00</w:t>
+          </w:p>
+        </w:tc>
+        <w:tc>
+          <w:tcPr/>
+          <w:p>
+            <w:pPr>
+              <w:pStyle w:val="Compact"/>
+            </w:pPr>
+            <w:r>
+              <w:t xml:space="preserve">n/a</w:t>
+            </w:r>
+          </w:p>
+        </w:tc>
+        <w:tc>
+          <w:tcPr/>
+          <w:p>
+            <w:pPr>
+              <w:pStyle w:val="Compact"/>
+            </w:pPr>
+            <w:r>
+              <w:t xml:space="preserve">n/a</w:t>
+            </w:r>
+          </w:p>
+        </w:tc>
+        <w:tc>
+          <w:tcPr/>
+          <w:p>
+            <w:pPr>
+              <w:pStyle w:val="Compact"/>
+            </w:pPr>
+            <w:r>
+              <w:t xml:space="preserve">153</w:t>
             </w:r>
           </w:p>
         </w:tc>
@@ -15536,6 +15801,28 @@
             </w:r>
           </w:p>
         </w:tc>
+        <w:tc>
+          <w:tcPr/>
+          <w:p>
+            <w:pPr>
+              <w:pStyle w:val="Compact"/>
+            </w:pPr>
+            <w:r>
+              <w:t xml:space="preserve">n/a</w:t>
+            </w:r>
+          </w:p>
+        </w:tc>
+        <w:tc>
+          <w:tcPr/>
+          <w:p>
+            <w:pPr>
+              <w:pStyle w:val="Compact"/>
+            </w:pPr>
+            <w:r>
+              <w:t xml:space="preserve">n/a</w:t>
+            </w:r>
+          </w:p>
+        </w:tc>
       </w:tr>
       <w:tr>
         <w:tc>
@@ -15566,6 +15853,14 @@
             <w:pPr>
               <w:pStyle w:val="Compact"/>
             </w:pPr>
+          </w:p>
+        </w:tc>
+        <w:tc>
+          <w:tcPr/>
+          <w:p>
+            <w:pPr>
+              <w:pStyle w:val="Compact"/>
+            </w:pPr>
             <w:r>
               <w:t xml:space="preserve">29.04</w:t>
             </w:r>
@@ -15578,6 +15873,28 @@
               <w:pStyle w:val="Compact"/>
             </w:pPr>
             <w:r>
+              <w:t xml:space="preserve">n/a</w:t>
+            </w:r>
+          </w:p>
+        </w:tc>
+        <w:tc>
+          <w:tcPr/>
+          <w:p>
+            <w:pPr>
+              <w:pStyle w:val="Compact"/>
+            </w:pPr>
+            <w:r>
+              <w:t xml:space="preserve">190</w:t>
+            </w:r>
+          </w:p>
+        </w:tc>
+        <w:tc>
+          <w:tcPr/>
+          <w:p>
+            <w:pPr>
+              <w:pStyle w:val="Compact"/>
+            </w:pPr>
+            <w:r>
               <w:t xml:space="preserve">1</w:t>
             </w:r>
           </w:p>
@@ -15593,6 +15910,28 @@
             </w:r>
           </w:p>
         </w:tc>
+        <w:tc>
+          <w:tcPr/>
+          <w:p>
+            <w:pPr>
+              <w:pStyle w:val="Compact"/>
+            </w:pPr>
+            <w:r>
+              <w:t xml:space="preserve">1</w:t>
+            </w:r>
+          </w:p>
+        </w:tc>
+        <w:tc>
+          <w:tcPr/>
+          <w:p>
+            <w:pPr>
+              <w:pStyle w:val="Compact"/>
+            </w:pPr>
+            <w:r>
+              <w:t xml:space="preserve">n/a</w:t>
+            </w:r>
+          </w:p>
+        </w:tc>
       </w:tr>
       <w:tr>
         <w:tc>
@@ -15623,6 +15962,14 @@
             <w:pPr>
               <w:pStyle w:val="Compact"/>
             </w:pPr>
+          </w:p>
+        </w:tc>
+        <w:tc>
+          <w:tcPr/>
+          <w:p>
+            <w:pPr>
+              <w:pStyle w:val="Compact"/>
+            </w:pPr>
             <w:r>
               <w:t xml:space="preserve">2.75</w:t>
             </w:r>
@@ -15635,6 +15982,28 @@
               <w:pStyle w:val="Compact"/>
             </w:pPr>
             <w:r>
+              <w:t xml:space="preserve">138</w:t>
+            </w:r>
+          </w:p>
+        </w:tc>
+        <w:tc>
+          <w:tcPr/>
+          <w:p>
+            <w:pPr>
+              <w:pStyle w:val="Compact"/>
+            </w:pPr>
+            <w:r>
+              <w:t xml:space="preserve">86</w:t>
+            </w:r>
+          </w:p>
+        </w:tc>
+        <w:tc>
+          <w:tcPr/>
+          <w:p>
+            <w:pPr>
+              <w:pStyle w:val="Compact"/>
+            </w:pPr>
+            <w:r>
               <w:t xml:space="preserve">40</w:t>
             </w:r>
           </w:p>
@@ -15650,6 +16019,28 @@
             </w:r>
           </w:p>
         </w:tc>
+        <w:tc>
+          <w:tcPr/>
+          <w:p>
+            <w:pPr>
+              <w:pStyle w:val="Compact"/>
+            </w:pPr>
+            <w:r>
+              <w:t xml:space="preserve">7</w:t>
+            </w:r>
+          </w:p>
+        </w:tc>
+        <w:tc>
+          <w:tcPr/>
+          <w:p>
+            <w:pPr>
+              <w:pStyle w:val="Compact"/>
+            </w:pPr>
+            <w:r>
+              <w:t xml:space="preserve">n/a</w:t>
+            </w:r>
+          </w:p>
+        </w:tc>
       </w:tr>
       <w:tr>
         <w:tc>
@@ -15680,8 +16071,38 @@
             <w:pPr>
               <w:pStyle w:val="Compact"/>
             </w:pPr>
-            <w:r>
-              <w:t xml:space="preserve">21.15</w:t>
+          </w:p>
+        </w:tc>
+        <w:tc>
+          <w:tcPr/>
+          <w:p>
+            <w:pPr>
+              <w:pStyle w:val="Compact"/>
+            </w:pPr>
+            <w:r>
+              <w:t xml:space="preserve">3.79</w:t>
+            </w:r>
+          </w:p>
+        </w:tc>
+        <w:tc>
+          <w:tcPr/>
+          <w:p>
+            <w:pPr>
+              <w:pStyle w:val="Compact"/>
+            </w:pPr>
+            <w:r>
+              <w:t xml:space="preserve">110</w:t>
+            </w:r>
+          </w:p>
+        </w:tc>
+        <w:tc>
+          <w:tcPr/>
+          <w:p>
+            <w:pPr>
+              <w:pStyle w:val="Compact"/>
+            </w:pPr>
+            <w:r>
+              <w:t xml:space="preserve">138</w:t>
             </w:r>
           </w:p>
         </w:tc>
@@ -15707,6 +16128,28 @@
             </w:r>
           </w:p>
         </w:tc>
+        <w:tc>
+          <w:tcPr/>
+          <w:p>
+            <w:pPr>
+              <w:pStyle w:val="Compact"/>
+            </w:pPr>
+            <w:r>
+              <w:t xml:space="preserve">3</w:t>
+            </w:r>
+          </w:p>
+        </w:tc>
+        <w:tc>
+          <w:tcPr/>
+          <w:p>
+            <w:pPr>
+              <w:pStyle w:val="Compact"/>
+            </w:pPr>
+            <w:r>
+              <w:t xml:space="preserve">n/a</w:t>
+            </w:r>
+          </w:p>
+        </w:tc>
       </w:tr>
       <w:tr>
         <w:tc>
@@ -15737,6 +16180,14 @@
             <w:pPr>
               <w:pStyle w:val="Compact"/>
             </w:pPr>
+          </w:p>
+        </w:tc>
+        <w:tc>
+          <w:tcPr/>
+          <w:p>
+            <w:pPr>
+              <w:pStyle w:val="Compact"/>
+            </w:pPr>
             <w:r>
               <w:t xml:space="preserve">1.15</w:t>
             </w:r>
@@ -15749,6 +16200,28 @@
               <w:pStyle w:val="Compact"/>
             </w:pPr>
             <w:r>
+              <w:t xml:space="preserve">110</w:t>
+            </w:r>
+          </w:p>
+        </w:tc>
+        <w:tc>
+          <w:tcPr/>
+          <w:p>
+            <w:pPr>
+              <w:pStyle w:val="Compact"/>
+            </w:pPr>
+            <w:r>
+              <w:t xml:space="preserve">148</w:t>
+            </w:r>
+          </w:p>
+        </w:tc>
+        <w:tc>
+          <w:tcPr/>
+          <w:p>
+            <w:pPr>
+              <w:pStyle w:val="Compact"/>
+            </w:pPr>
+            <w:r>
               <w:t xml:space="preserve">9</w:t>
             </w:r>
           </w:p>
@@ -15764,6 +16237,28 @@
             </w:r>
           </w:p>
         </w:tc>
+        <w:tc>
+          <w:tcPr/>
+          <w:p>
+            <w:pPr>
+              <w:pStyle w:val="Compact"/>
+            </w:pPr>
+            <w:r>
+              <w:t xml:space="preserve">1</w:t>
+            </w:r>
+          </w:p>
+        </w:tc>
+        <w:tc>
+          <w:tcPr/>
+          <w:p>
+            <w:pPr>
+              <w:pStyle w:val="Compact"/>
+            </w:pPr>
+            <w:r>
+              <w:t xml:space="preserve">n/a</w:t>
+            </w:r>
+          </w:p>
+        </w:tc>
       </w:tr>
       <w:tr>
         <w:tc>
@@ -15795,6 +16290,17 @@
               <w:pStyle w:val="Compact"/>
             </w:pPr>
             <w:r>
+              <w:t xml:space="preserve">yes</w:t>
+            </w:r>
+          </w:p>
+        </w:tc>
+        <w:tc>
+          <w:tcPr/>
+          <w:p>
+            <w:pPr>
+              <w:pStyle w:val="Compact"/>
+            </w:pPr>
+            <w:r>
               <w:t xml:space="preserve">13.55</w:t>
             </w:r>
           </w:p>
@@ -15806,6 +16312,28 @@
               <w:pStyle w:val="Compact"/>
             </w:pPr>
             <w:r>
+              <w:t xml:space="preserve">3</w:t>
+            </w:r>
+          </w:p>
+        </w:tc>
+        <w:tc>
+          <w:tcPr/>
+          <w:p>
+            <w:pPr>
+              <w:pStyle w:val="Compact"/>
+            </w:pPr>
+            <w:r>
+              <w:t xml:space="preserve">24</w:t>
+            </w:r>
+          </w:p>
+        </w:tc>
+        <w:tc>
+          <w:tcPr/>
+          <w:p>
+            <w:pPr>
+              <w:pStyle w:val="Compact"/>
+            </w:pPr>
+            <w:r>
               <w:t xml:space="preserve">9,894</w:t>
             </w:r>
           </w:p>
@@ -15821,6 +16349,28 @@
             </w:r>
           </w:p>
         </w:tc>
+        <w:tc>
+          <w:tcPr/>
+          <w:p>
+            <w:pPr>
+              <w:pStyle w:val="Compact"/>
+            </w:pPr>
+            <w:r>
+              <w:t xml:space="preserve">50</w:t>
+            </w:r>
+          </w:p>
+        </w:tc>
+        <w:tc>
+          <w:tcPr/>
+          <w:p>
+            <w:pPr>
+              <w:pStyle w:val="Compact"/>
+            </w:pPr>
+            <w:r>
+              <w:t xml:space="preserve">50</w:t>
+            </w:r>
+          </w:p>
+        </w:tc>
       </w:tr>
       <w:tr>
         <w:tc>
@@ -15852,6 +16402,17 @@
               <w:pStyle w:val="Compact"/>
             </w:pPr>
             <w:r>
+              <w:t xml:space="preserve">yes</w:t>
+            </w:r>
+          </w:p>
+        </w:tc>
+        <w:tc>
+          <w:tcPr/>
+          <w:p>
+            <w:pPr>
+              <w:pStyle w:val="Compact"/>
+            </w:pPr>
+            <w:r>
               <w:t xml:space="preserve">6.18</w:t>
             </w:r>
           </w:p>
@@ -15863,6 +16424,28 @@
               <w:pStyle w:val="Compact"/>
             </w:pPr>
             <w:r>
+              <w:t xml:space="preserve">3</w:t>
+            </w:r>
+          </w:p>
+        </w:tc>
+        <w:tc>
+          <w:tcPr/>
+          <w:p>
+            <w:pPr>
+              <w:pStyle w:val="Compact"/>
+            </w:pPr>
+            <w:r>
+              <w:t xml:space="preserve">29</w:t>
+            </w:r>
+          </w:p>
+        </w:tc>
+        <w:tc>
+          <w:tcPr/>
+          <w:p>
+            <w:pPr>
+              <w:pStyle w:val="Compact"/>
+            </w:pPr>
+            <w:r>
               <w:t xml:space="preserve">1,419</w:t>
             </w:r>
           </w:p>
@@ -15878,6 +16461,28 @@
             </w:r>
           </w:p>
         </w:tc>
+        <w:tc>
+          <w:tcPr/>
+          <w:p>
+            <w:pPr>
+              <w:pStyle w:val="Compact"/>
+            </w:pPr>
+            <w:r>
+              <w:t xml:space="preserve">1</w:t>
+            </w:r>
+          </w:p>
+        </w:tc>
+        <w:tc>
+          <w:tcPr/>
+          <w:p>
+            <w:pPr>
+              <w:pStyle w:val="Compact"/>
+            </w:pPr>
+            <w:r>
+              <w:t xml:space="preserve">1</w:t>
+            </w:r>
+          </w:p>
+        </w:tc>
       </w:tr>
       <w:tr>
         <w:tc>
@@ -15908,6 +16513,14 @@
             <w:pPr>
               <w:pStyle w:val="Compact"/>
             </w:pPr>
+          </w:p>
+        </w:tc>
+        <w:tc>
+          <w:tcPr/>
+          <w:p>
+            <w:pPr>
+              <w:pStyle w:val="Compact"/>
+            </w:pPr>
             <w:r>
               <w:t xml:space="preserve">0.06</w:t>
             </w:r>
@@ -15920,6 +16533,28 @@
               <w:pStyle w:val="Compact"/>
             </w:pPr>
             <w:r>
+              <w:t xml:space="preserve">2</w:t>
+            </w:r>
+          </w:p>
+        </w:tc>
+        <w:tc>
+          <w:tcPr/>
+          <w:p>
+            <w:pPr>
+              <w:pStyle w:val="Compact"/>
+            </w:pPr>
+            <w:r>
+              <w:t xml:space="preserve">176</w:t>
+            </w:r>
+          </w:p>
+        </w:tc>
+        <w:tc>
+          <w:tcPr/>
+          <w:p>
+            <w:pPr>
+              <w:pStyle w:val="Compact"/>
+            </w:pPr>
+            <w:r>
               <w:t xml:space="preserve">1</w:t>
             </w:r>
           </w:p>
@@ -15935,6 +16570,28 @@
             </w:r>
           </w:p>
         </w:tc>
+        <w:tc>
+          <w:tcPr/>
+          <w:p>
+            <w:pPr>
+              <w:pStyle w:val="Compact"/>
+            </w:pPr>
+            <w:r>
+              <w:t xml:space="preserve">1</w:t>
+            </w:r>
+          </w:p>
+        </w:tc>
+        <w:tc>
+          <w:tcPr/>
+          <w:p>
+            <w:pPr>
+              <w:pStyle w:val="Compact"/>
+            </w:pPr>
+            <w:r>
+              <w:t xml:space="preserve">n/a</w:t>
+            </w:r>
+          </w:p>
+        </w:tc>
       </w:tr>
       <w:tr>
         <w:tc>
@@ -15965,6 +16622,14 @@
             <w:pPr>
               <w:pStyle w:val="Compact"/>
             </w:pPr>
+          </w:p>
+        </w:tc>
+        <w:tc>
+          <w:tcPr/>
+          <w:p>
+            <w:pPr>
+              <w:pStyle w:val="Compact"/>
+            </w:pPr>
             <w:r>
               <w:t xml:space="preserve">0.54</w:t>
             </w:r>
@@ -15977,6 +16642,28 @@
               <w:pStyle w:val="Compact"/>
             </w:pPr>
             <w:r>
+              <w:t xml:space="preserve">101</w:t>
+            </w:r>
+          </w:p>
+        </w:tc>
+        <w:tc>
+          <w:tcPr/>
+          <w:p>
+            <w:pPr>
+              <w:pStyle w:val="Compact"/>
+            </w:pPr>
+            <w:r>
+              <w:t xml:space="preserve">211</w:t>
+            </w:r>
+          </w:p>
+        </w:tc>
+        <w:tc>
+          <w:tcPr/>
+          <w:p>
+            <w:pPr>
+              <w:pStyle w:val="Compact"/>
+            </w:pPr>
+            <w:r>
               <w:t xml:space="preserve">1,676</w:t>
             </w:r>
           </w:p>
@@ -15992,6 +16679,28 @@
             </w:r>
           </w:p>
         </w:tc>
+        <w:tc>
+          <w:tcPr/>
+          <w:p>
+            <w:pPr>
+              <w:pStyle w:val="Compact"/>
+            </w:pPr>
+            <w:r>
+              <w:t xml:space="preserve">1</w:t>
+            </w:r>
+          </w:p>
+        </w:tc>
+        <w:tc>
+          <w:tcPr/>
+          <w:p>
+            <w:pPr>
+              <w:pStyle w:val="Compact"/>
+            </w:pPr>
+            <w:r>
+              <w:t xml:space="preserve">1</w:t>
+            </w:r>
+          </w:p>
+        </w:tc>
       </w:tr>
       <w:tr>
         <w:tc>
@@ -16022,6 +16731,14 @@
             <w:pPr>
               <w:pStyle w:val="Compact"/>
             </w:pPr>
+          </w:p>
+        </w:tc>
+        <w:tc>
+          <w:tcPr/>
+          <w:p>
+            <w:pPr>
+              <w:pStyle w:val="Compact"/>
+            </w:pPr>
             <w:r>
               <w:t xml:space="preserve">0.24</w:t>
             </w:r>
@@ -16034,6 +16751,28 @@
               <w:pStyle w:val="Compact"/>
             </w:pPr>
             <w:r>
+              <w:t xml:space="preserve">175</w:t>
+            </w:r>
+          </w:p>
+        </w:tc>
+        <w:tc>
+          <w:tcPr/>
+          <w:p>
+            <w:pPr>
+              <w:pStyle w:val="Compact"/>
+            </w:pPr>
+            <w:r>
+              <w:t xml:space="preserve">143</w:t>
+            </w:r>
+          </w:p>
+        </w:tc>
+        <w:tc>
+          <w:tcPr/>
+          <w:p>
+            <w:pPr>
+              <w:pStyle w:val="Compact"/>
+            </w:pPr>
+            <w:r>
               <w:t xml:space="preserve">22,004</w:t>
             </w:r>
           </w:p>
@@ -16049,6 +16788,28 @@
             </w:r>
           </w:p>
         </w:tc>
+        <w:tc>
+          <w:tcPr/>
+          <w:p>
+            <w:pPr>
+              <w:pStyle w:val="Compact"/>
+            </w:pPr>
+            <w:r>
+              <w:t xml:space="preserve">5</w:t>
+            </w:r>
+          </w:p>
+        </w:tc>
+        <w:tc>
+          <w:tcPr/>
+          <w:p>
+            <w:pPr>
+              <w:pStyle w:val="Compact"/>
+            </w:pPr>
+            <w:r>
+              <w:t xml:space="preserve">51</w:t>
+            </w:r>
+          </w:p>
+        </w:tc>
       </w:tr>
       <w:tr>
         <w:tc>
@@ -16080,6 +16841,17 @@
               <w:pStyle w:val="Compact"/>
             </w:pPr>
             <w:r>
+              <w:t xml:space="preserve">yes</w:t>
+            </w:r>
+          </w:p>
+        </w:tc>
+        <w:tc>
+          <w:tcPr/>
+          <w:p>
+            <w:pPr>
+              <w:pStyle w:val="Compact"/>
+            </w:pPr>
+            <w:r>
               <w:t xml:space="preserve">17.61</w:t>
             </w:r>
           </w:p>
@@ -16091,6 +16863,28 @@
               <w:pStyle w:val="Compact"/>
             </w:pPr>
             <w:r>
+              <w:t xml:space="preserve">193</w:t>
+            </w:r>
+          </w:p>
+        </w:tc>
+        <w:tc>
+          <w:tcPr/>
+          <w:p>
+            <w:pPr>
+              <w:pStyle w:val="Compact"/>
+            </w:pPr>
+            <w:r>
+              <w:t xml:space="preserve">46</w:t>
+            </w:r>
+          </w:p>
+        </w:tc>
+        <w:tc>
+          <w:tcPr/>
+          <w:p>
+            <w:pPr>
+              <w:pStyle w:val="Compact"/>
+            </w:pPr>
+            <w:r>
               <w:t xml:space="preserve">21,136</w:t>
             </w:r>
           </w:p>
@@ -16106,6 +16900,28 @@
             </w:r>
           </w:p>
         </w:tc>
+        <w:tc>
+          <w:tcPr/>
+          <w:p>
+            <w:pPr>
+              <w:pStyle w:val="Compact"/>
+            </w:pPr>
+            <w:r>
+              <w:t xml:space="preserve">10</w:t>
+            </w:r>
+          </w:p>
+        </w:tc>
+        <w:tc>
+          <w:tcPr/>
+          <w:p>
+            <w:pPr>
+              <w:pStyle w:val="Compact"/>
+            </w:pPr>
+            <w:r>
+              <w:t xml:space="preserve">48</w:t>
+            </w:r>
+          </w:p>
+        </w:tc>
       </w:tr>
       <w:tr>
         <w:tc>
@@ -16137,6 +16953,17 @@
               <w:pStyle w:val="Compact"/>
             </w:pPr>
             <w:r>
+              <w:t xml:space="preserve">yes</w:t>
+            </w:r>
+          </w:p>
+        </w:tc>
+        <w:tc>
+          <w:tcPr/>
+          <w:p>
+            <w:pPr>
+              <w:pStyle w:val="Compact"/>
+            </w:pPr>
+            <w:r>
               <w:t xml:space="preserve">10.30</w:t>
             </w:r>
           </w:p>
@@ -16148,6 +16975,28 @@
               <w:pStyle w:val="Compact"/>
             </w:pPr>
             <w:r>
+              <w:t xml:space="preserve">193</w:t>
+            </w:r>
+          </w:p>
+        </w:tc>
+        <w:tc>
+          <w:tcPr/>
+          <w:p>
+            <w:pPr>
+              <w:pStyle w:val="Compact"/>
+            </w:pPr>
+            <w:r>
+              <w:t xml:space="preserve">49</w:t>
+            </w:r>
+          </w:p>
+        </w:tc>
+        <w:tc>
+          <w:tcPr/>
+          <w:p>
+            <w:pPr>
+              <w:pStyle w:val="Compact"/>
+            </w:pPr>
+            <w:r>
               <w:t xml:space="preserve">10,436</w:t>
             </w:r>
           </w:p>
@@ -16163,6 +17012,28 @@
             </w:r>
           </w:p>
         </w:tc>
+        <w:tc>
+          <w:tcPr/>
+          <w:p>
+            <w:pPr>
+              <w:pStyle w:val="Compact"/>
+            </w:pPr>
+            <w:r>
+              <w:t xml:space="preserve">10</w:t>
+            </w:r>
+          </w:p>
+        </w:tc>
+        <w:tc>
+          <w:tcPr/>
+          <w:p>
+            <w:pPr>
+              <w:pStyle w:val="Compact"/>
+            </w:pPr>
+            <w:r>
+              <w:t xml:space="preserve">19</w:t>
+            </w:r>
+          </w:p>
+        </w:tc>
       </w:tr>
       <w:tr>
         <w:tc>
@@ -16193,6 +17064,14 @@
             <w:pPr>
               <w:pStyle w:val="Compact"/>
             </w:pPr>
+          </w:p>
+        </w:tc>
+        <w:tc>
+          <w:tcPr/>
+          <w:p>
+            <w:pPr>
+              <w:pStyle w:val="Compact"/>
+            </w:pPr>
             <w:r>
               <w:t xml:space="preserve">0.66</w:t>
             </w:r>
@@ -16205,6 +17084,28 @@
               <w:pStyle w:val="Compact"/>
             </w:pPr>
             <w:r>
+              <w:t xml:space="preserve">0</w:t>
+            </w:r>
+          </w:p>
+        </w:tc>
+        <w:tc>
+          <w:tcPr/>
+          <w:p>
+            <w:pPr>
+              <w:pStyle w:val="Compact"/>
+            </w:pPr>
+            <w:r>
+              <w:t xml:space="preserve">285</w:t>
+            </w:r>
+          </w:p>
+        </w:tc>
+        <w:tc>
+          <w:tcPr/>
+          <w:p>
+            <w:pPr>
+              <w:pStyle w:val="Compact"/>
+            </w:pPr>
+            <w:r>
               <w:t xml:space="preserve">1</w:t>
             </w:r>
           </w:p>
@@ -16220,6 +17121,28 @@
             </w:r>
           </w:p>
         </w:tc>
+        <w:tc>
+          <w:tcPr/>
+          <w:p>
+            <w:pPr>
+              <w:pStyle w:val="Compact"/>
+            </w:pPr>
+            <w:r>
+              <w:t xml:space="preserve">1</w:t>
+            </w:r>
+          </w:p>
+        </w:tc>
+        <w:tc>
+          <w:tcPr/>
+          <w:p>
+            <w:pPr>
+              <w:pStyle w:val="Compact"/>
+            </w:pPr>
+            <w:r>
+              <w:t xml:space="preserve">n/a</w:t>
+            </w:r>
+          </w:p>
+        </w:tc>
       </w:tr>
       <w:tr>
         <w:tc>
@@ -16250,6 +17173,14 @@
             <w:pPr>
               <w:pStyle w:val="Compact"/>
             </w:pPr>
+          </w:p>
+        </w:tc>
+        <w:tc>
+          <w:tcPr/>
+          <w:p>
+            <w:pPr>
+              <w:pStyle w:val="Compact"/>
+            </w:pPr>
             <w:r>
               <w:t xml:space="preserve">1.96</w:t>
             </w:r>
@@ -16262,6 +17193,28 @@
               <w:pStyle w:val="Compact"/>
             </w:pPr>
             <w:r>
+              <w:t xml:space="preserve">193</w:t>
+            </w:r>
+          </w:p>
+        </w:tc>
+        <w:tc>
+          <w:tcPr/>
+          <w:p>
+            <w:pPr>
+              <w:pStyle w:val="Compact"/>
+            </w:pPr>
+            <w:r>
+              <w:t xml:space="preserve">164</w:t>
+            </w:r>
+          </w:p>
+        </w:tc>
+        <w:tc>
+          <w:tcPr/>
+          <w:p>
+            <w:pPr>
+              <w:pStyle w:val="Compact"/>
+            </w:pPr>
+            <w:r>
               <w:t xml:space="preserve">24,367</w:t>
             </w:r>
           </w:p>
@@ -16277,6 +17230,28 @@
             </w:r>
           </w:p>
         </w:tc>
+        <w:tc>
+          <w:tcPr/>
+          <w:p>
+            <w:pPr>
+              <w:pStyle w:val="Compact"/>
+            </w:pPr>
+            <w:r>
+              <w:t xml:space="preserve">16</w:t>
+            </w:r>
+          </w:p>
+        </w:tc>
+        <w:tc>
+          <w:tcPr/>
+          <w:p>
+            <w:pPr>
+              <w:pStyle w:val="Compact"/>
+            </w:pPr>
+            <w:r>
+              <w:t xml:space="preserve">25</w:t>
+            </w:r>
+          </w:p>
+        </w:tc>
       </w:tr>
       <w:tr>
         <w:tc>
@@ -16307,6 +17282,4537 @@
             <w:pPr>
               <w:pStyle w:val="Compact"/>
             </w:pPr>
+          </w:p>
+        </w:tc>
+        <w:tc>
+          <w:tcPr/>
+          <w:p>
+            <w:pPr>
+              <w:pStyle w:val="Compact"/>
+            </w:pPr>
+            <w:r>
+              <w:t xml:space="preserve">0.35</w:t>
+            </w:r>
+          </w:p>
+        </w:tc>
+        <w:tc>
+          <w:tcPr/>
+          <w:p>
+            <w:pPr>
+              <w:pStyle w:val="Compact"/>
+            </w:pPr>
+            <w:r>
+              <w:t xml:space="preserve">150</w:t>
+            </w:r>
+          </w:p>
+        </w:tc>
+        <w:tc>
+          <w:tcPr/>
+          <w:p>
+            <w:pPr>
+              <w:pStyle w:val="Compact"/>
+            </w:pPr>
+            <w:r>
+              <w:t xml:space="preserve">100</w:t>
+            </w:r>
+          </w:p>
+        </w:tc>
+        <w:tc>
+          <w:tcPr/>
+          <w:p>
+            <w:pPr>
+              <w:pStyle w:val="Compact"/>
+            </w:pPr>
+            <w:r>
+              <w:t xml:space="preserve">1</w:t>
+            </w:r>
+          </w:p>
+        </w:tc>
+        <w:tc>
+          <w:tcPr/>
+          <w:p>
+            <w:pPr>
+              <w:pStyle w:val="Compact"/>
+            </w:pPr>
+            <w:r>
+              <w:t xml:space="preserve">1</w:t>
+            </w:r>
+          </w:p>
+        </w:tc>
+        <w:tc>
+          <w:tcPr/>
+          <w:p>
+            <w:pPr>
+              <w:pStyle w:val="Compact"/>
+            </w:pPr>
+            <w:r>
+              <w:t xml:space="preserve">1</w:t>
+            </w:r>
+          </w:p>
+        </w:tc>
+        <w:tc>
+          <w:tcPr/>
+          <w:p>
+            <w:pPr>
+              <w:pStyle w:val="Compact"/>
+            </w:pPr>
+            <w:r>
+              <w:t xml:space="preserve">n/a</w:t>
+            </w:r>
+          </w:p>
+        </w:tc>
+      </w:tr>
+      <w:tr>
+        <w:tc>
+          <w:tcPr/>
+          <w:p>
+            <w:pPr>
+              <w:pStyle w:val="Compact"/>
+            </w:pPr>
+            <w:r>
+              <w:t xml:space="preserve">pattern_887</w:t>
+            </w:r>
+          </w:p>
+        </w:tc>
+        <w:tc>
+          <w:tcPr/>
+          <w:p>
+            <w:pPr>
+              <w:pStyle w:val="Compact"/>
+            </w:pPr>
+            <w:r>
+              <w:t xml:space="preserve">IYESEO</w:t>
+            </w:r>
+          </w:p>
+        </w:tc>
+        <w:tc>
+          <w:tcPr/>
+          <w:p>
+            <w:pPr>
+              <w:pStyle w:val="Compact"/>
+            </w:pPr>
+          </w:p>
+        </w:tc>
+        <w:tc>
+          <w:tcPr/>
+          <w:p>
+            <w:pPr>
+              <w:pStyle w:val="Compact"/>
+            </w:pPr>
+            <w:r>
+              <w:t xml:space="preserve">0.60</w:t>
+            </w:r>
+          </w:p>
+        </w:tc>
+        <w:tc>
+          <w:tcPr/>
+          <w:p>
+            <w:pPr>
+              <w:pStyle w:val="Compact"/>
+            </w:pPr>
+            <w:r>
+              <w:t xml:space="preserve">193</w:t>
+            </w:r>
+          </w:p>
+        </w:tc>
+        <w:tc>
+          <w:tcPr/>
+          <w:p>
+            <w:pPr>
+              <w:pStyle w:val="Compact"/>
+            </w:pPr>
+            <w:r>
+              <w:t xml:space="preserve">287</w:t>
+            </w:r>
+          </w:p>
+        </w:tc>
+        <w:tc>
+          <w:tcPr/>
+          <w:p>
+            <w:pPr>
+              <w:pStyle w:val="Compact"/>
+            </w:pPr>
+            <w:r>
+              <w:t xml:space="preserve">5,738</w:t>
+            </w:r>
+          </w:p>
+        </w:tc>
+        <w:tc>
+          <w:tcPr/>
+          <w:p>
+            <w:pPr>
+              <w:pStyle w:val="Compact"/>
+            </w:pPr>
+            <w:r>
+              <w:t xml:space="preserve">–</w:t>
+            </w:r>
+          </w:p>
+        </w:tc>
+        <w:tc>
+          <w:tcPr/>
+          <w:p>
+            <w:pPr>
+              <w:pStyle w:val="Compact"/>
+            </w:pPr>
+            <w:r>
+              <w:t xml:space="preserve">1</w:t>
+            </w:r>
+          </w:p>
+        </w:tc>
+        <w:tc>
+          <w:tcPr/>
+          <w:p>
+            <w:pPr>
+              <w:pStyle w:val="Compact"/>
+            </w:pPr>
+            <w:r>
+              <w:t xml:space="preserve">50</w:t>
+            </w:r>
+          </w:p>
+        </w:tc>
+      </w:tr>
+      <w:tr>
+        <w:tc>
+          <w:tcPr/>
+          <w:p>
+            <w:pPr>
+              <w:pStyle w:val="Compact"/>
+            </w:pPr>
+            <w:r>
+              <w:t xml:space="preserve">pattern_760</w:t>
+            </w:r>
+          </w:p>
+        </w:tc>
+        <w:tc>
+          <w:tcPr/>
+          <w:p>
+            <w:pPr>
+              <w:pStyle w:val="Compact"/>
+            </w:pPr>
+            <w:r>
+              <w:t xml:space="preserve">LILRIJ</w:t>
+            </w:r>
+          </w:p>
+        </w:tc>
+        <w:tc>
+          <w:tcPr/>
+          <w:p>
+            <w:pPr>
+              <w:pStyle w:val="Compact"/>
+            </w:pPr>
+            <w:r>
+              <w:t xml:space="preserve">yes</w:t>
+            </w:r>
+          </w:p>
+        </w:tc>
+        <w:tc>
+          <w:tcPr/>
+          <w:p>
+            <w:pPr>
+              <w:pStyle w:val="Compact"/>
+            </w:pPr>
+            <w:r>
+              <w:t xml:space="preserve">8.92</w:t>
+            </w:r>
+          </w:p>
+        </w:tc>
+        <w:tc>
+          <w:tcPr/>
+          <w:p>
+            <w:pPr>
+              <w:pStyle w:val="Compact"/>
+            </w:pPr>
+            <w:r>
+              <w:t xml:space="preserve">3</w:t>
+            </w:r>
+          </w:p>
+        </w:tc>
+        <w:tc>
+          <w:tcPr/>
+          <w:p>
+            <w:pPr>
+              <w:pStyle w:val="Compact"/>
+            </w:pPr>
+            <w:r>
+              <w:t xml:space="preserve">11</w:t>
+            </w:r>
+          </w:p>
+        </w:tc>
+        <w:tc>
+          <w:tcPr/>
+          <w:p>
+            <w:pPr>
+              <w:pStyle w:val="Compact"/>
+            </w:pPr>
+            <w:r>
+              <w:t xml:space="preserve">187,487</w:t>
+            </w:r>
+          </w:p>
+        </w:tc>
+        <w:tc>
+          <w:tcPr/>
+          <w:p>
+            <w:pPr>
+              <w:pStyle w:val="Compact"/>
+            </w:pPr>
+            <w:r>
+              <w:t xml:space="preserve">–</w:t>
+            </w:r>
+          </w:p>
+        </w:tc>
+        <w:tc>
+          <w:tcPr/>
+          <w:p>
+            <w:pPr>
+              <w:pStyle w:val="Compact"/>
+            </w:pPr>
+            <w:r>
+              <w:t xml:space="preserve">32</w:t>
+            </w:r>
+          </w:p>
+        </w:tc>
+        <w:tc>
+          <w:tcPr/>
+          <w:p>
+            <w:pPr>
+              <w:pStyle w:val="Compact"/>
+            </w:pPr>
+            <w:r>
+              <w:t xml:space="preserve">40</w:t>
+            </w:r>
+          </w:p>
+        </w:tc>
+      </w:tr>
+      <w:tr>
+        <w:tc>
+          <w:tcPr/>
+          <w:p>
+            <w:pPr>
+              <w:pStyle w:val="Compact"/>
+            </w:pPr>
+            <w:r>
+              <w:t xml:space="preserve">pattern_213</w:t>
+            </w:r>
+          </w:p>
+        </w:tc>
+        <w:tc>
+          <w:tcPr/>
+          <w:p>
+            <w:pPr>
+              <w:pStyle w:val="Compact"/>
+            </w:pPr>
+            <w:r>
+              <w:t xml:space="preserve">MEHNIY</w:t>
+            </w:r>
+          </w:p>
+        </w:tc>
+        <w:tc>
+          <w:tcPr/>
+          <w:p>
+            <w:pPr>
+              <w:pStyle w:val="Compact"/>
+            </w:pPr>
+            <w:r>
+              <w:t xml:space="preserve">yes</w:t>
+            </w:r>
+          </w:p>
+        </w:tc>
+        <w:tc>
+          <w:tcPr/>
+          <w:p>
+            <w:pPr>
+              <w:pStyle w:val="Compact"/>
+            </w:pPr>
+            <w:r>
+              <w:t xml:space="preserve">8.62</w:t>
+            </w:r>
+          </w:p>
+        </w:tc>
+        <w:tc>
+          <w:tcPr/>
+          <w:p>
+            <w:pPr>
+              <w:pStyle w:val="Compact"/>
+            </w:pPr>
+            <w:r>
+              <w:t xml:space="preserve">0</w:t>
+            </w:r>
+          </w:p>
+        </w:tc>
+        <w:tc>
+          <w:tcPr/>
+          <w:p>
+            <w:pPr>
+              <w:pStyle w:val="Compact"/>
+            </w:pPr>
+            <w:r>
+              <w:t xml:space="preserve">11</w:t>
+            </w:r>
+          </w:p>
+        </w:tc>
+        <w:tc>
+          <w:tcPr/>
+          <w:p>
+            <w:pPr>
+              <w:pStyle w:val="Compact"/>
+            </w:pPr>
+            <w:r>
+              <w:t xml:space="preserve">306,484</w:t>
+            </w:r>
+          </w:p>
+        </w:tc>
+        <w:tc>
+          <w:tcPr/>
+          <w:p>
+            <w:pPr>
+              <w:pStyle w:val="Compact"/>
+            </w:pPr>
+            <w:r>
+              <w:t xml:space="preserve">–</w:t>
+            </w:r>
+          </w:p>
+        </w:tc>
+        <w:tc>
+          <w:tcPr/>
+          <w:p>
+            <w:pPr>
+              <w:pStyle w:val="Compact"/>
+            </w:pPr>
+            <w:r>
+              <w:t xml:space="preserve">49</w:t>
+            </w:r>
+          </w:p>
+        </w:tc>
+        <w:tc>
+          <w:tcPr/>
+          <w:p>
+            <w:pPr>
+              <w:pStyle w:val="Compact"/>
+            </w:pPr>
+            <w:r>
+              <w:t xml:space="preserve">37</w:t>
+            </w:r>
+          </w:p>
+        </w:tc>
+      </w:tr>
+      <w:tr>
+        <w:tc>
+          <w:tcPr/>
+          <w:p>
+            <w:pPr>
+              <w:pStyle w:val="Compact"/>
+            </w:pPr>
+            <w:r>
+              <w:t xml:space="preserve">pattern_594</w:t>
+            </w:r>
+          </w:p>
+        </w:tc>
+        <w:tc>
+          <w:tcPr/>
+          <w:p>
+            <w:pPr>
+              <w:pStyle w:val="Compact"/>
+            </w:pPr>
+            <w:r>
+              <w:t xml:space="preserve">MEHNIY</w:t>
+            </w:r>
+          </w:p>
+        </w:tc>
+        <w:tc>
+          <w:tcPr/>
+          <w:p>
+            <w:pPr>
+              <w:pStyle w:val="Compact"/>
+            </w:pPr>
+            <w:r>
+              <w:t xml:space="preserve">yes</w:t>
+            </w:r>
+          </w:p>
+        </w:tc>
+        <w:tc>
+          <w:tcPr/>
+          <w:p>
+            <w:pPr>
+              <w:pStyle w:val="Compact"/>
+            </w:pPr>
+            <w:r>
+              <w:t xml:space="preserve">1.07</w:t>
+            </w:r>
+          </w:p>
+        </w:tc>
+        <w:tc>
+          <w:tcPr/>
+          <w:p>
+            <w:pPr>
+              <w:pStyle w:val="Compact"/>
+            </w:pPr>
+            <w:r>
+              <w:t xml:space="preserve">0</w:t>
+            </w:r>
+          </w:p>
+        </w:tc>
+        <w:tc>
+          <w:tcPr/>
+          <w:p>
+            <w:pPr>
+              <w:pStyle w:val="Compact"/>
+            </w:pPr>
+            <w:r>
+              <w:t xml:space="preserve">18</w:t>
+            </w:r>
+          </w:p>
+        </w:tc>
+        <w:tc>
+          <w:tcPr/>
+          <w:p>
+            <w:pPr>
+              <w:pStyle w:val="Compact"/>
+            </w:pPr>
+            <w:r>
+              <w:t xml:space="preserve">1</w:t>
+            </w:r>
+          </w:p>
+        </w:tc>
+        <w:tc>
+          <w:tcPr/>
+          <w:p>
+            <w:pPr>
+              <w:pStyle w:val="Compact"/>
+            </w:pPr>
+            <w:r>
+              <w:t xml:space="preserve">22</w:t>
+            </w:r>
+          </w:p>
+        </w:tc>
+        <w:tc>
+          <w:tcPr/>
+          <w:p>
+            <w:pPr>
+              <w:pStyle w:val="Compact"/>
+            </w:pPr>
+            <w:r>
+              <w:t xml:space="preserve">21</w:t>
+            </w:r>
+          </w:p>
+        </w:tc>
+        <w:tc>
+          <w:tcPr/>
+          <w:p>
+            <w:pPr>
+              <w:pStyle w:val="Compact"/>
+            </w:pPr>
+            <w:r>
+              <w:t xml:space="preserve">n/a</w:t>
+            </w:r>
+          </w:p>
+        </w:tc>
+      </w:tr>
+      <w:tr>
+        <w:tc>
+          <w:tcPr/>
+          <w:p>
+            <w:pPr>
+              <w:pStyle w:val="Compact"/>
+            </w:pPr>
+            <w:r>
+              <w:t xml:space="preserve">pattern_623</w:t>
+            </w:r>
+          </w:p>
+        </w:tc>
+        <w:tc>
+          <w:tcPr/>
+          <w:p>
+            <w:pPr>
+              <w:pStyle w:val="Compact"/>
+            </w:pPr>
+            <w:r>
+              <w:t xml:space="preserve">MEHNIY</w:t>
+            </w:r>
+          </w:p>
+        </w:tc>
+        <w:tc>
+          <w:tcPr/>
+          <w:p>
+            <w:pPr>
+              <w:pStyle w:val="Compact"/>
+            </w:pPr>
+            <w:r>
+              <w:t xml:space="preserve">yes</w:t>
+            </w:r>
+          </w:p>
+        </w:tc>
+        <w:tc>
+          <w:tcPr/>
+          <w:p>
+            <w:pPr>
+              <w:pStyle w:val="Compact"/>
+            </w:pPr>
+            <w:r>
+              <w:t xml:space="preserve">5.55</w:t>
+            </w:r>
+          </w:p>
+        </w:tc>
+        <w:tc>
+          <w:tcPr/>
+          <w:p>
+            <w:pPr>
+              <w:pStyle w:val="Compact"/>
+            </w:pPr>
+            <w:r>
+              <w:t xml:space="preserve">0</w:t>
+            </w:r>
+          </w:p>
+        </w:tc>
+        <w:tc>
+          <w:tcPr/>
+          <w:p>
+            <w:pPr>
+              <w:pStyle w:val="Compact"/>
+            </w:pPr>
+            <w:r>
+              <w:t xml:space="preserve">12</w:t>
+            </w:r>
+          </w:p>
+        </w:tc>
+        <w:tc>
+          <w:tcPr/>
+          <w:p>
+            <w:pPr>
+              <w:pStyle w:val="Compact"/>
+            </w:pPr>
+            <w:r>
+              <w:t xml:space="preserve">301,365</w:t>
+            </w:r>
+          </w:p>
+        </w:tc>
+        <w:tc>
+          <w:tcPr/>
+          <w:p>
+            <w:pPr>
+              <w:pStyle w:val="Compact"/>
+            </w:pPr>
+            <w:r>
+              <w:t xml:space="preserve">–</w:t>
+            </w:r>
+          </w:p>
+        </w:tc>
+        <w:tc>
+          <w:tcPr/>
+          <w:p>
+            <w:pPr>
+              <w:pStyle w:val="Compact"/>
+            </w:pPr>
+            <w:r>
+              <w:t xml:space="preserve">11</w:t>
+            </w:r>
+          </w:p>
+        </w:tc>
+        <w:tc>
+          <w:tcPr/>
+          <w:p>
+            <w:pPr>
+              <w:pStyle w:val="Compact"/>
+            </w:pPr>
+            <w:r>
+              <w:t xml:space="preserve">12</w:t>
+            </w:r>
+          </w:p>
+        </w:tc>
+      </w:tr>
+      <w:tr>
+        <w:tc>
+          <w:tcPr/>
+          <w:p>
+            <w:pPr>
+              <w:pStyle w:val="Compact"/>
+            </w:pPr>
+            <w:r>
+              <w:t xml:space="preserve">pattern_875</w:t>
+            </w:r>
+          </w:p>
+        </w:tc>
+        <w:tc>
+          <w:tcPr/>
+          <w:p>
+            <w:pPr>
+              <w:pStyle w:val="Compact"/>
+            </w:pPr>
+            <w:r>
+              <w:t xml:space="preserve">MEHNIY</w:t>
+            </w:r>
+          </w:p>
+        </w:tc>
+        <w:tc>
+          <w:tcPr/>
+          <w:p>
+            <w:pPr>
+              <w:pStyle w:val="Compact"/>
+            </w:pPr>
+            <w:r>
+              <w:t xml:space="preserve">yes</w:t>
+            </w:r>
+          </w:p>
+        </w:tc>
+        <w:tc>
+          <w:tcPr/>
+          <w:p>
+            <w:pPr>
+              <w:pStyle w:val="Compact"/>
+            </w:pPr>
+            <w:r>
+              <w:t xml:space="preserve">6.27</w:t>
+            </w:r>
+          </w:p>
+        </w:tc>
+        <w:tc>
+          <w:tcPr/>
+          <w:p>
+            <w:pPr>
+              <w:pStyle w:val="Compact"/>
+            </w:pPr>
+            <w:r>
+              <w:t xml:space="preserve">0</w:t>
+            </w:r>
+          </w:p>
+        </w:tc>
+        <w:tc>
+          <w:tcPr/>
+          <w:p>
+            <w:pPr>
+              <w:pStyle w:val="Compact"/>
+            </w:pPr>
+            <w:r>
+              <w:t xml:space="preserve">11</w:t>
+            </w:r>
+          </w:p>
+        </w:tc>
+        <w:tc>
+          <w:tcPr/>
+          <w:p>
+            <w:pPr>
+              <w:pStyle w:val="Compact"/>
+            </w:pPr>
+            <w:r>
+              <w:t xml:space="preserve">302,001</w:t>
+            </w:r>
+          </w:p>
+        </w:tc>
+        <w:tc>
+          <w:tcPr/>
+          <w:p>
+            <w:pPr>
+              <w:pStyle w:val="Compact"/>
+            </w:pPr>
+            <w:r>
+              <w:t xml:space="preserve">–</w:t>
+            </w:r>
+          </w:p>
+        </w:tc>
+        <w:tc>
+          <w:tcPr/>
+          <w:p>
+            <w:pPr>
+              <w:pStyle w:val="Compact"/>
+            </w:pPr>
+            <w:r>
+              <w:t xml:space="preserve">14</w:t>
+            </w:r>
+          </w:p>
+        </w:tc>
+        <w:tc>
+          <w:tcPr/>
+          <w:p>
+            <w:pPr>
+              <w:pStyle w:val="Compact"/>
+            </w:pPr>
+            <w:r>
+              <w:t xml:space="preserve">25</w:t>
+            </w:r>
+          </w:p>
+        </w:tc>
+      </w:tr>
+      <w:tr>
+        <w:tc>
+          <w:tcPr/>
+          <w:p>
+            <w:pPr>
+              <w:pStyle w:val="Compact"/>
+            </w:pPr>
+            <w:r>
+              <w:t xml:space="preserve">pattern_891</w:t>
+            </w:r>
+          </w:p>
+        </w:tc>
+        <w:tc>
+          <w:tcPr/>
+          <w:p>
+            <w:pPr>
+              <w:pStyle w:val="Compact"/>
+            </w:pPr>
+            <w:r>
+              <w:t xml:space="preserve">MEHNIY</w:t>
+            </w:r>
+          </w:p>
+        </w:tc>
+        <w:tc>
+          <w:tcPr/>
+          <w:p>
+            <w:pPr>
+              <w:pStyle w:val="Compact"/>
+            </w:pPr>
+            <w:r>
+              <w:t xml:space="preserve">yes</w:t>
+            </w:r>
+          </w:p>
+        </w:tc>
+        <w:tc>
+          <w:tcPr/>
+          <w:p>
+            <w:pPr>
+              <w:pStyle w:val="Compact"/>
+            </w:pPr>
+            <w:r>
+              <w:t xml:space="preserve">6.78</w:t>
+            </w:r>
+          </w:p>
+        </w:tc>
+        <w:tc>
+          <w:tcPr/>
+          <w:p>
+            <w:pPr>
+              <w:pStyle w:val="Compact"/>
+            </w:pPr>
+            <w:r>
+              <w:t xml:space="preserve">0</w:t>
+            </w:r>
+          </w:p>
+        </w:tc>
+        <w:tc>
+          <w:tcPr/>
+          <w:p>
+            <w:pPr>
+              <w:pStyle w:val="Compact"/>
+            </w:pPr>
+            <w:r>
+              <w:t xml:space="preserve">13</w:t>
+            </w:r>
+          </w:p>
+        </w:tc>
+        <w:tc>
+          <w:tcPr/>
+          <w:p>
+            <w:pPr>
+              <w:pStyle w:val="Compact"/>
+            </w:pPr>
+            <w:r>
+              <w:t xml:space="preserve">299,969</w:t>
+            </w:r>
+          </w:p>
+        </w:tc>
+        <w:tc>
+          <w:tcPr/>
+          <w:p>
+            <w:pPr>
+              <w:pStyle w:val="Compact"/>
+            </w:pPr>
+            <w:r>
+              <w:t xml:space="preserve">–</w:t>
+            </w:r>
+          </w:p>
+        </w:tc>
+        <w:tc>
+          <w:tcPr/>
+          <w:p>
+            <w:pPr>
+              <w:pStyle w:val="Compact"/>
+            </w:pPr>
+            <w:r>
+              <w:t xml:space="preserve">10</w:t>
+            </w:r>
+          </w:p>
+        </w:tc>
+        <w:tc>
+          <w:tcPr/>
+          <w:p>
+            <w:pPr>
+              <w:pStyle w:val="Compact"/>
+            </w:pPr>
+            <w:r>
+              <w:t xml:space="preserve">10</w:t>
+            </w:r>
+          </w:p>
+        </w:tc>
+      </w:tr>
+      <w:tr>
+        <w:tc>
+          <w:tcPr/>
+          <w:p>
+            <w:pPr>
+              <w:pStyle w:val="Compact"/>
+            </w:pPr>
+            <w:r>
+              <w:t xml:space="preserve">pattern_978</w:t>
+            </w:r>
+          </w:p>
+        </w:tc>
+        <w:tc>
+          <w:tcPr/>
+          <w:p>
+            <w:pPr>
+              <w:pStyle w:val="Compact"/>
+            </w:pPr>
+            <w:r>
+              <w:t xml:space="preserve">MEHNIY</w:t>
+            </w:r>
+          </w:p>
+        </w:tc>
+        <w:tc>
+          <w:tcPr/>
+          <w:p>
+            <w:pPr>
+              <w:pStyle w:val="Compact"/>
+            </w:pPr>
+            <w:r>
+              <w:t xml:space="preserve">yes</w:t>
+            </w:r>
+          </w:p>
+        </w:tc>
+        <w:tc>
+          <w:tcPr/>
+          <w:p>
+            <w:pPr>
+              <w:pStyle w:val="Compact"/>
+            </w:pPr>
+            <w:r>
+              <w:t xml:space="preserve">4.24</w:t>
+            </w:r>
+          </w:p>
+        </w:tc>
+        <w:tc>
+          <w:tcPr/>
+          <w:p>
+            <w:pPr>
+              <w:pStyle w:val="Compact"/>
+            </w:pPr>
+            <w:r>
+              <w:t xml:space="preserve">0</w:t>
+            </w:r>
+          </w:p>
+        </w:tc>
+        <w:tc>
+          <w:tcPr/>
+          <w:p>
+            <w:pPr>
+              <w:pStyle w:val="Compact"/>
+            </w:pPr>
+            <w:r>
+              <w:t xml:space="preserve">15</w:t>
+            </w:r>
+          </w:p>
+        </w:tc>
+        <w:tc>
+          <w:tcPr/>
+          <w:p>
+            <w:pPr>
+              <w:pStyle w:val="Compact"/>
+            </w:pPr>
+            <w:r>
+              <w:t xml:space="preserve">166,952</w:t>
+            </w:r>
+          </w:p>
+        </w:tc>
+        <w:tc>
+          <w:tcPr/>
+          <w:p>
+            <w:pPr>
+              <w:pStyle w:val="Compact"/>
+            </w:pPr>
+            <w:r>
+              <w:t xml:space="preserve">–</w:t>
+            </w:r>
+          </w:p>
+        </w:tc>
+        <w:tc>
+          <w:tcPr/>
+          <w:p>
+            <w:pPr>
+              <w:pStyle w:val="Compact"/>
+            </w:pPr>
+            <w:r>
+              <w:t xml:space="preserve">17</w:t>
+            </w:r>
+          </w:p>
+        </w:tc>
+        <w:tc>
+          <w:tcPr/>
+          <w:p>
+            <w:pPr>
+              <w:pStyle w:val="Compact"/>
+            </w:pPr>
+            <w:r>
+              <w:t xml:space="preserve">29</w:t>
+            </w:r>
+          </w:p>
+        </w:tc>
+      </w:tr>
+      <w:tr>
+        <w:tc>
+          <w:tcPr/>
+          <w:p>
+            <w:pPr>
+              <w:pStyle w:val="Compact"/>
+            </w:pPr>
+            <w:r>
+              <w:t xml:space="preserve">pattern_1010</w:t>
+            </w:r>
+          </w:p>
+        </w:tc>
+        <w:tc>
+          <w:tcPr/>
+          <w:p>
+            <w:pPr>
+              <w:pStyle w:val="Compact"/>
+            </w:pPr>
+            <w:r>
+              <w:t xml:space="preserve">MEHNIY</w:t>
+            </w:r>
+          </w:p>
+        </w:tc>
+        <w:tc>
+          <w:tcPr/>
+          <w:p>
+            <w:pPr>
+              <w:pStyle w:val="Compact"/>
+            </w:pPr>
+            <w:r>
+              <w:t xml:space="preserve">yes</w:t>
+            </w:r>
+          </w:p>
+        </w:tc>
+        <w:tc>
+          <w:tcPr/>
+          <w:p>
+            <w:pPr>
+              <w:pStyle w:val="Compact"/>
+            </w:pPr>
+            <w:r>
+              <w:t xml:space="preserve">2.90</w:t>
+            </w:r>
+          </w:p>
+        </w:tc>
+        <w:tc>
+          <w:tcPr/>
+          <w:p>
+            <w:pPr>
+              <w:pStyle w:val="Compact"/>
+            </w:pPr>
+            <w:r>
+              <w:t xml:space="preserve">0</w:t>
+            </w:r>
+          </w:p>
+        </w:tc>
+        <w:tc>
+          <w:tcPr/>
+          <w:p>
+            <w:pPr>
+              <w:pStyle w:val="Compact"/>
+            </w:pPr>
+            <w:r>
+              <w:t xml:space="preserve">12</w:t>
+            </w:r>
+          </w:p>
+        </w:tc>
+        <w:tc>
+          <w:tcPr/>
+          <w:p>
+            <w:pPr>
+              <w:pStyle w:val="Compact"/>
+            </w:pPr>
+            <w:r>
+              <w:t xml:space="preserve">1,884</w:t>
+            </w:r>
+          </w:p>
+        </w:tc>
+        <w:tc>
+          <w:tcPr/>
+          <w:p>
+            <w:pPr>
+              <w:pStyle w:val="Compact"/>
+            </w:pPr>
+            <w:r>
+              <w:t xml:space="preserve">–</w:t>
+            </w:r>
+          </w:p>
+        </w:tc>
+        <w:tc>
+          <w:tcPr/>
+          <w:p>
+            <w:pPr>
+              <w:pStyle w:val="Compact"/>
+            </w:pPr>
+            <w:r>
+              <w:t xml:space="preserve">2</w:t>
+            </w:r>
+          </w:p>
+        </w:tc>
+        <w:tc>
+          <w:tcPr/>
+          <w:p>
+            <w:pPr>
+              <w:pStyle w:val="Compact"/>
+            </w:pPr>
+            <w:r>
+              <w:t xml:space="preserve">2</w:t>
+            </w:r>
+          </w:p>
+        </w:tc>
+      </w:tr>
+      <w:tr>
+        <w:tc>
+          <w:tcPr/>
+          <w:p>
+            <w:pPr>
+              <w:pStyle w:val="Compact"/>
+            </w:pPr>
+            <w:r>
+              <w:t xml:space="preserve">pattern_917</w:t>
+            </w:r>
+          </w:p>
+        </w:tc>
+        <w:tc>
+          <w:tcPr/>
+          <w:p>
+            <w:pPr>
+              <w:pStyle w:val="Compact"/>
+            </w:pPr>
+            <w:r>
+              <w:t xml:space="preserve">MIGQOJ</w:t>
+            </w:r>
+          </w:p>
+        </w:tc>
+        <w:tc>
+          <w:tcPr/>
+          <w:p>
+            <w:pPr>
+              <w:pStyle w:val="Compact"/>
+            </w:pPr>
+          </w:p>
+        </w:tc>
+        <w:tc>
+          <w:tcPr/>
+          <w:p>
+            <w:pPr>
+              <w:pStyle w:val="Compact"/>
+            </w:pPr>
+            <w:r>
+              <w:t xml:space="preserve">6.14</w:t>
+            </w:r>
+          </w:p>
+        </w:tc>
+        <w:tc>
+          <w:tcPr/>
+          <w:p>
+            <w:pPr>
+              <w:pStyle w:val="Compact"/>
+            </w:pPr>
+            <w:r>
+              <w:t xml:space="preserve">120</w:t>
+            </w:r>
+          </w:p>
+        </w:tc>
+        <w:tc>
+          <w:tcPr/>
+          <w:p>
+            <w:pPr>
+              <w:pStyle w:val="Compact"/>
+            </w:pPr>
+            <w:r>
+              <w:t xml:space="preserve">205</w:t>
+            </w:r>
+          </w:p>
+        </w:tc>
+        <w:tc>
+          <w:tcPr/>
+          <w:p>
+            <w:pPr>
+              <w:pStyle w:val="Compact"/>
+            </w:pPr>
+            <w:r>
+              <w:t xml:space="preserve">3,541</w:t>
+            </w:r>
+          </w:p>
+        </w:tc>
+        <w:tc>
+          <w:tcPr/>
+          <w:p>
+            <w:pPr>
+              <w:pStyle w:val="Compact"/>
+            </w:pPr>
+            <w:r>
+              <w:t xml:space="preserve">–</w:t>
+            </w:r>
+          </w:p>
+        </w:tc>
+        <w:tc>
+          <w:tcPr/>
+          <w:p>
+            <w:pPr>
+              <w:pStyle w:val="Compact"/>
+            </w:pPr>
+            <w:r>
+              <w:t xml:space="preserve">3</w:t>
+            </w:r>
+          </w:p>
+        </w:tc>
+        <w:tc>
+          <w:tcPr/>
+          <w:p>
+            <w:pPr>
+              <w:pStyle w:val="Compact"/>
+            </w:pPr>
+            <w:r>
+              <w:t xml:space="preserve">3</w:t>
+            </w:r>
+          </w:p>
+        </w:tc>
+      </w:tr>
+      <w:tr>
+        <w:tc>
+          <w:tcPr/>
+          <w:p>
+            <w:pPr>
+              <w:pStyle w:val="Compact"/>
+            </w:pPr>
+            <w:r>
+              <w:t xml:space="preserve">pattern_16</w:t>
+            </w:r>
+          </w:p>
+        </w:tc>
+        <w:tc>
+          <w:tcPr/>
+          <w:p>
+            <w:pPr>
+              <w:pStyle w:val="Compact"/>
+            </w:pPr>
+            <w:r>
+              <w:t xml:space="preserve">NAPHTA</w:t>
+            </w:r>
+          </w:p>
+        </w:tc>
+        <w:tc>
+          <w:tcPr/>
+          <w:p>
+            <w:pPr>
+              <w:pStyle w:val="Compact"/>
+            </w:pPr>
+            <w:r>
+              <w:t xml:space="preserve">yes</w:t>
+            </w:r>
+          </w:p>
+        </w:tc>
+        <w:tc>
+          <w:tcPr/>
+          <w:p>
+            <w:pPr>
+              <w:pStyle w:val="Compact"/>
+            </w:pPr>
+            <w:r>
+              <w:t xml:space="preserve">0.61</w:t>
+            </w:r>
+          </w:p>
+        </w:tc>
+        <w:tc>
+          <w:tcPr/>
+          <w:p>
+            <w:pPr>
+              <w:pStyle w:val="Compact"/>
+            </w:pPr>
+            <w:r>
+              <w:t xml:space="preserve">n/a</w:t>
+            </w:r>
+          </w:p>
+        </w:tc>
+        <w:tc>
+          <w:tcPr/>
+          <w:p>
+            <w:pPr>
+              <w:pStyle w:val="Compact"/>
+            </w:pPr>
+            <w:r>
+              <w:t xml:space="preserve">38</w:t>
+            </w:r>
+          </w:p>
+        </w:tc>
+        <w:tc>
+          <w:tcPr/>
+          <w:p>
+            <w:pPr>
+              <w:pStyle w:val="Compact"/>
+            </w:pPr>
+            <w:r>
+              <w:t xml:space="preserve">7</w:t>
+            </w:r>
+          </w:p>
+        </w:tc>
+        <w:tc>
+          <w:tcPr/>
+          <w:p>
+            <w:pPr>
+              <w:pStyle w:val="Compact"/>
+            </w:pPr>
+            <w:r>
+              <w:t xml:space="preserve">28</w:t>
+            </w:r>
+          </w:p>
+        </w:tc>
+        <w:tc>
+          <w:tcPr/>
+          <w:p>
+            <w:pPr>
+              <w:pStyle w:val="Compact"/>
+            </w:pPr>
+            <w:r>
+              <w:t xml:space="preserve">28</w:t>
+            </w:r>
+          </w:p>
+        </w:tc>
+        <w:tc>
+          <w:tcPr/>
+          <w:p>
+            <w:pPr>
+              <w:pStyle w:val="Compact"/>
+            </w:pPr>
+            <w:r>
+              <w:t xml:space="preserve">n/a</w:t>
+            </w:r>
+          </w:p>
+        </w:tc>
+      </w:tr>
+      <w:tr>
+        <w:tc>
+          <w:tcPr/>
+          <w:p>
+            <w:pPr>
+              <w:pStyle w:val="Compact"/>
+            </w:pPr>
+            <w:r>
+              <w:t xml:space="preserve">pattern_82</w:t>
+            </w:r>
+          </w:p>
+        </w:tc>
+        <w:tc>
+          <w:tcPr/>
+          <w:p>
+            <w:pPr>
+              <w:pStyle w:val="Compact"/>
+            </w:pPr>
+            <w:r>
+              <w:t xml:space="preserve">NAPHTA</w:t>
+            </w:r>
+          </w:p>
+        </w:tc>
+        <w:tc>
+          <w:tcPr/>
+          <w:p>
+            <w:pPr>
+              <w:pStyle w:val="Compact"/>
+            </w:pPr>
+            <w:r>
+              <w:t xml:space="preserve">yes</w:t>
+            </w:r>
+          </w:p>
+        </w:tc>
+        <w:tc>
+          <w:tcPr/>
+          <w:p>
+            <w:pPr>
+              <w:pStyle w:val="Compact"/>
+            </w:pPr>
+            <w:r>
+              <w:t xml:space="preserve">0.28</w:t>
+            </w:r>
+          </w:p>
+        </w:tc>
+        <w:tc>
+          <w:tcPr/>
+          <w:p>
+            <w:pPr>
+              <w:pStyle w:val="Compact"/>
+            </w:pPr>
+            <w:r>
+              <w:t xml:space="preserve">n/a</w:t>
+            </w:r>
+          </w:p>
+        </w:tc>
+        <w:tc>
+          <w:tcPr/>
+          <w:p>
+            <w:pPr>
+              <w:pStyle w:val="Compact"/>
+            </w:pPr>
+            <w:r>
+              <w:t xml:space="preserve">43</w:t>
+            </w:r>
+          </w:p>
+        </w:tc>
+        <w:tc>
+          <w:tcPr/>
+          <w:p>
+            <w:pPr>
+              <w:pStyle w:val="Compact"/>
+            </w:pPr>
+            <w:r>
+              <w:t xml:space="preserve">7</w:t>
+            </w:r>
+          </w:p>
+        </w:tc>
+        <w:tc>
+          <w:tcPr/>
+          <w:p>
+            <w:pPr>
+              <w:pStyle w:val="Compact"/>
+            </w:pPr>
+            <w:r>
+              <w:t xml:space="preserve">23</w:t>
+            </w:r>
+          </w:p>
+        </w:tc>
+        <w:tc>
+          <w:tcPr/>
+          <w:p>
+            <w:pPr>
+              <w:pStyle w:val="Compact"/>
+            </w:pPr>
+            <w:r>
+              <w:t xml:space="preserve">24</w:t>
+            </w:r>
+          </w:p>
+        </w:tc>
+        <w:tc>
+          <w:tcPr/>
+          <w:p>
+            <w:pPr>
+              <w:pStyle w:val="Compact"/>
+            </w:pPr>
+            <w:r>
+              <w:t xml:space="preserve">n/a</w:t>
+            </w:r>
+          </w:p>
+        </w:tc>
+      </w:tr>
+      <w:tr>
+        <w:tc>
+          <w:tcPr/>
+          <w:p>
+            <w:pPr>
+              <w:pStyle w:val="Compact"/>
+            </w:pPr>
+            <w:r>
+              <w:t xml:space="preserve">pattern_91</w:t>
+            </w:r>
+          </w:p>
+        </w:tc>
+        <w:tc>
+          <w:tcPr/>
+          <w:p>
+            <w:pPr>
+              <w:pStyle w:val="Compact"/>
+            </w:pPr>
+            <w:r>
+              <w:t xml:space="preserve">NAPHTA</w:t>
+            </w:r>
+          </w:p>
+        </w:tc>
+        <w:tc>
+          <w:tcPr/>
+          <w:p>
+            <w:pPr>
+              <w:pStyle w:val="Compact"/>
+            </w:pPr>
+            <w:r>
+              <w:t xml:space="preserve">yes</w:t>
+            </w:r>
+          </w:p>
+        </w:tc>
+        <w:tc>
+          <w:tcPr/>
+          <w:p>
+            <w:pPr>
+              <w:pStyle w:val="Compact"/>
+            </w:pPr>
+            <w:r>
+              <w:t xml:space="preserve">1.00</w:t>
+            </w:r>
+          </w:p>
+        </w:tc>
+        <w:tc>
+          <w:tcPr/>
+          <w:p>
+            <w:pPr>
+              <w:pStyle w:val="Compact"/>
+            </w:pPr>
+            <w:r>
+              <w:t xml:space="preserve">n/a</w:t>
+            </w:r>
+          </w:p>
+        </w:tc>
+        <w:tc>
+          <w:tcPr/>
+          <w:p>
+            <w:pPr>
+              <w:pStyle w:val="Compact"/>
+            </w:pPr>
+            <w:r>
+              <w:t xml:space="preserve">37</w:t>
+            </w:r>
+          </w:p>
+        </w:tc>
+        <w:tc>
+          <w:tcPr/>
+          <w:p>
+            <w:pPr>
+              <w:pStyle w:val="Compact"/>
+            </w:pPr>
+            <w:r>
+              <w:t xml:space="preserve">274</w:t>
+            </w:r>
+          </w:p>
+        </w:tc>
+        <w:tc>
+          <w:tcPr/>
+          <w:p>
+            <w:pPr>
+              <w:pStyle w:val="Compact"/>
+            </w:pPr>
+            <w:r>
+              <w:t xml:space="preserve">–</w:t>
+            </w:r>
+          </w:p>
+        </w:tc>
+        <w:tc>
+          <w:tcPr/>
+          <w:p>
+            <w:pPr>
+              <w:pStyle w:val="Compact"/>
+            </w:pPr>
+            <w:r>
+              <w:t xml:space="preserve">49</w:t>
+            </w:r>
+          </w:p>
+        </w:tc>
+        <w:tc>
+          <w:tcPr/>
+          <w:p>
+            <w:pPr>
+              <w:pStyle w:val="Compact"/>
+            </w:pPr>
+            <w:r>
+              <w:t xml:space="preserve">49</w:t>
+            </w:r>
+          </w:p>
+        </w:tc>
+      </w:tr>
+      <w:tr>
+        <w:tc>
+          <w:tcPr/>
+          <w:p>
+            <w:pPr>
+              <w:pStyle w:val="Compact"/>
+            </w:pPr>
+            <w:r>
+              <w:t xml:space="preserve">pattern_96</w:t>
+            </w:r>
+          </w:p>
+        </w:tc>
+        <w:tc>
+          <w:tcPr/>
+          <w:p>
+            <w:pPr>
+              <w:pStyle w:val="Compact"/>
+            </w:pPr>
+            <w:r>
+              <w:t xml:space="preserve">NAPHTA</w:t>
+            </w:r>
+          </w:p>
+        </w:tc>
+        <w:tc>
+          <w:tcPr/>
+          <w:p>
+            <w:pPr>
+              <w:pStyle w:val="Compact"/>
+            </w:pPr>
+            <w:r>
+              <w:t xml:space="preserve">yes</w:t>
+            </w:r>
+          </w:p>
+        </w:tc>
+        <w:tc>
+          <w:tcPr/>
+          <w:p>
+            <w:pPr>
+              <w:pStyle w:val="Compact"/>
+            </w:pPr>
+            <w:r>
+              <w:t xml:space="preserve">0.13</w:t>
+            </w:r>
+          </w:p>
+        </w:tc>
+        <w:tc>
+          <w:tcPr/>
+          <w:p>
+            <w:pPr>
+              <w:pStyle w:val="Compact"/>
+            </w:pPr>
+            <w:r>
+              <w:t xml:space="preserve">n/a</w:t>
+            </w:r>
+          </w:p>
+        </w:tc>
+        <w:tc>
+          <w:tcPr/>
+          <w:p>
+            <w:pPr>
+              <w:pStyle w:val="Compact"/>
+            </w:pPr>
+            <w:r>
+              <w:t xml:space="preserve">43</w:t>
+            </w:r>
+          </w:p>
+        </w:tc>
+        <w:tc>
+          <w:tcPr/>
+          <w:p>
+            <w:pPr>
+              <w:pStyle w:val="Compact"/>
+            </w:pPr>
+            <w:r>
+              <w:t xml:space="preserve">23</w:t>
+            </w:r>
+          </w:p>
+        </w:tc>
+        <w:tc>
+          <w:tcPr/>
+          <w:p>
+            <w:pPr>
+              <w:pStyle w:val="Compact"/>
+            </w:pPr>
+            <w:r>
+              <w:t xml:space="preserve">47</w:t>
+            </w:r>
+          </w:p>
+        </w:tc>
+        <w:tc>
+          <w:tcPr/>
+          <w:p>
+            <w:pPr>
+              <w:pStyle w:val="Compact"/>
+            </w:pPr>
+            <w:r>
+              <w:t xml:space="preserve">47</w:t>
+            </w:r>
+          </w:p>
+        </w:tc>
+        <w:tc>
+          <w:tcPr/>
+          <w:p>
+            <w:pPr>
+              <w:pStyle w:val="Compact"/>
+            </w:pPr>
+            <w:r>
+              <w:t xml:space="preserve">n/a</w:t>
+            </w:r>
+          </w:p>
+        </w:tc>
+      </w:tr>
+      <w:tr>
+        <w:tc>
+          <w:tcPr/>
+          <w:p>
+            <w:pPr>
+              <w:pStyle w:val="Compact"/>
+            </w:pPr>
+            <w:r>
+              <w:t xml:space="preserve">pattern_511</w:t>
+            </w:r>
+          </w:p>
+        </w:tc>
+        <w:tc>
+          <w:tcPr/>
+          <w:p>
+            <w:pPr>
+              <w:pStyle w:val="Compact"/>
+            </w:pPr>
+            <w:r>
+              <w:t xml:space="preserve">NAPHTA</w:t>
+            </w:r>
+          </w:p>
+        </w:tc>
+        <w:tc>
+          <w:tcPr/>
+          <w:p>
+            <w:pPr>
+              <w:pStyle w:val="Compact"/>
+            </w:pPr>
+            <w:r>
+              <w:t xml:space="preserve">yes</w:t>
+            </w:r>
+          </w:p>
+        </w:tc>
+        <w:tc>
+          <w:tcPr/>
+          <w:p>
+            <w:pPr>
+              <w:pStyle w:val="Compact"/>
+            </w:pPr>
+            <w:r>
+              <w:t xml:space="preserve">0.39</w:t>
+            </w:r>
+          </w:p>
+        </w:tc>
+        <w:tc>
+          <w:tcPr/>
+          <w:p>
+            <w:pPr>
+              <w:pStyle w:val="Compact"/>
+            </w:pPr>
+            <w:r>
+              <w:t xml:space="preserve">n/a</w:t>
+            </w:r>
+          </w:p>
+        </w:tc>
+        <w:tc>
+          <w:tcPr/>
+          <w:p>
+            <w:pPr>
+              <w:pStyle w:val="Compact"/>
+            </w:pPr>
+            <w:r>
+              <w:t xml:space="preserve">42</w:t>
+            </w:r>
+          </w:p>
+        </w:tc>
+        <w:tc>
+          <w:tcPr/>
+          <w:p>
+            <w:pPr>
+              <w:pStyle w:val="Compact"/>
+            </w:pPr>
+            <w:r>
+              <w:t xml:space="preserve">28</w:t>
+            </w:r>
+          </w:p>
+        </w:tc>
+        <w:tc>
+          <w:tcPr/>
+          <w:p>
+            <w:pPr>
+              <w:pStyle w:val="Compact"/>
+            </w:pPr>
+            <w:r>
+              <w:t xml:space="preserve">2</w:t>
+            </w:r>
+          </w:p>
+        </w:tc>
+        <w:tc>
+          <w:tcPr/>
+          <w:p>
+            <w:pPr>
+              <w:pStyle w:val="Compact"/>
+            </w:pPr>
+            <w:r>
+              <w:t xml:space="preserve">3</w:t>
+            </w:r>
+          </w:p>
+        </w:tc>
+        <w:tc>
+          <w:tcPr/>
+          <w:p>
+            <w:pPr>
+              <w:pStyle w:val="Compact"/>
+            </w:pPr>
+            <w:r>
+              <w:t xml:space="preserve">n/a</w:t>
+            </w:r>
+          </w:p>
+        </w:tc>
+      </w:tr>
+      <w:tr>
+        <w:tc>
+          <w:tcPr/>
+          <w:p>
+            <w:pPr>
+              <w:pStyle w:val="Compact"/>
+            </w:pPr>
+            <w:r>
+              <w:t xml:space="preserve">pattern_647</w:t>
+            </w:r>
+          </w:p>
+        </w:tc>
+        <w:tc>
+          <w:tcPr/>
+          <w:p>
+            <w:pPr>
+              <w:pStyle w:val="Compact"/>
+            </w:pPr>
+            <w:r>
+              <w:t xml:space="preserve">NAPHTA</w:t>
+            </w:r>
+          </w:p>
+        </w:tc>
+        <w:tc>
+          <w:tcPr/>
+          <w:p>
+            <w:pPr>
+              <w:pStyle w:val="Compact"/>
+            </w:pPr>
+            <w:r>
+              <w:t xml:space="preserve">yes</w:t>
+            </w:r>
+          </w:p>
+        </w:tc>
+        <w:tc>
+          <w:tcPr/>
+          <w:p>
+            <w:pPr>
+              <w:pStyle w:val="Compact"/>
+            </w:pPr>
+            <w:r>
+              <w:t xml:space="preserve">1.15</w:t>
+            </w:r>
+          </w:p>
+        </w:tc>
+        <w:tc>
+          <w:tcPr/>
+          <w:p>
+            <w:pPr>
+              <w:pStyle w:val="Compact"/>
+            </w:pPr>
+            <w:r>
+              <w:t xml:space="preserve">n/a</w:t>
+            </w:r>
+          </w:p>
+        </w:tc>
+        <w:tc>
+          <w:tcPr/>
+          <w:p>
+            <w:pPr>
+              <w:pStyle w:val="Compact"/>
+            </w:pPr>
+            <w:r>
+              <w:t xml:space="preserve">37</w:t>
+            </w:r>
+          </w:p>
+        </w:tc>
+        <w:tc>
+          <w:tcPr/>
+          <w:p>
+            <w:pPr>
+              <w:pStyle w:val="Compact"/>
+            </w:pPr>
+            <w:r>
+              <w:t xml:space="preserve">107</w:t>
+            </w:r>
+          </w:p>
+        </w:tc>
+        <w:tc>
+          <w:tcPr/>
+          <w:p>
+            <w:pPr>
+              <w:pStyle w:val="Compact"/>
+            </w:pPr>
+            <w:r>
+              <w:t xml:space="preserve">–</w:t>
+            </w:r>
+          </w:p>
+        </w:tc>
+        <w:tc>
+          <w:tcPr/>
+          <w:p>
+            <w:pPr>
+              <w:pStyle w:val="Compact"/>
+            </w:pPr>
+            <w:r>
+              <w:t xml:space="preserve">49</w:t>
+            </w:r>
+          </w:p>
+        </w:tc>
+        <w:tc>
+          <w:tcPr/>
+          <w:p>
+            <w:pPr>
+              <w:pStyle w:val="Compact"/>
+            </w:pPr>
+            <w:r>
+              <w:t xml:space="preserve">49</w:t>
+            </w:r>
+          </w:p>
+        </w:tc>
+      </w:tr>
+      <w:tr>
+        <w:tc>
+          <w:tcPr/>
+          <w:p>
+            <w:pPr>
+              <w:pStyle w:val="Compact"/>
+            </w:pPr>
+            <w:r>
+              <w:t xml:space="preserve">pattern_726</w:t>
+            </w:r>
+          </w:p>
+        </w:tc>
+        <w:tc>
+          <w:tcPr/>
+          <w:p>
+            <w:pPr>
+              <w:pStyle w:val="Compact"/>
+            </w:pPr>
+            <w:r>
+              <w:t xml:space="preserve">NAPHTA</w:t>
+            </w:r>
+          </w:p>
+        </w:tc>
+        <w:tc>
+          <w:tcPr/>
+          <w:p>
+            <w:pPr>
+              <w:pStyle w:val="Compact"/>
+            </w:pPr>
+            <w:r>
+              <w:t xml:space="preserve">yes</w:t>
+            </w:r>
+          </w:p>
+        </w:tc>
+        <w:tc>
+          <w:tcPr/>
+          <w:p>
+            <w:pPr>
+              <w:pStyle w:val="Compact"/>
+            </w:pPr>
+            <w:r>
+              <w:t xml:space="preserve">4.35</w:t>
+            </w:r>
+          </w:p>
+        </w:tc>
+        <w:tc>
+          <w:tcPr/>
+          <w:p>
+            <w:pPr>
+              <w:pStyle w:val="Compact"/>
+            </w:pPr>
+            <w:r>
+              <w:t xml:space="preserve">n/a</w:t>
+            </w:r>
+          </w:p>
+        </w:tc>
+        <w:tc>
+          <w:tcPr/>
+          <w:p>
+            <w:pPr>
+              <w:pStyle w:val="Compact"/>
+            </w:pPr>
+            <w:r>
+              <w:t xml:space="preserve">41</w:t>
+            </w:r>
+          </w:p>
+        </w:tc>
+        <w:tc>
+          <w:tcPr/>
+          <w:p>
+            <w:pPr>
+              <w:pStyle w:val="Compact"/>
+            </w:pPr>
+            <w:r>
+              <w:t xml:space="preserve">78,049</w:t>
+            </w:r>
+          </w:p>
+        </w:tc>
+        <w:tc>
+          <w:tcPr/>
+          <w:p>
+            <w:pPr>
+              <w:pStyle w:val="Compact"/>
+            </w:pPr>
+            <w:r>
+              <w:t xml:space="preserve">–</w:t>
+            </w:r>
+          </w:p>
+        </w:tc>
+        <w:tc>
+          <w:tcPr/>
+          <w:p>
+            <w:pPr>
+              <w:pStyle w:val="Compact"/>
+            </w:pPr>
+            <w:r>
+              <w:t xml:space="preserve">50</w:t>
+            </w:r>
+          </w:p>
+        </w:tc>
+        <w:tc>
+          <w:tcPr/>
+          <w:p>
+            <w:pPr>
+              <w:pStyle w:val="Compact"/>
+            </w:pPr>
+            <w:r>
+              <w:t xml:space="preserve">50</w:t>
+            </w:r>
+          </w:p>
+        </w:tc>
+      </w:tr>
+      <w:tr>
+        <w:tc>
+          <w:tcPr/>
+          <w:p>
+            <w:pPr>
+              <w:pStyle w:val="Compact"/>
+            </w:pPr>
+            <w:r>
+              <w:t xml:space="preserve">pattern_808</w:t>
+            </w:r>
+          </w:p>
+        </w:tc>
+        <w:tc>
+          <w:tcPr/>
+          <w:p>
+            <w:pPr>
+              <w:pStyle w:val="Compact"/>
+            </w:pPr>
+            <w:r>
+              <w:t xml:space="preserve">NAPHTA</w:t>
+            </w:r>
+          </w:p>
+        </w:tc>
+        <w:tc>
+          <w:tcPr/>
+          <w:p>
+            <w:pPr>
+              <w:pStyle w:val="Compact"/>
+            </w:pPr>
+            <w:r>
+              <w:t xml:space="preserve">yes</w:t>
+            </w:r>
+          </w:p>
+        </w:tc>
+        <w:tc>
+          <w:tcPr/>
+          <w:p>
+            <w:pPr>
+              <w:pStyle w:val="Compact"/>
+            </w:pPr>
+            <w:r>
+              <w:t xml:space="preserve">3.55</w:t>
+            </w:r>
+          </w:p>
+        </w:tc>
+        <w:tc>
+          <w:tcPr/>
+          <w:p>
+            <w:pPr>
+              <w:pStyle w:val="Compact"/>
+            </w:pPr>
+            <w:r>
+              <w:t xml:space="preserve">n/a</w:t>
+            </w:r>
+          </w:p>
+        </w:tc>
+        <w:tc>
+          <w:tcPr/>
+          <w:p>
+            <w:pPr>
+              <w:pStyle w:val="Compact"/>
+            </w:pPr>
+            <w:r>
+              <w:t xml:space="preserve">41</w:t>
+            </w:r>
+          </w:p>
+        </w:tc>
+        <w:tc>
+          <w:tcPr/>
+          <w:p>
+            <w:pPr>
+              <w:pStyle w:val="Compact"/>
+            </w:pPr>
+            <w:r>
+              <w:t xml:space="preserve">15,104</w:t>
+            </w:r>
+          </w:p>
+        </w:tc>
+        <w:tc>
+          <w:tcPr/>
+          <w:p>
+            <w:pPr>
+              <w:pStyle w:val="Compact"/>
+            </w:pPr>
+            <w:r>
+              <w:t xml:space="preserve">–</w:t>
+            </w:r>
+          </w:p>
+        </w:tc>
+        <w:tc>
+          <w:tcPr/>
+          <w:p>
+            <w:pPr>
+              <w:pStyle w:val="Compact"/>
+            </w:pPr>
+            <w:r>
+              <w:t xml:space="preserve">50</w:t>
+            </w:r>
+          </w:p>
+        </w:tc>
+        <w:tc>
+          <w:tcPr/>
+          <w:p>
+            <w:pPr>
+              <w:pStyle w:val="Compact"/>
+            </w:pPr>
+            <w:r>
+              <w:t xml:space="preserve">50</w:t>
+            </w:r>
+          </w:p>
+        </w:tc>
+      </w:tr>
+      <w:tr>
+        <w:tc>
+          <w:tcPr/>
+          <w:p>
+            <w:pPr>
+              <w:pStyle w:val="Compact"/>
+            </w:pPr>
+            <w:r>
+              <w:t xml:space="preserve">pattern_1021</w:t>
+            </w:r>
+          </w:p>
+        </w:tc>
+        <w:tc>
+          <w:tcPr/>
+          <w:p>
+            <w:pPr>
+              <w:pStyle w:val="Compact"/>
+            </w:pPr>
+            <w:r>
+              <w:t xml:space="preserve">NAPHTA</w:t>
+            </w:r>
+          </w:p>
+        </w:tc>
+        <w:tc>
+          <w:tcPr/>
+          <w:p>
+            <w:pPr>
+              <w:pStyle w:val="Compact"/>
+            </w:pPr>
+            <w:r>
+              <w:t xml:space="preserve">yes</w:t>
+            </w:r>
+          </w:p>
+        </w:tc>
+        <w:tc>
+          <w:tcPr/>
+          <w:p>
+            <w:pPr>
+              <w:pStyle w:val="Compact"/>
+            </w:pPr>
+            <w:r>
+              <w:t xml:space="preserve">0.48</w:t>
+            </w:r>
+          </w:p>
+        </w:tc>
+        <w:tc>
+          <w:tcPr/>
+          <w:p>
+            <w:pPr>
+              <w:pStyle w:val="Compact"/>
+            </w:pPr>
+            <w:r>
+              <w:t xml:space="preserve">n/a</w:t>
+            </w:r>
+          </w:p>
+        </w:tc>
+        <w:tc>
+          <w:tcPr/>
+          <w:p>
+            <w:pPr>
+              <w:pStyle w:val="Compact"/>
+            </w:pPr>
+            <w:r>
+              <w:t xml:space="preserve">41</w:t>
+            </w:r>
+          </w:p>
+        </w:tc>
+        <w:tc>
+          <w:tcPr/>
+          <w:p>
+            <w:pPr>
+              <w:pStyle w:val="Compact"/>
+            </w:pPr>
+            <w:r>
+              <w:t xml:space="preserve">118</w:t>
+            </w:r>
+          </w:p>
+        </w:tc>
+        <w:tc>
+          <w:tcPr/>
+          <w:p>
+            <w:pPr>
+              <w:pStyle w:val="Compact"/>
+            </w:pPr>
+            <w:r>
+              <w:t xml:space="preserve">–</w:t>
+            </w:r>
+          </w:p>
+        </w:tc>
+        <w:tc>
+          <w:tcPr/>
+          <w:p>
+            <w:pPr>
+              <w:pStyle w:val="Compact"/>
+            </w:pPr>
+            <w:r>
+              <w:t xml:space="preserve">49</w:t>
+            </w:r>
+          </w:p>
+        </w:tc>
+        <w:tc>
+          <w:tcPr/>
+          <w:p>
+            <w:pPr>
+              <w:pStyle w:val="Compact"/>
+            </w:pPr>
+            <w:r>
+              <w:t xml:space="preserve">49</w:t>
+            </w:r>
+          </w:p>
+        </w:tc>
+      </w:tr>
+      <w:tr>
+        <w:tc>
+          <w:tcPr/>
+          <w:p>
+            <w:pPr>
+              <w:pStyle w:val="Compact"/>
+            </w:pPr>
+            <w:r>
+              <w:t xml:space="preserve">pattern_1046</w:t>
+            </w:r>
+          </w:p>
+        </w:tc>
+        <w:tc>
+          <w:tcPr/>
+          <w:p>
+            <w:pPr>
+              <w:pStyle w:val="Compact"/>
+            </w:pPr>
+            <w:r>
+              <w:t xml:space="preserve">NAPHTA</w:t>
+            </w:r>
+          </w:p>
+        </w:tc>
+        <w:tc>
+          <w:tcPr/>
+          <w:p>
+            <w:pPr>
+              <w:pStyle w:val="Compact"/>
+            </w:pPr>
+            <w:r>
+              <w:t xml:space="preserve">yes</w:t>
+            </w:r>
+          </w:p>
+        </w:tc>
+        <w:tc>
+          <w:tcPr/>
+          <w:p>
+            <w:pPr>
+              <w:pStyle w:val="Compact"/>
+            </w:pPr>
+            <w:r>
+              <w:t xml:space="preserve">2.10</w:t>
+            </w:r>
+          </w:p>
+        </w:tc>
+        <w:tc>
+          <w:tcPr/>
+          <w:p>
+            <w:pPr>
+              <w:pStyle w:val="Compact"/>
+            </w:pPr>
+            <w:r>
+              <w:t xml:space="preserve">n/a</w:t>
+            </w:r>
+          </w:p>
+        </w:tc>
+        <w:tc>
+          <w:tcPr/>
+          <w:p>
+            <w:pPr>
+              <w:pStyle w:val="Compact"/>
+            </w:pPr>
+            <w:r>
+              <w:t xml:space="preserve">38</w:t>
+            </w:r>
+          </w:p>
+        </w:tc>
+        <w:tc>
+          <w:tcPr/>
+          <w:p>
+            <w:pPr>
+              <w:pStyle w:val="Compact"/>
+            </w:pPr>
+            <w:r>
+              <w:t xml:space="preserve">1,308</w:t>
+            </w:r>
+          </w:p>
+        </w:tc>
+        <w:tc>
+          <w:tcPr/>
+          <w:p>
+            <w:pPr>
+              <w:pStyle w:val="Compact"/>
+            </w:pPr>
+            <w:r>
+              <w:t xml:space="preserve">–</w:t>
+            </w:r>
+          </w:p>
+        </w:tc>
+        <w:tc>
+          <w:tcPr/>
+          <w:p>
+            <w:pPr>
+              <w:pStyle w:val="Compact"/>
+            </w:pPr>
+            <w:r>
+              <w:t xml:space="preserve">51</w:t>
+            </w:r>
+          </w:p>
+        </w:tc>
+        <w:tc>
+          <w:tcPr/>
+          <w:p>
+            <w:pPr>
+              <w:pStyle w:val="Compact"/>
+            </w:pPr>
+            <w:r>
+              <w:t xml:space="preserve">51</w:t>
+            </w:r>
+          </w:p>
+        </w:tc>
+      </w:tr>
+      <w:tr>
+        <w:tc>
+          <w:tcPr/>
+          <w:p>
+            <w:pPr>
+              <w:pStyle w:val="Compact"/>
+            </w:pPr>
+            <w:r>
+              <w:t xml:space="preserve">pattern_519</w:t>
+            </w:r>
+          </w:p>
+        </w:tc>
+        <w:tc>
+          <w:tcPr/>
+          <w:p>
+            <w:pPr>
+              <w:pStyle w:val="Compact"/>
+            </w:pPr>
+            <w:r>
+              <w:t xml:space="preserve">QILDAS</w:t>
+            </w:r>
+          </w:p>
+        </w:tc>
+        <w:tc>
+          <w:tcPr/>
+          <w:p>
+            <w:pPr>
+              <w:pStyle w:val="Compact"/>
+            </w:pPr>
+          </w:p>
+        </w:tc>
+        <w:tc>
+          <w:tcPr/>
+          <w:p>
+            <w:pPr>
+              <w:pStyle w:val="Compact"/>
+            </w:pPr>
+            <w:r>
+              <w:t xml:space="preserve">0.40</w:t>
+            </w:r>
+          </w:p>
+        </w:tc>
+        <w:tc>
+          <w:tcPr/>
+          <w:p>
+            <w:pPr>
+              <w:pStyle w:val="Compact"/>
+            </w:pPr>
+            <w:r>
+              <w:t xml:space="preserve">120</w:t>
+            </w:r>
+          </w:p>
+        </w:tc>
+        <w:tc>
+          <w:tcPr/>
+          <w:p>
+            <w:pPr>
+              <w:pStyle w:val="Compact"/>
+            </w:pPr>
+            <w:r>
+              <w:t xml:space="preserve">158</w:t>
+            </w:r>
+          </w:p>
+        </w:tc>
+        <w:tc>
+          <w:tcPr/>
+          <w:p>
+            <w:pPr>
+              <w:pStyle w:val="Compact"/>
+            </w:pPr>
+            <w:r>
+              <w:t xml:space="preserve">1</w:t>
+            </w:r>
+          </w:p>
+        </w:tc>
+        <w:tc>
+          <w:tcPr/>
+          <w:p>
+            <w:pPr>
+              <w:pStyle w:val="Compact"/>
+            </w:pPr>
+            <w:r>
+              <w:t xml:space="preserve">1</w:t>
+            </w:r>
+          </w:p>
+        </w:tc>
+        <w:tc>
+          <w:tcPr/>
+          <w:p>
+            <w:pPr>
+              <w:pStyle w:val="Compact"/>
+            </w:pPr>
+            <w:r>
+              <w:t xml:space="preserve">1</w:t>
+            </w:r>
+          </w:p>
+        </w:tc>
+        <w:tc>
+          <w:tcPr/>
+          <w:p>
+            <w:pPr>
+              <w:pStyle w:val="Compact"/>
+            </w:pPr>
+            <w:r>
+              <w:t xml:space="preserve">n/a</w:t>
+            </w:r>
+          </w:p>
+        </w:tc>
+      </w:tr>
+      <w:tr>
+        <w:tc>
+          <w:tcPr/>
+          <w:p>
+            <w:pPr>
+              <w:pStyle w:val="Compact"/>
+            </w:pPr>
+            <w:r>
+              <w:t xml:space="preserve">pattern_1008</w:t>
+            </w:r>
+          </w:p>
+        </w:tc>
+        <w:tc>
+          <w:tcPr/>
+          <w:p>
+            <w:pPr>
+              <w:pStyle w:val="Compact"/>
+            </w:pPr>
+            <w:r>
+              <w:t xml:space="preserve">QILZIX</w:t>
+            </w:r>
+          </w:p>
+        </w:tc>
+        <w:tc>
+          <w:tcPr/>
+          <w:p>
+            <w:pPr>
+              <w:pStyle w:val="Compact"/>
+            </w:pPr>
+          </w:p>
+        </w:tc>
+        <w:tc>
+          <w:tcPr/>
+          <w:p>
+            <w:pPr>
+              <w:pStyle w:val="Compact"/>
+            </w:pPr>
+            <w:r>
+              <w:t xml:space="preserve">2.07</w:t>
+            </w:r>
+          </w:p>
+        </w:tc>
+        <w:tc>
+          <w:tcPr/>
+          <w:p>
+            <w:pPr>
+              <w:pStyle w:val="Compact"/>
+            </w:pPr>
+            <w:r>
+              <w:t xml:space="preserve">112</w:t>
+            </w:r>
+          </w:p>
+        </w:tc>
+        <w:tc>
+          <w:tcPr/>
+          <w:p>
+            <w:pPr>
+              <w:pStyle w:val="Compact"/>
+            </w:pPr>
+            <w:r>
+              <w:t xml:space="preserve">131</w:t>
+            </w:r>
+          </w:p>
+        </w:tc>
+        <w:tc>
+          <w:tcPr/>
+          <w:p>
+            <w:pPr>
+              <w:pStyle w:val="Compact"/>
+            </w:pPr>
+            <w:r>
+              <w:t xml:space="preserve">3</w:t>
+            </w:r>
+          </w:p>
+        </w:tc>
+        <w:tc>
+          <w:tcPr/>
+          <w:p>
+            <w:pPr>
+              <w:pStyle w:val="Compact"/>
+            </w:pPr>
+            <w:r>
+              <w:t xml:space="preserve">1</w:t>
+            </w:r>
+          </w:p>
+        </w:tc>
+        <w:tc>
+          <w:tcPr/>
+          <w:p>
+            <w:pPr>
+              <w:pStyle w:val="Compact"/>
+            </w:pPr>
+            <w:r>
+              <w:t xml:space="preserve">1</w:t>
+            </w:r>
+          </w:p>
+        </w:tc>
+        <w:tc>
+          <w:tcPr/>
+          <w:p>
+            <w:pPr>
+              <w:pStyle w:val="Compact"/>
+            </w:pPr>
+            <w:r>
+              <w:t xml:space="preserve">n/a</w:t>
+            </w:r>
+          </w:p>
+        </w:tc>
+      </w:tr>
+      <w:tr>
+        <w:tc>
+          <w:tcPr/>
+          <w:p>
+            <w:pPr>
+              <w:pStyle w:val="Compact"/>
+            </w:pPr>
+            <w:r>
+              <w:t xml:space="preserve">pattern_247</w:t>
+            </w:r>
+          </w:p>
+        </w:tc>
+        <w:tc>
+          <w:tcPr/>
+          <w:p>
+            <w:pPr>
+              <w:pStyle w:val="Compact"/>
+            </w:pPr>
+            <w:r>
+              <w:t xml:space="preserve">QIQVAQ</w:t>
+            </w:r>
+          </w:p>
+        </w:tc>
+        <w:tc>
+          <w:tcPr/>
+          <w:p>
+            <w:pPr>
+              <w:pStyle w:val="Compact"/>
+            </w:pPr>
+          </w:p>
+        </w:tc>
+        <w:tc>
+          <w:tcPr/>
+          <w:p>
+            <w:pPr>
+              <w:pStyle w:val="Compact"/>
+            </w:pPr>
+            <w:r>
+              <w:t xml:space="preserve">0.38</w:t>
+            </w:r>
+          </w:p>
+        </w:tc>
+        <w:tc>
+          <w:tcPr/>
+          <w:p>
+            <w:pPr>
+              <w:pStyle w:val="Compact"/>
+            </w:pPr>
+            <w:r>
+              <w:t xml:space="preserve">7</w:t>
+            </w:r>
+          </w:p>
+        </w:tc>
+        <w:tc>
+          <w:tcPr/>
+          <w:p>
+            <w:pPr>
+              <w:pStyle w:val="Compact"/>
+            </w:pPr>
+            <w:r>
+              <w:t xml:space="preserve">294</w:t>
+            </w:r>
+          </w:p>
+        </w:tc>
+        <w:tc>
+          <w:tcPr/>
+          <w:p>
+            <w:pPr>
+              <w:pStyle w:val="Compact"/>
+            </w:pPr>
+            <w:r>
+              <w:t xml:space="preserve">1</w:t>
+            </w:r>
+          </w:p>
+        </w:tc>
+        <w:tc>
+          <w:tcPr/>
+          <w:p>
+            <w:pPr>
+              <w:pStyle w:val="Compact"/>
+            </w:pPr>
+            <w:r>
+              <w:t xml:space="preserve">2</w:t>
+            </w:r>
+          </w:p>
+        </w:tc>
+        <w:tc>
+          <w:tcPr/>
+          <w:p>
+            <w:pPr>
+              <w:pStyle w:val="Compact"/>
+            </w:pPr>
+            <w:r>
+              <w:t xml:space="preserve">1</w:t>
+            </w:r>
+          </w:p>
+        </w:tc>
+        <w:tc>
+          <w:tcPr/>
+          <w:p>
+            <w:pPr>
+              <w:pStyle w:val="Compact"/>
+            </w:pPr>
+            <w:r>
+              <w:t xml:space="preserve">n/a</w:t>
+            </w:r>
+          </w:p>
+        </w:tc>
+      </w:tr>
+      <w:tr>
+        <w:tc>
+          <w:tcPr/>
+          <w:p>
+            <w:pPr>
+              <w:pStyle w:val="Compact"/>
+            </w:pPr>
+            <w:r>
+              <w:t xml:space="preserve">pattern_805</w:t>
+            </w:r>
+          </w:p>
+        </w:tc>
+        <w:tc>
+          <w:tcPr/>
+          <w:p>
+            <w:pPr>
+              <w:pStyle w:val="Compact"/>
+            </w:pPr>
+            <w:r>
+              <w:t xml:space="preserve">QUWYIR</w:t>
+            </w:r>
+          </w:p>
+        </w:tc>
+        <w:tc>
+          <w:tcPr/>
+          <w:p>
+            <w:pPr>
+              <w:pStyle w:val="Compact"/>
+            </w:pPr>
+          </w:p>
+        </w:tc>
+        <w:tc>
+          <w:tcPr/>
+          <w:p>
+            <w:pPr>
+              <w:pStyle w:val="Compact"/>
+            </w:pPr>
+            <w:r>
+              <w:t xml:space="preserve">0.11</w:t>
+            </w:r>
+          </w:p>
+        </w:tc>
+        <w:tc>
+          <w:tcPr/>
+          <w:p>
+            <w:pPr>
+              <w:pStyle w:val="Compact"/>
+            </w:pPr>
+            <w:r>
+              <w:t xml:space="preserve">0</w:t>
+            </w:r>
+          </w:p>
+        </w:tc>
+        <w:tc>
+          <w:tcPr/>
+          <w:p>
+            <w:pPr>
+              <w:pStyle w:val="Compact"/>
+            </w:pPr>
+            <w:r>
+              <w:t xml:space="preserve">255</w:t>
+            </w:r>
+          </w:p>
+        </w:tc>
+        <w:tc>
+          <w:tcPr/>
+          <w:p>
+            <w:pPr>
+              <w:pStyle w:val="Compact"/>
+            </w:pPr>
+            <w:r>
+              <w:t xml:space="preserve">1</w:t>
+            </w:r>
+          </w:p>
+        </w:tc>
+        <w:tc>
+          <w:tcPr/>
+          <w:p>
+            <w:pPr>
+              <w:pStyle w:val="Compact"/>
+            </w:pPr>
+            <w:r>
+              <w:t xml:space="preserve">1</w:t>
+            </w:r>
+          </w:p>
+        </w:tc>
+        <w:tc>
+          <w:tcPr/>
+          <w:p>
+            <w:pPr>
+              <w:pStyle w:val="Compact"/>
+            </w:pPr>
+            <w:r>
+              <w:t xml:space="preserve">1</w:t>
+            </w:r>
+          </w:p>
+        </w:tc>
+        <w:tc>
+          <w:tcPr/>
+          <w:p>
+            <w:pPr>
+              <w:pStyle w:val="Compact"/>
+            </w:pPr>
+            <w:r>
+              <w:t xml:space="preserve">n/a</w:t>
+            </w:r>
+          </w:p>
+        </w:tc>
+      </w:tr>
+      <w:tr>
+        <w:tc>
+          <w:tcPr/>
+          <w:p>
+            <w:pPr>
+              <w:pStyle w:val="Compact"/>
+            </w:pPr>
+            <w:r>
+              <w:t xml:space="preserve">pattern_914</w:t>
+            </w:r>
+          </w:p>
+        </w:tc>
+        <w:tc>
+          <w:tcPr/>
+          <w:p>
+            <w:pPr>
+              <w:pStyle w:val="Compact"/>
+            </w:pPr>
+            <w:r>
+              <w:t xml:space="preserve">RIXNES</w:t>
+            </w:r>
+          </w:p>
+        </w:tc>
+        <w:tc>
+          <w:tcPr/>
+          <w:p>
+            <w:pPr>
+              <w:pStyle w:val="Compact"/>
+            </w:pPr>
+          </w:p>
+        </w:tc>
+        <w:tc>
+          <w:tcPr/>
+          <w:p>
+            <w:pPr>
+              <w:pStyle w:val="Compact"/>
+            </w:pPr>
+            <w:r>
+              <w:t xml:space="preserve">1.84</w:t>
+            </w:r>
+          </w:p>
+        </w:tc>
+        <w:tc>
+          <w:tcPr/>
+          <w:p>
+            <w:pPr>
+              <w:pStyle w:val="Compact"/>
+            </w:pPr>
+            <w:r>
+              <w:t xml:space="preserve">60</w:t>
+            </w:r>
+          </w:p>
+        </w:tc>
+        <w:tc>
+          <w:tcPr/>
+          <w:p>
+            <w:pPr>
+              <w:pStyle w:val="Compact"/>
+            </w:pPr>
+            <w:r>
+              <w:t xml:space="preserve">232</w:t>
+            </w:r>
+          </w:p>
+        </w:tc>
+        <w:tc>
+          <w:tcPr/>
+          <w:p>
+            <w:pPr>
+              <w:pStyle w:val="Compact"/>
+            </w:pPr>
+            <w:r>
+              <w:t xml:space="preserve">28,191</w:t>
+            </w:r>
+          </w:p>
+        </w:tc>
+        <w:tc>
+          <w:tcPr/>
+          <w:p>
+            <w:pPr>
+              <w:pStyle w:val="Compact"/>
+            </w:pPr>
+            <w:r>
+              <w:t xml:space="preserve">–</w:t>
+            </w:r>
+          </w:p>
+        </w:tc>
+        <w:tc>
+          <w:tcPr/>
+          <w:p>
+            <w:pPr>
+              <w:pStyle w:val="Compact"/>
+            </w:pPr>
+            <w:r>
+              <w:t xml:space="preserve">4</w:t>
+            </w:r>
+          </w:p>
+        </w:tc>
+        <w:tc>
+          <w:tcPr/>
+          <w:p>
+            <w:pPr>
+              <w:pStyle w:val="Compact"/>
+            </w:pPr>
+            <w:r>
+              <w:t xml:space="preserve">5</w:t>
+            </w:r>
+          </w:p>
+        </w:tc>
+      </w:tr>
+      <w:tr>
+        <w:tc>
+          <w:tcPr/>
+          <w:p>
+            <w:pPr>
+              <w:pStyle w:val="Compact"/>
+            </w:pPr>
+            <w:r>
+              <w:t xml:space="preserve">pattern_1006</w:t>
+            </w:r>
+          </w:p>
+        </w:tc>
+        <w:tc>
+          <w:tcPr/>
+          <w:p>
+            <w:pPr>
+              <w:pStyle w:val="Compact"/>
+            </w:pPr>
+            <w:r>
+              <w:t xml:space="preserve">ROHWIX</w:t>
+            </w:r>
+          </w:p>
+        </w:tc>
+        <w:tc>
+          <w:tcPr/>
+          <w:p>
+            <w:pPr>
+              <w:pStyle w:val="Compact"/>
+            </w:pPr>
+          </w:p>
+        </w:tc>
+        <w:tc>
+          <w:tcPr/>
+          <w:p>
+            <w:pPr>
+              <w:pStyle w:val="Compact"/>
+            </w:pPr>
+            <w:r>
+              <w:t xml:space="preserve">0.13</w:t>
+            </w:r>
+          </w:p>
+        </w:tc>
+        <w:tc>
+          <w:tcPr/>
+          <w:p>
+            <w:pPr>
+              <w:pStyle w:val="Compact"/>
+            </w:pPr>
+            <w:r>
+              <w:t xml:space="preserve">148</w:t>
+            </w:r>
+          </w:p>
+        </w:tc>
+        <w:tc>
+          <w:tcPr/>
+          <w:p>
+            <w:pPr>
+              <w:pStyle w:val="Compact"/>
+            </w:pPr>
+            <w:r>
+              <w:t xml:space="preserve">66</w:t>
+            </w:r>
+          </w:p>
+        </w:tc>
+        <w:tc>
+          <w:tcPr/>
+          <w:p>
+            <w:pPr>
+              <w:pStyle w:val="Compact"/>
+            </w:pPr>
+            <w:r>
+              <w:t xml:space="preserve">1</w:t>
+            </w:r>
+          </w:p>
+        </w:tc>
+        <w:tc>
+          <w:tcPr/>
+          <w:p>
+            <w:pPr>
+              <w:pStyle w:val="Compact"/>
+            </w:pPr>
+            <w:r>
+              <w:t xml:space="preserve">1</w:t>
+            </w:r>
+          </w:p>
+        </w:tc>
+        <w:tc>
+          <w:tcPr/>
+          <w:p>
+            <w:pPr>
+              <w:pStyle w:val="Compact"/>
+            </w:pPr>
+            <w:r>
+              <w:t xml:space="preserve">1</w:t>
+            </w:r>
+          </w:p>
+        </w:tc>
+        <w:tc>
+          <w:tcPr/>
+          <w:p>
+            <w:pPr>
+              <w:pStyle w:val="Compact"/>
+            </w:pPr>
+            <w:r>
+              <w:t xml:space="preserve">n/a</w:t>
+            </w:r>
+          </w:p>
+        </w:tc>
+      </w:tr>
+      <w:tr>
+        <w:tc>
+          <w:tcPr/>
+          <w:p>
+            <w:pPr>
+              <w:pStyle w:val="Compact"/>
+            </w:pPr>
+            <w:r>
+              <w:t xml:space="preserve">pattern_77</w:t>
+            </w:r>
+          </w:p>
+        </w:tc>
+        <w:tc>
+          <w:tcPr/>
+          <w:p>
+            <w:pPr>
+              <w:pStyle w:val="Compact"/>
+            </w:pPr>
+            <w:r>
+              <w:t xml:space="preserve">TAQBIY</w:t>
+            </w:r>
+          </w:p>
+        </w:tc>
+        <w:tc>
+          <w:tcPr/>
+          <w:p>
+            <w:pPr>
+              <w:pStyle w:val="Compact"/>
+            </w:pPr>
+          </w:p>
+        </w:tc>
+        <w:tc>
+          <w:tcPr/>
+          <w:p>
+            <w:pPr>
+              <w:pStyle w:val="Compact"/>
+            </w:pPr>
+            <w:r>
+              <w:t xml:space="preserve">4.81</w:t>
+            </w:r>
+          </w:p>
+        </w:tc>
+        <w:tc>
+          <w:tcPr/>
+          <w:p>
+            <w:pPr>
+              <w:pStyle w:val="Compact"/>
+            </w:pPr>
+            <w:r>
+              <w:t xml:space="preserve">n/a</w:t>
+            </w:r>
+          </w:p>
+        </w:tc>
+        <w:tc>
+          <w:tcPr/>
+          <w:p>
+            <w:pPr>
+              <w:pStyle w:val="Compact"/>
+            </w:pPr>
+            <w:r>
+              <w:t xml:space="preserve">213</w:t>
+            </w:r>
+          </w:p>
+        </w:tc>
+        <w:tc>
+          <w:tcPr/>
+          <w:p>
+            <w:pPr>
+              <w:pStyle w:val="Compact"/>
+            </w:pPr>
+            <w:r>
+              <w:t xml:space="preserve">7</w:t>
+            </w:r>
+          </w:p>
+        </w:tc>
+        <w:tc>
+          <w:tcPr/>
+          <w:p>
+            <w:pPr>
+              <w:pStyle w:val="Compact"/>
+            </w:pPr>
+            <w:r>
+              <w:t xml:space="preserve">1</w:t>
+            </w:r>
+          </w:p>
+        </w:tc>
+        <w:tc>
+          <w:tcPr/>
+          <w:p>
+            <w:pPr>
+              <w:pStyle w:val="Compact"/>
+            </w:pPr>
+            <w:r>
+              <w:t xml:space="preserve">1</w:t>
+            </w:r>
+          </w:p>
+        </w:tc>
+        <w:tc>
+          <w:tcPr/>
+          <w:p>
+            <w:pPr>
+              <w:pStyle w:val="Compact"/>
+            </w:pPr>
+            <w:r>
+              <w:t xml:space="preserve">n/a</w:t>
+            </w:r>
+          </w:p>
+        </w:tc>
+      </w:tr>
+      <w:tr>
+        <w:tc>
+          <w:tcPr/>
+          <w:p>
+            <w:pPr>
+              <w:pStyle w:val="Compact"/>
+            </w:pPr>
+            <w:r>
+              <w:t xml:space="preserve">pattern_180</w:t>
+            </w:r>
+          </w:p>
+        </w:tc>
+        <w:tc>
+          <w:tcPr/>
+          <w:p>
+            <w:pPr>
+              <w:pStyle w:val="Compact"/>
+            </w:pPr>
+            <w:r>
+              <w:t xml:space="preserve">UPOJER</w:t>
+            </w:r>
+          </w:p>
+        </w:tc>
+        <w:tc>
+          <w:tcPr/>
+          <w:p>
+            <w:pPr>
+              <w:pStyle w:val="Compact"/>
+            </w:pPr>
+          </w:p>
+        </w:tc>
+        <w:tc>
+          <w:tcPr/>
+          <w:p>
+            <w:pPr>
+              <w:pStyle w:val="Compact"/>
+            </w:pPr>
+            <w:r>
+              <w:t xml:space="preserve">0.25</w:t>
+            </w:r>
+          </w:p>
+        </w:tc>
+        <w:tc>
+          <w:tcPr/>
+          <w:p>
+            <w:pPr>
+              <w:pStyle w:val="Compact"/>
+            </w:pPr>
+            <w:r>
+              <w:t xml:space="preserve">0</w:t>
+            </w:r>
+          </w:p>
+        </w:tc>
+        <w:tc>
+          <w:tcPr/>
+          <w:p>
+            <w:pPr>
+              <w:pStyle w:val="Compact"/>
+            </w:pPr>
+            <w:r>
+              <w:t xml:space="preserve">296</w:t>
+            </w:r>
+          </w:p>
+        </w:tc>
+        <w:tc>
+          <w:tcPr/>
+          <w:p>
+            <w:pPr>
+              <w:pStyle w:val="Compact"/>
+            </w:pPr>
+            <w:r>
+              <w:t xml:space="preserve">1</w:t>
+            </w:r>
+          </w:p>
+        </w:tc>
+        <w:tc>
+          <w:tcPr/>
+          <w:p>
+            <w:pPr>
+              <w:pStyle w:val="Compact"/>
+            </w:pPr>
+            <w:r>
+              <w:t xml:space="preserve">1</w:t>
+            </w:r>
+          </w:p>
+        </w:tc>
+        <w:tc>
+          <w:tcPr/>
+          <w:p>
+            <w:pPr>
+              <w:pStyle w:val="Compact"/>
+            </w:pPr>
+            <w:r>
+              <w:t xml:space="preserve">1</w:t>
+            </w:r>
+          </w:p>
+        </w:tc>
+        <w:tc>
+          <w:tcPr/>
+          <w:p>
+            <w:pPr>
+              <w:pStyle w:val="Compact"/>
+            </w:pPr>
+            <w:r>
+              <w:t xml:space="preserve">n/a</w:t>
+            </w:r>
+          </w:p>
+        </w:tc>
+      </w:tr>
+      <w:tr>
+        <w:tc>
+          <w:tcPr/>
+          <w:p>
+            <w:pPr>
+              <w:pStyle w:val="Compact"/>
+            </w:pPr>
+            <w:r>
+              <w:t xml:space="preserve">pattern_487</w:t>
+            </w:r>
+          </w:p>
+        </w:tc>
+        <w:tc>
+          <w:tcPr/>
+          <w:p>
+            <w:pPr>
+              <w:pStyle w:val="Compact"/>
+            </w:pPr>
+            <w:r>
+              <w:t xml:space="preserve">VELWIV</w:t>
+            </w:r>
+          </w:p>
+        </w:tc>
+        <w:tc>
+          <w:tcPr/>
+          <w:p>
+            <w:pPr>
+              <w:pStyle w:val="Compact"/>
+            </w:pPr>
+          </w:p>
+        </w:tc>
+        <w:tc>
+          <w:tcPr/>
+          <w:p>
+            <w:pPr>
+              <w:pStyle w:val="Compact"/>
+            </w:pPr>
+            <w:r>
+              <w:t xml:space="preserve">0.34</w:t>
+            </w:r>
+          </w:p>
+        </w:tc>
+        <w:tc>
+          <w:tcPr/>
+          <w:p>
+            <w:pPr>
+              <w:pStyle w:val="Compact"/>
+            </w:pPr>
+            <w:r>
+              <w:t xml:space="preserve">3</w:t>
+            </w:r>
+          </w:p>
+        </w:tc>
+        <w:tc>
+          <w:tcPr/>
+          <w:p>
+            <w:pPr>
+              <w:pStyle w:val="Compact"/>
+            </w:pPr>
+            <w:r>
+              <w:t xml:space="preserve">157</w:t>
+            </w:r>
+          </w:p>
+        </w:tc>
+        <w:tc>
+          <w:tcPr/>
+          <w:p>
+            <w:pPr>
+              <w:pStyle w:val="Compact"/>
+            </w:pPr>
+            <w:r>
+              <w:t xml:space="preserve">2</w:t>
+            </w:r>
+          </w:p>
+        </w:tc>
+        <w:tc>
+          <w:tcPr/>
+          <w:p>
+            <w:pPr>
+              <w:pStyle w:val="Compact"/>
+            </w:pPr>
+            <w:r>
+              <w:t xml:space="preserve">1</w:t>
+            </w:r>
+          </w:p>
+        </w:tc>
+        <w:tc>
+          <w:tcPr/>
+          <w:p>
+            <w:pPr>
+              <w:pStyle w:val="Compact"/>
+            </w:pPr>
+            <w:r>
+              <w:t xml:space="preserve">1</w:t>
+            </w:r>
+          </w:p>
+        </w:tc>
+        <w:tc>
+          <w:tcPr/>
+          <w:p>
+            <w:pPr>
+              <w:pStyle w:val="Compact"/>
+            </w:pPr>
+            <w:r>
+              <w:t xml:space="preserve">n/a</w:t>
+            </w:r>
+          </w:p>
+        </w:tc>
+      </w:tr>
+      <w:tr>
+        <w:tc>
+          <w:tcPr/>
+          <w:p>
+            <w:pPr>
+              <w:pStyle w:val="Compact"/>
+            </w:pPr>
+            <w:r>
+              <w:t xml:space="preserve">pattern_586</w:t>
+            </w:r>
+          </w:p>
+        </w:tc>
+        <w:tc>
+          <w:tcPr/>
+          <w:p>
+            <w:pPr>
+              <w:pStyle w:val="Compact"/>
+            </w:pPr>
+            <w:r>
+              <w:t xml:space="preserve">ZIZRUX</w:t>
+            </w:r>
+          </w:p>
+        </w:tc>
+        <w:tc>
+          <w:tcPr/>
+          <w:p>
+            <w:pPr>
+              <w:pStyle w:val="Compact"/>
+            </w:pPr>
+          </w:p>
+        </w:tc>
+        <w:tc>
+          <w:tcPr/>
+          <w:p>
+            <w:pPr>
+              <w:pStyle w:val="Compact"/>
+            </w:pPr>
+            <w:r>
+              <w:t xml:space="preserve">0.30</w:t>
+            </w:r>
+          </w:p>
+        </w:tc>
+        <w:tc>
+          <w:tcPr/>
+          <w:p>
+            <w:pPr>
+              <w:pStyle w:val="Compact"/>
+            </w:pPr>
+            <w:r>
+              <w:t xml:space="preserve">0</w:t>
+            </w:r>
+          </w:p>
+        </w:tc>
+        <w:tc>
+          <w:tcPr/>
+          <w:p>
+            <w:pPr>
+              <w:pStyle w:val="Compact"/>
+            </w:pPr>
+            <w:r>
+              <w:t xml:space="preserve">82</w:t>
+            </w:r>
+          </w:p>
+        </w:tc>
+        <w:tc>
+          <w:tcPr/>
+          <w:p>
+            <w:pPr>
+              <w:pStyle w:val="Compact"/>
+            </w:pPr>
+            <w:r>
+              <w:t xml:space="preserve">1</w:t>
+            </w:r>
+          </w:p>
+        </w:tc>
+        <w:tc>
+          <w:tcPr/>
+          <w:p>
+            <w:pPr>
+              <w:pStyle w:val="Compact"/>
+            </w:pPr>
+            <w:r>
+              <w:t xml:space="preserve">1</w:t>
+            </w:r>
+          </w:p>
+        </w:tc>
+        <w:tc>
+          <w:tcPr/>
+          <w:p>
+            <w:pPr>
+              <w:pStyle w:val="Compact"/>
+            </w:pPr>
+            <w:r>
+              <w:t xml:space="preserve">1</w:t>
+            </w:r>
+          </w:p>
+        </w:tc>
+        <w:tc>
+          <w:tcPr/>
+          <w:p>
+            <w:pPr>
+              <w:pStyle w:val="Compact"/>
+            </w:pPr>
+            <w:r>
+              <w:t xml:space="preserve">n/a</w:t>
+            </w:r>
+          </w:p>
+        </w:tc>
+      </w:tr>
+      <w:tr>
+        <w:tc>
+          <w:tcPr/>
+          <w:p>
+            <w:pPr>
+              <w:pStyle w:val="Compact"/>
+            </w:pPr>
+            <w:r>
+              <w:t xml:space="preserve">pattern_205</w:t>
+            </w:r>
+          </w:p>
+        </w:tc>
+        <w:tc>
+          <w:tcPr/>
+          <w:p>
+            <w:pPr>
+              <w:pStyle w:val="Compact"/>
+            </w:pPr>
+            <w:r>
+              <w:t xml:space="preserve">ZZZIZM</w:t>
+            </w:r>
+          </w:p>
+        </w:tc>
+        <w:tc>
+          <w:tcPr/>
+          <w:p>
+            <w:pPr>
+              <w:pStyle w:val="Compact"/>
+            </w:pPr>
+          </w:p>
+        </w:tc>
+        <w:tc>
+          <w:tcPr/>
+          <w:p>
+            <w:pPr>
+              <w:pStyle w:val="Compact"/>
+            </w:pPr>
+            <w:r>
+              <w:t xml:space="preserve">0.38</w:t>
+            </w:r>
+          </w:p>
+        </w:tc>
+        <w:tc>
+          <w:tcPr/>
+          <w:p>
+            <w:pPr>
+              <w:pStyle w:val="Compact"/>
+            </w:pPr>
+            <w:r>
+              <w:t xml:space="preserve">n/a</w:t>
+            </w:r>
+          </w:p>
+        </w:tc>
+        <w:tc>
+          <w:tcPr/>
+          <w:p>
+            <w:pPr>
+              <w:pStyle w:val="Compact"/>
+            </w:pPr>
+            <w:r>
+              <w:t xml:space="preserve">167</w:t>
+            </w:r>
+          </w:p>
+        </w:tc>
+        <w:tc>
+          <w:tcPr/>
+          <w:p>
+            <w:pPr>
+              <w:pStyle w:val="Compact"/>
+            </w:pPr>
+            <w:r>
+              <w:t xml:space="preserve">1</w:t>
+            </w:r>
+          </w:p>
+        </w:tc>
+        <w:tc>
+          <w:tcPr/>
+          <w:p>
+            <w:pPr>
+              <w:pStyle w:val="Compact"/>
+            </w:pPr>
+            <w:r>
+              <w:t xml:space="preserve">1</w:t>
+            </w:r>
+          </w:p>
+        </w:tc>
+        <w:tc>
+          <w:tcPr/>
+          <w:p>
+            <w:pPr>
+              <w:pStyle w:val="Compact"/>
+            </w:pPr>
+            <w:r>
+              <w:t xml:space="preserve">1</w:t>
+            </w:r>
+          </w:p>
+        </w:tc>
+        <w:tc>
+          <w:tcPr/>
+          <w:p>
+            <w:pPr>
+              <w:pStyle w:val="Compact"/>
+            </w:pPr>
+            <w:r>
+              <w:t xml:space="preserve">n/a</w:t>
+            </w:r>
+          </w:p>
+        </w:tc>
+      </w:tr>
+      <w:tr>
+        <w:tc>
+          <w:tcPr/>
+          <w:p>
+            <w:pPr>
+              <w:pStyle w:val="Compact"/>
+            </w:pPr>
+            <w:r>
+              <w:t xml:space="preserve">pattern_209</w:t>
+            </w:r>
+          </w:p>
+        </w:tc>
+        <w:tc>
+          <w:tcPr/>
+          <w:p>
+            <w:pPr>
+              <w:pStyle w:val="Compact"/>
+            </w:pPr>
+            <w:r>
+              <w:t xml:space="preserve">ZZZIZM</w:t>
+            </w:r>
+          </w:p>
+        </w:tc>
+        <w:tc>
+          <w:tcPr/>
+          <w:p>
+            <w:pPr>
+              <w:pStyle w:val="Compact"/>
+            </w:pPr>
+          </w:p>
+        </w:tc>
+        <w:tc>
+          <w:tcPr/>
+          <w:p>
+            <w:pPr>
+              <w:pStyle w:val="Compact"/>
+            </w:pPr>
+            <w:r>
+              <w:t xml:space="preserve">0.30</w:t>
+            </w:r>
+          </w:p>
+        </w:tc>
+        <w:tc>
+          <w:tcPr/>
+          <w:p>
+            <w:pPr>
+              <w:pStyle w:val="Compact"/>
+            </w:pPr>
+            <w:r>
+              <w:t xml:space="preserve">n/a</w:t>
+            </w:r>
+          </w:p>
+        </w:tc>
+        <w:tc>
+          <w:tcPr/>
+          <w:p>
+            <w:pPr>
+              <w:pStyle w:val="Compact"/>
+            </w:pPr>
+            <w:r>
+              <w:t xml:space="preserve">146</w:t>
+            </w:r>
+          </w:p>
+        </w:tc>
+        <w:tc>
+          <w:tcPr/>
+          <w:p>
+            <w:pPr>
+              <w:pStyle w:val="Compact"/>
+            </w:pPr>
+            <w:r>
+              <w:t xml:space="preserve">1</w:t>
+            </w:r>
+          </w:p>
+        </w:tc>
+        <w:tc>
+          <w:tcPr/>
+          <w:p>
+            <w:pPr>
+              <w:pStyle w:val="Compact"/>
+            </w:pPr>
+            <w:r>
+              <w:t xml:space="preserve">1</w:t>
+            </w:r>
+          </w:p>
+        </w:tc>
+        <w:tc>
+          <w:tcPr/>
+          <w:p>
+            <w:pPr>
+              <w:pStyle w:val="Compact"/>
+            </w:pPr>
+            <w:r>
+              <w:t xml:space="preserve">1</w:t>
+            </w:r>
+          </w:p>
+        </w:tc>
+        <w:tc>
+          <w:tcPr/>
+          <w:p>
+            <w:pPr>
+              <w:pStyle w:val="Compact"/>
+            </w:pPr>
+            <w:r>
+              <w:t xml:space="preserve">n/a</w:t>
+            </w:r>
+          </w:p>
+        </w:tc>
+      </w:tr>
+      <w:tr>
+        <w:tc>
+          <w:tcPr/>
+          <w:p>
+            <w:pPr>
+              <w:pStyle w:val="Compact"/>
+            </w:pPr>
+            <w:r>
+              <w:t xml:space="preserve">pattern_359</w:t>
+            </w:r>
+          </w:p>
+        </w:tc>
+        <w:tc>
+          <w:tcPr/>
+          <w:p>
+            <w:pPr>
+              <w:pStyle w:val="Compact"/>
+            </w:pPr>
+            <w:r>
+              <w:t xml:space="preserve">ZZZIZM</w:t>
+            </w:r>
+          </w:p>
+        </w:tc>
+        <w:tc>
+          <w:tcPr/>
+          <w:p>
+            <w:pPr>
+              <w:pStyle w:val="Compact"/>
+            </w:pPr>
+          </w:p>
+        </w:tc>
+        <w:tc>
+          <w:tcPr/>
+          <w:p>
+            <w:pPr>
+              <w:pStyle w:val="Compact"/>
+            </w:pPr>
+            <w:r>
+              <w:t xml:space="preserve">0.62</w:t>
+            </w:r>
+          </w:p>
+        </w:tc>
+        <w:tc>
+          <w:tcPr/>
+          <w:p>
+            <w:pPr>
+              <w:pStyle w:val="Compact"/>
+            </w:pPr>
+            <w:r>
+              <w:t xml:space="preserve">n/a</w:t>
+            </w:r>
+          </w:p>
+        </w:tc>
+        <w:tc>
+          <w:tcPr/>
+          <w:p>
+            <w:pPr>
+              <w:pStyle w:val="Compact"/>
+            </w:pPr>
+            <w:r>
+              <w:t xml:space="preserve">147</w:t>
+            </w:r>
+          </w:p>
+        </w:tc>
+        <w:tc>
+          <w:tcPr/>
+          <w:p>
+            <w:pPr>
+              <w:pStyle w:val="Compact"/>
+            </w:pPr>
+            <w:r>
+              <w:t xml:space="preserve">1</w:t>
+            </w:r>
+          </w:p>
+        </w:tc>
+        <w:tc>
+          <w:tcPr/>
+          <w:p>
+            <w:pPr>
+              <w:pStyle w:val="Compact"/>
+            </w:pPr>
+            <w:r>
+              <w:t xml:space="preserve">1</w:t>
+            </w:r>
+          </w:p>
+        </w:tc>
+        <w:tc>
+          <w:tcPr/>
+          <w:p>
+            <w:pPr>
+              <w:pStyle w:val="Compact"/>
+            </w:pPr>
+            <w:r>
+              <w:t xml:space="preserve">1</w:t>
+            </w:r>
+          </w:p>
+        </w:tc>
+        <w:tc>
+          <w:tcPr/>
+          <w:p>
+            <w:pPr>
+              <w:pStyle w:val="Compact"/>
+            </w:pPr>
+            <w:r>
+              <w:t xml:space="preserve">n/a</w:t>
+            </w:r>
+          </w:p>
+        </w:tc>
+      </w:tr>
+      <w:tr>
+        <w:tc>
+          <w:tcPr/>
+          <w:p>
+            <w:pPr>
+              <w:pStyle w:val="Compact"/>
+            </w:pPr>
+            <w:r>
+              <w:t xml:space="preserve">pattern_396</w:t>
+            </w:r>
+          </w:p>
+        </w:tc>
+        <w:tc>
+          <w:tcPr/>
+          <w:p>
+            <w:pPr>
+              <w:pStyle w:val="Compact"/>
+            </w:pPr>
+            <w:r>
+              <w:t xml:space="preserve">ZZZIZM</w:t>
+            </w:r>
+          </w:p>
+        </w:tc>
+        <w:tc>
+          <w:tcPr/>
+          <w:p>
+            <w:pPr>
+              <w:pStyle w:val="Compact"/>
+            </w:pPr>
+          </w:p>
+        </w:tc>
+        <w:tc>
+          <w:tcPr/>
+          <w:p>
+            <w:pPr>
+              <w:pStyle w:val="Compact"/>
+            </w:pPr>
+            <w:r>
+              <w:t xml:space="preserve">0.79</w:t>
+            </w:r>
+          </w:p>
+        </w:tc>
+        <w:tc>
+          <w:tcPr/>
+          <w:p>
+            <w:pPr>
+              <w:pStyle w:val="Compact"/>
+            </w:pPr>
+            <w:r>
+              <w:t xml:space="preserve">n/a</w:t>
+            </w:r>
+          </w:p>
+        </w:tc>
+        <w:tc>
+          <w:tcPr/>
+          <w:p>
+            <w:pPr>
+              <w:pStyle w:val="Compact"/>
+            </w:pPr>
+            <w:r>
+              <w:t xml:space="preserve">166</w:t>
+            </w:r>
+          </w:p>
+        </w:tc>
+        <w:tc>
+          <w:tcPr/>
+          <w:p>
+            <w:pPr>
+              <w:pStyle w:val="Compact"/>
+            </w:pPr>
+            <w:r>
+              <w:t xml:space="preserve">1</w:t>
+            </w:r>
+          </w:p>
+        </w:tc>
+        <w:tc>
+          <w:tcPr/>
+          <w:p>
+            <w:pPr>
+              <w:pStyle w:val="Compact"/>
+            </w:pPr>
+            <w:r>
+              <w:t xml:space="preserve">1</w:t>
+            </w:r>
+          </w:p>
+        </w:tc>
+        <w:tc>
+          <w:tcPr/>
+          <w:p>
+            <w:pPr>
+              <w:pStyle w:val="Compact"/>
+            </w:pPr>
+            <w:r>
+              <w:t xml:space="preserve">1</w:t>
+            </w:r>
+          </w:p>
+        </w:tc>
+        <w:tc>
+          <w:tcPr/>
+          <w:p>
+            <w:pPr>
+              <w:pStyle w:val="Compact"/>
+            </w:pPr>
+            <w:r>
+              <w:t xml:space="preserve">n/a</w:t>
+            </w:r>
+          </w:p>
+        </w:tc>
+      </w:tr>
+      <w:tr>
+        <w:tc>
+          <w:tcPr/>
+          <w:p>
+            <w:pPr>
+              <w:pStyle w:val="Compact"/>
+            </w:pPr>
+            <w:r>
+              <w:t xml:space="preserve">pattern_504</w:t>
+            </w:r>
+          </w:p>
+        </w:tc>
+        <w:tc>
+          <w:tcPr/>
+          <w:p>
+            <w:pPr>
+              <w:pStyle w:val="Compact"/>
+            </w:pPr>
+            <w:r>
+              <w:t xml:space="preserve">ZZZIZM</w:t>
+            </w:r>
+          </w:p>
+        </w:tc>
+        <w:tc>
+          <w:tcPr/>
+          <w:p>
+            <w:pPr>
+              <w:pStyle w:val="Compact"/>
+            </w:pPr>
+          </w:p>
+        </w:tc>
+        <w:tc>
+          <w:tcPr/>
+          <w:p>
+            <w:pPr>
+              <w:pStyle w:val="Compact"/>
+            </w:pPr>
+            <w:r>
+              <w:t xml:space="preserve">0.07</w:t>
+            </w:r>
+          </w:p>
+        </w:tc>
+        <w:tc>
+          <w:tcPr/>
+          <w:p>
+            <w:pPr>
+              <w:pStyle w:val="Compact"/>
+            </w:pPr>
+            <w:r>
+              <w:t xml:space="preserve">n/a</w:t>
+            </w:r>
+          </w:p>
+        </w:tc>
+        <w:tc>
+          <w:tcPr/>
+          <w:p>
+            <w:pPr>
+              <w:pStyle w:val="Compact"/>
+            </w:pPr>
+            <w:r>
+              <w:t xml:space="preserve">154</w:t>
+            </w:r>
+          </w:p>
+        </w:tc>
+        <w:tc>
+          <w:tcPr/>
+          <w:p>
+            <w:pPr>
+              <w:pStyle w:val="Compact"/>
+            </w:pPr>
+            <w:r>
+              <w:t xml:space="preserve">1</w:t>
+            </w:r>
+          </w:p>
+        </w:tc>
+        <w:tc>
+          <w:tcPr/>
+          <w:p>
+            <w:pPr>
+              <w:pStyle w:val="Compact"/>
+            </w:pPr>
+            <w:r>
+              <w:t xml:space="preserve">1</w:t>
+            </w:r>
+          </w:p>
+        </w:tc>
+        <w:tc>
+          <w:tcPr/>
+          <w:p>
+            <w:pPr>
+              <w:pStyle w:val="Compact"/>
+            </w:pPr>
+            <w:r>
+              <w:t xml:space="preserve">1</w:t>
+            </w:r>
+          </w:p>
+        </w:tc>
+        <w:tc>
+          <w:tcPr/>
+          <w:p>
+            <w:pPr>
+              <w:pStyle w:val="Compact"/>
+            </w:pPr>
+            <w:r>
+              <w:t xml:space="preserve">n/a</w:t>
+            </w:r>
+          </w:p>
+        </w:tc>
+      </w:tr>
+      <w:tr>
+        <w:tc>
+          <w:tcPr/>
+          <w:p>
+            <w:pPr>
+              <w:pStyle w:val="Compact"/>
+            </w:pPr>
+            <w:r>
+              <w:t xml:space="preserve">pattern_574</w:t>
+            </w:r>
+          </w:p>
+        </w:tc>
+        <w:tc>
+          <w:tcPr/>
+          <w:p>
+            <w:pPr>
+              <w:pStyle w:val="Compact"/>
+            </w:pPr>
+            <w:r>
+              <w:t xml:space="preserve">ZZZIZM</w:t>
+            </w:r>
+          </w:p>
+        </w:tc>
+        <w:tc>
+          <w:tcPr/>
+          <w:p>
+            <w:pPr>
+              <w:pStyle w:val="Compact"/>
+            </w:pPr>
+          </w:p>
+        </w:tc>
+        <w:tc>
+          <w:tcPr/>
+          <w:p>
+            <w:pPr>
+              <w:pStyle w:val="Compact"/>
+            </w:pPr>
+            <w:r>
+              <w:t xml:space="preserve">0.07</w:t>
+            </w:r>
+          </w:p>
+        </w:tc>
+        <w:tc>
+          <w:tcPr/>
+          <w:p>
+            <w:pPr>
+              <w:pStyle w:val="Compact"/>
+            </w:pPr>
+            <w:r>
+              <w:t xml:space="preserve">n/a</w:t>
+            </w:r>
+          </w:p>
+        </w:tc>
+        <w:tc>
+          <w:tcPr/>
+          <w:p>
+            <w:pPr>
+              <w:pStyle w:val="Compact"/>
+            </w:pPr>
+            <w:r>
+              <w:t xml:space="preserve">147</w:t>
+            </w:r>
+          </w:p>
+        </w:tc>
+        <w:tc>
+          <w:tcPr/>
+          <w:p>
+            <w:pPr>
+              <w:pStyle w:val="Compact"/>
+            </w:pPr>
+            <w:r>
+              <w:t xml:space="preserve">1</w:t>
+            </w:r>
+          </w:p>
+        </w:tc>
+        <w:tc>
+          <w:tcPr/>
+          <w:p>
+            <w:pPr>
+              <w:pStyle w:val="Compact"/>
+            </w:pPr>
+            <w:r>
+              <w:t xml:space="preserve">1</w:t>
+            </w:r>
+          </w:p>
+        </w:tc>
+        <w:tc>
+          <w:tcPr/>
+          <w:p>
+            <w:pPr>
+              <w:pStyle w:val="Compact"/>
+            </w:pPr>
+            <w:r>
+              <w:t xml:space="preserve">1</w:t>
+            </w:r>
+          </w:p>
+        </w:tc>
+        <w:tc>
+          <w:tcPr/>
+          <w:p>
+            <w:pPr>
+              <w:pStyle w:val="Compact"/>
+            </w:pPr>
+            <w:r>
+              <w:t xml:space="preserve">n/a</w:t>
+            </w:r>
+          </w:p>
+        </w:tc>
+      </w:tr>
+      <w:tr>
+        <w:tc>
+          <w:tcPr/>
+          <w:p>
+            <w:pPr>
+              <w:pStyle w:val="Compact"/>
+            </w:pPr>
+            <w:r>
+              <w:t xml:space="preserve">pattern_619</w:t>
+            </w:r>
+          </w:p>
+        </w:tc>
+        <w:tc>
+          <w:tcPr/>
+          <w:p>
+            <w:pPr>
+              <w:pStyle w:val="Compact"/>
+            </w:pPr>
+            <w:r>
+              <w:t xml:space="preserve">ZZZIZM</w:t>
+            </w:r>
+          </w:p>
+        </w:tc>
+        <w:tc>
+          <w:tcPr/>
+          <w:p>
+            <w:pPr>
+              <w:pStyle w:val="Compact"/>
+            </w:pPr>
+          </w:p>
+        </w:tc>
+        <w:tc>
+          <w:tcPr/>
+          <w:p>
+            <w:pPr>
+              <w:pStyle w:val="Compact"/>
+            </w:pPr>
+            <w:r>
+              <w:t xml:space="preserve">0.15</w:t>
+            </w:r>
+          </w:p>
+        </w:tc>
+        <w:tc>
+          <w:tcPr/>
+          <w:p>
+            <w:pPr>
+              <w:pStyle w:val="Compact"/>
+            </w:pPr>
+            <w:r>
+              <w:t xml:space="preserve">n/a</w:t>
+            </w:r>
+          </w:p>
+        </w:tc>
+        <w:tc>
+          <w:tcPr/>
+          <w:p>
+            <w:pPr>
+              <w:pStyle w:val="Compact"/>
+            </w:pPr>
+            <w:r>
+              <w:t xml:space="preserve">149</w:t>
+            </w:r>
+          </w:p>
+        </w:tc>
+        <w:tc>
+          <w:tcPr/>
+          <w:p>
+            <w:pPr>
+              <w:pStyle w:val="Compact"/>
+            </w:pPr>
+            <w:r>
+              <w:t xml:space="preserve">1</w:t>
+            </w:r>
+          </w:p>
+        </w:tc>
+        <w:tc>
+          <w:tcPr/>
+          <w:p>
+            <w:pPr>
+              <w:pStyle w:val="Compact"/>
+            </w:pPr>
+            <w:r>
+              <w:t xml:space="preserve">1</w:t>
+            </w:r>
+          </w:p>
+        </w:tc>
+        <w:tc>
+          <w:tcPr/>
+          <w:p>
+            <w:pPr>
+              <w:pStyle w:val="Compact"/>
+            </w:pPr>
+            <w:r>
+              <w:t xml:space="preserve">1</w:t>
+            </w:r>
+          </w:p>
+        </w:tc>
+        <w:tc>
+          <w:tcPr/>
+          <w:p>
+            <w:pPr>
+              <w:pStyle w:val="Compact"/>
+            </w:pPr>
+            <w:r>
+              <w:t xml:space="preserve">n/a</w:t>
+            </w:r>
+          </w:p>
+        </w:tc>
+      </w:tr>
+      <w:tr>
+        <w:tc>
+          <w:tcPr/>
+          <w:p>
+            <w:pPr>
+              <w:pStyle w:val="Compact"/>
+            </w:pPr>
+            <w:r>
+              <w:t xml:space="preserve">pattern_698</w:t>
+            </w:r>
+          </w:p>
+        </w:tc>
+        <w:tc>
+          <w:tcPr/>
+          <w:p>
+            <w:pPr>
+              <w:pStyle w:val="Compact"/>
+            </w:pPr>
+            <w:r>
+              <w:t xml:space="preserve">ZZZIZM</w:t>
+            </w:r>
+          </w:p>
+        </w:tc>
+        <w:tc>
+          <w:tcPr/>
+          <w:p>
+            <w:pPr>
+              <w:pStyle w:val="Compact"/>
+            </w:pPr>
+          </w:p>
+        </w:tc>
+        <w:tc>
+          <w:tcPr/>
+          <w:p>
+            <w:pPr>
+              <w:pStyle w:val="Compact"/>
+            </w:pPr>
+            <w:r>
+              <w:t xml:space="preserve">0.45</w:t>
+            </w:r>
+          </w:p>
+        </w:tc>
+        <w:tc>
+          <w:tcPr/>
+          <w:p>
+            <w:pPr>
+              <w:pStyle w:val="Compact"/>
+            </w:pPr>
+            <w:r>
+              <w:t xml:space="preserve">n/a</w:t>
+            </w:r>
+          </w:p>
+        </w:tc>
+        <w:tc>
+          <w:tcPr/>
+          <w:p>
+            <w:pPr>
+              <w:pStyle w:val="Compact"/>
+            </w:pPr>
+            <w:r>
+              <w:t xml:space="preserve">147</w:t>
+            </w:r>
+          </w:p>
+        </w:tc>
+        <w:tc>
+          <w:tcPr/>
+          <w:p>
+            <w:pPr>
+              <w:pStyle w:val="Compact"/>
+            </w:pPr>
+            <w:r>
+              <w:t xml:space="preserve">1</w:t>
+            </w:r>
+          </w:p>
+        </w:tc>
+        <w:tc>
+          <w:tcPr/>
+          <w:p>
+            <w:pPr>
+              <w:pStyle w:val="Compact"/>
+            </w:pPr>
+            <w:r>
+              <w:t xml:space="preserve">1</w:t>
+            </w:r>
+          </w:p>
+        </w:tc>
+        <w:tc>
+          <w:tcPr/>
+          <w:p>
+            <w:pPr>
+              <w:pStyle w:val="Compact"/>
+            </w:pPr>
+            <w:r>
+              <w:t xml:space="preserve">1</w:t>
+            </w:r>
+          </w:p>
+        </w:tc>
+        <w:tc>
+          <w:tcPr/>
+          <w:p>
+            <w:pPr>
+              <w:pStyle w:val="Compact"/>
+            </w:pPr>
+            <w:r>
+              <w:t xml:space="preserve">n/a</w:t>
+            </w:r>
+          </w:p>
+        </w:tc>
+      </w:tr>
+      <w:tr>
+        <w:tc>
+          <w:tcPr/>
+          <w:p>
+            <w:pPr>
+              <w:pStyle w:val="Compact"/>
+            </w:pPr>
+            <w:r>
+              <w:t xml:space="preserve">pattern_775</w:t>
+            </w:r>
+          </w:p>
+        </w:tc>
+        <w:tc>
+          <w:tcPr/>
+          <w:p>
+            <w:pPr>
+              <w:pStyle w:val="Compact"/>
+            </w:pPr>
+            <w:r>
+              <w:t xml:space="preserve">ZZZIZM</w:t>
+            </w:r>
+          </w:p>
+        </w:tc>
+        <w:tc>
+          <w:tcPr/>
+          <w:p>
+            <w:pPr>
+              <w:pStyle w:val="Compact"/>
+            </w:pPr>
+          </w:p>
+        </w:tc>
+        <w:tc>
+          <w:tcPr/>
+          <w:p>
+            <w:pPr>
+              <w:pStyle w:val="Compact"/>
+            </w:pPr>
+            <w:r>
+              <w:t xml:space="preserve">0.23</w:t>
+            </w:r>
+          </w:p>
+        </w:tc>
+        <w:tc>
+          <w:tcPr/>
+          <w:p>
+            <w:pPr>
+              <w:pStyle w:val="Compact"/>
+            </w:pPr>
+            <w:r>
+              <w:t xml:space="preserve">n/a</w:t>
+            </w:r>
+          </w:p>
+        </w:tc>
+        <w:tc>
+          <w:tcPr/>
+          <w:p>
+            <w:pPr>
+              <w:pStyle w:val="Compact"/>
+            </w:pPr>
+            <w:r>
+              <w:t xml:space="preserve">146</w:t>
+            </w:r>
+          </w:p>
+        </w:tc>
+        <w:tc>
+          <w:tcPr/>
+          <w:p>
+            <w:pPr>
+              <w:pStyle w:val="Compact"/>
+            </w:pPr>
+            <w:r>
+              <w:t xml:space="preserve">1</w:t>
+            </w:r>
+          </w:p>
+        </w:tc>
+        <w:tc>
+          <w:tcPr/>
+          <w:p>
+            <w:pPr>
+              <w:pStyle w:val="Compact"/>
+            </w:pPr>
+            <w:r>
+              <w:t xml:space="preserve">1</w:t>
+            </w:r>
+          </w:p>
+        </w:tc>
+        <w:tc>
+          <w:tcPr/>
+          <w:p>
+            <w:pPr>
+              <w:pStyle w:val="Compact"/>
+            </w:pPr>
+            <w:r>
+              <w:t xml:space="preserve">1</w:t>
+            </w:r>
+          </w:p>
+        </w:tc>
+        <w:tc>
+          <w:tcPr/>
+          <w:p>
+            <w:pPr>
+              <w:pStyle w:val="Compact"/>
+            </w:pPr>
+            <w:r>
+              <w:t xml:space="preserve">n/a</w:t>
+            </w:r>
+          </w:p>
+        </w:tc>
+      </w:tr>
+      <w:tr>
+        <w:tc>
+          <w:tcPr/>
+          <w:p>
+            <w:pPr>
+              <w:pStyle w:val="Compact"/>
+            </w:pPr>
+            <w:r>
+              <w:t xml:space="preserve">pattern_787</w:t>
+            </w:r>
+          </w:p>
+        </w:tc>
+        <w:tc>
+          <w:tcPr/>
+          <w:p>
+            <w:pPr>
+              <w:pStyle w:val="Compact"/>
+            </w:pPr>
+            <w:r>
+              <w:t xml:space="preserve">ZZZIZM</w:t>
+            </w:r>
+          </w:p>
+        </w:tc>
+        <w:tc>
+          <w:tcPr/>
+          <w:p>
+            <w:pPr>
+              <w:pStyle w:val="Compact"/>
+            </w:pPr>
+          </w:p>
+        </w:tc>
+        <w:tc>
+          <w:tcPr/>
+          <w:p>
+            <w:pPr>
+              <w:pStyle w:val="Compact"/>
+            </w:pPr>
+            <w:r>
+              <w:t xml:space="preserve">0.71</w:t>
+            </w:r>
+          </w:p>
+        </w:tc>
+        <w:tc>
+          <w:tcPr/>
+          <w:p>
+            <w:pPr>
+              <w:pStyle w:val="Compact"/>
+            </w:pPr>
+            <w:r>
+              <w:t xml:space="preserve">n/a</w:t>
+            </w:r>
+          </w:p>
+        </w:tc>
+        <w:tc>
+          <w:tcPr/>
+          <w:p>
+            <w:pPr>
+              <w:pStyle w:val="Compact"/>
+            </w:pPr>
+            <w:r>
+              <w:t xml:space="preserve">140</w:t>
+            </w:r>
+          </w:p>
+        </w:tc>
+        <w:tc>
+          <w:tcPr/>
+          <w:p>
+            <w:pPr>
+              <w:pStyle w:val="Compact"/>
+            </w:pPr>
+            <w:r>
+              <w:t xml:space="preserve">1</w:t>
+            </w:r>
+          </w:p>
+        </w:tc>
+        <w:tc>
+          <w:tcPr/>
+          <w:p>
+            <w:pPr>
+              <w:pStyle w:val="Compact"/>
+            </w:pPr>
+            <w:r>
+              <w:t xml:space="preserve">1</w:t>
+            </w:r>
+          </w:p>
+        </w:tc>
+        <w:tc>
+          <w:tcPr/>
+          <w:p>
+            <w:pPr>
+              <w:pStyle w:val="Compact"/>
+            </w:pPr>
+            <w:r>
+              <w:t xml:space="preserve">1</w:t>
+            </w:r>
+          </w:p>
+        </w:tc>
+        <w:tc>
+          <w:tcPr/>
+          <w:p>
+            <w:pPr>
+              <w:pStyle w:val="Compact"/>
+            </w:pPr>
+            <w:r>
+              <w:t xml:space="preserve">n/a</w:t>
+            </w:r>
+          </w:p>
+        </w:tc>
+      </w:tr>
+      <w:tr>
+        <w:tc>
+          <w:tcPr/>
+          <w:p>
+            <w:pPr>
+              <w:pStyle w:val="Compact"/>
+            </w:pPr>
+            <w:r>
+              <w:t xml:space="preserve">pattern_901</w:t>
+            </w:r>
+          </w:p>
+        </w:tc>
+        <w:tc>
+          <w:tcPr/>
+          <w:p>
+            <w:pPr>
+              <w:pStyle w:val="Compact"/>
+            </w:pPr>
+            <w:r>
+              <w:t xml:space="preserve">ZZZIZM</w:t>
+            </w:r>
+          </w:p>
+        </w:tc>
+        <w:tc>
+          <w:tcPr/>
+          <w:p>
+            <w:pPr>
+              <w:pStyle w:val="Compact"/>
+            </w:pPr>
+          </w:p>
+        </w:tc>
+        <w:tc>
+          <w:tcPr/>
+          <w:p>
+            <w:pPr>
+              <w:pStyle w:val="Compact"/>
+            </w:pPr>
             <w:r>
               <w:t xml:space="preserve">0.54</w:t>
             </w:r>
@@ -16319,6 +21825,28 @@
               <w:pStyle w:val="Compact"/>
             </w:pPr>
             <w:r>
+              <w:t xml:space="preserve">n/a</w:t>
+            </w:r>
+          </w:p>
+        </w:tc>
+        <w:tc>
+          <w:tcPr/>
+          <w:p>
+            <w:pPr>
+              <w:pStyle w:val="Compact"/>
+            </w:pPr>
+            <w:r>
+              <w:t xml:space="preserve">153</w:t>
+            </w:r>
+          </w:p>
+        </w:tc>
+        <w:tc>
+          <w:tcPr/>
+          <w:p>
+            <w:pPr>
+              <w:pStyle w:val="Compact"/>
+            </w:pPr>
+            <w:r>
               <w:t xml:space="preserve">1</w:t>
             </w:r>
           </w:p>
@@ -16334,212 +21862,6 @@
             </w:r>
           </w:p>
         </w:tc>
-      </w:tr>
-      <w:tr>
-        <w:tc>
-          <w:tcPr/>
-          <w:p>
-            <w:pPr>
-              <w:pStyle w:val="Compact"/>
-            </w:pPr>
-            <w:r>
-              <w:t xml:space="preserve">pattern_887</w:t>
-            </w:r>
-          </w:p>
-        </w:tc>
-        <w:tc>
-          <w:tcPr/>
-          <w:p>
-            <w:pPr>
-              <w:pStyle w:val="Compact"/>
-            </w:pPr>
-            <w:r>
-              <w:t xml:space="preserve">IYESEO</w:t>
-            </w:r>
-          </w:p>
-        </w:tc>
-        <w:tc>
-          <w:tcPr/>
-          <w:p>
-            <w:pPr>
-              <w:pStyle w:val="Compact"/>
-            </w:pPr>
-            <w:r>
-              <w:t xml:space="preserve">1.26</w:t>
-            </w:r>
-          </w:p>
-        </w:tc>
-        <w:tc>
-          <w:tcPr/>
-          <w:p>
-            <w:pPr>
-              <w:pStyle w:val="Compact"/>
-            </w:pPr>
-            <w:r>
-              <w:t xml:space="preserve">5,738</w:t>
-            </w:r>
-          </w:p>
-        </w:tc>
-        <w:tc>
-          <w:tcPr/>
-          <w:p>
-            <w:pPr>
-              <w:pStyle w:val="Compact"/>
-            </w:pPr>
-            <w:r>
-              <w:t xml:space="preserve">–</w:t>
-            </w:r>
-          </w:p>
-        </w:tc>
-      </w:tr>
-      <w:tr>
-        <w:tc>
-          <w:tcPr/>
-          <w:p>
-            <w:pPr>
-              <w:pStyle w:val="Compact"/>
-            </w:pPr>
-            <w:r>
-              <w:t xml:space="preserve">pattern_760</w:t>
-            </w:r>
-          </w:p>
-        </w:tc>
-        <w:tc>
-          <w:tcPr/>
-          <w:p>
-            <w:pPr>
-              <w:pStyle w:val="Compact"/>
-            </w:pPr>
-            <w:r>
-              <w:t xml:space="preserve">LILRIJ</w:t>
-            </w:r>
-          </w:p>
-        </w:tc>
-        <w:tc>
-          <w:tcPr/>
-          <w:p>
-            <w:pPr>
-              <w:pStyle w:val="Compact"/>
-            </w:pPr>
-            <w:r>
-              <w:t xml:space="preserve">8.92</w:t>
-            </w:r>
-          </w:p>
-        </w:tc>
-        <w:tc>
-          <w:tcPr/>
-          <w:p>
-            <w:pPr>
-              <w:pStyle w:val="Compact"/>
-            </w:pPr>
-            <w:r>
-              <w:t xml:space="preserve">187,487</w:t>
-            </w:r>
-          </w:p>
-        </w:tc>
-        <w:tc>
-          <w:tcPr/>
-          <w:p>
-            <w:pPr>
-              <w:pStyle w:val="Compact"/>
-            </w:pPr>
-            <w:r>
-              <w:t xml:space="preserve">–</w:t>
-            </w:r>
-          </w:p>
-        </w:tc>
-      </w:tr>
-      <w:tr>
-        <w:tc>
-          <w:tcPr/>
-          <w:p>
-            <w:pPr>
-              <w:pStyle w:val="Compact"/>
-            </w:pPr>
-            <w:r>
-              <w:t xml:space="preserve">pattern_213</w:t>
-            </w:r>
-          </w:p>
-        </w:tc>
-        <w:tc>
-          <w:tcPr/>
-          <w:p>
-            <w:pPr>
-              <w:pStyle w:val="Compact"/>
-            </w:pPr>
-            <w:r>
-              <w:t xml:space="preserve">MEHNIY</w:t>
-            </w:r>
-          </w:p>
-        </w:tc>
-        <w:tc>
-          <w:tcPr/>
-          <w:p>
-            <w:pPr>
-              <w:pStyle w:val="Compact"/>
-            </w:pPr>
-            <w:r>
-              <w:t xml:space="preserve">14.10</w:t>
-            </w:r>
-          </w:p>
-        </w:tc>
-        <w:tc>
-          <w:tcPr/>
-          <w:p>
-            <w:pPr>
-              <w:pStyle w:val="Compact"/>
-            </w:pPr>
-            <w:r>
-              <w:t xml:space="preserve">306,484</w:t>
-            </w:r>
-          </w:p>
-        </w:tc>
-        <w:tc>
-          <w:tcPr/>
-          <w:p>
-            <w:pPr>
-              <w:pStyle w:val="Compact"/>
-            </w:pPr>
-            <w:r>
-              <w:t xml:space="preserve">–</w:t>
-            </w:r>
-          </w:p>
-        </w:tc>
-      </w:tr>
-      <w:tr>
-        <w:tc>
-          <w:tcPr/>
-          <w:p>
-            <w:pPr>
-              <w:pStyle w:val="Compact"/>
-            </w:pPr>
-            <w:r>
-              <w:t xml:space="preserve">pattern_594</w:t>
-            </w:r>
-          </w:p>
-        </w:tc>
-        <w:tc>
-          <w:tcPr/>
-          <w:p>
-            <w:pPr>
-              <w:pStyle w:val="Compact"/>
-            </w:pPr>
-            <w:r>
-              <w:t xml:space="preserve">MEHNIY</w:t>
-            </w:r>
-          </w:p>
-        </w:tc>
-        <w:tc>
-          <w:tcPr/>
-          <w:p>
-            <w:pPr>
-              <w:pStyle w:val="Compact"/>
-            </w:pPr>
-            <w:r>
-              <w:t xml:space="preserve">1.62</w:t>
-            </w:r>
-          </w:p>
-        </w:tc>
         <w:tc>
           <w:tcPr/>
           <w:p>
@@ -16558,623 +21880,361 @@
               <w:pStyle w:val="Compact"/>
             </w:pPr>
             <w:r>
-              <w:t xml:space="preserve">22</w:t>
-            </w:r>
-          </w:p>
-        </w:tc>
-      </w:tr>
-      <w:tr>
-        <w:tc>
-          <w:tcPr/>
-          <w:p>
-            <w:pPr>
-              <w:pStyle w:val="Compact"/>
-            </w:pPr>
-            <w:r>
-              <w:t xml:space="preserve">pattern_623</w:t>
-            </w:r>
-          </w:p>
-        </w:tc>
-        <w:tc>
-          <w:tcPr/>
-          <w:p>
-            <w:pPr>
-              <w:pStyle w:val="Compact"/>
-            </w:pPr>
-            <w:r>
-              <w:t xml:space="preserve">MEHNIY</w:t>
-            </w:r>
-          </w:p>
-        </w:tc>
-        <w:tc>
-          <w:tcPr/>
-          <w:p>
-            <w:pPr>
-              <w:pStyle w:val="Compact"/>
-            </w:pPr>
-            <w:r>
-              <w:t xml:space="preserve">8.76</w:t>
-            </w:r>
-          </w:p>
-        </w:tc>
-        <w:tc>
-          <w:tcPr/>
-          <w:p>
-            <w:pPr>
-              <w:pStyle w:val="Compact"/>
-            </w:pPr>
-            <w:r>
-              <w:t xml:space="preserve">301,365</w:t>
-            </w:r>
-          </w:p>
-        </w:tc>
-        <w:tc>
-          <w:tcPr/>
-          <w:p>
-            <w:pPr>
-              <w:pStyle w:val="Compact"/>
-            </w:pPr>
-            <w:r>
-              <w:t xml:space="preserve">–</w:t>
-            </w:r>
-          </w:p>
-        </w:tc>
-      </w:tr>
-      <w:tr>
-        <w:tc>
-          <w:tcPr/>
-          <w:p>
-            <w:pPr>
-              <w:pStyle w:val="Compact"/>
-            </w:pPr>
-            <w:r>
-              <w:t xml:space="preserve">pattern_875</w:t>
-            </w:r>
-          </w:p>
-        </w:tc>
-        <w:tc>
-          <w:tcPr/>
-          <w:p>
-            <w:pPr>
-              <w:pStyle w:val="Compact"/>
-            </w:pPr>
-            <w:r>
-              <w:t xml:space="preserve">MEHNIY</w:t>
-            </w:r>
-          </w:p>
-        </w:tc>
-        <w:tc>
-          <w:tcPr/>
-          <w:p>
-            <w:pPr>
-              <w:pStyle w:val="Compact"/>
-            </w:pPr>
-            <w:r>
-              <w:t xml:space="preserve">9.76</w:t>
-            </w:r>
-          </w:p>
-        </w:tc>
-        <w:tc>
-          <w:tcPr/>
-          <w:p>
-            <w:pPr>
-              <w:pStyle w:val="Compact"/>
-            </w:pPr>
-            <w:r>
-              <w:t xml:space="preserve">302,001</w:t>
-            </w:r>
-          </w:p>
-        </w:tc>
-        <w:tc>
-          <w:tcPr/>
-          <w:p>
-            <w:pPr>
-              <w:pStyle w:val="Compact"/>
-            </w:pPr>
-            <w:r>
-              <w:t xml:space="preserve">–</w:t>
-            </w:r>
-          </w:p>
-        </w:tc>
-      </w:tr>
-      <w:tr>
-        <w:tc>
-          <w:tcPr/>
-          <w:p>
-            <w:pPr>
-              <w:pStyle w:val="Compact"/>
-            </w:pPr>
-            <w:r>
-              <w:t xml:space="preserve">pattern_891</w:t>
-            </w:r>
-          </w:p>
-        </w:tc>
-        <w:tc>
-          <w:tcPr/>
-          <w:p>
-            <w:pPr>
-              <w:pStyle w:val="Compact"/>
-            </w:pPr>
-            <w:r>
-              <w:t xml:space="preserve">MEHNIY</w:t>
-            </w:r>
-          </w:p>
-        </w:tc>
-        <w:tc>
-          <w:tcPr/>
-          <w:p>
-            <w:pPr>
-              <w:pStyle w:val="Compact"/>
-            </w:pPr>
-            <w:r>
-              <w:t xml:space="preserve">10.91</w:t>
-            </w:r>
-          </w:p>
-        </w:tc>
-        <w:tc>
-          <w:tcPr/>
-          <w:p>
-            <w:pPr>
-              <w:pStyle w:val="Compact"/>
-            </w:pPr>
-            <w:r>
-              <w:t xml:space="preserve">299,969</w:t>
-            </w:r>
-          </w:p>
-        </w:tc>
-        <w:tc>
-          <w:tcPr/>
-          <w:p>
-            <w:pPr>
-              <w:pStyle w:val="Compact"/>
-            </w:pPr>
-            <w:r>
-              <w:t xml:space="preserve">–</w:t>
-            </w:r>
-          </w:p>
-        </w:tc>
-      </w:tr>
-      <w:tr>
-        <w:tc>
-          <w:tcPr/>
-          <w:p>
-            <w:pPr>
-              <w:pStyle w:val="Compact"/>
-            </w:pPr>
-            <w:r>
-              <w:t xml:space="preserve">pattern_978</w:t>
-            </w:r>
-          </w:p>
-        </w:tc>
-        <w:tc>
-          <w:tcPr/>
-          <w:p>
-            <w:pPr>
-              <w:pStyle w:val="Compact"/>
-            </w:pPr>
-            <w:r>
-              <w:t xml:space="preserve">MEHNIY</w:t>
-            </w:r>
-          </w:p>
-        </w:tc>
-        <w:tc>
-          <w:tcPr/>
-          <w:p>
-            <w:pPr>
-              <w:pStyle w:val="Compact"/>
-            </w:pPr>
-            <w:r>
-              <w:t xml:space="preserve">6.68</w:t>
-            </w:r>
-          </w:p>
-        </w:tc>
-        <w:tc>
-          <w:tcPr/>
-          <w:p>
-            <w:pPr>
-              <w:pStyle w:val="Compact"/>
-            </w:pPr>
-            <w:r>
-              <w:t xml:space="preserve">166,952</w:t>
-            </w:r>
-          </w:p>
-        </w:tc>
-        <w:tc>
-          <w:tcPr/>
-          <w:p>
-            <w:pPr>
-              <w:pStyle w:val="Compact"/>
-            </w:pPr>
-            <w:r>
-              <w:t xml:space="preserve">–</w:t>
-            </w:r>
-          </w:p>
-        </w:tc>
-      </w:tr>
-      <w:tr>
-        <w:tc>
-          <w:tcPr/>
-          <w:p>
-            <w:pPr>
-              <w:pStyle w:val="Compact"/>
-            </w:pPr>
-            <w:r>
-              <w:t xml:space="preserve">pattern_1010</w:t>
-            </w:r>
-          </w:p>
-        </w:tc>
-        <w:tc>
-          <w:tcPr/>
-          <w:p>
-            <w:pPr>
-              <w:pStyle w:val="Compact"/>
-            </w:pPr>
-            <w:r>
-              <w:t xml:space="preserve">MEHNIY</w:t>
-            </w:r>
-          </w:p>
-        </w:tc>
-        <w:tc>
-          <w:tcPr/>
-          <w:p>
-            <w:pPr>
-              <w:pStyle w:val="Compact"/>
-            </w:pPr>
-            <w:r>
-              <w:t xml:space="preserve">4.56</w:t>
-            </w:r>
-          </w:p>
-        </w:tc>
-        <w:tc>
-          <w:tcPr/>
-          <w:p>
-            <w:pPr>
-              <w:pStyle w:val="Compact"/>
-            </w:pPr>
-            <w:r>
-              <w:t xml:space="preserve">1,884</w:t>
-            </w:r>
-          </w:p>
-        </w:tc>
-        <w:tc>
-          <w:tcPr/>
-          <w:p>
-            <w:pPr>
-              <w:pStyle w:val="Compact"/>
-            </w:pPr>
-            <w:r>
-              <w:t xml:space="preserve">–</w:t>
-            </w:r>
-          </w:p>
-        </w:tc>
-      </w:tr>
-      <w:tr>
-        <w:tc>
-          <w:tcPr/>
-          <w:p>
-            <w:pPr>
-              <w:pStyle w:val="Compact"/>
-            </w:pPr>
-            <w:r>
-              <w:t xml:space="preserve">pattern_917</w:t>
-            </w:r>
-          </w:p>
-        </w:tc>
-        <w:tc>
-          <w:tcPr/>
-          <w:p>
-            <w:pPr>
-              <w:pStyle w:val="Compact"/>
-            </w:pPr>
-            <w:r>
-              <w:t xml:space="preserve">MIGQOJ</w:t>
-            </w:r>
-          </w:p>
-        </w:tc>
-        <w:tc>
-          <w:tcPr/>
-          <w:p>
-            <w:pPr>
-              <w:pStyle w:val="Compact"/>
-            </w:pPr>
-            <w:r>
-              <w:t xml:space="preserve">6.14</w:t>
-            </w:r>
-          </w:p>
-        </w:tc>
-        <w:tc>
-          <w:tcPr/>
-          <w:p>
-            <w:pPr>
-              <w:pStyle w:val="Compact"/>
-            </w:pPr>
-            <w:r>
-              <w:t xml:space="preserve">3,541</w:t>
-            </w:r>
-          </w:p>
-        </w:tc>
-        <w:tc>
-          <w:tcPr/>
-          <w:p>
-            <w:pPr>
-              <w:pStyle w:val="Compact"/>
-            </w:pPr>
-            <w:r>
-              <w:t xml:space="preserve">–</w:t>
-            </w:r>
-          </w:p>
-        </w:tc>
-      </w:tr>
-      <w:tr>
-        <w:tc>
-          <w:tcPr/>
-          <w:p>
-            <w:pPr>
-              <w:pStyle w:val="Compact"/>
-            </w:pPr>
-            <w:r>
-              <w:t xml:space="preserve">pattern_16</w:t>
-            </w:r>
-          </w:p>
-        </w:tc>
-        <w:tc>
-          <w:tcPr/>
-          <w:p>
-            <w:pPr>
-              <w:pStyle w:val="Compact"/>
-            </w:pPr>
-            <w:r>
-              <w:t xml:space="preserve">NAPHTA</w:t>
-            </w:r>
-          </w:p>
-        </w:tc>
-        <w:tc>
-          <w:tcPr/>
-          <w:p>
-            <w:pPr>
-              <w:pStyle w:val="Compact"/>
-            </w:pPr>
-            <w:r>
-              <w:t xml:space="preserve">0.61</w:t>
-            </w:r>
-          </w:p>
-        </w:tc>
-        <w:tc>
-          <w:tcPr/>
-          <w:p>
-            <w:pPr>
-              <w:pStyle w:val="Compact"/>
-            </w:pPr>
-            <w:r>
-              <w:t xml:space="preserve">7</w:t>
-            </w:r>
-          </w:p>
-        </w:tc>
-        <w:tc>
-          <w:tcPr/>
-          <w:p>
-            <w:pPr>
-              <w:pStyle w:val="Compact"/>
-            </w:pPr>
-            <w:r>
-              <w:t xml:space="preserve">28</w:t>
-            </w:r>
-          </w:p>
-        </w:tc>
-      </w:tr>
-      <w:tr>
-        <w:tc>
-          <w:tcPr/>
-          <w:p>
-            <w:pPr>
-              <w:pStyle w:val="Compact"/>
-            </w:pPr>
-            <w:r>
-              <w:t xml:space="preserve">pattern_82</w:t>
-            </w:r>
-          </w:p>
-        </w:tc>
-        <w:tc>
-          <w:tcPr/>
-          <w:p>
-            <w:pPr>
-              <w:pStyle w:val="Compact"/>
-            </w:pPr>
-            <w:r>
-              <w:t xml:space="preserve">NAPHTA</w:t>
-            </w:r>
-          </w:p>
-        </w:tc>
-        <w:tc>
-          <w:tcPr/>
-          <w:p>
-            <w:pPr>
-              <w:pStyle w:val="Compact"/>
-            </w:pPr>
-            <w:r>
-              <w:t xml:space="preserve">0.28</w:t>
-            </w:r>
-          </w:p>
-        </w:tc>
-        <w:tc>
-          <w:tcPr/>
-          <w:p>
-            <w:pPr>
-              <w:pStyle w:val="Compact"/>
-            </w:pPr>
-            <w:r>
-              <w:t xml:space="preserve">7</w:t>
-            </w:r>
-          </w:p>
-        </w:tc>
-        <w:tc>
-          <w:tcPr/>
-          <w:p>
-            <w:pPr>
-              <w:pStyle w:val="Compact"/>
-            </w:pPr>
-            <w:r>
-              <w:t xml:space="preserve">23</w:t>
-            </w:r>
-          </w:p>
-        </w:tc>
-      </w:tr>
-      <w:tr>
-        <w:tc>
-          <w:tcPr/>
-          <w:p>
-            <w:pPr>
-              <w:pStyle w:val="Compact"/>
-            </w:pPr>
-            <w:r>
-              <w:t xml:space="preserve">pattern_91</w:t>
-            </w:r>
-          </w:p>
-        </w:tc>
-        <w:tc>
-          <w:tcPr/>
-          <w:p>
-            <w:pPr>
-              <w:pStyle w:val="Compact"/>
-            </w:pPr>
-            <w:r>
-              <w:t xml:space="preserve">NAPHTA</w:t>
-            </w:r>
-          </w:p>
-        </w:tc>
-        <w:tc>
-          <w:tcPr/>
-          <w:p>
-            <w:pPr>
-              <w:pStyle w:val="Compact"/>
-            </w:pPr>
-            <w:r>
-              <w:t xml:space="preserve">0.65</w:t>
-            </w:r>
-          </w:p>
-        </w:tc>
-        <w:tc>
-          <w:tcPr/>
-          <w:p>
-            <w:pPr>
-              <w:pStyle w:val="Compact"/>
-            </w:pPr>
-            <w:r>
-              <w:t xml:space="preserve">274</w:t>
-            </w:r>
-          </w:p>
-        </w:tc>
-        <w:tc>
-          <w:tcPr/>
-          <w:p>
-            <w:pPr>
-              <w:pStyle w:val="Compact"/>
-            </w:pPr>
-            <w:r>
-              <w:t xml:space="preserve">–</w:t>
-            </w:r>
-          </w:p>
-        </w:tc>
-      </w:tr>
-      <w:tr>
-        <w:tc>
-          <w:tcPr/>
-          <w:p>
-            <w:pPr>
-              <w:pStyle w:val="Compact"/>
-            </w:pPr>
-            <w:r>
-              <w:t xml:space="preserve">pattern_96</w:t>
-            </w:r>
-          </w:p>
-        </w:tc>
-        <w:tc>
-          <w:tcPr/>
-          <w:p>
-            <w:pPr>
-              <w:pStyle w:val="Compact"/>
-            </w:pPr>
-            <w:r>
-              <w:t xml:space="preserve">NAPHTA</w:t>
-            </w:r>
-          </w:p>
-        </w:tc>
-        <w:tc>
-          <w:tcPr/>
-          <w:p>
-            <w:pPr>
-              <w:pStyle w:val="Compact"/>
-            </w:pPr>
-            <w:r>
-              <w:t xml:space="preserve">0.04</w:t>
-            </w:r>
-          </w:p>
-        </w:tc>
-        <w:tc>
-          <w:tcPr/>
-          <w:p>
-            <w:pPr>
-              <w:pStyle w:val="Compact"/>
-            </w:pPr>
-            <w:r>
-              <w:t xml:space="preserve">23</w:t>
-            </w:r>
-          </w:p>
-        </w:tc>
-        <w:tc>
-          <w:tcPr/>
-          <w:p>
-            <w:pPr>
-              <w:pStyle w:val="Compact"/>
-            </w:pPr>
-            <w:r>
-              <w:t xml:space="preserve">47</w:t>
-            </w:r>
-          </w:p>
-        </w:tc>
-      </w:tr>
-      <w:tr>
-        <w:tc>
-          <w:tcPr/>
-          <w:p>
-            <w:pPr>
-              <w:pStyle w:val="Compact"/>
-            </w:pPr>
-            <w:r>
-              <w:t xml:space="preserve">pattern_511</w:t>
-            </w:r>
-          </w:p>
-        </w:tc>
-        <w:tc>
-          <w:tcPr/>
-          <w:p>
-            <w:pPr>
-              <w:pStyle w:val="Compact"/>
-            </w:pPr>
-            <w:r>
-              <w:t xml:space="preserve">NAPHTA</w:t>
-            </w:r>
-          </w:p>
-        </w:tc>
-        <w:tc>
-          <w:tcPr/>
-          <w:p>
-            <w:pPr>
-              <w:pStyle w:val="Compact"/>
-            </w:pPr>
-            <w:r>
-              <w:t xml:space="preserve">0.39</w:t>
-            </w:r>
-          </w:p>
-        </w:tc>
-        <w:tc>
-          <w:tcPr/>
-          <w:p>
-            <w:pPr>
-              <w:pStyle w:val="Compact"/>
-            </w:pPr>
-            <w:r>
-              <w:t xml:space="preserve">28</w:t>
+              <w:t xml:space="preserve">n/a</w:t>
+            </w:r>
+          </w:p>
+        </w:tc>
+      </w:tr>
+    </w:tbl>
+    <w:p>
+      <w:pPr>
+        <w:pStyle w:val="BodyText"/>
+      </w:pPr>
+      <w:r>
+        <w:t xml:space="preserve">Positive control: own entry ranked first for 29 of 36 ambient-pressure and 1 of 22 pressure-series patterns (median rank 1 and 26.0). Injection: the missing answer would rank first for 1 of 6 ambient-pressure and 1 of 17 pressure-series patterns. Fitted peaks: 66–296 (ambient) and 11–49 (pressure series).</w:t>
+      </w:r>
+    </w:p>
+    <w:p>
+      <w:pPr>
+        <w:pStyle w:val="BodyText"/>
+      </w:pPr>
+      <w:r>
+        <w:rPr>
+          <w:b/>
+          <w:bCs/>
+        </w:rPr>
+        <w:t xml:space="preserve">Table S18b</w:t>
+      </w:r>
+      <w:r>
+        <w:t xml:space="preserve"> </w:t>
+      </w:r>
+      <w:r>
+        <w:t xml:space="preserve">Single-crystal set without the pressure-series patterns (37 patterns, 25 compounds; a secondary split defined after the internal review): compound-weighted top-1 and patterns ranked first; the pressure-series column counts first places among the 22 pressure-series patterns.</w:t>
+      </w:r>
+    </w:p>
+    <w:tbl>
+      <w:tblPr>
+        <w:tblStyle w:val="Table"/>
+        <w:tblW w:type="pct" w:w="5000"/>
+        <w:tblLayout w:type="fixed"/>
+        <w:tblLook w:firstRow="1" w:lastRow="0" w:firstColumn="0" w:lastColumn="0" w:noHBand="0" w:noVBand="0" w:val="0020"/>
+      </w:tblPr>
+      <w:tblGrid>
+        <w:gridCol w:w="1980"/>
+        <w:gridCol w:w="1980"/>
+        <w:gridCol w:w="1980"/>
+        <w:gridCol w:w="1980"/>
+      </w:tblGrid>
+      <w:tr>
+        <w:trPr>
+          <w:tblHeader w:val="on"/>
+        </w:trPr>
+        <w:tc>
+          <w:tcPr/>
+          <w:p>
+            <w:pPr>
+              <w:pStyle w:val="Compact"/>
+            </w:pPr>
+            <w:r>
+              <w:t xml:space="preserve">score</w:t>
+            </w:r>
+          </w:p>
+        </w:tc>
+        <w:tc>
+          <w:tcPr/>
+          <w:p>
+            <w:pPr>
+              <w:pStyle w:val="Compact"/>
+            </w:pPr>
+            <w:r>
+              <w:t xml:space="preserve">macro top-1, ambient</w:t>
+            </w:r>
+          </w:p>
+        </w:tc>
+        <w:tc>
+          <w:tcPr/>
+          <w:p>
+            <w:pPr>
+              <w:pStyle w:val="Compact"/>
+            </w:pPr>
+            <w:r>
+              <w:t xml:space="preserve">first places, ambient</w:t>
+            </w:r>
+          </w:p>
+        </w:tc>
+        <w:tc>
+          <w:tcPr/>
+          <w:p>
+            <w:pPr>
+              <w:pStyle w:val="Compact"/>
+            </w:pPr>
+            <w:r>
+              <w:t xml:space="preserve">first places, pressure series</w:t>
+            </w:r>
+          </w:p>
+        </w:tc>
+      </w:tr>
+      <w:tr>
+        <w:tc>
+          <w:tcPr/>
+          <w:p>
+            <w:pPr>
+              <w:pStyle w:val="Compact"/>
+            </w:pPr>
+            <w:r>
+              <w:t xml:space="preserve">ln q lag + zero scan</w:t>
+            </w:r>
+          </w:p>
+        </w:tc>
+        <w:tc>
+          <w:tcPr/>
+          <w:p>
+            <w:pPr>
+              <w:pStyle w:val="Compact"/>
+            </w:pPr>
+            <w:r>
+              <w:t xml:space="preserve">0.54 [0.34, 0.72]</w:t>
+            </w:r>
+          </w:p>
+        </w:tc>
+        <w:tc>
+          <w:tcPr/>
+          <w:p>
+            <w:pPr>
+              <w:pStyle w:val="Compact"/>
+            </w:pPr>
+            <w:r>
+              <w:t xml:space="preserve">24</w:t>
+            </w:r>
+          </w:p>
+        </w:tc>
+        <w:tc>
+          <w:tcPr/>
+          <w:p>
+            <w:pPr>
+              <w:pStyle w:val="Compact"/>
+            </w:pPr>
+            <w:r>
+              <w:t xml:space="preserve">1</w:t>
+            </w:r>
+          </w:p>
+        </w:tc>
+      </w:tr>
+      <w:tr>
+        <w:tc>
+          <w:tcPr/>
+          <w:p>
+            <w:pPr>
+              <w:pStyle w:val="Compact"/>
+            </w:pPr>
+            <w:r>
+              <w:t xml:space="preserve">ln q, first version</w:t>
+            </w:r>
+          </w:p>
+        </w:tc>
+        <w:tc>
+          <w:tcPr/>
+          <w:p>
+            <w:pPr>
+              <w:pStyle w:val="Compact"/>
+            </w:pPr>
+            <w:r>
+              <w:t xml:space="preserve">0.58 [0.40, 0.76]</w:t>
+            </w:r>
+          </w:p>
+        </w:tc>
+        <w:tc>
+          <w:tcPr/>
+          <w:p>
+            <w:pPr>
+              <w:pStyle w:val="Compact"/>
+            </w:pPr>
+            <w:r>
+              <w:t xml:space="preserve">25</w:t>
+            </w:r>
+          </w:p>
+        </w:tc>
+        <w:tc>
+          <w:tcPr/>
+          <w:p>
+            <w:pPr>
+              <w:pStyle w:val="Compact"/>
+            </w:pPr>
+            <w:r>
+              <w:t xml:space="preserve">1</w:t>
+            </w:r>
+          </w:p>
+        </w:tc>
+      </w:tr>
+      <w:tr>
+        <w:tc>
+          <w:tcPr/>
+          <w:p>
+            <w:pPr>
+              <w:pStyle w:val="Compact"/>
+            </w:pPr>
+            <w:r>
+              <w:t xml:space="preserve">VC-GPWDF re-rank</w:t>
+            </w:r>
+          </w:p>
+        </w:tc>
+        <w:tc>
+          <w:tcPr/>
+          <w:p>
+            <w:pPr>
+              <w:pStyle w:val="Compact"/>
+            </w:pPr>
+            <w:r>
+              <w:t xml:space="preserve">0.64 [0.46, 0.80]</w:t>
+            </w:r>
+          </w:p>
+        </w:tc>
+        <w:tc>
+          <w:tcPr/>
+          <w:p>
+            <w:pPr>
+              <w:pStyle w:val="Compact"/>
+            </w:pPr>
+            <w:r>
+              <w:t xml:space="preserve">27</w:t>
+            </w:r>
+          </w:p>
+        </w:tc>
+        <w:tc>
+          <w:tcPr/>
+          <w:p>
+            <w:pPr>
+              <w:pStyle w:val="Compact"/>
+            </w:pPr>
+            <w:r>
+              <w:t xml:space="preserve">0</w:t>
+            </w:r>
+          </w:p>
+        </w:tc>
+      </w:tr>
+      <w:tr>
+        <w:tc>
+          <w:tcPr/>
+          <w:p>
+            <w:pPr>
+              <w:pStyle w:val="Compact"/>
+            </w:pPr>
+            <w:r>
+              <w:t xml:space="preserve">WCC, l = 1° + zero scan</w:t>
+            </w:r>
+          </w:p>
+        </w:tc>
+        <w:tc>
+          <w:tcPr/>
+          <w:p>
+            <w:pPr>
+              <w:pStyle w:val="Compact"/>
+            </w:pPr>
+            <w:r>
+              <w:t xml:space="preserve">0.60 [0.42, 0.78]</w:t>
+            </w:r>
+          </w:p>
+        </w:tc>
+        <w:tc>
+          <w:tcPr/>
+          <w:p>
+            <w:pPr>
+              <w:pStyle w:val="Compact"/>
+            </w:pPr>
+            <w:r>
+              <w:t xml:space="preserve">26</w:t>
+            </w:r>
+          </w:p>
+        </w:tc>
+        <w:tc>
+          <w:tcPr/>
+          <w:p>
+            <w:pPr>
+              <w:pStyle w:val="Compact"/>
+            </w:pPr>
+            <w:r>
+              <w:t xml:space="preserve">0</w:t>
+            </w:r>
+          </w:p>
+        </w:tc>
+      </w:tr>
+      <w:tr>
+        <w:tc>
+          <w:tcPr/>
+          <w:p>
+            <w:pPr>
+              <w:pStyle w:val="Compact"/>
+            </w:pPr>
+            <w:r>
+              <w:t xml:space="preserve">WCC, l = 2° + zero scan</w:t>
+            </w:r>
+          </w:p>
+        </w:tc>
+        <w:tc>
+          <w:tcPr/>
+          <w:p>
+            <w:pPr>
+              <w:pStyle w:val="Compact"/>
+            </w:pPr>
+            <w:r>
+              <w:t xml:space="preserve">0.56 [0.36, 0.74]</w:t>
+            </w:r>
+          </w:p>
+        </w:tc>
+        <w:tc>
+          <w:tcPr/>
+          <w:p>
+            <w:pPr>
+              <w:pStyle w:val="Compact"/>
+            </w:pPr>
+            <w:r>
+              <w:t xml:space="preserve">25</w:t>
+            </w:r>
+          </w:p>
+        </w:tc>
+        <w:tc>
+          <w:tcPr/>
+          <w:p>
+            <w:pPr>
+              <w:pStyle w:val="Compact"/>
+            </w:pPr>
+            <w:r>
+              <w:t xml:space="preserve">0</w:t>
+            </w:r>
+          </w:p>
+        </w:tc>
+      </w:tr>
+      <w:tr>
+        <w:tc>
+          <w:tcPr/>
+          <w:p>
+            <w:pPr>
+              <w:pStyle w:val="Compact"/>
+            </w:pPr>
+            <w:r>
+              <w:t xml:space="preserve">Cosine + zero scan</w:t>
+            </w:r>
+          </w:p>
+        </w:tc>
+        <w:tc>
+          <w:tcPr/>
+          <w:p>
+            <w:pPr>
+              <w:pStyle w:val="Compact"/>
+            </w:pPr>
+            <w:r>
+              <w:t xml:space="preserve">0.47 [0.28, 0.67]</w:t>
+            </w:r>
+          </w:p>
+        </w:tc>
+        <w:tc>
+          <w:tcPr/>
+          <w:p>
+            <w:pPr>
+              <w:pStyle w:val="Compact"/>
+            </w:pPr>
+            <w:r>
+              <w:t xml:space="preserve">20</w:t>
             </w:r>
           </w:p>
         </w:tc>
@@ -17198,1481 +22258,93 @@
               <w:pStyle w:val="Compact"/>
             </w:pPr>
             <w:r>
-              <w:t xml:space="preserve">pattern_647</w:t>
-            </w:r>
-          </w:p>
-        </w:tc>
-        <w:tc>
-          <w:tcPr/>
-          <w:p>
-            <w:pPr>
-              <w:pStyle w:val="Compact"/>
-            </w:pPr>
-            <w:r>
-              <w:t xml:space="preserve">NAPHTA</w:t>
-            </w:r>
-          </w:p>
-        </w:tc>
-        <w:tc>
-          <w:tcPr/>
-          <w:p>
-            <w:pPr>
-              <w:pStyle w:val="Compact"/>
-            </w:pPr>
-            <w:r>
-              <w:t xml:space="preserve">0.88</w:t>
-            </w:r>
-          </w:p>
-        </w:tc>
-        <w:tc>
-          <w:tcPr/>
-          <w:p>
-            <w:pPr>
-              <w:pStyle w:val="Compact"/>
-            </w:pPr>
-            <w:r>
-              <w:t xml:space="preserve">107</w:t>
-            </w:r>
-          </w:p>
-        </w:tc>
-        <w:tc>
-          <w:tcPr/>
-          <w:p>
-            <w:pPr>
-              <w:pStyle w:val="Compact"/>
-            </w:pPr>
-            <w:r>
-              <w:t xml:space="preserve">–</w:t>
-            </w:r>
-          </w:p>
-        </w:tc>
-      </w:tr>
-      <w:tr>
-        <w:tc>
-          <w:tcPr/>
-          <w:p>
-            <w:pPr>
-              <w:pStyle w:val="Compact"/>
-            </w:pPr>
-            <w:r>
-              <w:t xml:space="preserve">pattern_726</w:t>
-            </w:r>
-          </w:p>
-        </w:tc>
-        <w:tc>
-          <w:tcPr/>
-          <w:p>
-            <w:pPr>
-              <w:pStyle w:val="Compact"/>
-            </w:pPr>
-            <w:r>
-              <w:t xml:space="preserve">NAPHTA</w:t>
-            </w:r>
-          </w:p>
-        </w:tc>
-        <w:tc>
-          <w:tcPr/>
-          <w:p>
-            <w:pPr>
-              <w:pStyle w:val="Compact"/>
-            </w:pPr>
-            <w:r>
-              <w:t xml:space="preserve">3.91</w:t>
-            </w:r>
-          </w:p>
-        </w:tc>
-        <w:tc>
-          <w:tcPr/>
-          <w:p>
-            <w:pPr>
-              <w:pStyle w:val="Compact"/>
-            </w:pPr>
-            <w:r>
-              <w:t xml:space="preserve">78,049</w:t>
-            </w:r>
-          </w:p>
-        </w:tc>
-        <w:tc>
-          <w:tcPr/>
-          <w:p>
-            <w:pPr>
-              <w:pStyle w:val="Compact"/>
-            </w:pPr>
-            <w:r>
-              <w:t xml:space="preserve">–</w:t>
-            </w:r>
-          </w:p>
-        </w:tc>
-      </w:tr>
-      <w:tr>
-        <w:tc>
-          <w:tcPr/>
-          <w:p>
-            <w:pPr>
-              <w:pStyle w:val="Compact"/>
-            </w:pPr>
-            <w:r>
-              <w:t xml:space="preserve">pattern_808</w:t>
-            </w:r>
-          </w:p>
-        </w:tc>
-        <w:tc>
-          <w:tcPr/>
-          <w:p>
-            <w:pPr>
-              <w:pStyle w:val="Compact"/>
-            </w:pPr>
-            <w:r>
-              <w:t xml:space="preserve">NAPHTA</w:t>
-            </w:r>
-          </w:p>
-        </w:tc>
-        <w:tc>
-          <w:tcPr/>
-          <w:p>
-            <w:pPr>
-              <w:pStyle w:val="Compact"/>
-            </w:pPr>
-            <w:r>
-              <w:t xml:space="preserve">3.07</w:t>
-            </w:r>
-          </w:p>
-        </w:tc>
-        <w:tc>
-          <w:tcPr/>
-          <w:p>
-            <w:pPr>
-              <w:pStyle w:val="Compact"/>
-            </w:pPr>
-            <w:r>
-              <w:t xml:space="preserve">15,104</w:t>
-            </w:r>
-          </w:p>
-        </w:tc>
-        <w:tc>
-          <w:tcPr/>
-          <w:p>
-            <w:pPr>
-              <w:pStyle w:val="Compact"/>
-            </w:pPr>
-            <w:r>
-              <w:t xml:space="preserve">–</w:t>
-            </w:r>
-          </w:p>
-        </w:tc>
-      </w:tr>
-      <w:tr>
-        <w:tc>
-          <w:tcPr/>
-          <w:p>
-            <w:pPr>
-              <w:pStyle w:val="Compact"/>
-            </w:pPr>
-            <w:r>
-              <w:t xml:space="preserve">pattern_1021</w:t>
-            </w:r>
-          </w:p>
-        </w:tc>
-        <w:tc>
-          <w:tcPr/>
-          <w:p>
-            <w:pPr>
-              <w:pStyle w:val="Compact"/>
-            </w:pPr>
-            <w:r>
-              <w:t xml:space="preserve">NAPHTA</w:t>
-            </w:r>
-          </w:p>
-        </w:tc>
-        <w:tc>
-          <w:tcPr/>
-          <w:p>
-            <w:pPr>
-              <w:pStyle w:val="Compact"/>
-            </w:pPr>
-            <w:r>
-              <w:t xml:space="preserve">0.48</w:t>
-            </w:r>
-          </w:p>
-        </w:tc>
-        <w:tc>
-          <w:tcPr/>
-          <w:p>
-            <w:pPr>
-              <w:pStyle w:val="Compact"/>
-            </w:pPr>
-            <w:r>
-              <w:t xml:space="preserve">118</w:t>
-            </w:r>
-          </w:p>
-        </w:tc>
-        <w:tc>
-          <w:tcPr/>
-          <w:p>
-            <w:pPr>
-              <w:pStyle w:val="Compact"/>
-            </w:pPr>
-            <w:r>
-              <w:t xml:space="preserve">–</w:t>
-            </w:r>
-          </w:p>
-        </w:tc>
-      </w:tr>
-      <w:tr>
-        <w:tc>
-          <w:tcPr/>
-          <w:p>
-            <w:pPr>
-              <w:pStyle w:val="Compact"/>
-            </w:pPr>
-            <w:r>
-              <w:t xml:space="preserve">pattern_1046</w:t>
-            </w:r>
-          </w:p>
-        </w:tc>
-        <w:tc>
-          <w:tcPr/>
-          <w:p>
-            <w:pPr>
-              <w:pStyle w:val="Compact"/>
-            </w:pPr>
-            <w:r>
-              <w:t xml:space="preserve">NAPHTA</w:t>
-            </w:r>
-          </w:p>
-        </w:tc>
-        <w:tc>
-          <w:tcPr/>
-          <w:p>
-            <w:pPr>
-              <w:pStyle w:val="Compact"/>
-            </w:pPr>
-            <w:r>
-              <w:t xml:space="preserve">1.59</w:t>
-            </w:r>
-          </w:p>
-        </w:tc>
-        <w:tc>
-          <w:tcPr/>
-          <w:p>
-            <w:pPr>
-              <w:pStyle w:val="Compact"/>
-            </w:pPr>
-            <w:r>
-              <w:t xml:space="preserve">1,308</w:t>
-            </w:r>
-          </w:p>
-        </w:tc>
-        <w:tc>
-          <w:tcPr/>
-          <w:p>
-            <w:pPr>
-              <w:pStyle w:val="Compact"/>
-            </w:pPr>
-            <w:r>
-              <w:t xml:space="preserve">–</w:t>
-            </w:r>
-          </w:p>
-        </w:tc>
-      </w:tr>
-      <w:tr>
-        <w:tc>
-          <w:tcPr/>
-          <w:p>
-            <w:pPr>
-              <w:pStyle w:val="Compact"/>
-            </w:pPr>
-            <w:r>
-              <w:t xml:space="preserve">pattern_519</w:t>
-            </w:r>
-          </w:p>
-        </w:tc>
-        <w:tc>
-          <w:tcPr/>
-          <w:p>
-            <w:pPr>
-              <w:pStyle w:val="Compact"/>
-            </w:pPr>
-            <w:r>
-              <w:t xml:space="preserve">QILDAS</w:t>
-            </w:r>
-          </w:p>
-        </w:tc>
-        <w:tc>
-          <w:tcPr/>
-          <w:p>
-            <w:pPr>
-              <w:pStyle w:val="Compact"/>
-            </w:pPr>
-            <w:r>
-              <w:t xml:space="preserve">0.40</w:t>
-            </w:r>
-          </w:p>
-        </w:tc>
-        <w:tc>
-          <w:tcPr/>
-          <w:p>
-            <w:pPr>
-              <w:pStyle w:val="Compact"/>
-            </w:pPr>
-            <w:r>
-              <w:t xml:space="preserve">1</w:t>
-            </w:r>
-          </w:p>
-        </w:tc>
-        <w:tc>
-          <w:tcPr/>
-          <w:p>
-            <w:pPr>
-              <w:pStyle w:val="Compact"/>
-            </w:pPr>
-            <w:r>
-              <w:t xml:space="preserve">1</w:t>
-            </w:r>
-          </w:p>
-        </w:tc>
-      </w:tr>
-      <w:tr>
-        <w:tc>
-          <w:tcPr/>
-          <w:p>
-            <w:pPr>
-              <w:pStyle w:val="Compact"/>
-            </w:pPr>
-            <w:r>
-              <w:t xml:space="preserve">pattern_1008</w:t>
-            </w:r>
-          </w:p>
-        </w:tc>
-        <w:tc>
-          <w:tcPr/>
-          <w:p>
-            <w:pPr>
-              <w:pStyle w:val="Compact"/>
-            </w:pPr>
-            <w:r>
-              <w:t xml:space="preserve">QILZIX</w:t>
-            </w:r>
-          </w:p>
-        </w:tc>
-        <w:tc>
-          <w:tcPr/>
-          <w:p>
-            <w:pPr>
-              <w:pStyle w:val="Compact"/>
-            </w:pPr>
-            <w:r>
-              <w:t xml:space="preserve">2.07</w:t>
-            </w:r>
-          </w:p>
-        </w:tc>
-        <w:tc>
-          <w:tcPr/>
-          <w:p>
-            <w:pPr>
-              <w:pStyle w:val="Compact"/>
-            </w:pPr>
-            <w:r>
-              <w:t xml:space="preserve">3</w:t>
-            </w:r>
-          </w:p>
-        </w:tc>
-        <w:tc>
-          <w:tcPr/>
-          <w:p>
-            <w:pPr>
-              <w:pStyle w:val="Compact"/>
-            </w:pPr>
-            <w:r>
-              <w:t xml:space="preserve">1</w:t>
-            </w:r>
-          </w:p>
-        </w:tc>
-      </w:tr>
-      <w:tr>
-        <w:tc>
-          <w:tcPr/>
-          <w:p>
-            <w:pPr>
-              <w:pStyle w:val="Compact"/>
-            </w:pPr>
-            <w:r>
-              <w:t xml:space="preserve">pattern_247</w:t>
-            </w:r>
-          </w:p>
-        </w:tc>
-        <w:tc>
-          <w:tcPr/>
-          <w:p>
-            <w:pPr>
-              <w:pStyle w:val="Compact"/>
-            </w:pPr>
-            <w:r>
-              <w:t xml:space="preserve">QIQVAQ</w:t>
-            </w:r>
-          </w:p>
-        </w:tc>
-        <w:tc>
-          <w:tcPr/>
-          <w:p>
-            <w:pPr>
-              <w:pStyle w:val="Compact"/>
-            </w:pPr>
-            <w:r>
-              <w:t xml:space="preserve">0.38</w:t>
-            </w:r>
-          </w:p>
-        </w:tc>
-        <w:tc>
-          <w:tcPr/>
-          <w:p>
-            <w:pPr>
-              <w:pStyle w:val="Compact"/>
-            </w:pPr>
-            <w:r>
-              <w:t xml:space="preserve">1</w:t>
-            </w:r>
-          </w:p>
-        </w:tc>
-        <w:tc>
-          <w:tcPr/>
-          <w:p>
-            <w:pPr>
-              <w:pStyle w:val="Compact"/>
-            </w:pPr>
-            <w:r>
-              <w:t xml:space="preserve">2</w:t>
-            </w:r>
-          </w:p>
-        </w:tc>
-      </w:tr>
-      <w:tr>
-        <w:tc>
-          <w:tcPr/>
-          <w:p>
-            <w:pPr>
-              <w:pStyle w:val="Compact"/>
-            </w:pPr>
-            <w:r>
-              <w:t xml:space="preserve">pattern_805</w:t>
-            </w:r>
-          </w:p>
-        </w:tc>
-        <w:tc>
-          <w:tcPr/>
-          <w:p>
-            <w:pPr>
-              <w:pStyle w:val="Compact"/>
-            </w:pPr>
-            <w:r>
-              <w:t xml:space="preserve">QUWYIR</w:t>
-            </w:r>
-          </w:p>
-        </w:tc>
-        <w:tc>
-          <w:tcPr/>
-          <w:p>
-            <w:pPr>
-              <w:pStyle w:val="Compact"/>
-            </w:pPr>
-            <w:r>
-              <w:t xml:space="preserve">0.11</w:t>
-            </w:r>
-          </w:p>
-        </w:tc>
-        <w:tc>
-          <w:tcPr/>
-          <w:p>
-            <w:pPr>
-              <w:pStyle w:val="Compact"/>
-            </w:pPr>
-            <w:r>
-              <w:t xml:space="preserve">1</w:t>
-            </w:r>
-          </w:p>
-        </w:tc>
-        <w:tc>
-          <w:tcPr/>
-          <w:p>
-            <w:pPr>
-              <w:pStyle w:val="Compact"/>
-            </w:pPr>
-            <w:r>
-              <w:t xml:space="preserve">1</w:t>
-            </w:r>
-          </w:p>
-        </w:tc>
-      </w:tr>
-      <w:tr>
-        <w:tc>
-          <w:tcPr/>
-          <w:p>
-            <w:pPr>
-              <w:pStyle w:val="Compact"/>
-            </w:pPr>
-            <w:r>
-              <w:t xml:space="preserve">pattern_914</w:t>
-            </w:r>
-          </w:p>
-        </w:tc>
-        <w:tc>
-          <w:tcPr/>
-          <w:p>
-            <w:pPr>
-              <w:pStyle w:val="Compact"/>
-            </w:pPr>
-            <w:r>
-              <w:t xml:space="preserve">RIXNES</w:t>
-            </w:r>
-          </w:p>
-        </w:tc>
-        <w:tc>
-          <w:tcPr/>
-          <w:p>
-            <w:pPr>
-              <w:pStyle w:val="Compact"/>
-            </w:pPr>
-            <w:r>
-              <w:t xml:space="preserve">1.84</w:t>
-            </w:r>
-          </w:p>
-        </w:tc>
-        <w:tc>
-          <w:tcPr/>
-          <w:p>
-            <w:pPr>
-              <w:pStyle w:val="Compact"/>
-            </w:pPr>
-            <w:r>
-              <w:t xml:space="preserve">28,191</w:t>
-            </w:r>
-          </w:p>
-        </w:tc>
-        <w:tc>
-          <w:tcPr/>
-          <w:p>
-            <w:pPr>
-              <w:pStyle w:val="Compact"/>
-            </w:pPr>
-            <w:r>
-              <w:t xml:space="preserve">–</w:t>
-            </w:r>
-          </w:p>
-        </w:tc>
-      </w:tr>
-      <w:tr>
-        <w:tc>
-          <w:tcPr/>
-          <w:p>
-            <w:pPr>
-              <w:pStyle w:val="Compact"/>
-            </w:pPr>
-            <w:r>
-              <w:t xml:space="preserve">pattern_1006</w:t>
-            </w:r>
-          </w:p>
-        </w:tc>
-        <w:tc>
-          <w:tcPr/>
-          <w:p>
-            <w:pPr>
-              <w:pStyle w:val="Compact"/>
-            </w:pPr>
-            <w:r>
-              <w:t xml:space="preserve">ROHWIX</w:t>
-            </w:r>
-          </w:p>
-        </w:tc>
-        <w:tc>
-          <w:tcPr/>
-          <w:p>
-            <w:pPr>
-              <w:pStyle w:val="Compact"/>
-            </w:pPr>
-            <w:r>
-              <w:t xml:space="preserve">0.13</w:t>
-            </w:r>
-          </w:p>
-        </w:tc>
-        <w:tc>
-          <w:tcPr/>
-          <w:p>
-            <w:pPr>
-              <w:pStyle w:val="Compact"/>
-            </w:pPr>
-            <w:r>
-              <w:t xml:space="preserve">1</w:t>
-            </w:r>
-          </w:p>
-        </w:tc>
-        <w:tc>
-          <w:tcPr/>
-          <w:p>
-            <w:pPr>
-              <w:pStyle w:val="Compact"/>
-            </w:pPr>
-            <w:r>
-              <w:t xml:space="preserve">50</w:t>
-            </w:r>
-          </w:p>
-        </w:tc>
-      </w:tr>
-      <w:tr>
-        <w:tc>
-          <w:tcPr/>
-          <w:p>
-            <w:pPr>
-              <w:pStyle w:val="Compact"/>
-            </w:pPr>
-            <w:r>
-              <w:t xml:space="preserve">pattern_77</w:t>
-            </w:r>
-          </w:p>
-        </w:tc>
-        <w:tc>
-          <w:tcPr/>
-          <w:p>
-            <w:pPr>
-              <w:pStyle w:val="Compact"/>
-            </w:pPr>
-            <w:r>
-              <w:t xml:space="preserve">TAQBIY</w:t>
-            </w:r>
-          </w:p>
-        </w:tc>
-        <w:tc>
-          <w:tcPr/>
-          <w:p>
-            <w:pPr>
-              <w:pStyle w:val="Compact"/>
-            </w:pPr>
-            <w:r>
-              <w:t xml:space="preserve">4.81</w:t>
-            </w:r>
-          </w:p>
-        </w:tc>
-        <w:tc>
-          <w:tcPr/>
-          <w:p>
-            <w:pPr>
-              <w:pStyle w:val="Compact"/>
-            </w:pPr>
-            <w:r>
-              <w:t xml:space="preserve">7</w:t>
-            </w:r>
-          </w:p>
-        </w:tc>
-        <w:tc>
-          <w:tcPr/>
-          <w:p>
-            <w:pPr>
-              <w:pStyle w:val="Compact"/>
-            </w:pPr>
-            <w:r>
-              <w:t xml:space="preserve">1</w:t>
-            </w:r>
-          </w:p>
-        </w:tc>
-      </w:tr>
-      <w:tr>
-        <w:tc>
-          <w:tcPr/>
-          <w:p>
-            <w:pPr>
-              <w:pStyle w:val="Compact"/>
-            </w:pPr>
-            <w:r>
-              <w:t xml:space="preserve">pattern_180</w:t>
-            </w:r>
-          </w:p>
-        </w:tc>
-        <w:tc>
-          <w:tcPr/>
-          <w:p>
-            <w:pPr>
-              <w:pStyle w:val="Compact"/>
-            </w:pPr>
-            <w:r>
-              <w:t xml:space="preserve">UPOJER</w:t>
-            </w:r>
-          </w:p>
-        </w:tc>
-        <w:tc>
-          <w:tcPr/>
-          <w:p>
-            <w:pPr>
-              <w:pStyle w:val="Compact"/>
-            </w:pPr>
-            <w:r>
-              <w:t xml:space="preserve">0.25</w:t>
-            </w:r>
-          </w:p>
-        </w:tc>
-        <w:tc>
-          <w:tcPr/>
-          <w:p>
-            <w:pPr>
-              <w:pStyle w:val="Compact"/>
-            </w:pPr>
-            <w:r>
-              <w:t xml:space="preserve">1</w:t>
-            </w:r>
-          </w:p>
-        </w:tc>
-        <w:tc>
-          <w:tcPr/>
-          <w:p>
-            <w:pPr>
-              <w:pStyle w:val="Compact"/>
-            </w:pPr>
-            <w:r>
-              <w:t xml:space="preserve">1</w:t>
-            </w:r>
-          </w:p>
-        </w:tc>
-      </w:tr>
-      <w:tr>
-        <w:tc>
-          <w:tcPr/>
-          <w:p>
-            <w:pPr>
-              <w:pStyle w:val="Compact"/>
-            </w:pPr>
-            <w:r>
-              <w:t xml:space="preserve">pattern_487</w:t>
-            </w:r>
-          </w:p>
-        </w:tc>
-        <w:tc>
-          <w:tcPr/>
-          <w:p>
-            <w:pPr>
-              <w:pStyle w:val="Compact"/>
-            </w:pPr>
-            <w:r>
-              <w:t xml:space="preserve">VELWIV</w:t>
-            </w:r>
-          </w:p>
-        </w:tc>
-        <w:tc>
-          <w:tcPr/>
-          <w:p>
-            <w:pPr>
-              <w:pStyle w:val="Compact"/>
-            </w:pPr>
-            <w:r>
-              <w:t xml:space="preserve">0.34</w:t>
-            </w:r>
-          </w:p>
-        </w:tc>
-        <w:tc>
-          <w:tcPr/>
-          <w:p>
-            <w:pPr>
-              <w:pStyle w:val="Compact"/>
-            </w:pPr>
-            <w:r>
-              <w:t xml:space="preserve">2</w:t>
-            </w:r>
-          </w:p>
-        </w:tc>
-        <w:tc>
-          <w:tcPr/>
-          <w:p>
-            <w:pPr>
-              <w:pStyle w:val="Compact"/>
-            </w:pPr>
-            <w:r>
-              <w:t xml:space="preserve">1</w:t>
-            </w:r>
-          </w:p>
-        </w:tc>
-      </w:tr>
-      <w:tr>
-        <w:tc>
-          <w:tcPr/>
-          <w:p>
-            <w:pPr>
-              <w:pStyle w:val="Compact"/>
-            </w:pPr>
-            <w:r>
-              <w:t xml:space="preserve">pattern_586</w:t>
-            </w:r>
-          </w:p>
-        </w:tc>
-        <w:tc>
-          <w:tcPr/>
-          <w:p>
-            <w:pPr>
-              <w:pStyle w:val="Compact"/>
-            </w:pPr>
-            <w:r>
-              <w:t xml:space="preserve">ZIZRUX</w:t>
-            </w:r>
-          </w:p>
-        </w:tc>
-        <w:tc>
-          <w:tcPr/>
-          <w:p>
-            <w:pPr>
-              <w:pStyle w:val="Compact"/>
-            </w:pPr>
-            <w:r>
-              <w:t xml:space="preserve">0.33</w:t>
-            </w:r>
-          </w:p>
-        </w:tc>
-        <w:tc>
-          <w:tcPr/>
-          <w:p>
-            <w:pPr>
-              <w:pStyle w:val="Compact"/>
-            </w:pPr>
-            <w:r>
-              <w:t xml:space="preserve">1</w:t>
-            </w:r>
-          </w:p>
-        </w:tc>
-        <w:tc>
-          <w:tcPr/>
-          <w:p>
-            <w:pPr>
-              <w:pStyle w:val="Compact"/>
-            </w:pPr>
-            <w:r>
-              <w:t xml:space="preserve">1</w:t>
-            </w:r>
-          </w:p>
-        </w:tc>
-      </w:tr>
-      <w:tr>
-        <w:tc>
-          <w:tcPr/>
-          <w:p>
-            <w:pPr>
-              <w:pStyle w:val="Compact"/>
-            </w:pPr>
-            <w:r>
-              <w:t xml:space="preserve">pattern_205</w:t>
-            </w:r>
-          </w:p>
-        </w:tc>
-        <w:tc>
-          <w:tcPr/>
-          <w:p>
-            <w:pPr>
-              <w:pStyle w:val="Compact"/>
-            </w:pPr>
-            <w:r>
-              <w:t xml:space="preserve">ZZZIZM</w:t>
-            </w:r>
-          </w:p>
-        </w:tc>
-        <w:tc>
-          <w:tcPr/>
-          <w:p>
-            <w:pPr>
-              <w:pStyle w:val="Compact"/>
-            </w:pPr>
-            <w:r>
-              <w:t xml:space="preserve">0.38</w:t>
-            </w:r>
-          </w:p>
-        </w:tc>
-        <w:tc>
-          <w:tcPr/>
-          <w:p>
-            <w:pPr>
-              <w:pStyle w:val="Compact"/>
-            </w:pPr>
-            <w:r>
-              <w:t xml:space="preserve">1</w:t>
-            </w:r>
-          </w:p>
-        </w:tc>
-        <w:tc>
-          <w:tcPr/>
-          <w:p>
-            <w:pPr>
-              <w:pStyle w:val="Compact"/>
-            </w:pPr>
-            <w:r>
-              <w:t xml:space="preserve">1</w:t>
-            </w:r>
-          </w:p>
-        </w:tc>
-      </w:tr>
-      <w:tr>
-        <w:tc>
-          <w:tcPr/>
-          <w:p>
-            <w:pPr>
-              <w:pStyle w:val="Compact"/>
-            </w:pPr>
-            <w:r>
-              <w:t xml:space="preserve">pattern_209</w:t>
-            </w:r>
-          </w:p>
-        </w:tc>
-        <w:tc>
-          <w:tcPr/>
-          <w:p>
-            <w:pPr>
-              <w:pStyle w:val="Compact"/>
-            </w:pPr>
-            <w:r>
-              <w:t xml:space="preserve">ZZZIZM</w:t>
-            </w:r>
-          </w:p>
-        </w:tc>
-        <w:tc>
-          <w:tcPr/>
-          <w:p>
-            <w:pPr>
-              <w:pStyle w:val="Compact"/>
-            </w:pPr>
-            <w:r>
-              <w:t xml:space="preserve">0.30</w:t>
-            </w:r>
-          </w:p>
-        </w:tc>
-        <w:tc>
-          <w:tcPr/>
-          <w:p>
-            <w:pPr>
-              <w:pStyle w:val="Compact"/>
-            </w:pPr>
-            <w:r>
-              <w:t xml:space="preserve">1</w:t>
-            </w:r>
-          </w:p>
-        </w:tc>
-        <w:tc>
-          <w:tcPr/>
-          <w:p>
-            <w:pPr>
-              <w:pStyle w:val="Compact"/>
-            </w:pPr>
-            <w:r>
-              <w:t xml:space="preserve">1</w:t>
-            </w:r>
-          </w:p>
-        </w:tc>
-      </w:tr>
-      <w:tr>
-        <w:tc>
-          <w:tcPr/>
-          <w:p>
-            <w:pPr>
-              <w:pStyle w:val="Compact"/>
-            </w:pPr>
-            <w:r>
-              <w:t xml:space="preserve">pattern_359</w:t>
-            </w:r>
-          </w:p>
-        </w:tc>
-        <w:tc>
-          <w:tcPr/>
-          <w:p>
-            <w:pPr>
-              <w:pStyle w:val="Compact"/>
-            </w:pPr>
-            <w:r>
-              <w:t xml:space="preserve">ZZZIZM</w:t>
-            </w:r>
-          </w:p>
-        </w:tc>
-        <w:tc>
-          <w:tcPr/>
-          <w:p>
-            <w:pPr>
-              <w:pStyle w:val="Compact"/>
-            </w:pPr>
-            <w:r>
-              <w:t xml:space="preserve">0.62</w:t>
-            </w:r>
-          </w:p>
-        </w:tc>
-        <w:tc>
-          <w:tcPr/>
-          <w:p>
-            <w:pPr>
-              <w:pStyle w:val="Compact"/>
-            </w:pPr>
-            <w:r>
-              <w:t xml:space="preserve">1</w:t>
-            </w:r>
-          </w:p>
-        </w:tc>
-        <w:tc>
-          <w:tcPr/>
-          <w:p>
-            <w:pPr>
-              <w:pStyle w:val="Compact"/>
-            </w:pPr>
-            <w:r>
-              <w:t xml:space="preserve">1</w:t>
-            </w:r>
-          </w:p>
-        </w:tc>
-      </w:tr>
-      <w:tr>
-        <w:tc>
-          <w:tcPr/>
-          <w:p>
-            <w:pPr>
-              <w:pStyle w:val="Compact"/>
-            </w:pPr>
-            <w:r>
-              <w:t xml:space="preserve">pattern_396</w:t>
-            </w:r>
-          </w:p>
-        </w:tc>
-        <w:tc>
-          <w:tcPr/>
-          <w:p>
-            <w:pPr>
-              <w:pStyle w:val="Compact"/>
-            </w:pPr>
-            <w:r>
-              <w:t xml:space="preserve">ZZZIZM</w:t>
-            </w:r>
-          </w:p>
-        </w:tc>
-        <w:tc>
-          <w:tcPr/>
-          <w:p>
-            <w:pPr>
-              <w:pStyle w:val="Compact"/>
-            </w:pPr>
-            <w:r>
-              <w:t xml:space="preserve">0.79</w:t>
-            </w:r>
-          </w:p>
-        </w:tc>
-        <w:tc>
-          <w:tcPr/>
-          <w:p>
-            <w:pPr>
-              <w:pStyle w:val="Compact"/>
-            </w:pPr>
-            <w:r>
-              <w:t xml:space="preserve">1</w:t>
-            </w:r>
-          </w:p>
-        </w:tc>
-        <w:tc>
-          <w:tcPr/>
-          <w:p>
-            <w:pPr>
-              <w:pStyle w:val="Compact"/>
-            </w:pPr>
-            <w:r>
-              <w:t xml:space="preserve">1</w:t>
-            </w:r>
-          </w:p>
-        </w:tc>
-      </w:tr>
-      <w:tr>
-        <w:tc>
-          <w:tcPr/>
-          <w:p>
-            <w:pPr>
-              <w:pStyle w:val="Compact"/>
-            </w:pPr>
-            <w:r>
-              <w:t xml:space="preserve">pattern_504</w:t>
-            </w:r>
-          </w:p>
-        </w:tc>
-        <w:tc>
-          <w:tcPr/>
-          <w:p>
-            <w:pPr>
-              <w:pStyle w:val="Compact"/>
-            </w:pPr>
-            <w:r>
-              <w:t xml:space="preserve">ZZZIZM</w:t>
-            </w:r>
-          </w:p>
-        </w:tc>
-        <w:tc>
-          <w:tcPr/>
-          <w:p>
-            <w:pPr>
-              <w:pStyle w:val="Compact"/>
-            </w:pPr>
-            <w:r>
-              <w:t xml:space="preserve">0.07</w:t>
-            </w:r>
-          </w:p>
-        </w:tc>
-        <w:tc>
-          <w:tcPr/>
-          <w:p>
-            <w:pPr>
-              <w:pStyle w:val="Compact"/>
-            </w:pPr>
-            <w:r>
-              <w:t xml:space="preserve">1</w:t>
-            </w:r>
-          </w:p>
-        </w:tc>
-        <w:tc>
-          <w:tcPr/>
-          <w:p>
-            <w:pPr>
-              <w:pStyle w:val="Compact"/>
-            </w:pPr>
-            <w:r>
-              <w:t xml:space="preserve">1</w:t>
-            </w:r>
-          </w:p>
-        </w:tc>
-      </w:tr>
-      <w:tr>
-        <w:tc>
-          <w:tcPr/>
-          <w:p>
-            <w:pPr>
-              <w:pStyle w:val="Compact"/>
-            </w:pPr>
-            <w:r>
-              <w:t xml:space="preserve">pattern_574</w:t>
-            </w:r>
-          </w:p>
-        </w:tc>
-        <w:tc>
-          <w:tcPr/>
-          <w:p>
-            <w:pPr>
-              <w:pStyle w:val="Compact"/>
-            </w:pPr>
-            <w:r>
-              <w:t xml:space="preserve">ZZZIZM</w:t>
-            </w:r>
-          </w:p>
-        </w:tc>
-        <w:tc>
-          <w:tcPr/>
-          <w:p>
-            <w:pPr>
-              <w:pStyle w:val="Compact"/>
-            </w:pPr>
-            <w:r>
-              <w:t xml:space="preserve">0.07</w:t>
-            </w:r>
-          </w:p>
-        </w:tc>
-        <w:tc>
-          <w:tcPr/>
-          <w:p>
-            <w:pPr>
-              <w:pStyle w:val="Compact"/>
-            </w:pPr>
-            <w:r>
-              <w:t xml:space="preserve">1</w:t>
-            </w:r>
-          </w:p>
-        </w:tc>
-        <w:tc>
-          <w:tcPr/>
-          <w:p>
-            <w:pPr>
-              <w:pStyle w:val="Compact"/>
-            </w:pPr>
-            <w:r>
-              <w:t xml:space="preserve">1</w:t>
-            </w:r>
-          </w:p>
-        </w:tc>
-      </w:tr>
-      <w:tr>
-        <w:tc>
-          <w:tcPr/>
-          <w:p>
-            <w:pPr>
-              <w:pStyle w:val="Compact"/>
-            </w:pPr>
-            <w:r>
-              <w:t xml:space="preserve">pattern_619</w:t>
-            </w:r>
-          </w:p>
-        </w:tc>
-        <w:tc>
-          <w:tcPr/>
-          <w:p>
-            <w:pPr>
-              <w:pStyle w:val="Compact"/>
-            </w:pPr>
-            <w:r>
-              <w:t xml:space="preserve">ZZZIZM</w:t>
-            </w:r>
-          </w:p>
-        </w:tc>
-        <w:tc>
-          <w:tcPr/>
-          <w:p>
-            <w:pPr>
-              <w:pStyle w:val="Compact"/>
-            </w:pPr>
-            <w:r>
-              <w:t xml:space="preserve">0.15</w:t>
-            </w:r>
-          </w:p>
-        </w:tc>
-        <w:tc>
-          <w:tcPr/>
-          <w:p>
-            <w:pPr>
-              <w:pStyle w:val="Compact"/>
-            </w:pPr>
-            <w:r>
-              <w:t xml:space="preserve">1</w:t>
-            </w:r>
-          </w:p>
-        </w:tc>
-        <w:tc>
-          <w:tcPr/>
-          <w:p>
-            <w:pPr>
-              <w:pStyle w:val="Compact"/>
-            </w:pPr>
-            <w:r>
-              <w:t xml:space="preserve">1</w:t>
-            </w:r>
-          </w:p>
-        </w:tc>
-      </w:tr>
-      <w:tr>
-        <w:tc>
-          <w:tcPr/>
-          <w:p>
-            <w:pPr>
-              <w:pStyle w:val="Compact"/>
-            </w:pPr>
-            <w:r>
-              <w:t xml:space="preserve">pattern_698</w:t>
-            </w:r>
-          </w:p>
-        </w:tc>
-        <w:tc>
-          <w:tcPr/>
-          <w:p>
-            <w:pPr>
-              <w:pStyle w:val="Compact"/>
-            </w:pPr>
-            <w:r>
-              <w:t xml:space="preserve">ZZZIZM</w:t>
-            </w:r>
-          </w:p>
-        </w:tc>
-        <w:tc>
-          <w:tcPr/>
-          <w:p>
-            <w:pPr>
-              <w:pStyle w:val="Compact"/>
-            </w:pPr>
-            <w:r>
-              <w:t xml:space="preserve">0.45</w:t>
-            </w:r>
-          </w:p>
-        </w:tc>
-        <w:tc>
-          <w:tcPr/>
-          <w:p>
-            <w:pPr>
-              <w:pStyle w:val="Compact"/>
-            </w:pPr>
-            <w:r>
-              <w:t xml:space="preserve">1</w:t>
-            </w:r>
-          </w:p>
-        </w:tc>
-        <w:tc>
-          <w:tcPr/>
-          <w:p>
-            <w:pPr>
-              <w:pStyle w:val="Compact"/>
-            </w:pPr>
-            <w:r>
-              <w:t xml:space="preserve">1</w:t>
-            </w:r>
-          </w:p>
-        </w:tc>
-      </w:tr>
-      <w:tr>
-        <w:tc>
-          <w:tcPr/>
-          <w:p>
-            <w:pPr>
-              <w:pStyle w:val="Compact"/>
-            </w:pPr>
-            <w:r>
-              <w:t xml:space="preserve">pattern_775</w:t>
-            </w:r>
-          </w:p>
-        </w:tc>
-        <w:tc>
-          <w:tcPr/>
-          <w:p>
-            <w:pPr>
-              <w:pStyle w:val="Compact"/>
-            </w:pPr>
-            <w:r>
-              <w:t xml:space="preserve">ZZZIZM</w:t>
-            </w:r>
-          </w:p>
-        </w:tc>
-        <w:tc>
-          <w:tcPr/>
-          <w:p>
-            <w:pPr>
-              <w:pStyle w:val="Compact"/>
-            </w:pPr>
-            <w:r>
-              <w:t xml:space="preserve">0.23</w:t>
-            </w:r>
-          </w:p>
-        </w:tc>
-        <w:tc>
-          <w:tcPr/>
-          <w:p>
-            <w:pPr>
-              <w:pStyle w:val="Compact"/>
-            </w:pPr>
-            <w:r>
-              <w:t xml:space="preserve">1</w:t>
-            </w:r>
-          </w:p>
-        </w:tc>
-        <w:tc>
-          <w:tcPr/>
-          <w:p>
-            <w:pPr>
-              <w:pStyle w:val="Compact"/>
-            </w:pPr>
-            <w:r>
-              <w:t xml:space="preserve">1</w:t>
-            </w:r>
-          </w:p>
-        </w:tc>
-      </w:tr>
-      <w:tr>
-        <w:tc>
-          <w:tcPr/>
-          <w:p>
-            <w:pPr>
-              <w:pStyle w:val="Compact"/>
-            </w:pPr>
-            <w:r>
-              <w:t xml:space="preserve">pattern_787</w:t>
-            </w:r>
-          </w:p>
-        </w:tc>
-        <w:tc>
-          <w:tcPr/>
-          <w:p>
-            <w:pPr>
-              <w:pStyle w:val="Compact"/>
-            </w:pPr>
-            <w:r>
-              <w:t xml:space="preserve">ZZZIZM</w:t>
-            </w:r>
-          </w:p>
-        </w:tc>
-        <w:tc>
-          <w:tcPr/>
-          <w:p>
-            <w:pPr>
-              <w:pStyle w:val="Compact"/>
-            </w:pPr>
-            <w:r>
-              <w:t xml:space="preserve">0.71</w:t>
-            </w:r>
-          </w:p>
-        </w:tc>
-        <w:tc>
-          <w:tcPr/>
-          <w:p>
-            <w:pPr>
-              <w:pStyle w:val="Compact"/>
-            </w:pPr>
-            <w:r>
-              <w:t xml:space="preserve">1</w:t>
-            </w:r>
-          </w:p>
-        </w:tc>
-        <w:tc>
-          <w:tcPr/>
-          <w:p>
-            <w:pPr>
-              <w:pStyle w:val="Compact"/>
-            </w:pPr>
-            <w:r>
-              <w:t xml:space="preserve">1</w:t>
-            </w:r>
-          </w:p>
-        </w:tc>
-      </w:tr>
-      <w:tr>
-        <w:tc>
-          <w:tcPr/>
-          <w:p>
-            <w:pPr>
-              <w:pStyle w:val="Compact"/>
-            </w:pPr>
-            <w:r>
-              <w:t xml:space="preserve">pattern_901</w:t>
-            </w:r>
-          </w:p>
-        </w:tc>
-        <w:tc>
-          <w:tcPr/>
-          <w:p>
-            <w:pPr>
-              <w:pStyle w:val="Compact"/>
-            </w:pPr>
-            <w:r>
-              <w:t xml:space="preserve">ZZZIZM</w:t>
-            </w:r>
-          </w:p>
-        </w:tc>
-        <w:tc>
-          <w:tcPr/>
-          <w:p>
-            <w:pPr>
-              <w:pStyle w:val="Compact"/>
-            </w:pPr>
-            <w:r>
-              <w:t xml:space="preserve">0.54</w:t>
-            </w:r>
-          </w:p>
-        </w:tc>
-        <w:tc>
-          <w:tcPr/>
-          <w:p>
-            <w:pPr>
-              <w:pStyle w:val="Compact"/>
-            </w:pPr>
-            <w:r>
-              <w:t xml:space="preserve">1</w:t>
-            </w:r>
-          </w:p>
-        </w:tc>
-        <w:tc>
-          <w:tcPr/>
-          <w:p>
-            <w:pPr>
-              <w:pStyle w:val="Compact"/>
-            </w:pPr>
-            <w:r>
-              <w:t xml:space="preserve">1</w:t>
-            </w:r>
+              <w:t xml:space="preserve">Pearson, fixed grid</w:t>
+            </w:r>
+          </w:p>
+        </w:tc>
+        <w:tc>
+          <w:tcPr/>
+          <w:p>
+            <w:pPr>
+              <w:pStyle w:val="Compact"/>
+            </w:pPr>
+            <w:r>
+              <w:t xml:space="preserve">0.35 [0.17, 0.53]</w:t>
+            </w:r>
+          </w:p>
+        </w:tc>
+        <w:tc>
+          <w:tcPr/>
+          <w:p>
+            <w:pPr>
+              <w:pStyle w:val="Compact"/>
+            </w:pPr>
+            <w:r>
+              <w:t xml:space="preserve">15</w:t>
+            </w:r>
+          </w:p>
+        </w:tc>
+        <w:tc>
+          <w:tcPr/>
+          <w:p>
+            <w:pPr>
+              <w:pStyle w:val="Compact"/>
+            </w:pPr>
+            <w:r>
+              <w:t xml:space="preserve">5</w:t>
+            </w:r>
+          </w:p>
+        </w:tc>
+      </w:tr>
+      <w:tr>
+        <w:tc>
+          <w:tcPr/>
+          <w:p>
+            <w:pPr>
+              <w:pStyle w:val="Compact"/>
+            </w:pPr>
+            <w:r>
+              <w:t xml:space="preserve">Learned embedding</w:t>
+            </w:r>
+          </w:p>
+        </w:tc>
+        <w:tc>
+          <w:tcPr/>
+          <w:p>
+            <w:pPr>
+              <w:pStyle w:val="Compact"/>
+            </w:pPr>
+            <w:r>
+              <w:t xml:space="preserve">0.00 [0.00, 0.00]</w:t>
+            </w:r>
+          </w:p>
+        </w:tc>
+        <w:tc>
+          <w:tcPr/>
+          <w:p>
+            <w:pPr>
+              <w:pStyle w:val="Compact"/>
+            </w:pPr>
+          </w:p>
+        </w:tc>
+        <w:tc>
+          <w:tcPr/>
+          <w:p>
+            <w:pPr>
+              <w:pStyle w:val="Compact"/>
+            </w:pPr>
           </w:p>
         </w:tc>
       </w:tr>
     </w:tbl>
+    <w:p>
+      <w:pPr>
+        <w:pStyle w:val="BodyText"/>
+      </w:pPr>
+      <w:r>
+        <w:t xml:space="preserve">Patterns whose cells differ by more than 1 % (25): pressure series 16; recorded temperatures more than 50 K apart (not pressure series) 7; supercell description 1; none of these 1 (pattern_77).</w:t>
+      </w:r>
+    </w:p>
     <w:bookmarkEnd w:id="19"/>
     <w:bookmarkStart w:id="20" w:name="s11-effect-ladder"/>
     <w:p>
@@ -19202,6 +22874,63 @@
               <w:pStyle w:val="Compact"/>
             </w:pPr>
             <w:r>
+              <w:t xml:space="preserve">+ B</w:t>
+            </w:r>
+          </w:p>
+        </w:tc>
+        <w:tc>
+          <w:tcPr/>
+          <w:p>
+            <w:pPr>
+              <w:pStyle w:val="Compact"/>
+            </w:pPr>
+            <w:r>
+              <w:t xml:space="preserve">0.07 [0.03, 0.12] / 0.07 / 45.5</w:t>
+            </w:r>
+          </w:p>
+        </w:tc>
+        <w:tc>
+          <w:tcPr/>
+          <w:p>
+            <w:pPr>
+              <w:pStyle w:val="Compact"/>
+            </w:pPr>
+            <w:r>
+              <w:t xml:space="preserve">0.34 [0.26, 0.42] / 0.30 / 4.5</w:t>
+            </w:r>
+          </w:p>
+        </w:tc>
+        <w:tc>
+          <w:tcPr/>
+          <w:p>
+            <w:pPr>
+              <w:pStyle w:val="Compact"/>
+            </w:pPr>
+            <w:r>
+              <w:t xml:space="preserve">1.00</w:t>
+            </w:r>
+          </w:p>
+        </w:tc>
+        <w:tc>
+          <w:tcPr/>
+          <w:p>
+            <w:pPr>
+              <w:pStyle w:val="Compact"/>
+            </w:pPr>
+            <w:r>
+              <w:t xml:space="preserve">0.97 / 1.00</w:t>
+            </w:r>
+          </w:p>
+        </w:tc>
+      </w:tr>
+      <w:tr>
+        <w:tc>
+          <w:tcPr/>
+          <w:p>
+            <w:pPr>
+              <w:pStyle w:val="Compact"/>
+            </w:pPr>
+            <w:r>
               <w:t xml:space="preserve">all six</w:t>
             </w:r>
           </w:p>
@@ -20036,6 +23765,63 @@
               <w:pStyle w:val="Compact"/>
             </w:pPr>
             <w:r>
+              <w:t xml:space="preserve">+ B</w:t>
+            </w:r>
+          </w:p>
+        </w:tc>
+        <w:tc>
+          <w:tcPr/>
+          <w:p>
+            <w:pPr>
+              <w:pStyle w:val="Compact"/>
+            </w:pPr>
+            <w:r>
+              <w:t xml:space="preserve">0.07 [0.00, 0.15] / 0.05 / 19.0</w:t>
+            </w:r>
+          </w:p>
+        </w:tc>
+        <w:tc>
+          <w:tcPr/>
+          <w:p>
+            <w:pPr>
+              <w:pStyle w:val="Compact"/>
+            </w:pPr>
+            <w:r>
+              <w:t xml:space="preserve">0.38 [0.22, 0.55] / 0.39 / 4.0</w:t>
+            </w:r>
+          </w:p>
+        </w:tc>
+        <w:tc>
+          <w:tcPr/>
+          <w:p>
+            <w:pPr>
+              <w:pStyle w:val="Compact"/>
+            </w:pPr>
+            <w:r>
+              <w:t xml:space="preserve">0.43</w:t>
+            </w:r>
+          </w:p>
+        </w:tc>
+        <w:tc>
+          <w:tcPr/>
+          <w:p>
+            <w:pPr>
+              <w:pStyle w:val="Compact"/>
+            </w:pPr>
+            <w:r>
+              <w:t xml:space="preserve">0.58 / 0.77</w:t>
+            </w:r>
+          </w:p>
+        </w:tc>
+      </w:tr>
+      <w:tr>
+        <w:tc>
+          <w:tcPr/>
+          <w:p>
+            <w:pPr>
+              <w:pStyle w:val="Compact"/>
+            </w:pPr>
+            <w:r>
               <w:t xml:space="preserve">all six</w:t>
             </w:r>
           </w:p>
@@ -20366,6 +24152,441 @@
             </w:pPr>
             <w:r>
               <w:t xml:space="preserve">0.07 / 0.13</w:t>
+            </w:r>
+          </w:p>
+        </w:tc>
+      </w:tr>
+    </w:tbl>
+    <w:p>
+      <w:pPr>
+        <w:pStyle w:val="BodyText"/>
+      </w:pPr>
+      <w:r>
+        <w:rPr>
+          <w:b/>
+          <w:bCs/>
+        </w:rPr>
+        <w:t xml:space="preserve">Table S20b</w:t>
+      </w:r>
+      <w:r>
+        <w:t xml:space="preserve"> </w:t>
+      </w:r>
+      <w:r>
+        <w:t xml:space="preserve">Single-effect rungs with the background subtraction applied to every rung (the realism retrain saw only background-subtracted patterns in training); compound-weighted top-1 / median rank, any same-form entry.</w:t>
+      </w:r>
+    </w:p>
+    <w:tbl>
+      <w:tblPr>
+        <w:tblStyle w:val="Table"/>
+        <w:tblW w:type="pct" w:w="5000"/>
+        <w:tblLayout w:type="fixed"/>
+        <w:tblLook w:firstRow="1" w:lastRow="0" w:firstColumn="0" w:lastColumn="0" w:noHBand="0" w:noVBand="0" w:val="0020"/>
+      </w:tblPr>
+      <w:tblGrid>
+        <w:gridCol w:w="1584"/>
+        <w:gridCol w:w="1584"/>
+        <w:gridCol w:w="1584"/>
+        <w:gridCol w:w="1584"/>
+        <w:gridCol w:w="1584"/>
+      </w:tblGrid>
+      <w:tr>
+        <w:trPr>
+          <w:tblHeader w:val="on"/>
+        </w:trPr>
+        <w:tc>
+          <w:tcPr/>
+          <w:p>
+            <w:pPr>
+              <w:pStyle w:val="Compact"/>
+            </w:pPr>
+            <w:r>
+              <w:t xml:space="preserve">variant</w:t>
+            </w:r>
+          </w:p>
+        </w:tc>
+        <w:tc>
+          <w:tcPr/>
+          <w:p>
+            <w:pPr>
+              <w:pStyle w:val="Compact"/>
+            </w:pPr>
+            <w:r>
+              <w:t xml:space="preserve">original model</w:t>
+            </w:r>
+          </w:p>
+        </w:tc>
+        <w:tc>
+          <w:tcPr/>
+          <w:p>
+            <w:pPr>
+              <w:pStyle w:val="Compact"/>
+            </w:pPr>
+            <w:r>
+              <w:t xml:space="preserve">original, subtraction everywhere</w:t>
+            </w:r>
+          </w:p>
+        </w:tc>
+        <w:tc>
+          <w:tcPr/>
+          <w:p>
+            <w:pPr>
+              <w:pStyle w:val="Compact"/>
+            </w:pPr>
+            <w:r>
+              <w:t xml:space="preserve">realism retrain</w:t>
+            </w:r>
+          </w:p>
+        </w:tc>
+        <w:tc>
+          <w:tcPr/>
+          <w:p>
+            <w:pPr>
+              <w:pStyle w:val="Compact"/>
+            </w:pPr>
+            <w:r>
+              <w:t xml:space="preserve">retrain, subtraction everywhere</w:t>
+            </w:r>
+          </w:p>
+        </w:tc>
+      </w:tr>
+      <w:tr>
+        <w:tc>
+          <w:tcPr/>
+          <w:p>
+            <w:pPr>
+              <w:pStyle w:val="Compact"/>
+            </w:pPr>
+            <w:r>
+              <w:t xml:space="preserve">clean</w:t>
+            </w:r>
+          </w:p>
+        </w:tc>
+        <w:tc>
+          <w:tcPr/>
+          <w:p>
+            <w:pPr>
+              <w:pStyle w:val="Compact"/>
+            </w:pPr>
+            <w:r>
+              <w:t xml:space="preserve">0.27 / 5.0</w:t>
+            </w:r>
+          </w:p>
+        </w:tc>
+        <w:tc>
+          <w:tcPr/>
+          <w:p>
+            <w:pPr>
+              <w:pStyle w:val="Compact"/>
+            </w:pPr>
+            <w:r>
+              <w:t xml:space="preserve">0.26 / 5.0</w:t>
+            </w:r>
+          </w:p>
+        </w:tc>
+        <w:tc>
+          <w:tcPr/>
+          <w:p>
+            <w:pPr>
+              <w:pStyle w:val="Compact"/>
+            </w:pPr>
+            <w:r>
+              <w:t xml:space="preserve">0.27 / 7.0</w:t>
+            </w:r>
+          </w:p>
+        </w:tc>
+        <w:tc>
+          <w:tcPr/>
+          <w:p>
+            <w:pPr>
+              <w:pStyle w:val="Compact"/>
+            </w:pPr>
+            <w:r>
+              <w:t xml:space="preserve">0.28 / 7.0</w:t>
+            </w:r>
+          </w:p>
+        </w:tc>
+      </w:tr>
+      <w:tr>
+        <w:tc>
+          <w:tcPr/>
+          <w:p>
+            <w:pPr>
+              <w:pStyle w:val="Compact"/>
+            </w:pPr>
+            <w:r>
+              <w:t xml:space="preserve">+ coverage</w:t>
+            </w:r>
+          </w:p>
+        </w:tc>
+        <w:tc>
+          <w:tcPr/>
+          <w:p>
+            <w:pPr>
+              <w:pStyle w:val="Compact"/>
+            </w:pPr>
+            <w:r>
+              <w:t xml:space="preserve">0.26 / 6.0</w:t>
+            </w:r>
+          </w:p>
+        </w:tc>
+        <w:tc>
+          <w:tcPr/>
+          <w:p>
+            <w:pPr>
+              <w:pStyle w:val="Compact"/>
+            </w:pPr>
+            <w:r>
+              <w:t xml:space="preserve">0.25 / 6.0</w:t>
+            </w:r>
+          </w:p>
+        </w:tc>
+        <w:tc>
+          <w:tcPr/>
+          <w:p>
+            <w:pPr>
+              <w:pStyle w:val="Compact"/>
+            </w:pPr>
+            <w:r>
+              <w:t xml:space="preserve">0.26 / 7.0</w:t>
+            </w:r>
+          </w:p>
+        </w:tc>
+        <w:tc>
+          <w:tcPr/>
+          <w:p>
+            <w:pPr>
+              <w:pStyle w:val="Compact"/>
+            </w:pPr>
+            <w:r>
+              <w:t xml:space="preserve">0.26 / 7.5</w:t>
+            </w:r>
+          </w:p>
+        </w:tc>
+      </w:tr>
+      <w:tr>
+        <w:tc>
+          <w:tcPr/>
+          <w:p>
+            <w:pPr>
+              <w:pStyle w:val="Compact"/>
+            </w:pPr>
+            <w:r>
+              <w:t xml:space="preserve">+ peak width</w:t>
+            </w:r>
+          </w:p>
+        </w:tc>
+        <w:tc>
+          <w:tcPr/>
+          <w:p>
+            <w:pPr>
+              <w:pStyle w:val="Compact"/>
+            </w:pPr>
+            <w:r>
+              <w:t xml:space="preserve">0.27 / 7.0</w:t>
+            </w:r>
+          </w:p>
+        </w:tc>
+        <w:tc>
+          <w:tcPr/>
+          <w:p>
+            <w:pPr>
+              <w:pStyle w:val="Compact"/>
+            </w:pPr>
+            <w:r>
+              <w:t xml:space="preserve">0.27 / 8.0</w:t>
+            </w:r>
+          </w:p>
+        </w:tc>
+        <w:tc>
+          <w:tcPr/>
+          <w:p>
+            <w:pPr>
+              <w:pStyle w:val="Compact"/>
+            </w:pPr>
+            <w:r>
+              <w:t xml:space="preserve">0.26 / 6.0</w:t>
+            </w:r>
+          </w:p>
+        </w:tc>
+        <w:tc>
+          <w:tcPr/>
+          <w:p>
+            <w:pPr>
+              <w:pStyle w:val="Compact"/>
+            </w:pPr>
+            <w:r>
+              <w:t xml:space="preserve">0.31 / 6.0</w:t>
+            </w:r>
+          </w:p>
+        </w:tc>
+      </w:tr>
+      <w:tr>
+        <w:tc>
+          <w:tcPr/>
+          <w:p>
+            <w:pPr>
+              <w:pStyle w:val="Compact"/>
+            </w:pPr>
+            <w:r>
+              <w:t xml:space="preserve">+ Kα2</w:t>
+            </w:r>
+          </w:p>
+        </w:tc>
+        <w:tc>
+          <w:tcPr/>
+          <w:p>
+            <w:pPr>
+              <w:pStyle w:val="Compact"/>
+            </w:pPr>
+            <w:r>
+              <w:t xml:space="preserve">0.18 / 33.0</w:t>
+            </w:r>
+          </w:p>
+        </w:tc>
+        <w:tc>
+          <w:tcPr/>
+          <w:p>
+            <w:pPr>
+              <w:pStyle w:val="Compact"/>
+            </w:pPr>
+            <w:r>
+              <w:t xml:space="preserve">0.17 / 32.0</w:t>
+            </w:r>
+          </w:p>
+        </w:tc>
+        <w:tc>
+          <w:tcPr/>
+          <w:p>
+            <w:pPr>
+              <w:pStyle w:val="Compact"/>
+            </w:pPr>
+            <w:r>
+              <w:t xml:space="preserve">0.11 / 27.0</w:t>
+            </w:r>
+          </w:p>
+        </w:tc>
+        <w:tc>
+          <w:tcPr/>
+          <w:p>
+            <w:pPr>
+              <w:pStyle w:val="Compact"/>
+            </w:pPr>
+            <w:r>
+              <w:t xml:space="preserve">0.13 / 27.0</w:t>
+            </w:r>
+          </w:p>
+        </w:tc>
+      </w:tr>
+      <w:tr>
+        <w:tc>
+          <w:tcPr/>
+          <w:p>
+            <w:pPr>
+              <w:pStyle w:val="Compact"/>
+            </w:pPr>
+            <w:r>
+              <w:t xml:space="preserve">+ noise</w:t>
+            </w:r>
+          </w:p>
+        </w:tc>
+        <w:tc>
+          <w:tcPr/>
+          <w:p>
+            <w:pPr>
+              <w:pStyle w:val="Compact"/>
+            </w:pPr>
+            <w:r>
+              <w:t xml:space="preserve">0.22 / 11.0</w:t>
+            </w:r>
+          </w:p>
+        </w:tc>
+        <w:tc>
+          <w:tcPr/>
+          <w:p>
+            <w:pPr>
+              <w:pStyle w:val="Compact"/>
+            </w:pPr>
+            <w:r>
+              <w:t xml:space="preserve">0.21 / 11.0</w:t>
+            </w:r>
+          </w:p>
+        </w:tc>
+        <w:tc>
+          <w:tcPr/>
+          <w:p>
+            <w:pPr>
+              <w:pStyle w:val="Compact"/>
+            </w:pPr>
+            <w:r>
+              <w:t xml:space="preserve">0.22 / 8.5</w:t>
+            </w:r>
+          </w:p>
+        </w:tc>
+        <w:tc>
+          <w:tcPr/>
+          <w:p>
+            <w:pPr>
+              <w:pStyle w:val="Compact"/>
+            </w:pPr>
+            <w:r>
+              <w:t xml:space="preserve">0.22 / 8.5</w:t>
+            </w:r>
+          </w:p>
+        </w:tc>
+      </w:tr>
+      <w:tr>
+        <w:tc>
+          <w:tcPr/>
+          <w:p>
+            <w:pPr>
+              <w:pStyle w:val="Compact"/>
+            </w:pPr>
+            <w:r>
+              <w:t xml:space="preserve">+ zero offset</w:t>
+            </w:r>
+          </w:p>
+        </w:tc>
+        <w:tc>
+          <w:tcPr/>
+          <w:p>
+            <w:pPr>
+              <w:pStyle w:val="Compact"/>
+            </w:pPr>
+            <w:r>
+              <w:t xml:space="preserve">0.26 / 5.5</w:t>
+            </w:r>
+          </w:p>
+        </w:tc>
+        <w:tc>
+          <w:tcPr/>
+          <w:p>
+            <w:pPr>
+              <w:pStyle w:val="Compact"/>
+            </w:pPr>
+            <w:r>
+              <w:t xml:space="preserve">0.25 / 5.0</w:t>
+            </w:r>
+          </w:p>
+        </w:tc>
+        <w:tc>
+          <w:tcPr/>
+          <w:p>
+            <w:pPr>
+              <w:pStyle w:val="Compact"/>
+            </w:pPr>
+            <w:r>
+              <w:t xml:space="preserve">0.26 / 7.5</w:t>
+            </w:r>
+          </w:p>
+        </w:tc>
+        <w:tc>
+          <w:tcPr/>
+          <w:p>
+            <w:pPr>
+              <w:pStyle w:val="Compact"/>
+            </w:pPr>
+            <w:r>
+              <w:t xml:space="preserve">0.27 / 8.0</w:t>
             </w:r>
           </w:p>
         </w:tc>

--- a/paper/dd/esi.docx
+++ b/paper/dd/esi.docx
@@ -2,7 +2,7 @@
 <file path=word/document.xml><?xml version="1.0" encoding="utf-8"?>
 <w:document xmlns:w="http://schemas.openxmlformats.org/wordprocessingml/2006/main" xmlns:m="http://schemas.openxmlformats.org/officeDocument/2006/math" xmlns:r="http://schemas.openxmlformats.org/officeDocument/2006/relationships" xmlns:o="urn:schemas-microsoft-com:office:office" xmlns:v="urn:schemas-microsoft-com:vml" xmlns:w10="urn:schemas-microsoft-com:office:word" xmlns:a="http://schemas.openxmlformats.org/drawingml/2006/main" xmlns:pic="http://schemas.openxmlformats.org/drawingml/2006/picture" xmlns:wp="http://schemas.openxmlformats.org/drawingml/2006/wordprocessingDrawing">
   <w:body>
-    <w:bookmarkStart w:id="23" w:name="electronic-supplementary-information"/>
+    <w:bookmarkStart w:id="24" w:name="electronic-supplementary-information"/>
     <w:p>
       <w:pPr>
         <w:pStyle w:val="Heading1"/>
@@ -15186,7 +15186,7 @@
       </w:tr>
     </w:tbl>
     <w:bookmarkEnd w:id="18"/>
-    <w:bookmarkStart w:id="19" w:name="X9e70769d99d076d15454f60d89c3957393e26e4"/>
+    <w:bookmarkStart w:id="20" w:name="X9e70769d99d076d15454f60d89c3957393e26e4"/>
     <w:p>
       <w:pPr>
         <w:pStyle w:val="Heading2"/>
@@ -22345,8 +22345,1481 @@
         <w:t xml:space="preserve">Patterns whose cells differ by more than 1 % (25): pressure series 16; recorded temperatures more than 50 K apart (not pressure series) 7; supercell description 1; none of these 1 (pattern_77).</w:t>
       </w:r>
     </w:p>
+    <w:bookmarkStart w:id="19" w:name="X6aadf836a479e0564a2d0306f33feabb2a778ed"/>
+    <w:p>
+      <w:pPr>
+        <w:pStyle w:val="Heading3"/>
+      </w:pPr>
+      <w:r>
+        <w:t xml:space="preserve">Sensitivity of the re-rank to the zero offset and to the peak fits</w:t>
+      </w:r>
+    </w:p>
+    <w:p>
+      <w:pPr>
+        <w:pStyle w:val="FirstParagraph"/>
+      </w:pPr>
+      <w:r>
+        <w:t xml:space="preserve">Zero offset: each single-crystal pattern gets an answer-blind zero offset δ, the native shift (±0.5°, steps of 0.02°, both scaled by λ/λ(Cu)) that maximises the cosine between the background-subtracted measured pattern on the Cu grid and the clean rendering of its ln q top-1 entry, which is never the answer. The fitted peak positions are shifted by −δ and the 36 shortlists that hold the answer are rerun (1,800 comparisons; a shortlist without the answer stays a miss). Median |δ| 0.07° for the 34 laboratory Cu patterns and 0.14° (Cu-equivalent) over all 59; 8 offsets lie at the edge of the scan.</w:t>
+      </w:r>
+    </w:p>
+    <w:p>
+      <w:pPr>
+        <w:pStyle w:val="BodyText"/>
+      </w:pPr>
+      <w:r>
+        <w:t xml:space="preserve">Peak fits: 10 patterns, all from pressure series, start their measured range with a run of zero-intensity points, which can drive the 20-knot background into large oscillations. Those points are dropped and the patterns refitted with critic2’s default settings; their shortlists (500 comparisons), own-entry controls and answer injections are rerun. A grid search over the fit settings, judged by the own-entry DIFF, was set aside before it ran: that criterion rewards sparse peak lists and would have picked degenerate fits.</w:t>
+      </w:r>
+    </w:p>
+    <w:p>
+      <w:pPr>
+        <w:pStyle w:val="BodyText"/>
+      </w:pPr>
+      <w:r>
+        <w:t xml:space="preserve">Rerun comparisons past the 4-hour limit, counted as maximally dissimilar: pattern_511 against POSHIR (zero offsets, not an answer); pattern_730 against GOGZOU (refits, not an answer).</w:t>
+      </w:r>
+    </w:p>
+    <w:p>
+      <w:pPr>
+        <w:pStyle w:val="BodyText"/>
+      </w:pPr>
+      <w:r>
+        <w:rPr>
+          <w:b/>
+          <w:bCs/>
+        </w:rPr>
+        <w:t xml:space="preserve">Table S18c</w:t>
+      </w:r>
+      <w:r>
+        <w:t xml:space="preserve"> </w:t>
+      </w:r>
+      <w:r>
+        <w:t xml:space="preserve">The re-rank with answer-blind zero offsets and with the refitted pressure-series patterns, against the main re-rank (paired differences over 30 compounds).</w:t>
+      </w:r>
+    </w:p>
+    <w:tbl>
+      <w:tblPr>
+        <w:tblStyle w:val="Table"/>
+        <w:tblW w:type="pct" w:w="5000"/>
+        <w:tblLayout w:type="fixed"/>
+        <w:tblLook w:firstRow="1" w:lastRow="0" w:firstColumn="0" w:lastColumn="0" w:noHBand="0" w:noVBand="0" w:val="0020"/>
+      </w:tblPr>
+      <w:tblGrid>
+        <w:gridCol w:w="990"/>
+        <w:gridCol w:w="990"/>
+        <w:gridCol w:w="990"/>
+        <w:gridCol w:w="990"/>
+        <w:gridCol w:w="990"/>
+        <w:gridCol w:w="990"/>
+        <w:gridCol w:w="990"/>
+        <w:gridCol w:w="990"/>
+      </w:tblGrid>
+      <w:tr>
+        <w:trPr>
+          <w:tblHeader w:val="on"/>
+        </w:trPr>
+        <w:tc>
+          <w:tcPr/>
+          <w:p>
+            <w:pPr>
+              <w:pStyle w:val="Compact"/>
+            </w:pPr>
+            <w:r>
+              <w:t xml:space="preserve">re-rank</w:t>
+            </w:r>
+          </w:p>
+        </w:tc>
+        <w:tc>
+          <w:tcPr/>
+          <w:p>
+            <w:pPr>
+              <w:pStyle w:val="Compact"/>
+            </w:pPr>
+            <w:r>
+              <w:t xml:space="preserve">comparisons rerun</w:t>
+            </w:r>
+          </w:p>
+        </w:tc>
+        <w:tc>
+          <w:tcPr/>
+          <w:p>
+            <w:pPr>
+              <w:pStyle w:val="Compact"/>
+            </w:pPr>
+            <w:r>
+              <w:t xml:space="preserve">macro top-1</w:t>
+            </w:r>
+          </w:p>
+        </w:tc>
+        <w:tc>
+          <w:tcPr/>
+          <w:p>
+            <w:pPr>
+              <w:pStyle w:val="Compact"/>
+            </w:pPr>
+            <w:r>
+              <w:t xml:space="preserve">− main, top-1</w:t>
+            </w:r>
+          </w:p>
+        </w:tc>
+        <w:tc>
+          <w:tcPr/>
+          <w:p>
+            <w:pPr>
+              <w:pStyle w:val="Compact"/>
+            </w:pPr>
+            <w:r>
+              <w:t xml:space="preserve">macro top-10</w:t>
+            </w:r>
+          </w:p>
+        </w:tc>
+        <w:tc>
+          <w:tcPr/>
+          <w:p>
+            <w:pPr>
+              <w:pStyle w:val="Compact"/>
+            </w:pPr>
+            <w:r>
+              <w:t xml:space="preserve">− main, top-10</w:t>
+            </w:r>
+          </w:p>
+        </w:tc>
+        <w:tc>
+          <w:tcPr/>
+          <w:p>
+            <w:pPr>
+              <w:pStyle w:val="Compact"/>
+            </w:pPr>
+            <w:r>
+              <w:t xml:space="preserve">first places</w:t>
+            </w:r>
+          </w:p>
+        </w:tc>
+        <w:tc>
+          <w:tcPr/>
+          <w:p>
+            <w:pPr>
+              <w:pStyle w:val="Compact"/>
+            </w:pPr>
+            <w:r>
+              <w:t xml:space="preserve">patterns whose rank changes</w:t>
+            </w:r>
+          </w:p>
+        </w:tc>
+      </w:tr>
+      <w:tr>
+        <w:tc>
+          <w:tcPr/>
+          <w:p>
+            <w:pPr>
+              <w:pStyle w:val="Compact"/>
+            </w:pPr>
+            <w:r>
+              <w:t xml:space="preserve">main</w:t>
+            </w:r>
+          </w:p>
+        </w:tc>
+        <w:tc>
+          <w:tcPr/>
+          <w:p>
+            <w:pPr>
+              <w:pStyle w:val="Compact"/>
+            </w:pPr>
+          </w:p>
+        </w:tc>
+        <w:tc>
+          <w:tcPr/>
+          <w:p>
+            <w:pPr>
+              <w:pStyle w:val="Compact"/>
+            </w:pPr>
+            <w:r>
+              <w:t xml:space="preserve">0.53 [0.37, 0.70]</w:t>
+            </w:r>
+          </w:p>
+        </w:tc>
+        <w:tc>
+          <w:tcPr/>
+          <w:p>
+            <w:pPr>
+              <w:pStyle w:val="Compact"/>
+            </w:pPr>
+          </w:p>
+        </w:tc>
+        <w:tc>
+          <w:tcPr/>
+          <w:p>
+            <w:pPr>
+              <w:pStyle w:val="Compact"/>
+            </w:pPr>
+            <w:r>
+              <w:t xml:space="preserve">0.62 [0.45, 0.79]</w:t>
+            </w:r>
+          </w:p>
+        </w:tc>
+        <w:tc>
+          <w:tcPr/>
+          <w:p>
+            <w:pPr>
+              <w:pStyle w:val="Compact"/>
+            </w:pPr>
+          </w:p>
+        </w:tc>
+        <w:tc>
+          <w:tcPr/>
+          <w:p>
+            <w:pPr>
+              <w:pStyle w:val="Compact"/>
+            </w:pPr>
+            <w:r>
+              <w:t xml:space="preserve">27</w:t>
+            </w:r>
+          </w:p>
+        </w:tc>
+        <w:tc>
+          <w:tcPr/>
+          <w:p>
+            <w:pPr>
+              <w:pStyle w:val="Compact"/>
+            </w:pPr>
+          </w:p>
+        </w:tc>
+      </w:tr>
+      <w:tr>
+        <w:tc>
+          <w:tcPr/>
+          <w:p>
+            <w:pPr>
+              <w:pStyle w:val="Compact"/>
+            </w:pPr>
+            <w:r>
+              <w:t xml:space="preserve">zero offsets</w:t>
+            </w:r>
+          </w:p>
+        </w:tc>
+        <w:tc>
+          <w:tcPr/>
+          <w:p>
+            <w:pPr>
+              <w:pStyle w:val="Compact"/>
+            </w:pPr>
+            <w:r>
+              <w:t xml:space="preserve">1,800</w:t>
+            </w:r>
+          </w:p>
+        </w:tc>
+        <w:tc>
+          <w:tcPr/>
+          <w:p>
+            <w:pPr>
+              <w:pStyle w:val="Compact"/>
+            </w:pPr>
+            <w:r>
+              <w:t xml:space="preserve">0.53 [0.37, 0.70]</w:t>
+            </w:r>
+          </w:p>
+        </w:tc>
+        <w:tc>
+          <w:tcPr/>
+          <w:p>
+            <w:pPr>
+              <w:pStyle w:val="Compact"/>
+            </w:pPr>
+            <w:r>
+              <w:t xml:space="preserve">0.00 [0.00, 0.00]</w:t>
+            </w:r>
+          </w:p>
+        </w:tc>
+        <w:tc>
+          <w:tcPr/>
+          <w:p>
+            <w:pPr>
+              <w:pStyle w:val="Compact"/>
+            </w:pPr>
+            <w:r>
+              <w:t xml:space="preserve">0.62 [0.45, 0.79]</w:t>
+            </w:r>
+          </w:p>
+        </w:tc>
+        <w:tc>
+          <w:tcPr/>
+          <w:p>
+            <w:pPr>
+              <w:pStyle w:val="Compact"/>
+            </w:pPr>
+            <w:r>
+              <w:t xml:space="preserve">0.00 [0.00, 0.00]</w:t>
+            </w:r>
+          </w:p>
+        </w:tc>
+        <w:tc>
+          <w:tcPr/>
+          <w:p>
+            <w:pPr>
+              <w:pStyle w:val="Compact"/>
+            </w:pPr>
+            <w:r>
+              <w:t xml:space="preserve">27</w:t>
+            </w:r>
+          </w:p>
+        </w:tc>
+        <w:tc>
+          <w:tcPr/>
+          <w:p>
+            <w:pPr>
+              <w:pStyle w:val="Compact"/>
+            </w:pPr>
+            <w:r>
+              <w:t xml:space="preserve">4</w:t>
+            </w:r>
+          </w:p>
+        </w:tc>
+      </w:tr>
+      <w:tr>
+        <w:tc>
+          <w:tcPr/>
+          <w:p>
+            <w:pPr>
+              <w:pStyle w:val="Compact"/>
+            </w:pPr>
+            <w:r>
+              <w:t xml:space="preserve">refitted pressure series</w:t>
+            </w:r>
+          </w:p>
+        </w:tc>
+        <w:tc>
+          <w:tcPr/>
+          <w:p>
+            <w:pPr>
+              <w:pStyle w:val="Compact"/>
+            </w:pPr>
+            <w:r>
+              <w:t xml:space="preserve">500</w:t>
+            </w:r>
+          </w:p>
+        </w:tc>
+        <w:tc>
+          <w:tcPr/>
+          <w:p>
+            <w:pPr>
+              <w:pStyle w:val="Compact"/>
+            </w:pPr>
+            <w:r>
+              <w:t xml:space="preserve">0.53 [0.37, 0.70]</w:t>
+            </w:r>
+          </w:p>
+        </w:tc>
+        <w:tc>
+          <w:tcPr/>
+          <w:p>
+            <w:pPr>
+              <w:pStyle w:val="Compact"/>
+            </w:pPr>
+            <w:r>
+              <w:t xml:space="preserve">0.00 [0.00, 0.00]</w:t>
+            </w:r>
+          </w:p>
+        </w:tc>
+        <w:tc>
+          <w:tcPr/>
+          <w:p>
+            <w:pPr>
+              <w:pStyle w:val="Compact"/>
+            </w:pPr>
+            <w:r>
+              <w:t xml:space="preserve">0.62 [0.46, 0.79]</w:t>
+            </w:r>
+          </w:p>
+        </w:tc>
+        <w:tc>
+          <w:tcPr/>
+          <w:p>
+            <w:pPr>
+              <w:pStyle w:val="Compact"/>
+            </w:pPr>
+            <w:r>
+              <w:t xml:space="preserve">0.00 [0.00, +0.01]</w:t>
+            </w:r>
+          </w:p>
+        </w:tc>
+        <w:tc>
+          <w:tcPr/>
+          <w:p>
+            <w:pPr>
+              <w:pStyle w:val="Compact"/>
+            </w:pPr>
+            <w:r>
+              <w:t xml:space="preserve">27</w:t>
+            </w:r>
+          </w:p>
+        </w:tc>
+        <w:tc>
+          <w:tcPr/>
+          <w:p>
+            <w:pPr>
+              <w:pStyle w:val="Compact"/>
+            </w:pPr>
+            <w:r>
+              <w:t xml:space="preserve">1</w:t>
+            </w:r>
+          </w:p>
+        </w:tc>
+      </w:tr>
+    </w:tbl>
+    <w:p>
+      <w:pPr>
+        <w:pStyle w:val="BodyText"/>
+      </w:pPr>
+      <w:r>
+        <w:rPr>
+          <w:b/>
+          <w:bCs/>
+        </w:rPr>
+        <w:t xml:space="preserve">Table S18d</w:t>
+      </w:r>
+      <w:r>
+        <w:t xml:space="preserve"> </w:t>
+      </w:r>
+      <w:r>
+        <w:t xml:space="preserve">The refitted patterns, before → after. Ranks as in Table S18 (</w:t>
+      </w:r>
+      <w:r>
+        <w:t xml:space="preserve">‘–’</w:t>
+      </w:r>
+      <w:r>
+        <w:t xml:space="preserve">: the answer is not in the shortlist;</w:t>
+      </w:r>
+      <w:r>
+        <w:t xml:space="preserve"> </w:t>
+      </w:r>
+      <w:r>
+        <w:t xml:space="preserve">‘n/a’</w:t>
+      </w:r>
+      <w:r>
+        <w:t xml:space="preserve">: no injection, the answer is in the shortlist).</w:t>
+      </w:r>
+    </w:p>
+    <w:tbl>
+      <w:tblPr>
+        <w:tblStyle w:val="Table"/>
+        <w:tblW w:type="pct" w:w="5000"/>
+        <w:tblLayout w:type="fixed"/>
+        <w:tblLook w:firstRow="1" w:lastRow="0" w:firstColumn="0" w:lastColumn="0" w:noHBand="0" w:noVBand="0" w:val="0020"/>
+      </w:tblPr>
+      <w:tblGrid>
+        <w:gridCol w:w="990"/>
+        <w:gridCol w:w="990"/>
+        <w:gridCol w:w="990"/>
+        <w:gridCol w:w="990"/>
+        <w:gridCol w:w="990"/>
+        <w:gridCol w:w="990"/>
+        <w:gridCol w:w="990"/>
+        <w:gridCol w:w="990"/>
+      </w:tblGrid>
+      <w:tr>
+        <w:trPr>
+          <w:tblHeader w:val="on"/>
+        </w:trPr>
+        <w:tc>
+          <w:tcPr/>
+          <w:p>
+            <w:pPr>
+              <w:pStyle w:val="Compact"/>
+            </w:pPr>
+            <w:r>
+              <w:t xml:space="preserve">opXRD pattern</w:t>
+            </w:r>
+          </w:p>
+        </w:tc>
+        <w:tc>
+          <w:tcPr/>
+          <w:p>
+            <w:pPr>
+              <w:pStyle w:val="Compact"/>
+            </w:pPr>
+            <w:r>
+              <w:t xml:space="preserve">CSD family</w:t>
+            </w:r>
+          </w:p>
+        </w:tc>
+        <w:tc>
+          <w:tcPr/>
+          <w:p>
+            <w:pPr>
+              <w:pStyle w:val="Compact"/>
+            </w:pPr>
+            <w:r>
+              <w:t xml:space="preserve">own entry</w:t>
+            </w:r>
+          </w:p>
+        </w:tc>
+        <w:tc>
+          <w:tcPr/>
+          <w:p>
+            <w:pPr>
+              <w:pStyle w:val="Compact"/>
+            </w:pPr>
+            <w:r>
+              <w:t xml:space="preserve">peaks</w:t>
+            </w:r>
+          </w:p>
+        </w:tc>
+        <w:tc>
+          <w:tcPr/>
+          <w:p>
+            <w:pPr>
+              <w:pStyle w:val="Compact"/>
+            </w:pPr>
+            <w:r>
+              <w:t xml:space="preserve">own entry DIFF</w:t>
+            </w:r>
+          </w:p>
+        </w:tc>
+        <w:tc>
+          <w:tcPr/>
+          <w:p>
+            <w:pPr>
+              <w:pStyle w:val="Compact"/>
+            </w:pPr>
+            <w:r>
+              <w:t xml:space="preserve">own entry, rank among wrong entries</w:t>
+            </w:r>
+          </w:p>
+        </w:tc>
+        <w:tc>
+          <w:tcPr/>
+          <w:p>
+            <w:pPr>
+              <w:pStyle w:val="Compact"/>
+            </w:pPr>
+            <w:r>
+              <w:t xml:space="preserve">injected answer, rank</w:t>
+            </w:r>
+          </w:p>
+        </w:tc>
+        <w:tc>
+          <w:tcPr/>
+          <w:p>
+            <w:pPr>
+              <w:pStyle w:val="Compact"/>
+            </w:pPr>
+            <w:r>
+              <w:t xml:space="preserve">rank after the re-rank</w:t>
+            </w:r>
+          </w:p>
+        </w:tc>
+      </w:tr>
+      <w:tr>
+        <w:tc>
+          <w:tcPr/>
+          <w:p>
+            <w:pPr>
+              <w:pStyle w:val="Compact"/>
+            </w:pPr>
+            <w:r>
+              <w:t xml:space="preserve">pattern_730</w:t>
+            </w:r>
+          </w:p>
+        </w:tc>
+        <w:tc>
+          <w:tcPr/>
+          <w:p>
+            <w:pPr>
+              <w:pStyle w:val="Compact"/>
+            </w:pPr>
+            <w:r>
+              <w:t xml:space="preserve">EPIVEF</w:t>
+            </w:r>
+          </w:p>
+        </w:tc>
+        <w:tc>
+          <w:tcPr/>
+          <w:p>
+            <w:pPr>
+              <w:pStyle w:val="Compact"/>
+            </w:pPr>
+            <w:r>
+              <w:t xml:space="preserve">EPIVEF02</w:t>
+            </w:r>
+          </w:p>
+        </w:tc>
+        <w:tc>
+          <w:tcPr/>
+          <w:p>
+            <w:pPr>
+              <w:pStyle w:val="Compact"/>
+            </w:pPr>
+            <w:r>
+              <w:t xml:space="preserve">24 → 43</w:t>
+            </w:r>
+          </w:p>
+        </w:tc>
+        <w:tc>
+          <w:tcPr/>
+          <w:p>
+            <w:pPr>
+              <w:pStyle w:val="Compact"/>
+            </w:pPr>
+            <w:r>
+              <w:t xml:space="preserve">0.427 → 0.022</w:t>
+            </w:r>
+          </w:p>
+        </w:tc>
+        <w:tc>
+          <w:tcPr/>
+          <w:p>
+            <w:pPr>
+              <w:pStyle w:val="Compact"/>
+            </w:pPr>
+            <w:r>
+              <w:t xml:space="preserve">50 → 1</w:t>
+            </w:r>
+          </w:p>
+        </w:tc>
+        <w:tc>
+          <w:tcPr/>
+          <w:p>
+            <w:pPr>
+              <w:pStyle w:val="Compact"/>
+            </w:pPr>
+            <w:r>
+              <w:t xml:space="preserve">50 → 1</w:t>
+            </w:r>
+          </w:p>
+        </w:tc>
+        <w:tc>
+          <w:tcPr/>
+          <w:p>
+            <w:pPr>
+              <w:pStyle w:val="Compact"/>
+            </w:pPr>
+            <w:r>
+              <w:t xml:space="preserve">– → –</w:t>
+            </w:r>
+          </w:p>
+        </w:tc>
+      </w:tr>
+      <w:tr>
+        <w:tc>
+          <w:tcPr/>
+          <w:p>
+            <w:pPr>
+              <w:pStyle w:val="Compact"/>
+            </w:pPr>
+            <w:r>
+              <w:t xml:space="preserve">pattern_921</w:t>
+            </w:r>
+          </w:p>
+        </w:tc>
+        <w:tc>
+          <w:tcPr/>
+          <w:p>
+            <w:pPr>
+              <w:pStyle w:val="Compact"/>
+            </w:pPr>
+            <w:r>
+              <w:t xml:space="preserve">EPIVEF</w:t>
+            </w:r>
+          </w:p>
+        </w:tc>
+        <w:tc>
+          <w:tcPr/>
+          <w:p>
+            <w:pPr>
+              <w:pStyle w:val="Compact"/>
+            </w:pPr>
+            <w:r>
+              <w:t xml:space="preserve">EPIVEF01</w:t>
+            </w:r>
+          </w:p>
+        </w:tc>
+        <w:tc>
+          <w:tcPr/>
+          <w:p>
+            <w:pPr>
+              <w:pStyle w:val="Compact"/>
+            </w:pPr>
+            <w:r>
+              <w:t xml:space="preserve">29 → 46</w:t>
+            </w:r>
+          </w:p>
+        </w:tc>
+        <w:tc>
+          <w:tcPr/>
+          <w:p>
+            <w:pPr>
+              <w:pStyle w:val="Compact"/>
+            </w:pPr>
+            <w:r>
+              <w:t xml:space="preserve">0.177 → 0.019</w:t>
+            </w:r>
+          </w:p>
+        </w:tc>
+        <w:tc>
+          <w:tcPr/>
+          <w:p>
+            <w:pPr>
+              <w:pStyle w:val="Compact"/>
+            </w:pPr>
+            <w:r>
+              <w:t xml:space="preserve">1 → 1</w:t>
+            </w:r>
+          </w:p>
+        </w:tc>
+        <w:tc>
+          <w:tcPr/>
+          <w:p>
+            <w:pPr>
+              <w:pStyle w:val="Compact"/>
+            </w:pPr>
+            <w:r>
+              <w:t xml:space="preserve">1 → 1</w:t>
+            </w:r>
+          </w:p>
+        </w:tc>
+        <w:tc>
+          <w:tcPr/>
+          <w:p>
+            <w:pPr>
+              <w:pStyle w:val="Compact"/>
+            </w:pPr>
+            <w:r>
+              <w:t xml:space="preserve">– → –</w:t>
+            </w:r>
+          </w:p>
+        </w:tc>
+      </w:tr>
+      <w:tr>
+        <w:tc>
+          <w:tcPr/>
+          <w:p>
+            <w:pPr>
+              <w:pStyle w:val="Compact"/>
+            </w:pPr>
+            <w:r>
+              <w:t xml:space="preserve">pattern_760</w:t>
+            </w:r>
+          </w:p>
+        </w:tc>
+        <w:tc>
+          <w:tcPr/>
+          <w:p>
+            <w:pPr>
+              <w:pStyle w:val="Compact"/>
+            </w:pPr>
+            <w:r>
+              <w:t xml:space="preserve">LILRIJ</w:t>
+            </w:r>
+          </w:p>
+        </w:tc>
+        <w:tc>
+          <w:tcPr/>
+          <w:p>
+            <w:pPr>
+              <w:pStyle w:val="Compact"/>
+            </w:pPr>
+            <w:r>
+              <w:t xml:space="preserve">LILRIJ01</w:t>
+            </w:r>
+          </w:p>
+        </w:tc>
+        <w:tc>
+          <w:tcPr/>
+          <w:p>
+            <w:pPr>
+              <w:pStyle w:val="Compact"/>
+            </w:pPr>
+            <w:r>
+              <w:t xml:space="preserve">11 → 40</w:t>
+            </w:r>
+          </w:p>
+        </w:tc>
+        <w:tc>
+          <w:tcPr/>
+          <w:p>
+            <w:pPr>
+              <w:pStyle w:val="Compact"/>
+            </w:pPr>
+            <w:r>
+              <w:t xml:space="preserve">0.256 → 0.053</w:t>
+            </w:r>
+          </w:p>
+        </w:tc>
+        <w:tc>
+          <w:tcPr/>
+          <w:p>
+            <w:pPr>
+              <w:pStyle w:val="Compact"/>
+            </w:pPr>
+            <w:r>
+              <w:t xml:space="preserve">32 → 10</w:t>
+            </w:r>
+          </w:p>
+        </w:tc>
+        <w:tc>
+          <w:tcPr/>
+          <w:p>
+            <w:pPr>
+              <w:pStyle w:val="Compact"/>
+            </w:pPr>
+            <w:r>
+              <w:t xml:space="preserve">40 → 6</w:t>
+            </w:r>
+          </w:p>
+        </w:tc>
+        <w:tc>
+          <w:tcPr/>
+          <w:p>
+            <w:pPr>
+              <w:pStyle w:val="Compact"/>
+            </w:pPr>
+            <w:r>
+              <w:t xml:space="preserve">– → –</w:t>
+            </w:r>
+          </w:p>
+        </w:tc>
+      </w:tr>
+      <w:tr>
+        <w:tc>
+          <w:tcPr/>
+          <w:p>
+            <w:pPr>
+              <w:pStyle w:val="Compact"/>
+            </w:pPr>
+            <w:r>
+              <w:t xml:space="preserve">pattern_213</w:t>
+            </w:r>
+          </w:p>
+        </w:tc>
+        <w:tc>
+          <w:tcPr/>
+          <w:p>
+            <w:pPr>
+              <w:pStyle w:val="Compact"/>
+            </w:pPr>
+            <w:r>
+              <w:t xml:space="preserve">MEHNIY</w:t>
+            </w:r>
+          </w:p>
+        </w:tc>
+        <w:tc>
+          <w:tcPr/>
+          <w:p>
+            <w:pPr>
+              <w:pStyle w:val="Compact"/>
+            </w:pPr>
+            <w:r>
+              <w:t xml:space="preserve">MEHNIY07</w:t>
+            </w:r>
+          </w:p>
+        </w:tc>
+        <w:tc>
+          <w:tcPr/>
+          <w:p>
+            <w:pPr>
+              <w:pStyle w:val="Compact"/>
+            </w:pPr>
+            <w:r>
+              <w:t xml:space="preserve">11 → 54</w:t>
+            </w:r>
+          </w:p>
+        </w:tc>
+        <w:tc>
+          <w:tcPr/>
+          <w:p>
+            <w:pPr>
+              <w:pStyle w:val="Compact"/>
+            </w:pPr>
+            <w:r>
+              <w:t xml:space="preserve">0.227 → 0.044</w:t>
+            </w:r>
+          </w:p>
+        </w:tc>
+        <w:tc>
+          <w:tcPr/>
+          <w:p>
+            <w:pPr>
+              <w:pStyle w:val="Compact"/>
+            </w:pPr>
+            <w:r>
+              <w:t xml:space="preserve">49 → 1</w:t>
+            </w:r>
+          </w:p>
+        </w:tc>
+        <w:tc>
+          <w:tcPr/>
+          <w:p>
+            <w:pPr>
+              <w:pStyle w:val="Compact"/>
+            </w:pPr>
+            <w:r>
+              <w:t xml:space="preserve">37 → 15</w:t>
+            </w:r>
+          </w:p>
+        </w:tc>
+        <w:tc>
+          <w:tcPr/>
+          <w:p>
+            <w:pPr>
+              <w:pStyle w:val="Compact"/>
+            </w:pPr>
+            <w:r>
+              <w:t xml:space="preserve">– → –</w:t>
+            </w:r>
+          </w:p>
+        </w:tc>
+      </w:tr>
+      <w:tr>
+        <w:tc>
+          <w:tcPr/>
+          <w:p>
+            <w:pPr>
+              <w:pStyle w:val="Compact"/>
+            </w:pPr>
+            <w:r>
+              <w:t xml:space="preserve">pattern_594</w:t>
+            </w:r>
+          </w:p>
+        </w:tc>
+        <w:tc>
+          <w:tcPr/>
+          <w:p>
+            <w:pPr>
+              <w:pStyle w:val="Compact"/>
+            </w:pPr>
+            <w:r>
+              <w:t xml:space="preserve">MEHNIY</w:t>
+            </w:r>
+          </w:p>
+        </w:tc>
+        <w:tc>
+          <w:tcPr/>
+          <w:p>
+            <w:pPr>
+              <w:pStyle w:val="Compact"/>
+            </w:pPr>
+            <w:r>
+              <w:t xml:space="preserve">MEHNIY01</w:t>
+            </w:r>
+          </w:p>
+        </w:tc>
+        <w:tc>
+          <w:tcPr/>
+          <w:p>
+            <w:pPr>
+              <w:pStyle w:val="Compact"/>
+            </w:pPr>
+            <w:r>
+              <w:t xml:space="preserve">18 → 59</w:t>
+            </w:r>
+          </w:p>
+        </w:tc>
+        <w:tc>
+          <w:tcPr/>
+          <w:p>
+            <w:pPr>
+              <w:pStyle w:val="Compact"/>
+            </w:pPr>
+            <w:r>
+              <w:t xml:space="preserve">0.368 → 0.013</w:t>
+            </w:r>
+          </w:p>
+        </w:tc>
+        <w:tc>
+          <w:tcPr/>
+          <w:p>
+            <w:pPr>
+              <w:pStyle w:val="Compact"/>
+            </w:pPr>
+            <w:r>
+              <w:t xml:space="preserve">21 → 2</w:t>
+            </w:r>
+          </w:p>
+        </w:tc>
+        <w:tc>
+          <w:tcPr/>
+          <w:p>
+            <w:pPr>
+              <w:pStyle w:val="Compact"/>
+            </w:pPr>
+            <w:r>
+              <w:t xml:space="preserve">n/a</w:t>
+            </w:r>
+          </w:p>
+        </w:tc>
+        <w:tc>
+          <w:tcPr/>
+          <w:p>
+            <w:pPr>
+              <w:pStyle w:val="Compact"/>
+            </w:pPr>
+            <w:r>
+              <w:t xml:space="preserve">22 → 2</w:t>
+            </w:r>
+          </w:p>
+        </w:tc>
+      </w:tr>
+      <w:tr>
+        <w:tc>
+          <w:tcPr/>
+          <w:p>
+            <w:pPr>
+              <w:pStyle w:val="Compact"/>
+            </w:pPr>
+            <w:r>
+              <w:t xml:space="preserve">pattern_623</w:t>
+            </w:r>
+          </w:p>
+        </w:tc>
+        <w:tc>
+          <w:tcPr/>
+          <w:p>
+            <w:pPr>
+              <w:pStyle w:val="Compact"/>
+            </w:pPr>
+            <w:r>
+              <w:t xml:space="preserve">MEHNIY</w:t>
+            </w:r>
+          </w:p>
+        </w:tc>
+        <w:tc>
+          <w:tcPr/>
+          <w:p>
+            <w:pPr>
+              <w:pStyle w:val="Compact"/>
+            </w:pPr>
+            <w:r>
+              <w:t xml:space="preserve">MEHNIY04</w:t>
+            </w:r>
+          </w:p>
+        </w:tc>
+        <w:tc>
+          <w:tcPr/>
+          <w:p>
+            <w:pPr>
+              <w:pStyle w:val="Compact"/>
+            </w:pPr>
+            <w:r>
+              <w:t xml:space="preserve">12 → 51</w:t>
+            </w:r>
+          </w:p>
+        </w:tc>
+        <w:tc>
+          <w:tcPr/>
+          <w:p>
+            <w:pPr>
+              <w:pStyle w:val="Compact"/>
+            </w:pPr>
+            <w:r>
+              <w:t xml:space="preserve">0.509 → 0.015</w:t>
+            </w:r>
+          </w:p>
+        </w:tc>
+        <w:tc>
+          <w:tcPr/>
+          <w:p>
+            <w:pPr>
+              <w:pStyle w:val="Compact"/>
+            </w:pPr>
+            <w:r>
+              <w:t xml:space="preserve">11 → 2</w:t>
+            </w:r>
+          </w:p>
+        </w:tc>
+        <w:tc>
+          <w:tcPr/>
+          <w:p>
+            <w:pPr>
+              <w:pStyle w:val="Compact"/>
+            </w:pPr>
+            <w:r>
+              <w:t xml:space="preserve">12 → 3</w:t>
+            </w:r>
+          </w:p>
+        </w:tc>
+        <w:tc>
+          <w:tcPr/>
+          <w:p>
+            <w:pPr>
+              <w:pStyle w:val="Compact"/>
+            </w:pPr>
+            <w:r>
+              <w:t xml:space="preserve">– → –</w:t>
+            </w:r>
+          </w:p>
+        </w:tc>
+      </w:tr>
+      <w:tr>
+        <w:tc>
+          <w:tcPr/>
+          <w:p>
+            <w:pPr>
+              <w:pStyle w:val="Compact"/>
+            </w:pPr>
+            <w:r>
+              <w:t xml:space="preserve">pattern_875</w:t>
+            </w:r>
+          </w:p>
+        </w:tc>
+        <w:tc>
+          <w:tcPr/>
+          <w:p>
+            <w:pPr>
+              <w:pStyle w:val="Compact"/>
+            </w:pPr>
+            <w:r>
+              <w:t xml:space="preserve">MEHNIY</w:t>
+            </w:r>
+          </w:p>
+        </w:tc>
+        <w:tc>
+          <w:tcPr/>
+          <w:p>
+            <w:pPr>
+              <w:pStyle w:val="Compact"/>
+            </w:pPr>
+            <w:r>
+              <w:t xml:space="preserve">MEHNIY05</w:t>
+            </w:r>
+          </w:p>
+        </w:tc>
+        <w:tc>
+          <w:tcPr/>
+          <w:p>
+            <w:pPr>
+              <w:pStyle w:val="Compact"/>
+            </w:pPr>
+            <w:r>
+              <w:t xml:space="preserve">11 → 50</w:t>
+            </w:r>
+          </w:p>
+        </w:tc>
+        <w:tc>
+          <w:tcPr/>
+          <w:p>
+            <w:pPr>
+              <w:pStyle w:val="Compact"/>
+            </w:pPr>
+            <w:r>
+              <w:t xml:space="preserve">0.354 → 0.016</w:t>
+            </w:r>
+          </w:p>
+        </w:tc>
+        <w:tc>
+          <w:tcPr/>
+          <w:p>
+            <w:pPr>
+              <w:pStyle w:val="Compact"/>
+            </w:pPr>
+            <w:r>
+              <w:t xml:space="preserve">14 → 1</w:t>
+            </w:r>
+          </w:p>
+        </w:tc>
+        <w:tc>
+          <w:tcPr/>
+          <w:p>
+            <w:pPr>
+              <w:pStyle w:val="Compact"/>
+            </w:pPr>
+            <w:r>
+              <w:t xml:space="preserve">25 → 1</w:t>
+            </w:r>
+          </w:p>
+        </w:tc>
+        <w:tc>
+          <w:tcPr/>
+          <w:p>
+            <w:pPr>
+              <w:pStyle w:val="Compact"/>
+            </w:pPr>
+            <w:r>
+              <w:t xml:space="preserve">– → –</w:t>
+            </w:r>
+          </w:p>
+        </w:tc>
+      </w:tr>
+      <w:tr>
+        <w:tc>
+          <w:tcPr/>
+          <w:p>
+            <w:pPr>
+              <w:pStyle w:val="Compact"/>
+            </w:pPr>
+            <w:r>
+              <w:t xml:space="preserve">pattern_891</w:t>
+            </w:r>
+          </w:p>
+        </w:tc>
+        <w:tc>
+          <w:tcPr/>
+          <w:p>
+            <w:pPr>
+              <w:pStyle w:val="Compact"/>
+            </w:pPr>
+            <w:r>
+              <w:t xml:space="preserve">MEHNIY</w:t>
+            </w:r>
+          </w:p>
+        </w:tc>
+        <w:tc>
+          <w:tcPr/>
+          <w:p>
+            <w:pPr>
+              <w:pStyle w:val="Compact"/>
+            </w:pPr>
+            <w:r>
+              <w:t xml:space="preserve">MEHNIY06</w:t>
+            </w:r>
+          </w:p>
+        </w:tc>
+        <w:tc>
+          <w:tcPr/>
+          <w:p>
+            <w:pPr>
+              <w:pStyle w:val="Compact"/>
+            </w:pPr>
+            <w:r>
+              <w:t xml:space="preserve">13 → 60</w:t>
+            </w:r>
+          </w:p>
+        </w:tc>
+        <w:tc>
+          <w:tcPr/>
+          <w:p>
+            <w:pPr>
+              <w:pStyle w:val="Compact"/>
+            </w:pPr>
+            <w:r>
+              <w:t xml:space="preserve">0.488 → 0.022</w:t>
+            </w:r>
+          </w:p>
+        </w:tc>
+        <w:tc>
+          <w:tcPr/>
+          <w:p>
+            <w:pPr>
+              <w:pStyle w:val="Compact"/>
+            </w:pPr>
+            <w:r>
+              <w:t xml:space="preserve">10 → 1</w:t>
+            </w:r>
+          </w:p>
+        </w:tc>
+        <w:tc>
+          <w:tcPr/>
+          <w:p>
+            <w:pPr>
+              <w:pStyle w:val="Compact"/>
+            </w:pPr>
+            <w:r>
+              <w:t xml:space="preserve">10 → 1</w:t>
+            </w:r>
+          </w:p>
+        </w:tc>
+        <w:tc>
+          <w:tcPr/>
+          <w:p>
+            <w:pPr>
+              <w:pStyle w:val="Compact"/>
+            </w:pPr>
+            <w:r>
+              <w:t xml:space="preserve">– → –</w:t>
+            </w:r>
+          </w:p>
+        </w:tc>
+      </w:tr>
+      <w:tr>
+        <w:tc>
+          <w:tcPr/>
+          <w:p>
+            <w:pPr>
+              <w:pStyle w:val="Compact"/>
+            </w:pPr>
+            <w:r>
+              <w:t xml:space="preserve">pattern_978</w:t>
+            </w:r>
+          </w:p>
+        </w:tc>
+        <w:tc>
+          <w:tcPr/>
+          <w:p>
+            <w:pPr>
+              <w:pStyle w:val="Compact"/>
+            </w:pPr>
+            <w:r>
+              <w:t xml:space="preserve">MEHNIY</w:t>
+            </w:r>
+          </w:p>
+        </w:tc>
+        <w:tc>
+          <w:tcPr/>
+          <w:p>
+            <w:pPr>
+              <w:pStyle w:val="Compact"/>
+            </w:pPr>
+            <w:r>
+              <w:t xml:space="preserve">MEHNIY03</w:t>
+            </w:r>
+          </w:p>
+        </w:tc>
+        <w:tc>
+          <w:tcPr/>
+          <w:p>
+            <w:pPr>
+              <w:pStyle w:val="Compact"/>
+            </w:pPr>
+            <w:r>
+              <w:t xml:space="preserve">15 → 52</w:t>
+            </w:r>
+          </w:p>
+        </w:tc>
+        <w:tc>
+          <w:tcPr/>
+          <w:p>
+            <w:pPr>
+              <w:pStyle w:val="Compact"/>
+            </w:pPr>
+            <w:r>
+              <w:t xml:space="preserve">0.495 → 0.011</w:t>
+            </w:r>
+          </w:p>
+        </w:tc>
+        <w:tc>
+          <w:tcPr/>
+          <w:p>
+            <w:pPr>
+              <w:pStyle w:val="Compact"/>
+            </w:pPr>
+            <w:r>
+              <w:t xml:space="preserve">17 → 1</w:t>
+            </w:r>
+          </w:p>
+        </w:tc>
+        <w:tc>
+          <w:tcPr/>
+          <w:p>
+            <w:pPr>
+              <w:pStyle w:val="Compact"/>
+            </w:pPr>
+            <w:r>
+              <w:t xml:space="preserve">29 → 4</w:t>
+            </w:r>
+          </w:p>
+        </w:tc>
+        <w:tc>
+          <w:tcPr/>
+          <w:p>
+            <w:pPr>
+              <w:pStyle w:val="Compact"/>
+            </w:pPr>
+            <w:r>
+              <w:t xml:space="preserve">– → –</w:t>
+            </w:r>
+          </w:p>
+        </w:tc>
+      </w:tr>
+      <w:tr>
+        <w:tc>
+          <w:tcPr/>
+          <w:p>
+            <w:pPr>
+              <w:pStyle w:val="Compact"/>
+            </w:pPr>
+            <w:r>
+              <w:t xml:space="preserve">pattern_1010</w:t>
+            </w:r>
+          </w:p>
+        </w:tc>
+        <w:tc>
+          <w:tcPr/>
+          <w:p>
+            <w:pPr>
+              <w:pStyle w:val="Compact"/>
+            </w:pPr>
+            <w:r>
+              <w:t xml:space="preserve">MEHNIY</w:t>
+            </w:r>
+          </w:p>
+        </w:tc>
+        <w:tc>
+          <w:tcPr/>
+          <w:p>
+            <w:pPr>
+              <w:pStyle w:val="Compact"/>
+            </w:pPr>
+            <w:r>
+              <w:t xml:space="preserve">MEHNIY02</w:t>
+            </w:r>
+          </w:p>
+        </w:tc>
+        <w:tc>
+          <w:tcPr/>
+          <w:p>
+            <w:pPr>
+              <w:pStyle w:val="Compact"/>
+            </w:pPr>
+            <w:r>
+              <w:t xml:space="preserve">12 → 51</w:t>
+            </w:r>
+          </w:p>
+        </w:tc>
+        <w:tc>
+          <w:tcPr/>
+          <w:p>
+            <w:pPr>
+              <w:pStyle w:val="Compact"/>
+            </w:pPr>
+            <w:r>
+              <w:t xml:space="preserve">0.290 → 0.010</w:t>
+            </w:r>
+          </w:p>
+        </w:tc>
+        <w:tc>
+          <w:tcPr/>
+          <w:p>
+            <w:pPr>
+              <w:pStyle w:val="Compact"/>
+            </w:pPr>
+            <w:r>
+              <w:t xml:space="preserve">2 → 1</w:t>
+            </w:r>
+          </w:p>
+        </w:tc>
+        <w:tc>
+          <w:tcPr/>
+          <w:p>
+            <w:pPr>
+              <w:pStyle w:val="Compact"/>
+            </w:pPr>
+            <w:r>
+              <w:t xml:space="preserve">2 → 1</w:t>
+            </w:r>
+          </w:p>
+        </w:tc>
+        <w:tc>
+          <w:tcPr/>
+          <w:p>
+            <w:pPr>
+              <w:pStyle w:val="Compact"/>
+            </w:pPr>
+            <w:r>
+              <w:t xml:space="preserve">– → –</w:t>
+            </w:r>
+          </w:p>
+        </w:tc>
+      </w:tr>
+    </w:tbl>
+    <w:p>
+      <w:pPr>
+        <w:pStyle w:val="BodyText"/>
+      </w:pPr>
+      <w:r>
+        <w:t xml:space="preserve">Own entry ranked first: 1 → 7 of 10; median own-entry DIFF 0.361 → 0.018. Injected answer ranked first: 1 → 5 of 9.</w:t>
+      </w:r>
+    </w:p>
     <w:bookmarkEnd w:id="19"/>
-    <w:bookmarkStart w:id="20" w:name="s11-effect-ladder"/>
+    <w:bookmarkEnd w:id="20"/>
+    <w:bookmarkStart w:id="21" w:name="s11-effect-ladder"/>
     <w:p>
       <w:pPr>
         <w:pStyle w:val="Heading2"/>
@@ -24592,8 +26065,8 @@
         </w:tc>
       </w:tr>
     </w:tbl>
-    <w:bookmarkEnd w:id="20"/>
-    <w:bookmarkStart w:id="21" w:name="s12-a-library-closer-to-the-measurements"/>
+    <w:bookmarkEnd w:id="21"/>
+    <w:bookmarkStart w:id="22" w:name="s12-a-library-closer-to-the-measurements"/>
     <w:p>
       <w:pPr>
         <w:pStyle w:val="Heading2"/>
@@ -25963,8 +27436,929 @@
         </w:tc>
       </w:tr>
     </w:tbl>
-    <w:bookmarkEnd w:id="21"/>
-    <w:bookmarkStart w:id="22" w:name="s13-the-open-replica-cod"/>
+    <w:p>
+      <w:pPr>
+        <w:pStyle w:val="BodyText"/>
+      </w:pPr>
+      <w:r>
+        <w:rPr>
+          <w:b/>
+          <w:bCs/>
+        </w:rPr>
+        <w:t xml:space="preserve">Table S21b</w:t>
+      </w:r>
+      <w:r>
+        <w:t xml:space="preserve"> </w:t>
+      </w:r>
+      <w:r>
+        <w:t xml:space="preserve">Measured patterns put on the Cu grid by averaging over each 0.02° grid step instead of interpolating (the design and a decision rule were fixed before the run: a change above 0.05 would have made it the primary preprocessing). Compound-weighted top-1, paired against the main benchmark; first places that change.</w:t>
+      </w:r>
+    </w:p>
+    <w:tbl>
+      <w:tblPr>
+        <w:tblStyle w:val="Table"/>
+        <w:tblW w:type="pct" w:w="5000"/>
+        <w:tblLayout w:type="fixed"/>
+        <w:tblLook w:firstRow="1" w:lastRow="0" w:firstColumn="0" w:lastColumn="0" w:noHBand="0" w:noVBand="0" w:val="0020"/>
+      </w:tblPr>
+      <w:tblGrid>
+        <w:gridCol w:w="1320"/>
+        <w:gridCol w:w="1320"/>
+        <w:gridCol w:w="1320"/>
+        <w:gridCol w:w="1320"/>
+        <w:gridCol w:w="1320"/>
+        <w:gridCol w:w="1320"/>
+      </w:tblGrid>
+      <w:tr>
+        <w:trPr>
+          <w:tblHeader w:val="on"/>
+        </w:trPr>
+        <w:tc>
+          <w:tcPr/>
+          <w:p>
+            <w:pPr>
+              <w:pStyle w:val="Compact"/>
+            </w:pPr>
+            <w:r>
+              <w:t xml:space="preserve">score</w:t>
+            </w:r>
+          </w:p>
+        </w:tc>
+        <w:tc>
+          <w:tcPr/>
+          <w:p>
+            <w:pPr>
+              <w:pStyle w:val="Compact"/>
+            </w:pPr>
+            <w:r>
+              <w:t xml:space="preserve">answer set</w:t>
+            </w:r>
+          </w:p>
+        </w:tc>
+        <w:tc>
+          <w:tcPr/>
+          <w:p>
+            <w:pPr>
+              <w:pStyle w:val="Compact"/>
+            </w:pPr>
+            <w:r>
+              <w:t xml:space="preserve">main</w:t>
+            </w:r>
+          </w:p>
+        </w:tc>
+        <w:tc>
+          <w:tcPr/>
+          <w:p>
+            <w:pPr>
+              <w:pStyle w:val="Compact"/>
+            </w:pPr>
+            <w:r>
+              <w:t xml:space="preserve">bin-averaged</w:t>
+            </w:r>
+          </w:p>
+        </w:tc>
+        <w:tc>
+          <w:tcPr/>
+          <w:p>
+            <w:pPr>
+              <w:pStyle w:val="Compact"/>
+            </w:pPr>
+            <w:r>
+              <w:t xml:space="preserve">difference</w:t>
+            </w:r>
+          </w:p>
+        </w:tc>
+        <w:tc>
+          <w:tcPr/>
+          <w:p>
+            <w:pPr>
+              <w:pStyle w:val="Compact"/>
+            </w:pPr>
+            <w:r>
+              <w:t xml:space="preserve">first places changed</w:t>
+            </w:r>
+          </w:p>
+        </w:tc>
+      </w:tr>
+      <w:tr>
+        <w:tc>
+          <w:tcPr/>
+          <w:p>
+            <w:pPr>
+              <w:pStyle w:val="Compact"/>
+            </w:pPr>
+            <w:r>
+              <w:t xml:space="preserve">ln q lag + zero scan</w:t>
+            </w:r>
+          </w:p>
+        </w:tc>
+        <w:tc>
+          <w:tcPr/>
+          <w:p>
+            <w:pPr>
+              <w:pStyle w:val="Compact"/>
+            </w:pPr>
+            <w:r>
+              <w:t xml:space="preserve">any same-form</w:t>
+            </w:r>
+          </w:p>
+        </w:tc>
+        <w:tc>
+          <w:tcPr/>
+          <w:p>
+            <w:pPr>
+              <w:pStyle w:val="Compact"/>
+            </w:pPr>
+            <w:r>
+              <w:t xml:space="preserve">0.87</w:t>
+            </w:r>
+          </w:p>
+        </w:tc>
+        <w:tc>
+          <w:tcPr/>
+          <w:p>
+            <w:pPr>
+              <w:pStyle w:val="Compact"/>
+            </w:pPr>
+            <w:r>
+              <w:t xml:space="preserve">0.87 [0.82, 0.93]</w:t>
+            </w:r>
+          </w:p>
+        </w:tc>
+        <w:tc>
+          <w:tcPr/>
+          <w:p>
+            <w:pPr>
+              <w:pStyle w:val="Compact"/>
+            </w:pPr>
+            <w:r>
+              <w:t xml:space="preserve">0.00 [0.00, 0.00]</w:t>
+            </w:r>
+          </w:p>
+        </w:tc>
+        <w:tc>
+          <w:tcPr/>
+          <w:p>
+            <w:pPr>
+              <w:pStyle w:val="Compact"/>
+            </w:pPr>
+            <w:r>
+              <w:t xml:space="preserve">0</w:t>
+            </w:r>
+          </w:p>
+        </w:tc>
+      </w:tr>
+      <w:tr>
+        <w:tc>
+          <w:tcPr/>
+          <w:p>
+            <w:pPr>
+              <w:pStyle w:val="Compact"/>
+            </w:pPr>
+            <w:r>
+              <w:t xml:space="preserve">ln q lag + zero scan</w:t>
+            </w:r>
+          </w:p>
+        </w:tc>
+        <w:tc>
+          <w:tcPr/>
+          <w:p>
+            <w:pPr>
+              <w:pStyle w:val="Compact"/>
+            </w:pPr>
+            <w:r>
+              <w:t xml:space="preserve">single-crystal</w:t>
+            </w:r>
+          </w:p>
+        </w:tc>
+        <w:tc>
+          <w:tcPr/>
+          <w:p>
+            <w:pPr>
+              <w:pStyle w:val="Compact"/>
+            </w:pPr>
+            <w:r>
+              <w:t xml:space="preserve">0.45</w:t>
+            </w:r>
+          </w:p>
+        </w:tc>
+        <w:tc>
+          <w:tcPr/>
+          <w:p>
+            <w:pPr>
+              <w:pStyle w:val="Compact"/>
+            </w:pPr>
+            <w:r>
+              <w:t xml:space="preserve">0.45 [0.28, 0.63]</w:t>
+            </w:r>
+          </w:p>
+        </w:tc>
+        <w:tc>
+          <w:tcPr/>
+          <w:p>
+            <w:pPr>
+              <w:pStyle w:val="Compact"/>
+            </w:pPr>
+            <w:r>
+              <w:t xml:space="preserve">0.00 [0.00, 0.00]</w:t>
+            </w:r>
+          </w:p>
+        </w:tc>
+        <w:tc>
+          <w:tcPr/>
+          <w:p>
+            <w:pPr>
+              <w:pStyle w:val="Compact"/>
+            </w:pPr>
+            <w:r>
+              <w:t xml:space="preserve">0</w:t>
+            </w:r>
+          </w:p>
+        </w:tc>
+      </w:tr>
+      <w:tr>
+        <w:tc>
+          <w:tcPr/>
+          <w:p>
+            <w:pPr>
+              <w:pStyle w:val="Compact"/>
+            </w:pPr>
+            <w:r>
+              <w:t xml:space="preserve">Cosine + zero scan</w:t>
+            </w:r>
+          </w:p>
+        </w:tc>
+        <w:tc>
+          <w:tcPr/>
+          <w:p>
+            <w:pPr>
+              <w:pStyle w:val="Compact"/>
+            </w:pPr>
+            <w:r>
+              <w:t xml:space="preserve">any same-form</w:t>
+            </w:r>
+          </w:p>
+        </w:tc>
+        <w:tc>
+          <w:tcPr/>
+          <w:p>
+            <w:pPr>
+              <w:pStyle w:val="Compact"/>
+            </w:pPr>
+            <w:r>
+              <w:t xml:space="preserve">0.84</w:t>
+            </w:r>
+          </w:p>
+        </w:tc>
+        <w:tc>
+          <w:tcPr/>
+          <w:p>
+            <w:pPr>
+              <w:pStyle w:val="Compact"/>
+            </w:pPr>
+            <w:r>
+              <w:t xml:space="preserve">0.84 [0.78, 0.90]</w:t>
+            </w:r>
+          </w:p>
+        </w:tc>
+        <w:tc>
+          <w:tcPr/>
+          <w:p>
+            <w:pPr>
+              <w:pStyle w:val="Compact"/>
+            </w:pPr>
+            <w:r>
+              <w:t xml:space="preserve">0.00 [0.00, 0.00]</w:t>
+            </w:r>
+          </w:p>
+        </w:tc>
+        <w:tc>
+          <w:tcPr/>
+          <w:p>
+            <w:pPr>
+              <w:pStyle w:val="Compact"/>
+            </w:pPr>
+            <w:r>
+              <w:t xml:space="preserve">0</w:t>
+            </w:r>
+          </w:p>
+        </w:tc>
+      </w:tr>
+      <w:tr>
+        <w:tc>
+          <w:tcPr/>
+          <w:p>
+            <w:pPr>
+              <w:pStyle w:val="Compact"/>
+            </w:pPr>
+            <w:r>
+              <w:t xml:space="preserve">Cosine + zero scan</w:t>
+            </w:r>
+          </w:p>
+        </w:tc>
+        <w:tc>
+          <w:tcPr/>
+          <w:p>
+            <w:pPr>
+              <w:pStyle w:val="Compact"/>
+            </w:pPr>
+            <w:r>
+              <w:t xml:space="preserve">single-crystal</w:t>
+            </w:r>
+          </w:p>
+        </w:tc>
+        <w:tc>
+          <w:tcPr/>
+          <w:p>
+            <w:pPr>
+              <w:pStyle w:val="Compact"/>
+            </w:pPr>
+            <w:r>
+              <w:t xml:space="preserve">0.40</w:t>
+            </w:r>
+          </w:p>
+        </w:tc>
+        <w:tc>
+          <w:tcPr/>
+          <w:p>
+            <w:pPr>
+              <w:pStyle w:val="Compact"/>
+            </w:pPr>
+            <w:r>
+              <w:t xml:space="preserve">0.40 [0.24, 0.57]</w:t>
+            </w:r>
+          </w:p>
+        </w:tc>
+        <w:tc>
+          <w:tcPr/>
+          <w:p>
+            <w:pPr>
+              <w:pStyle w:val="Compact"/>
+            </w:pPr>
+            <w:r>
+              <w:t xml:space="preserve">0.00 [0.00, 0.00]</w:t>
+            </w:r>
+          </w:p>
+        </w:tc>
+        <w:tc>
+          <w:tcPr/>
+          <w:p>
+            <w:pPr>
+              <w:pStyle w:val="Compact"/>
+            </w:pPr>
+            <w:r>
+              <w:t xml:space="preserve">0</w:t>
+            </w:r>
+          </w:p>
+        </w:tc>
+      </w:tr>
+      <w:tr>
+        <w:tc>
+          <w:tcPr/>
+          <w:p>
+            <w:pPr>
+              <w:pStyle w:val="Compact"/>
+            </w:pPr>
+            <w:r>
+              <w:t xml:space="preserve">Pearson, fixed grid</w:t>
+            </w:r>
+          </w:p>
+        </w:tc>
+        <w:tc>
+          <w:tcPr/>
+          <w:p>
+            <w:pPr>
+              <w:pStyle w:val="Compact"/>
+            </w:pPr>
+            <w:r>
+              <w:t xml:space="preserve">any same-form</w:t>
+            </w:r>
+          </w:p>
+        </w:tc>
+        <w:tc>
+          <w:tcPr/>
+          <w:p>
+            <w:pPr>
+              <w:pStyle w:val="Compact"/>
+            </w:pPr>
+            <w:r>
+              <w:t xml:space="preserve">0.83</w:t>
+            </w:r>
+          </w:p>
+        </w:tc>
+        <w:tc>
+          <w:tcPr/>
+          <w:p>
+            <w:pPr>
+              <w:pStyle w:val="Compact"/>
+            </w:pPr>
+            <w:r>
+              <w:t xml:space="preserve">0.83 [0.77, 0.89]</w:t>
+            </w:r>
+          </w:p>
+        </w:tc>
+        <w:tc>
+          <w:tcPr/>
+          <w:p>
+            <w:pPr>
+              <w:pStyle w:val="Compact"/>
+            </w:pPr>
+            <w:r>
+              <w:t xml:space="preserve">0.00 [0.00, 0.00]</w:t>
+            </w:r>
+          </w:p>
+        </w:tc>
+        <w:tc>
+          <w:tcPr/>
+          <w:p>
+            <w:pPr>
+              <w:pStyle w:val="Compact"/>
+            </w:pPr>
+            <w:r>
+              <w:t xml:space="preserve">1</w:t>
+            </w:r>
+          </w:p>
+        </w:tc>
+      </w:tr>
+      <w:tr>
+        <w:tc>
+          <w:tcPr/>
+          <w:p>
+            <w:pPr>
+              <w:pStyle w:val="Compact"/>
+            </w:pPr>
+            <w:r>
+              <w:t xml:space="preserve">Pearson, fixed grid</w:t>
+            </w:r>
+          </w:p>
+        </w:tc>
+        <w:tc>
+          <w:tcPr/>
+          <w:p>
+            <w:pPr>
+              <w:pStyle w:val="Compact"/>
+            </w:pPr>
+            <w:r>
+              <w:t xml:space="preserve">single-crystal</w:t>
+            </w:r>
+          </w:p>
+        </w:tc>
+        <w:tc>
+          <w:tcPr/>
+          <w:p>
+            <w:pPr>
+              <w:pStyle w:val="Compact"/>
+            </w:pPr>
+            <w:r>
+              <w:t xml:space="preserve">0.30</w:t>
+            </w:r>
+          </w:p>
+        </w:tc>
+        <w:tc>
+          <w:tcPr/>
+          <w:p>
+            <w:pPr>
+              <w:pStyle w:val="Compact"/>
+            </w:pPr>
+            <w:r>
+              <w:t xml:space="preserve">0.30 [0.15, 0.48]</w:t>
+            </w:r>
+          </w:p>
+        </w:tc>
+        <w:tc>
+          <w:tcPr/>
+          <w:p>
+            <w:pPr>
+              <w:pStyle w:val="Compact"/>
+            </w:pPr>
+            <w:r>
+              <w:t xml:space="preserve">0.00 [0.00, 0.00]</w:t>
+            </w:r>
+          </w:p>
+        </w:tc>
+        <w:tc>
+          <w:tcPr/>
+          <w:p>
+            <w:pPr>
+              <w:pStyle w:val="Compact"/>
+            </w:pPr>
+            <w:r>
+              <w:t xml:space="preserve">0</w:t>
+            </w:r>
+          </w:p>
+        </w:tc>
+      </w:tr>
+      <w:tr>
+        <w:tc>
+          <w:tcPr/>
+          <w:p>
+            <w:pPr>
+              <w:pStyle w:val="Compact"/>
+            </w:pPr>
+            <w:r>
+              <w:t xml:space="preserve">WCC, l = 1° + zero scan</w:t>
+            </w:r>
+          </w:p>
+        </w:tc>
+        <w:tc>
+          <w:tcPr/>
+          <w:p>
+            <w:pPr>
+              <w:pStyle w:val="Compact"/>
+            </w:pPr>
+            <w:r>
+              <w:t xml:space="preserve">any same-form</w:t>
+            </w:r>
+          </w:p>
+        </w:tc>
+        <w:tc>
+          <w:tcPr/>
+          <w:p>
+            <w:pPr>
+              <w:pStyle w:val="Compact"/>
+            </w:pPr>
+            <w:r>
+              <w:t xml:space="preserve">0.83</w:t>
+            </w:r>
+          </w:p>
+        </w:tc>
+        <w:tc>
+          <w:tcPr/>
+          <w:p>
+            <w:pPr>
+              <w:pStyle w:val="Compact"/>
+            </w:pPr>
+            <w:r>
+              <w:t xml:space="preserve">0.84 [0.77, 0.90]</w:t>
+            </w:r>
+          </w:p>
+        </w:tc>
+        <w:tc>
+          <w:tcPr/>
+          <w:p>
+            <w:pPr>
+              <w:pStyle w:val="Compact"/>
+            </w:pPr>
+            <w:r>
+              <w:t xml:space="preserve">+0.01 [0.00, +0.02]</w:t>
+            </w:r>
+          </w:p>
+        </w:tc>
+        <w:tc>
+          <w:tcPr/>
+          <w:p>
+            <w:pPr>
+              <w:pStyle w:val="Compact"/>
+            </w:pPr>
+            <w:r>
+              <w:t xml:space="preserve">1</w:t>
+            </w:r>
+          </w:p>
+        </w:tc>
+      </w:tr>
+      <w:tr>
+        <w:tc>
+          <w:tcPr/>
+          <w:p>
+            <w:pPr>
+              <w:pStyle w:val="Compact"/>
+            </w:pPr>
+            <w:r>
+              <w:t xml:space="preserve">WCC, l = 1° + zero scan</w:t>
+            </w:r>
+          </w:p>
+        </w:tc>
+        <w:tc>
+          <w:tcPr/>
+          <w:p>
+            <w:pPr>
+              <w:pStyle w:val="Compact"/>
+            </w:pPr>
+            <w:r>
+              <w:t xml:space="preserve">single-crystal</w:t>
+            </w:r>
+          </w:p>
+        </w:tc>
+        <w:tc>
+          <w:tcPr/>
+          <w:p>
+            <w:pPr>
+              <w:pStyle w:val="Compact"/>
+            </w:pPr>
+            <w:r>
+              <w:t xml:space="preserve">0.50</w:t>
+            </w:r>
+          </w:p>
+        </w:tc>
+        <w:tc>
+          <w:tcPr/>
+          <w:p>
+            <w:pPr>
+              <w:pStyle w:val="Compact"/>
+            </w:pPr>
+            <w:r>
+              <w:t xml:space="preserve">0.50 [0.32, 0.67]</w:t>
+            </w:r>
+          </w:p>
+        </w:tc>
+        <w:tc>
+          <w:tcPr/>
+          <w:p>
+            <w:pPr>
+              <w:pStyle w:val="Compact"/>
+            </w:pPr>
+            <w:r>
+              <w:t xml:space="preserve">0.00 [0.00, 0.00]</w:t>
+            </w:r>
+          </w:p>
+        </w:tc>
+        <w:tc>
+          <w:tcPr/>
+          <w:p>
+            <w:pPr>
+              <w:pStyle w:val="Compact"/>
+            </w:pPr>
+            <w:r>
+              <w:t xml:space="preserve">0</w:t>
+            </w:r>
+          </w:p>
+        </w:tc>
+      </w:tr>
+      <w:tr>
+        <w:tc>
+          <w:tcPr/>
+          <w:p>
+            <w:pPr>
+              <w:pStyle w:val="Compact"/>
+            </w:pPr>
+            <w:r>
+              <w:t xml:space="preserve">WCC, l = 2° + zero scan</w:t>
+            </w:r>
+          </w:p>
+        </w:tc>
+        <w:tc>
+          <w:tcPr/>
+          <w:p>
+            <w:pPr>
+              <w:pStyle w:val="Compact"/>
+            </w:pPr>
+            <w:r>
+              <w:t xml:space="preserve">any same-form</w:t>
+            </w:r>
+          </w:p>
+        </w:tc>
+        <w:tc>
+          <w:tcPr/>
+          <w:p>
+            <w:pPr>
+              <w:pStyle w:val="Compact"/>
+            </w:pPr>
+            <w:r>
+              <w:t xml:space="preserve">0.71</w:t>
+            </w:r>
+          </w:p>
+        </w:tc>
+        <w:tc>
+          <w:tcPr/>
+          <w:p>
+            <w:pPr>
+              <w:pStyle w:val="Compact"/>
+            </w:pPr>
+            <w:r>
+              <w:t xml:space="preserve">0.71 [0.64, 0.79]</w:t>
+            </w:r>
+          </w:p>
+        </w:tc>
+        <w:tc>
+          <w:tcPr/>
+          <w:p>
+            <w:pPr>
+              <w:pStyle w:val="Compact"/>
+            </w:pPr>
+            <w:r>
+              <w:t xml:space="preserve">+0.01 [0.00, +0.02]</w:t>
+            </w:r>
+          </w:p>
+        </w:tc>
+        <w:tc>
+          <w:tcPr/>
+          <w:p>
+            <w:pPr>
+              <w:pStyle w:val="Compact"/>
+            </w:pPr>
+            <w:r>
+              <w:t xml:space="preserve">1</w:t>
+            </w:r>
+          </w:p>
+        </w:tc>
+      </w:tr>
+      <w:tr>
+        <w:tc>
+          <w:tcPr/>
+          <w:p>
+            <w:pPr>
+              <w:pStyle w:val="Compact"/>
+            </w:pPr>
+            <w:r>
+              <w:t xml:space="preserve">WCC, l = 2° + zero scan</w:t>
+            </w:r>
+          </w:p>
+        </w:tc>
+        <w:tc>
+          <w:tcPr/>
+          <w:p>
+            <w:pPr>
+              <w:pStyle w:val="Compact"/>
+            </w:pPr>
+            <w:r>
+              <w:t xml:space="preserve">single-crystal</w:t>
+            </w:r>
+          </w:p>
+        </w:tc>
+        <w:tc>
+          <w:tcPr/>
+          <w:p>
+            <w:pPr>
+              <w:pStyle w:val="Compact"/>
+            </w:pPr>
+            <w:r>
+              <w:t xml:space="preserve">0.47</w:t>
+            </w:r>
+          </w:p>
+        </w:tc>
+        <w:tc>
+          <w:tcPr/>
+          <w:p>
+            <w:pPr>
+              <w:pStyle w:val="Compact"/>
+            </w:pPr>
+            <w:r>
+              <w:t xml:space="preserve">0.50 [0.33, 0.67]</w:t>
+            </w:r>
+          </w:p>
+        </w:tc>
+        <w:tc>
+          <w:tcPr/>
+          <w:p>
+            <w:pPr>
+              <w:pStyle w:val="Compact"/>
+            </w:pPr>
+            <w:r>
+              <w:t xml:space="preserve">+0.03 [0.00, +0.10]</w:t>
+            </w:r>
+          </w:p>
+        </w:tc>
+        <w:tc>
+          <w:tcPr/>
+          <w:p>
+            <w:pPr>
+              <w:pStyle w:val="Compact"/>
+            </w:pPr>
+            <w:r>
+              <w:t xml:space="preserve">1</w:t>
+            </w:r>
+          </w:p>
+        </w:tc>
+      </w:tr>
+      <w:tr>
+        <w:tc>
+          <w:tcPr/>
+          <w:p>
+            <w:pPr>
+              <w:pStyle w:val="Compact"/>
+            </w:pPr>
+            <w:r>
+              <w:t xml:space="preserve">Learned embedding</w:t>
+            </w:r>
+          </w:p>
+        </w:tc>
+        <w:tc>
+          <w:tcPr/>
+          <w:p>
+            <w:pPr>
+              <w:pStyle w:val="Compact"/>
+            </w:pPr>
+            <w:r>
+              <w:t xml:space="preserve">any same-form</w:t>
+            </w:r>
+          </w:p>
+        </w:tc>
+        <w:tc>
+          <w:tcPr/>
+          <w:p>
+            <w:pPr>
+              <w:pStyle w:val="Compact"/>
+            </w:pPr>
+            <w:r>
+              <w:t xml:space="preserve">0.02</w:t>
+            </w:r>
+          </w:p>
+        </w:tc>
+        <w:tc>
+          <w:tcPr/>
+          <w:p>
+            <w:pPr>
+              <w:pStyle w:val="Compact"/>
+            </w:pPr>
+            <w:r>
+              <w:t xml:space="preserve">0.01 [0.00, 0.03]</w:t>
+            </w:r>
+          </w:p>
+        </w:tc>
+        <w:tc>
+          <w:tcPr/>
+          <w:p>
+            <w:pPr>
+              <w:pStyle w:val="Compact"/>
+            </w:pPr>
+            <w:r>
+              <w:t xml:space="preserve">0.00 [−0.02, +0.01]</w:t>
+            </w:r>
+          </w:p>
+        </w:tc>
+        <w:tc>
+          <w:tcPr/>
+          <w:p>
+            <w:pPr>
+              <w:pStyle w:val="Compact"/>
+            </w:pPr>
+            <w:r>
+              <w:t xml:space="preserve">2</w:t>
+            </w:r>
+          </w:p>
+        </w:tc>
+      </w:tr>
+      <w:tr>
+        <w:tc>
+          <w:tcPr/>
+          <w:p>
+            <w:pPr>
+              <w:pStyle w:val="Compact"/>
+            </w:pPr>
+            <w:r>
+              <w:t xml:space="preserve">Learned embedding</w:t>
+            </w:r>
+          </w:p>
+        </w:tc>
+        <w:tc>
+          <w:tcPr/>
+          <w:p>
+            <w:pPr>
+              <w:pStyle w:val="Compact"/>
+            </w:pPr>
+            <w:r>
+              <w:t xml:space="preserve">single-crystal</w:t>
+            </w:r>
+          </w:p>
+        </w:tc>
+        <w:tc>
+          <w:tcPr/>
+          <w:p>
+            <w:pPr>
+              <w:pStyle w:val="Compact"/>
+            </w:pPr>
+            <w:r>
+              <w:t xml:space="preserve">0.00</w:t>
+            </w:r>
+          </w:p>
+        </w:tc>
+        <w:tc>
+          <w:tcPr/>
+          <w:p>
+            <w:pPr>
+              <w:pStyle w:val="Compact"/>
+            </w:pPr>
+            <w:r>
+              <w:t xml:space="preserve">0.00 [0.00, 0.00]</w:t>
+            </w:r>
+          </w:p>
+        </w:tc>
+        <w:tc>
+          <w:tcPr/>
+          <w:p>
+            <w:pPr>
+              <w:pStyle w:val="Compact"/>
+            </w:pPr>
+            <w:r>
+              <w:t xml:space="preserve">0.00 [0.00, 0.00]</w:t>
+            </w:r>
+          </w:p>
+        </w:tc>
+        <w:tc>
+          <w:tcPr/>
+          <w:p>
+            <w:pPr>
+              <w:pStyle w:val="Compact"/>
+            </w:pPr>
+            <w:r>
+              <w:t xml:space="preserve">0</w:t>
+            </w:r>
+          </w:p>
+        </w:tc>
+      </w:tr>
+    </w:tbl>
+    <w:bookmarkEnd w:id="22"/>
+    <w:bookmarkStart w:id="23" w:name="s13-the-open-replica-cod"/>
     <w:p>
       <w:pPr>
         <w:pStyle w:val="Heading2"/>
@@ -27046,8 +29440,8 @@
         </w:tc>
       </w:tr>
     </w:tbl>
-    <w:bookmarkEnd w:id="22"/>
     <w:bookmarkEnd w:id="23"/>
+    <w:bookmarkEnd w:id="24"/>
     <w:sectPr>
       <w:footnotePr>
         <w:numRestart w:val="eachSect"/>

--- a/paper/dd/esi.docx
+++ b/paper/dd/esi.docx
@@ -2,7 +2,7 @@
 <file path=word/document.xml><?xml version="1.0" encoding="utf-8"?>
 <w:document xmlns:w="http://schemas.openxmlformats.org/wordprocessingml/2006/main" xmlns:m="http://schemas.openxmlformats.org/officeDocument/2006/math" xmlns:r="http://schemas.openxmlformats.org/officeDocument/2006/relationships" xmlns:o="urn:schemas-microsoft-com:office:office" xmlns:v="urn:schemas-microsoft-com:vml" xmlns:w10="urn:schemas-microsoft-com:office:word" xmlns:a="http://schemas.openxmlformats.org/drawingml/2006/main" xmlns:pic="http://schemas.openxmlformats.org/drawingml/2006/picture" xmlns:wp="http://schemas.openxmlformats.org/drawingml/2006/wordprocessingDrawing">
   <w:body>
-    <w:bookmarkStart w:id="24" w:name="electronic-supplementary-information"/>
+    <w:bookmarkStart w:id="25" w:name="electronic-supplementary-information"/>
     <w:p>
       <w:pPr>
         <w:pStyle w:val="Heading1"/>
@@ -29441,7 +29441,3388 @@
       </w:tr>
     </w:tbl>
     <w:bookmarkEnd w:id="23"/>
+    <w:bookmarkStart w:id="24" w:name="X8b3a6840f1ff18b0874d5f1e47e000f953a3050"/>
+    <w:p>
+      <w:pPr>
+        <w:pStyle w:val="Heading2"/>
+      </w:pPr>
+      <w:r>
+        <w:t xml:space="preserve">S14 An external set: raw profiles deposited by Kaduk and co-workers</w:t>
+      </w:r>
+    </w:p>
+    <w:p>
+      <w:pPr>
+        <w:pStyle w:val="FirstParagraph"/>
+      </w:pPr>
+      <w:r>
+        <w:t xml:space="preserve">Queries: the measured profiles in the supplementary CIFs of Kaduk and co-workers’ Powder Diffraction structure reports (public Cambridge Core supplements; donepezil hydrochloride form III from the ICDD deposit): 19 patterns of 18 compounds, 16 synchrotron (15 at 11-BM, λ ≈ 0.414 Å; one at 0.6888 Å) and 3 lab Cu Kα1. None was used in training, tuning or any earlier analysis. The design, predictions and a decision rule were fixed before scoring; preprocessing, scores, checkpoint and library are those of the main benchmark (corrected ln q, no hubness correction). Correct answers follow Section S1, with the article’s refcode as the anchor.</w:t>
+      </w:r>
+    </w:p>
+    <w:p>
+      <w:pPr>
+        <w:pStyle w:val="BodyText"/>
+      </w:pPr>
+      <w:r>
+        <w:t xml:space="preserve">Every anchor is the powder-study entry refined against the query pattern itself, so the any-same-form answer set is an upper bound, not a test. With powder-study entries ignored, only 3 compounds keep an independent single-crystal entry in the library; 8 same-form single-crystal entries lie outside the corpus and were not added, so that the library is identical to the main benchmark.</w:t>
+      </w:r>
+    </w:p>
+    <w:p>
+      <w:pPr>
+        <w:pStyle w:val="BodyText"/>
+      </w:pPr>
+      <w:r>
+        <w:rPr>
+          <w:b/>
+          <w:bCs/>
+        </w:rPr>
+        <w:t xml:space="preserve">Table S23</w:t>
+      </w:r>
+      <w:r>
+        <w:t xml:space="preserve"> </w:t>
+      </w:r>
+      <w:r>
+        <w:t xml:space="preserve">Retrieval on the external set (background-subtracted queries).</w:t>
+      </w:r>
+    </w:p>
+    <w:tbl>
+      <w:tblPr>
+        <w:tblStyle w:val="Table"/>
+        <w:tblW w:type="pct" w:w="5000"/>
+        <w:tblLayout w:type="fixed"/>
+        <w:tblLook w:firstRow="1" w:lastRow="0" w:firstColumn="0" w:lastColumn="0" w:noHBand="0" w:noVBand="0" w:val="0020"/>
+      </w:tblPr>
+      <w:tblGrid>
+        <w:gridCol w:w="1131"/>
+        <w:gridCol w:w="1131"/>
+        <w:gridCol w:w="1131"/>
+        <w:gridCol w:w="1131"/>
+        <w:gridCol w:w="1131"/>
+        <w:gridCol w:w="1131"/>
+        <w:gridCol w:w="1131"/>
+      </w:tblGrid>
+      <w:tr>
+        <w:trPr>
+          <w:tblHeader w:val="on"/>
+        </w:trPr>
+        <w:tc>
+          <w:tcPr/>
+          <w:p>
+            <w:pPr>
+              <w:pStyle w:val="Compact"/>
+            </w:pPr>
+            <w:r>
+              <w:t xml:space="preserve">score</w:t>
+            </w:r>
+          </w:p>
+        </w:tc>
+        <w:tc>
+          <w:tcPr/>
+          <w:p>
+            <w:pPr>
+              <w:pStyle w:val="Compact"/>
+            </w:pPr>
+            <w:r>
+              <w:t xml:space="preserve">answer set</w:t>
+            </w:r>
+          </w:p>
+        </w:tc>
+        <w:tc>
+          <w:tcPr/>
+          <w:p>
+            <w:pPr>
+              <w:pStyle w:val="Compact"/>
+            </w:pPr>
+            <w:r>
+              <w:t xml:space="preserve">patterns / compounds</w:t>
+            </w:r>
+          </w:p>
+        </w:tc>
+        <w:tc>
+          <w:tcPr/>
+          <w:p>
+            <w:pPr>
+              <w:pStyle w:val="Compact"/>
+            </w:pPr>
+            <w:r>
+              <w:t xml:space="preserve">macro top-1</w:t>
+            </w:r>
+          </w:p>
+        </w:tc>
+        <w:tc>
+          <w:tcPr/>
+          <w:p>
+            <w:pPr>
+              <w:pStyle w:val="Compact"/>
+            </w:pPr>
+            <w:r>
+              <w:t xml:space="preserve">macro top-10</w:t>
+            </w:r>
+          </w:p>
+        </w:tc>
+        <w:tc>
+          <w:tcPr/>
+          <w:p>
+            <w:pPr>
+              <w:pStyle w:val="Compact"/>
+            </w:pPr>
+            <w:r>
+              <w:t xml:space="preserve">per-pattern top-1</w:t>
+            </w:r>
+          </w:p>
+        </w:tc>
+        <w:tc>
+          <w:tcPr/>
+          <w:p>
+            <w:pPr>
+              <w:pStyle w:val="Compact"/>
+            </w:pPr>
+            <w:r>
+              <w:t xml:space="preserve">median rank</w:t>
+            </w:r>
+          </w:p>
+        </w:tc>
+      </w:tr>
+      <w:tr>
+        <w:tc>
+          <w:tcPr/>
+          <w:p>
+            <w:pPr>
+              <w:pStyle w:val="Compact"/>
+            </w:pPr>
+            <w:r>
+              <w:t xml:space="preserve">ln q lag + zero scan</w:t>
+            </w:r>
+          </w:p>
+        </w:tc>
+        <w:tc>
+          <w:tcPr/>
+          <w:p>
+            <w:pPr>
+              <w:pStyle w:val="Compact"/>
+            </w:pPr>
+            <w:r>
+              <w:t xml:space="preserve">any same-form</w:t>
+            </w:r>
+          </w:p>
+        </w:tc>
+        <w:tc>
+          <w:tcPr/>
+          <w:p>
+            <w:pPr>
+              <w:pStyle w:val="Compact"/>
+            </w:pPr>
+            <w:r>
+              <w:t xml:space="preserve">19 / 18</w:t>
+            </w:r>
+          </w:p>
+        </w:tc>
+        <w:tc>
+          <w:tcPr/>
+          <w:p>
+            <w:pPr>
+              <w:pStyle w:val="Compact"/>
+            </w:pPr>
+            <w:r>
+              <w:t xml:space="preserve">0.94 [0.83, 1.00]</w:t>
+            </w:r>
+          </w:p>
+        </w:tc>
+        <w:tc>
+          <w:tcPr/>
+          <w:p>
+            <w:pPr>
+              <w:pStyle w:val="Compact"/>
+            </w:pPr>
+            <w:r>
+              <w:t xml:space="preserve">1.00</w:t>
+            </w:r>
+          </w:p>
+        </w:tc>
+        <w:tc>
+          <w:tcPr/>
+          <w:p>
+            <w:pPr>
+              <w:pStyle w:val="Compact"/>
+            </w:pPr>
+            <w:r>
+              <w:t xml:space="preserve">0.95</w:t>
+            </w:r>
+          </w:p>
+        </w:tc>
+        <w:tc>
+          <w:tcPr/>
+          <w:p>
+            <w:pPr>
+              <w:pStyle w:val="Compact"/>
+            </w:pPr>
+            <w:r>
+              <w:t xml:space="preserve">1</w:t>
+            </w:r>
+          </w:p>
+        </w:tc>
+      </w:tr>
+      <w:tr>
+        <w:tc>
+          <w:tcPr/>
+          <w:p>
+            <w:pPr>
+              <w:pStyle w:val="Compact"/>
+            </w:pPr>
+            <w:r>
+              <w:t xml:space="preserve">ln q lag + zero scan</w:t>
+            </w:r>
+          </w:p>
+        </w:tc>
+        <w:tc>
+          <w:tcPr/>
+          <w:p>
+            <w:pPr>
+              <w:pStyle w:val="Compact"/>
+            </w:pPr>
+            <w:r>
+              <w:t xml:space="preserve">single-crystal</w:t>
+            </w:r>
+          </w:p>
+        </w:tc>
+        <w:tc>
+          <w:tcPr/>
+          <w:p>
+            <w:pPr>
+              <w:pStyle w:val="Compact"/>
+            </w:pPr>
+            <w:r>
+              <w:t xml:space="preserve">3 / 3</w:t>
+            </w:r>
+          </w:p>
+        </w:tc>
+        <w:tc>
+          <w:tcPr/>
+          <w:p>
+            <w:pPr>
+              <w:pStyle w:val="Compact"/>
+            </w:pPr>
+            <w:r>
+              <w:t xml:space="preserve">0.67 [0.00, 1.00]</w:t>
+            </w:r>
+          </w:p>
+        </w:tc>
+        <w:tc>
+          <w:tcPr/>
+          <w:p>
+            <w:pPr>
+              <w:pStyle w:val="Compact"/>
+            </w:pPr>
+            <w:r>
+              <w:t xml:space="preserve">1.00</w:t>
+            </w:r>
+          </w:p>
+        </w:tc>
+        <w:tc>
+          <w:tcPr/>
+          <w:p>
+            <w:pPr>
+              <w:pStyle w:val="Compact"/>
+            </w:pPr>
+            <w:r>
+              <w:t xml:space="preserve">0.67</w:t>
+            </w:r>
+          </w:p>
+        </w:tc>
+        <w:tc>
+          <w:tcPr/>
+          <w:p>
+            <w:pPr>
+              <w:pStyle w:val="Compact"/>
+            </w:pPr>
+            <w:r>
+              <w:t xml:space="preserve">1</w:t>
+            </w:r>
+          </w:p>
+        </w:tc>
+      </w:tr>
+      <w:tr>
+        <w:tc>
+          <w:tcPr/>
+          <w:p>
+            <w:pPr>
+              <w:pStyle w:val="Compact"/>
+            </w:pPr>
+            <w:r>
+              <w:t xml:space="preserve">Cosine + zero scan</w:t>
+            </w:r>
+          </w:p>
+        </w:tc>
+        <w:tc>
+          <w:tcPr/>
+          <w:p>
+            <w:pPr>
+              <w:pStyle w:val="Compact"/>
+            </w:pPr>
+            <w:r>
+              <w:t xml:space="preserve">any same-form</w:t>
+            </w:r>
+          </w:p>
+        </w:tc>
+        <w:tc>
+          <w:tcPr/>
+          <w:p>
+            <w:pPr>
+              <w:pStyle w:val="Compact"/>
+            </w:pPr>
+            <w:r>
+              <w:t xml:space="preserve">19 / 18</w:t>
+            </w:r>
+          </w:p>
+        </w:tc>
+        <w:tc>
+          <w:tcPr/>
+          <w:p>
+            <w:pPr>
+              <w:pStyle w:val="Compact"/>
+            </w:pPr>
+            <w:r>
+              <w:t xml:space="preserve">1.00 [1.00, 1.00]</w:t>
+            </w:r>
+          </w:p>
+        </w:tc>
+        <w:tc>
+          <w:tcPr/>
+          <w:p>
+            <w:pPr>
+              <w:pStyle w:val="Compact"/>
+            </w:pPr>
+            <w:r>
+              <w:t xml:space="preserve">1.00</w:t>
+            </w:r>
+          </w:p>
+        </w:tc>
+        <w:tc>
+          <w:tcPr/>
+          <w:p>
+            <w:pPr>
+              <w:pStyle w:val="Compact"/>
+            </w:pPr>
+            <w:r>
+              <w:t xml:space="preserve">1.00</w:t>
+            </w:r>
+          </w:p>
+        </w:tc>
+        <w:tc>
+          <w:tcPr/>
+          <w:p>
+            <w:pPr>
+              <w:pStyle w:val="Compact"/>
+            </w:pPr>
+            <w:r>
+              <w:t xml:space="preserve">1</w:t>
+            </w:r>
+          </w:p>
+        </w:tc>
+      </w:tr>
+      <w:tr>
+        <w:tc>
+          <w:tcPr/>
+          <w:p>
+            <w:pPr>
+              <w:pStyle w:val="Compact"/>
+            </w:pPr>
+            <w:r>
+              <w:t xml:space="preserve">Cosine + zero scan</w:t>
+            </w:r>
+          </w:p>
+        </w:tc>
+        <w:tc>
+          <w:tcPr/>
+          <w:p>
+            <w:pPr>
+              <w:pStyle w:val="Compact"/>
+            </w:pPr>
+            <w:r>
+              <w:t xml:space="preserve">single-crystal</w:t>
+            </w:r>
+          </w:p>
+        </w:tc>
+        <w:tc>
+          <w:tcPr/>
+          <w:p>
+            <w:pPr>
+              <w:pStyle w:val="Compact"/>
+            </w:pPr>
+            <w:r>
+              <w:t xml:space="preserve">3 / 3</w:t>
+            </w:r>
+          </w:p>
+        </w:tc>
+        <w:tc>
+          <w:tcPr/>
+          <w:p>
+            <w:pPr>
+              <w:pStyle w:val="Compact"/>
+            </w:pPr>
+            <w:r>
+              <w:t xml:space="preserve">0.33 [0.00, 1.00]</w:t>
+            </w:r>
+          </w:p>
+        </w:tc>
+        <w:tc>
+          <w:tcPr/>
+          <w:p>
+            <w:pPr>
+              <w:pStyle w:val="Compact"/>
+            </w:pPr>
+            <w:r>
+              <w:t xml:space="preserve">0.67</w:t>
+            </w:r>
+          </w:p>
+        </w:tc>
+        <w:tc>
+          <w:tcPr/>
+          <w:p>
+            <w:pPr>
+              <w:pStyle w:val="Compact"/>
+            </w:pPr>
+            <w:r>
+              <w:t xml:space="preserve">0.33</w:t>
+            </w:r>
+          </w:p>
+        </w:tc>
+        <w:tc>
+          <w:tcPr/>
+          <w:p>
+            <w:pPr>
+              <w:pStyle w:val="Compact"/>
+            </w:pPr>
+            <w:r>
+              <w:t xml:space="preserve">3</w:t>
+            </w:r>
+          </w:p>
+        </w:tc>
+      </w:tr>
+      <w:tr>
+        <w:tc>
+          <w:tcPr/>
+          <w:p>
+            <w:pPr>
+              <w:pStyle w:val="Compact"/>
+            </w:pPr>
+            <w:r>
+              <w:t xml:space="preserve">Pearson, fixed grid</w:t>
+            </w:r>
+          </w:p>
+        </w:tc>
+        <w:tc>
+          <w:tcPr/>
+          <w:p>
+            <w:pPr>
+              <w:pStyle w:val="Compact"/>
+            </w:pPr>
+            <w:r>
+              <w:t xml:space="preserve">any same-form</w:t>
+            </w:r>
+          </w:p>
+        </w:tc>
+        <w:tc>
+          <w:tcPr/>
+          <w:p>
+            <w:pPr>
+              <w:pStyle w:val="Compact"/>
+            </w:pPr>
+            <w:r>
+              <w:t xml:space="preserve">19 / 18</w:t>
+            </w:r>
+          </w:p>
+        </w:tc>
+        <w:tc>
+          <w:tcPr/>
+          <w:p>
+            <w:pPr>
+              <w:pStyle w:val="Compact"/>
+            </w:pPr>
+            <w:r>
+              <w:t xml:space="preserve">1.00 [1.00, 1.00]</w:t>
+            </w:r>
+          </w:p>
+        </w:tc>
+        <w:tc>
+          <w:tcPr/>
+          <w:p>
+            <w:pPr>
+              <w:pStyle w:val="Compact"/>
+            </w:pPr>
+            <w:r>
+              <w:t xml:space="preserve">1.00</w:t>
+            </w:r>
+          </w:p>
+        </w:tc>
+        <w:tc>
+          <w:tcPr/>
+          <w:p>
+            <w:pPr>
+              <w:pStyle w:val="Compact"/>
+            </w:pPr>
+            <w:r>
+              <w:t xml:space="preserve">1.00</w:t>
+            </w:r>
+          </w:p>
+        </w:tc>
+        <w:tc>
+          <w:tcPr/>
+          <w:p>
+            <w:pPr>
+              <w:pStyle w:val="Compact"/>
+            </w:pPr>
+            <w:r>
+              <w:t xml:space="preserve">1</w:t>
+            </w:r>
+          </w:p>
+        </w:tc>
+      </w:tr>
+      <w:tr>
+        <w:tc>
+          <w:tcPr/>
+          <w:p>
+            <w:pPr>
+              <w:pStyle w:val="Compact"/>
+            </w:pPr>
+            <w:r>
+              <w:t xml:space="preserve">Pearson, fixed grid</w:t>
+            </w:r>
+          </w:p>
+        </w:tc>
+        <w:tc>
+          <w:tcPr/>
+          <w:p>
+            <w:pPr>
+              <w:pStyle w:val="Compact"/>
+            </w:pPr>
+            <w:r>
+              <w:t xml:space="preserve">single-crystal</w:t>
+            </w:r>
+          </w:p>
+        </w:tc>
+        <w:tc>
+          <w:tcPr/>
+          <w:p>
+            <w:pPr>
+              <w:pStyle w:val="Compact"/>
+            </w:pPr>
+            <w:r>
+              <w:t xml:space="preserve">3 / 3</w:t>
+            </w:r>
+          </w:p>
+        </w:tc>
+        <w:tc>
+          <w:tcPr/>
+          <w:p>
+            <w:pPr>
+              <w:pStyle w:val="Compact"/>
+            </w:pPr>
+            <w:r>
+              <w:t xml:space="preserve">0.33 [0.00, 1.00]</w:t>
+            </w:r>
+          </w:p>
+        </w:tc>
+        <w:tc>
+          <w:tcPr/>
+          <w:p>
+            <w:pPr>
+              <w:pStyle w:val="Compact"/>
+            </w:pPr>
+            <w:r>
+              <w:t xml:space="preserve">0.67</w:t>
+            </w:r>
+          </w:p>
+        </w:tc>
+        <w:tc>
+          <w:tcPr/>
+          <w:p>
+            <w:pPr>
+              <w:pStyle w:val="Compact"/>
+            </w:pPr>
+            <w:r>
+              <w:t xml:space="preserve">0.33</w:t>
+            </w:r>
+          </w:p>
+        </w:tc>
+        <w:tc>
+          <w:tcPr/>
+          <w:p>
+            <w:pPr>
+              <w:pStyle w:val="Compact"/>
+            </w:pPr>
+            <w:r>
+              <w:t xml:space="preserve">3</w:t>
+            </w:r>
+          </w:p>
+        </w:tc>
+      </w:tr>
+      <w:tr>
+        <w:tc>
+          <w:tcPr/>
+          <w:p>
+            <w:pPr>
+              <w:pStyle w:val="Compact"/>
+            </w:pPr>
+            <w:r>
+              <w:t xml:space="preserve">WCC, l = 1° + zero scan</w:t>
+            </w:r>
+          </w:p>
+        </w:tc>
+        <w:tc>
+          <w:tcPr/>
+          <w:p>
+            <w:pPr>
+              <w:pStyle w:val="Compact"/>
+            </w:pPr>
+            <w:r>
+              <w:t xml:space="preserve">any same-form</w:t>
+            </w:r>
+          </w:p>
+        </w:tc>
+        <w:tc>
+          <w:tcPr/>
+          <w:p>
+            <w:pPr>
+              <w:pStyle w:val="Compact"/>
+            </w:pPr>
+            <w:r>
+              <w:t xml:space="preserve">19 / 18</w:t>
+            </w:r>
+          </w:p>
+        </w:tc>
+        <w:tc>
+          <w:tcPr/>
+          <w:p>
+            <w:pPr>
+              <w:pStyle w:val="Compact"/>
+            </w:pPr>
+            <w:r>
+              <w:t xml:space="preserve">0.94 [0.83, 1.00]</w:t>
+            </w:r>
+          </w:p>
+        </w:tc>
+        <w:tc>
+          <w:tcPr/>
+          <w:p>
+            <w:pPr>
+              <w:pStyle w:val="Compact"/>
+            </w:pPr>
+            <w:r>
+              <w:t xml:space="preserve">1.00</w:t>
+            </w:r>
+          </w:p>
+        </w:tc>
+        <w:tc>
+          <w:tcPr/>
+          <w:p>
+            <w:pPr>
+              <w:pStyle w:val="Compact"/>
+            </w:pPr>
+            <w:r>
+              <w:t xml:space="preserve">0.95</w:t>
+            </w:r>
+          </w:p>
+        </w:tc>
+        <w:tc>
+          <w:tcPr/>
+          <w:p>
+            <w:pPr>
+              <w:pStyle w:val="Compact"/>
+            </w:pPr>
+            <w:r>
+              <w:t xml:space="preserve">1</w:t>
+            </w:r>
+          </w:p>
+        </w:tc>
+      </w:tr>
+      <w:tr>
+        <w:tc>
+          <w:tcPr/>
+          <w:p>
+            <w:pPr>
+              <w:pStyle w:val="Compact"/>
+            </w:pPr>
+            <w:r>
+              <w:t xml:space="preserve">WCC, l = 1° + zero scan</w:t>
+            </w:r>
+          </w:p>
+        </w:tc>
+        <w:tc>
+          <w:tcPr/>
+          <w:p>
+            <w:pPr>
+              <w:pStyle w:val="Compact"/>
+            </w:pPr>
+            <w:r>
+              <w:t xml:space="preserve">single-crystal</w:t>
+            </w:r>
+          </w:p>
+        </w:tc>
+        <w:tc>
+          <w:tcPr/>
+          <w:p>
+            <w:pPr>
+              <w:pStyle w:val="Compact"/>
+            </w:pPr>
+            <w:r>
+              <w:t xml:space="preserve">3 / 3</w:t>
+            </w:r>
+          </w:p>
+        </w:tc>
+        <w:tc>
+          <w:tcPr/>
+          <w:p>
+            <w:pPr>
+              <w:pStyle w:val="Compact"/>
+            </w:pPr>
+            <w:r>
+              <w:t xml:space="preserve">0.67 [0.00, 1.00]</w:t>
+            </w:r>
+          </w:p>
+        </w:tc>
+        <w:tc>
+          <w:tcPr/>
+          <w:p>
+            <w:pPr>
+              <w:pStyle w:val="Compact"/>
+            </w:pPr>
+            <w:r>
+              <w:t xml:space="preserve">1.00</w:t>
+            </w:r>
+          </w:p>
+        </w:tc>
+        <w:tc>
+          <w:tcPr/>
+          <w:p>
+            <w:pPr>
+              <w:pStyle w:val="Compact"/>
+            </w:pPr>
+            <w:r>
+              <w:t xml:space="preserve">0.67</w:t>
+            </w:r>
+          </w:p>
+        </w:tc>
+        <w:tc>
+          <w:tcPr/>
+          <w:p>
+            <w:pPr>
+              <w:pStyle w:val="Compact"/>
+            </w:pPr>
+            <w:r>
+              <w:t xml:space="preserve">1</w:t>
+            </w:r>
+          </w:p>
+        </w:tc>
+      </w:tr>
+      <w:tr>
+        <w:tc>
+          <w:tcPr/>
+          <w:p>
+            <w:pPr>
+              <w:pStyle w:val="Compact"/>
+            </w:pPr>
+            <w:r>
+              <w:t xml:space="preserve">WCC, l = 2° + zero scan</w:t>
+            </w:r>
+          </w:p>
+        </w:tc>
+        <w:tc>
+          <w:tcPr/>
+          <w:p>
+            <w:pPr>
+              <w:pStyle w:val="Compact"/>
+            </w:pPr>
+            <w:r>
+              <w:t xml:space="preserve">any same-form</w:t>
+            </w:r>
+          </w:p>
+        </w:tc>
+        <w:tc>
+          <w:tcPr/>
+          <w:p>
+            <w:pPr>
+              <w:pStyle w:val="Compact"/>
+            </w:pPr>
+            <w:r>
+              <w:t xml:space="preserve">19 / 18</w:t>
+            </w:r>
+          </w:p>
+        </w:tc>
+        <w:tc>
+          <w:tcPr/>
+          <w:p>
+            <w:pPr>
+              <w:pStyle w:val="Compact"/>
+            </w:pPr>
+            <w:r>
+              <w:t xml:space="preserve">1.00 [1.00, 1.00]</w:t>
+            </w:r>
+          </w:p>
+        </w:tc>
+        <w:tc>
+          <w:tcPr/>
+          <w:p>
+            <w:pPr>
+              <w:pStyle w:val="Compact"/>
+            </w:pPr>
+            <w:r>
+              <w:t xml:space="preserve">1.00</w:t>
+            </w:r>
+          </w:p>
+        </w:tc>
+        <w:tc>
+          <w:tcPr/>
+          <w:p>
+            <w:pPr>
+              <w:pStyle w:val="Compact"/>
+            </w:pPr>
+            <w:r>
+              <w:t xml:space="preserve">1.00</w:t>
+            </w:r>
+          </w:p>
+        </w:tc>
+        <w:tc>
+          <w:tcPr/>
+          <w:p>
+            <w:pPr>
+              <w:pStyle w:val="Compact"/>
+            </w:pPr>
+            <w:r>
+              <w:t xml:space="preserve">1</w:t>
+            </w:r>
+          </w:p>
+        </w:tc>
+      </w:tr>
+      <w:tr>
+        <w:tc>
+          <w:tcPr/>
+          <w:p>
+            <w:pPr>
+              <w:pStyle w:val="Compact"/>
+            </w:pPr>
+            <w:r>
+              <w:t xml:space="preserve">WCC, l = 2° + zero scan</w:t>
+            </w:r>
+          </w:p>
+        </w:tc>
+        <w:tc>
+          <w:tcPr/>
+          <w:p>
+            <w:pPr>
+              <w:pStyle w:val="Compact"/>
+            </w:pPr>
+            <w:r>
+              <w:t xml:space="preserve">single-crystal</w:t>
+            </w:r>
+          </w:p>
+        </w:tc>
+        <w:tc>
+          <w:tcPr/>
+          <w:p>
+            <w:pPr>
+              <w:pStyle w:val="Compact"/>
+            </w:pPr>
+            <w:r>
+              <w:t xml:space="preserve">3 / 3</w:t>
+            </w:r>
+          </w:p>
+        </w:tc>
+        <w:tc>
+          <w:tcPr/>
+          <w:p>
+            <w:pPr>
+              <w:pStyle w:val="Compact"/>
+            </w:pPr>
+            <w:r>
+              <w:t xml:space="preserve">0.67 [0.00, 1.00]</w:t>
+            </w:r>
+          </w:p>
+        </w:tc>
+        <w:tc>
+          <w:tcPr/>
+          <w:p>
+            <w:pPr>
+              <w:pStyle w:val="Compact"/>
+            </w:pPr>
+            <w:r>
+              <w:t xml:space="preserve">1.00</w:t>
+            </w:r>
+          </w:p>
+        </w:tc>
+        <w:tc>
+          <w:tcPr/>
+          <w:p>
+            <w:pPr>
+              <w:pStyle w:val="Compact"/>
+            </w:pPr>
+            <w:r>
+              <w:t xml:space="preserve">0.67</w:t>
+            </w:r>
+          </w:p>
+        </w:tc>
+        <w:tc>
+          <w:tcPr/>
+          <w:p>
+            <w:pPr>
+              <w:pStyle w:val="Compact"/>
+            </w:pPr>
+            <w:r>
+              <w:t xml:space="preserve">1</w:t>
+            </w:r>
+          </w:p>
+        </w:tc>
+      </w:tr>
+      <w:tr>
+        <w:tc>
+          <w:tcPr/>
+          <w:p>
+            <w:pPr>
+              <w:pStyle w:val="Compact"/>
+            </w:pPr>
+            <w:r>
+              <w:t xml:space="preserve">Learned embedding</w:t>
+            </w:r>
+          </w:p>
+        </w:tc>
+        <w:tc>
+          <w:tcPr/>
+          <w:p>
+            <w:pPr>
+              <w:pStyle w:val="Compact"/>
+            </w:pPr>
+            <w:r>
+              <w:t xml:space="preserve">any same-form</w:t>
+            </w:r>
+          </w:p>
+        </w:tc>
+        <w:tc>
+          <w:tcPr/>
+          <w:p>
+            <w:pPr>
+              <w:pStyle w:val="Compact"/>
+            </w:pPr>
+            <w:r>
+              <w:t xml:space="preserve">19 / 18</w:t>
+            </w:r>
+          </w:p>
+        </w:tc>
+        <w:tc>
+          <w:tcPr/>
+          <w:p>
+            <w:pPr>
+              <w:pStyle w:val="Compact"/>
+            </w:pPr>
+            <w:r>
+              <w:t xml:space="preserve">0.11 [0.00, 0.28]</w:t>
+            </w:r>
+          </w:p>
+        </w:tc>
+        <w:tc>
+          <w:tcPr/>
+          <w:p>
+            <w:pPr>
+              <w:pStyle w:val="Compact"/>
+            </w:pPr>
+            <w:r>
+              <w:t xml:space="preserve">0.28</w:t>
+            </w:r>
+          </w:p>
+        </w:tc>
+        <w:tc>
+          <w:tcPr/>
+          <w:p>
+            <w:pPr>
+              <w:pStyle w:val="Compact"/>
+            </w:pPr>
+            <w:r>
+              <w:t xml:space="preserve">0.11</w:t>
+            </w:r>
+          </w:p>
+        </w:tc>
+        <w:tc>
+          <w:tcPr/>
+          <w:p>
+            <w:pPr>
+              <w:pStyle w:val="Compact"/>
+            </w:pPr>
+            <w:r>
+              <w:t xml:space="preserve">255</w:t>
+            </w:r>
+          </w:p>
+        </w:tc>
+      </w:tr>
+      <w:tr>
+        <w:tc>
+          <w:tcPr/>
+          <w:p>
+            <w:pPr>
+              <w:pStyle w:val="Compact"/>
+            </w:pPr>
+            <w:r>
+              <w:t xml:space="preserve">Learned embedding</w:t>
+            </w:r>
+          </w:p>
+        </w:tc>
+        <w:tc>
+          <w:tcPr/>
+          <w:p>
+            <w:pPr>
+              <w:pStyle w:val="Compact"/>
+            </w:pPr>
+            <w:r>
+              <w:t xml:space="preserve">single-crystal</w:t>
+            </w:r>
+          </w:p>
+        </w:tc>
+        <w:tc>
+          <w:tcPr/>
+          <w:p>
+            <w:pPr>
+              <w:pStyle w:val="Compact"/>
+            </w:pPr>
+            <w:r>
+              <w:t xml:space="preserve">3 / 3</w:t>
+            </w:r>
+          </w:p>
+        </w:tc>
+        <w:tc>
+          <w:tcPr/>
+          <w:p>
+            <w:pPr>
+              <w:pStyle w:val="Compact"/>
+            </w:pPr>
+            <w:r>
+              <w:t xml:space="preserve">0.00 [0.00, 0.00]</w:t>
+            </w:r>
+          </w:p>
+        </w:tc>
+        <w:tc>
+          <w:tcPr/>
+          <w:p>
+            <w:pPr>
+              <w:pStyle w:val="Compact"/>
+            </w:pPr>
+            <w:r>
+              <w:t xml:space="preserve">0.00</w:t>
+            </w:r>
+          </w:p>
+        </w:tc>
+        <w:tc>
+          <w:tcPr/>
+          <w:p>
+            <w:pPr>
+              <w:pStyle w:val="Compact"/>
+            </w:pPr>
+            <w:r>
+              <w:t xml:space="preserve">0.00</w:t>
+            </w:r>
+          </w:p>
+        </w:tc>
+        <w:tc>
+          <w:tcPr/>
+          <w:p>
+            <w:pPr>
+              <w:pStyle w:val="Compact"/>
+            </w:pPr>
+            <w:r>
+              <w:t xml:space="preserve">95</w:t>
+            </w:r>
+          </w:p>
+        </w:tc>
+      </w:tr>
+    </w:tbl>
+    <w:p>
+      <w:pPr>
+        <w:pStyle w:val="BodyText"/>
+      </w:pPr>
+      <w:r>
+        <w:rPr>
+          <w:b/>
+          <w:bCs/>
+        </w:rPr>
+        <w:t xml:space="preserve">Table S24</w:t>
+      </w:r>
+      <w:r>
+        <w:t xml:space="preserve"> </w:t>
+      </w:r>
+      <w:r>
+        <w:t xml:space="preserve">Rank of the best correct entry per pattern (1 = first place;</w:t>
+      </w:r>
+      <w:r>
+        <w:t xml:space="preserve"> </w:t>
+      </w:r>
+      <w:r>
+        <w:t xml:space="preserve">‘–’</w:t>
+      </w:r>
+      <w:r>
+        <w:t xml:space="preserve">: no correct entry in the library).</w:t>
+      </w:r>
+    </w:p>
+    <w:tbl>
+      <w:tblPr>
+        <w:tblStyle w:val="Table"/>
+        <w:tblW w:type="pct" w:w="5000"/>
+        <w:tblLayout w:type="fixed"/>
+        <w:tblLook w:firstRow="1" w:lastRow="0" w:firstColumn="0" w:lastColumn="0" w:noHBand="0" w:noVBand="0" w:val="0020"/>
+      </w:tblPr>
+      <w:tblGrid>
+        <w:gridCol w:w="792"/>
+        <w:gridCol w:w="792"/>
+        <w:gridCol w:w="792"/>
+        <w:gridCol w:w="792"/>
+        <w:gridCol w:w="792"/>
+        <w:gridCol w:w="792"/>
+        <w:gridCol w:w="792"/>
+        <w:gridCol w:w="792"/>
+        <w:gridCol w:w="792"/>
+        <w:gridCol w:w="792"/>
+      </w:tblGrid>
+      <w:tr>
+        <w:trPr>
+          <w:tblHeader w:val="on"/>
+        </w:trPr>
+        <w:tc>
+          <w:tcPr/>
+          <w:p>
+            <w:pPr>
+              <w:pStyle w:val="Compact"/>
+            </w:pPr>
+            <w:r>
+              <w:t xml:space="preserve">compound</w:t>
+            </w:r>
+          </w:p>
+        </w:tc>
+        <w:tc>
+          <w:tcPr/>
+          <w:p>
+            <w:pPr>
+              <w:pStyle w:val="Compact"/>
+            </w:pPr>
+            <w:r>
+              <w:t xml:space="preserve">anchor</w:t>
+            </w:r>
+          </w:p>
+        </w:tc>
+        <w:tc>
+          <w:tcPr/>
+          <w:p>
+            <w:pPr>
+              <w:pStyle w:val="Compact"/>
+            </w:pPr>
+            <w:r>
+              <w:t xml:space="preserve">article DOI</w:t>
+            </w:r>
+          </w:p>
+        </w:tc>
+        <w:tc>
+          <w:tcPr/>
+          <w:p>
+            <w:pPr>
+              <w:pStyle w:val="Compact"/>
+            </w:pPr>
+            <w:r>
+              <w:t xml:space="preserve">source</w:t>
+            </w:r>
+          </w:p>
+        </w:tc>
+        <w:tc>
+          <w:tcPr/>
+          <w:p>
+            <w:pPr>
+              <w:pStyle w:val="Compact"/>
+            </w:pPr>
+            <w:r>
+              <w:t xml:space="preserve">Cu-grid coverage</w:t>
+            </w:r>
+          </w:p>
+        </w:tc>
+        <w:tc>
+          <w:tcPr/>
+          <w:p>
+            <w:pPr>
+              <w:pStyle w:val="Compact"/>
+            </w:pPr>
+            <w:r>
+              <w:t xml:space="preserve">ln q, any</w:t>
+            </w:r>
+          </w:p>
+        </w:tc>
+        <w:tc>
+          <w:tcPr/>
+          <w:p>
+            <w:pPr>
+              <w:pStyle w:val="Compact"/>
+            </w:pPr>
+            <w:r>
+              <w:t xml:space="preserve">Pearson, any</w:t>
+            </w:r>
+          </w:p>
+        </w:tc>
+        <w:tc>
+          <w:tcPr/>
+          <w:p>
+            <w:pPr>
+              <w:pStyle w:val="Compact"/>
+            </w:pPr>
+            <w:r>
+              <w:t xml:space="preserve">model, any</w:t>
+            </w:r>
+          </w:p>
+        </w:tc>
+        <w:tc>
+          <w:tcPr/>
+          <w:p>
+            <w:pPr>
+              <w:pStyle w:val="Compact"/>
+            </w:pPr>
+            <w:r>
+              <w:t xml:space="preserve">ln q, single-crystal</w:t>
+            </w:r>
+          </w:p>
+        </w:tc>
+        <w:tc>
+          <w:tcPr/>
+          <w:p>
+            <w:pPr>
+              <w:pStyle w:val="Compact"/>
+            </w:pPr>
+            <w:r>
+              <w:t xml:space="preserve">model, single-crystal</w:t>
+            </w:r>
+          </w:p>
+        </w:tc>
+      </w:tr>
+      <w:tr>
+        <w:tc>
+          <w:tcPr/>
+          <w:p>
+            <w:pPr>
+              <w:pStyle w:val="Compact"/>
+            </w:pPr>
+            <w:r>
+              <w:t xml:space="preserve">tramadol hydrochloride</w:t>
+            </w:r>
+          </w:p>
+        </w:tc>
+        <w:tc>
+          <w:tcPr/>
+          <w:p>
+            <w:pPr>
+              <w:pStyle w:val="Compact"/>
+            </w:pPr>
+            <w:r>
+              <w:t xml:space="preserve">BUFPAV01</w:t>
+            </w:r>
+          </w:p>
+        </w:tc>
+        <w:tc>
+          <w:tcPr/>
+          <w:p>
+            <w:pPr>
+              <w:pStyle w:val="Compact"/>
+            </w:pPr>
+            <w:r>
+              <w:t xml:space="preserve">10.1017/s088571561500041x</w:t>
+            </w:r>
+          </w:p>
+        </w:tc>
+        <w:tc>
+          <w:tcPr/>
+          <w:p>
+            <w:pPr>
+              <w:pStyle w:val="Compact"/>
+            </w:pPr>
+            <w:r>
+              <w:t xml:space="preserve">synchrotron, 0.4137 Å</w:t>
+            </w:r>
+          </w:p>
+        </w:tc>
+        <w:tc>
+          <w:tcPr/>
+          <w:p>
+            <w:pPr>
+              <w:pStyle w:val="Compact"/>
+            </w:pPr>
+            <w:r>
+              <w:t xml:space="preserve">1.00</w:t>
+            </w:r>
+          </w:p>
+        </w:tc>
+        <w:tc>
+          <w:tcPr/>
+          <w:p>
+            <w:pPr>
+              <w:pStyle w:val="Compact"/>
+            </w:pPr>
+            <w:r>
+              <w:t xml:space="preserve">1</w:t>
+            </w:r>
+          </w:p>
+        </w:tc>
+        <w:tc>
+          <w:tcPr/>
+          <w:p>
+            <w:pPr>
+              <w:pStyle w:val="Compact"/>
+            </w:pPr>
+            <w:r>
+              <w:t xml:space="preserve">1</w:t>
+            </w:r>
+          </w:p>
+        </w:tc>
+        <w:tc>
+          <w:tcPr/>
+          <w:p>
+            <w:pPr>
+              <w:pStyle w:val="Compact"/>
+            </w:pPr>
+            <w:r>
+              <w:t xml:space="preserve">523</w:t>
+            </w:r>
+          </w:p>
+        </w:tc>
+        <w:tc>
+          <w:tcPr/>
+          <w:p>
+            <w:pPr>
+              <w:pStyle w:val="Compact"/>
+            </w:pPr>
+            <w:r>
+              <w:t xml:space="preserve">1</w:t>
+            </w:r>
+          </w:p>
+        </w:tc>
+        <w:tc>
+          <w:tcPr/>
+          <w:p>
+            <w:pPr>
+              <w:pStyle w:val="Compact"/>
+            </w:pPr>
+            <w:r>
+              <w:t xml:space="preserve">523</w:t>
+            </w:r>
+          </w:p>
+        </w:tc>
+      </w:tr>
+      <w:tr>
+        <w:tc>
+          <w:tcPr/>
+          <w:p>
+            <w:pPr>
+              <w:pStyle w:val="Compact"/>
+            </w:pPr>
+            <w:r>
+              <w:t xml:space="preserve">folic acid dihydrate</w:t>
+            </w:r>
+          </w:p>
+        </w:tc>
+        <w:tc>
+          <w:tcPr/>
+          <w:p>
+            <w:pPr>
+              <w:pStyle w:val="Compact"/>
+            </w:pPr>
+            <w:r>
+              <w:t xml:space="preserve">FOLCAH03</w:t>
+            </w:r>
+          </w:p>
+        </w:tc>
+        <w:tc>
+          <w:tcPr/>
+          <w:p>
+            <w:pPr>
+              <w:pStyle w:val="Compact"/>
+            </w:pPr>
+            <w:r>
+              <w:t xml:space="preserve">10.1017/s0885715614000815</w:t>
+            </w:r>
+          </w:p>
+        </w:tc>
+        <w:tc>
+          <w:tcPr/>
+          <w:p>
+            <w:pPr>
+              <w:pStyle w:val="Compact"/>
+            </w:pPr>
+            <w:r>
+              <w:t xml:space="preserve">synchrotron, 0.4137 Å</w:t>
+            </w:r>
+          </w:p>
+        </w:tc>
+        <w:tc>
+          <w:tcPr/>
+          <w:p>
+            <w:pPr>
+              <w:pStyle w:val="Compact"/>
+            </w:pPr>
+            <w:r>
+              <w:t xml:space="preserve">1.00</w:t>
+            </w:r>
+          </w:p>
+        </w:tc>
+        <w:tc>
+          <w:tcPr/>
+          <w:p>
+            <w:pPr>
+              <w:pStyle w:val="Compact"/>
+            </w:pPr>
+            <w:r>
+              <w:t xml:space="preserve">1</w:t>
+            </w:r>
+          </w:p>
+        </w:tc>
+        <w:tc>
+          <w:tcPr/>
+          <w:p>
+            <w:pPr>
+              <w:pStyle w:val="Compact"/>
+            </w:pPr>
+            <w:r>
+              <w:t xml:space="preserve">1</w:t>
+            </w:r>
+          </w:p>
+        </w:tc>
+        <w:tc>
+          <w:tcPr/>
+          <w:p>
+            <w:pPr>
+              <w:pStyle w:val="Compact"/>
+            </w:pPr>
+            <w:r>
+              <w:t xml:space="preserve">9</w:t>
+            </w:r>
+          </w:p>
+        </w:tc>
+        <w:tc>
+          <w:tcPr/>
+          <w:p>
+            <w:pPr>
+              <w:pStyle w:val="Compact"/>
+            </w:pPr>
+            <w:r>
+              <w:t xml:space="preserve">–</w:t>
+            </w:r>
+          </w:p>
+        </w:tc>
+        <w:tc>
+          <w:tcPr/>
+          <w:p>
+            <w:pPr>
+              <w:pStyle w:val="Compact"/>
+            </w:pPr>
+            <w:r>
+              <w:t xml:space="preserve">–</w:t>
+            </w:r>
+          </w:p>
+        </w:tc>
+      </w:tr>
+      <w:tr>
+        <w:tc>
+          <w:tcPr/>
+          <w:p>
+            <w:pPr>
+              <w:pStyle w:val="Compact"/>
+            </w:pPr>
+            <w:r>
+              <w:t xml:space="preserve">fingolimod hydrochloride</w:t>
+            </w:r>
+          </w:p>
+        </w:tc>
+        <w:tc>
+          <w:tcPr/>
+          <w:p>
+            <w:pPr>
+              <w:pStyle w:val="Compact"/>
+            </w:pPr>
+            <w:r>
+              <w:t xml:space="preserve">HUCHEU02</w:t>
+            </w:r>
+          </w:p>
+        </w:tc>
+        <w:tc>
+          <w:tcPr/>
+          <w:p>
+            <w:pPr>
+              <w:pStyle w:val="Compact"/>
+            </w:pPr>
+            <w:r>
+              <w:t xml:space="preserve">10.1017/s0885715615000317</w:t>
+            </w:r>
+          </w:p>
+        </w:tc>
+        <w:tc>
+          <w:tcPr/>
+          <w:p>
+            <w:pPr>
+              <w:pStyle w:val="Compact"/>
+            </w:pPr>
+            <w:r>
+              <w:t xml:space="preserve">synchrotron, 0.4139 Å</w:t>
+            </w:r>
+          </w:p>
+        </w:tc>
+        <w:tc>
+          <w:tcPr/>
+          <w:p>
+            <w:pPr>
+              <w:pStyle w:val="Compact"/>
+            </w:pPr>
+            <w:r>
+              <w:t xml:space="preserve">1.00</w:t>
+            </w:r>
+          </w:p>
+        </w:tc>
+        <w:tc>
+          <w:tcPr/>
+          <w:p>
+            <w:pPr>
+              <w:pStyle w:val="Compact"/>
+            </w:pPr>
+            <w:r>
+              <w:t xml:space="preserve">1</w:t>
+            </w:r>
+          </w:p>
+        </w:tc>
+        <w:tc>
+          <w:tcPr/>
+          <w:p>
+            <w:pPr>
+              <w:pStyle w:val="Compact"/>
+            </w:pPr>
+            <w:r>
+              <w:t xml:space="preserve">1</w:t>
+            </w:r>
+          </w:p>
+        </w:tc>
+        <w:tc>
+          <w:tcPr/>
+          <w:p>
+            <w:pPr>
+              <w:pStyle w:val="Compact"/>
+            </w:pPr>
+            <w:r>
+              <w:t xml:space="preserve">10,374</w:t>
+            </w:r>
+          </w:p>
+        </w:tc>
+        <w:tc>
+          <w:tcPr/>
+          <w:p>
+            <w:pPr>
+              <w:pStyle w:val="Compact"/>
+            </w:pPr>
+            <w:r>
+              <w:t xml:space="preserve">–</w:t>
+            </w:r>
+          </w:p>
+        </w:tc>
+        <w:tc>
+          <w:tcPr/>
+          <w:p>
+            <w:pPr>
+              <w:pStyle w:val="Compact"/>
+            </w:pPr>
+            <w:r>
+              <w:t xml:space="preserve">–</w:t>
+            </w:r>
+          </w:p>
+        </w:tc>
+      </w:tr>
+      <w:tr>
+        <w:tc>
+          <w:tcPr/>
+          <w:p>
+            <w:pPr>
+              <w:pStyle w:val="Compact"/>
+            </w:pPr>
+            <w:r>
+              <w:t xml:space="preserve">levalbuterol hydrochloride</w:t>
+            </w:r>
+          </w:p>
+        </w:tc>
+        <w:tc>
+          <w:tcPr/>
+          <w:p>
+            <w:pPr>
+              <w:pStyle w:val="Compact"/>
+            </w:pPr>
+            <w:r>
+              <w:t xml:space="preserve">OMAJIX</w:t>
+            </w:r>
+          </w:p>
+        </w:tc>
+        <w:tc>
+          <w:tcPr/>
+          <w:p>
+            <w:pPr>
+              <w:pStyle w:val="Compact"/>
+            </w:pPr>
+            <w:r>
+              <w:t xml:space="preserve">10.1017/s0885715615000172</w:t>
+            </w:r>
+          </w:p>
+        </w:tc>
+        <w:tc>
+          <w:tcPr/>
+          <w:p>
+            <w:pPr>
+              <w:pStyle w:val="Compact"/>
+            </w:pPr>
+            <w:r>
+              <w:t xml:space="preserve">synchrotron, 0.4139 Å</w:t>
+            </w:r>
+          </w:p>
+        </w:tc>
+        <w:tc>
+          <w:tcPr/>
+          <w:p>
+            <w:pPr>
+              <w:pStyle w:val="Compact"/>
+            </w:pPr>
+            <w:r>
+              <w:t xml:space="preserve">1.00</w:t>
+            </w:r>
+          </w:p>
+        </w:tc>
+        <w:tc>
+          <w:tcPr/>
+          <w:p>
+            <w:pPr>
+              <w:pStyle w:val="Compact"/>
+            </w:pPr>
+            <w:r>
+              <w:t xml:space="preserve">1</w:t>
+            </w:r>
+          </w:p>
+        </w:tc>
+        <w:tc>
+          <w:tcPr/>
+          <w:p>
+            <w:pPr>
+              <w:pStyle w:val="Compact"/>
+            </w:pPr>
+            <w:r>
+              <w:t xml:space="preserve">1</w:t>
+            </w:r>
+          </w:p>
+        </w:tc>
+        <w:tc>
+          <w:tcPr/>
+          <w:p>
+            <w:pPr>
+              <w:pStyle w:val="Compact"/>
+            </w:pPr>
+            <w:r>
+              <w:t xml:space="preserve">1</w:t>
+            </w:r>
+          </w:p>
+        </w:tc>
+        <w:tc>
+          <w:tcPr/>
+          <w:p>
+            <w:pPr>
+              <w:pStyle w:val="Compact"/>
+            </w:pPr>
+            <w:r>
+              <w:t xml:space="preserve">–</w:t>
+            </w:r>
+          </w:p>
+        </w:tc>
+        <w:tc>
+          <w:tcPr/>
+          <w:p>
+            <w:pPr>
+              <w:pStyle w:val="Compact"/>
+            </w:pPr>
+            <w:r>
+              <w:t xml:space="preserve">–</w:t>
+            </w:r>
+          </w:p>
+        </w:tc>
+      </w:tr>
+      <w:tr>
+        <w:tc>
+          <w:tcPr/>
+          <w:p>
+            <w:pPr>
+              <w:pStyle w:val="Compact"/>
+            </w:pPr>
+            <w:r>
+              <w:t xml:space="preserve">ziprasidone hydrochloride monohydrate</w:t>
+            </w:r>
+          </w:p>
+        </w:tc>
+        <w:tc>
+          <w:tcPr/>
+          <w:p>
+            <w:pPr>
+              <w:pStyle w:val="Compact"/>
+            </w:pPr>
+            <w:r>
+              <w:t xml:space="preserve">OMAKAQ01</w:t>
+            </w:r>
+          </w:p>
+        </w:tc>
+        <w:tc>
+          <w:tcPr/>
+          <w:p>
+            <w:pPr>
+              <w:pStyle w:val="Compact"/>
+            </w:pPr>
+            <w:r>
+              <w:t xml:space="preserve">10.1017/s0885715615000305</w:t>
+            </w:r>
+          </w:p>
+        </w:tc>
+        <w:tc>
+          <w:tcPr/>
+          <w:p>
+            <w:pPr>
+              <w:pStyle w:val="Compact"/>
+            </w:pPr>
+            <w:r>
+              <w:t xml:space="preserve">synchrotron, 0.4139 Å</w:t>
+            </w:r>
+          </w:p>
+        </w:tc>
+        <w:tc>
+          <w:tcPr/>
+          <w:p>
+            <w:pPr>
+              <w:pStyle w:val="Compact"/>
+            </w:pPr>
+            <w:r>
+              <w:t xml:space="preserve">1.00</w:t>
+            </w:r>
+          </w:p>
+        </w:tc>
+        <w:tc>
+          <w:tcPr/>
+          <w:p>
+            <w:pPr>
+              <w:pStyle w:val="Compact"/>
+            </w:pPr>
+            <w:r>
+              <w:t xml:space="preserve">1</w:t>
+            </w:r>
+          </w:p>
+        </w:tc>
+        <w:tc>
+          <w:tcPr/>
+          <w:p>
+            <w:pPr>
+              <w:pStyle w:val="Compact"/>
+            </w:pPr>
+            <w:r>
+              <w:t xml:space="preserve">1</w:t>
+            </w:r>
+          </w:p>
+        </w:tc>
+        <w:tc>
+          <w:tcPr/>
+          <w:p>
+            <w:pPr>
+              <w:pStyle w:val="Compact"/>
+            </w:pPr>
+            <w:r>
+              <w:t xml:space="preserve">3,538</w:t>
+            </w:r>
+          </w:p>
+        </w:tc>
+        <w:tc>
+          <w:tcPr/>
+          <w:p>
+            <w:pPr>
+              <w:pStyle w:val="Compact"/>
+            </w:pPr>
+            <w:r>
+              <w:t xml:space="preserve">–</w:t>
+            </w:r>
+          </w:p>
+        </w:tc>
+        <w:tc>
+          <w:tcPr/>
+          <w:p>
+            <w:pPr>
+              <w:pStyle w:val="Compact"/>
+            </w:pPr>
+            <w:r>
+              <w:t xml:space="preserve">–</w:t>
+            </w:r>
+          </w:p>
+        </w:tc>
+      </w:tr>
+      <w:tr>
+        <w:tc>
+          <w:tcPr/>
+          <w:p>
+            <w:pPr>
+              <w:pStyle w:val="Compact"/>
+            </w:pPr>
+            <w:r>
+              <w:t xml:space="preserve">rilpivirine</w:t>
+            </w:r>
+          </w:p>
+        </w:tc>
+        <w:tc>
+          <w:tcPr/>
+          <w:p>
+            <w:pPr>
+              <w:pStyle w:val="Compact"/>
+            </w:pPr>
+            <w:r>
+              <w:t xml:space="preserve">OMAKOE01</w:t>
+            </w:r>
+          </w:p>
+        </w:tc>
+        <w:tc>
+          <w:tcPr/>
+          <w:p>
+            <w:pPr>
+              <w:pStyle w:val="Compact"/>
+            </w:pPr>
+            <w:r>
+              <w:t xml:space="preserve">10.1017/s0885715615000196</w:t>
+            </w:r>
+          </w:p>
+        </w:tc>
+        <w:tc>
+          <w:tcPr/>
+          <w:p>
+            <w:pPr>
+              <w:pStyle w:val="Compact"/>
+            </w:pPr>
+            <w:r>
+              <w:t xml:space="preserve">synchrotron, 0.4137 Å</w:t>
+            </w:r>
+          </w:p>
+        </w:tc>
+        <w:tc>
+          <w:tcPr/>
+          <w:p>
+            <w:pPr>
+              <w:pStyle w:val="Compact"/>
+            </w:pPr>
+            <w:r>
+              <w:t xml:space="preserve">1.00</w:t>
+            </w:r>
+          </w:p>
+        </w:tc>
+        <w:tc>
+          <w:tcPr/>
+          <w:p>
+            <w:pPr>
+              <w:pStyle w:val="Compact"/>
+            </w:pPr>
+            <w:r>
+              <w:t xml:space="preserve">1</w:t>
+            </w:r>
+          </w:p>
+        </w:tc>
+        <w:tc>
+          <w:tcPr/>
+          <w:p>
+            <w:pPr>
+              <w:pStyle w:val="Compact"/>
+            </w:pPr>
+            <w:r>
+              <w:t xml:space="preserve">1</w:t>
+            </w:r>
+          </w:p>
+        </w:tc>
+        <w:tc>
+          <w:tcPr/>
+          <w:p>
+            <w:pPr>
+              <w:pStyle w:val="Compact"/>
+            </w:pPr>
+            <w:r>
+              <w:t xml:space="preserve">2</w:t>
+            </w:r>
+          </w:p>
+        </w:tc>
+        <w:tc>
+          <w:tcPr/>
+          <w:p>
+            <w:pPr>
+              <w:pStyle w:val="Compact"/>
+            </w:pPr>
+            <w:r>
+              <w:t xml:space="preserve">–</w:t>
+            </w:r>
+          </w:p>
+        </w:tc>
+        <w:tc>
+          <w:tcPr/>
+          <w:p>
+            <w:pPr>
+              <w:pStyle w:val="Compact"/>
+            </w:pPr>
+            <w:r>
+              <w:t xml:space="preserve">–</w:t>
+            </w:r>
+          </w:p>
+        </w:tc>
+      </w:tr>
+      <w:tr>
+        <w:tc>
+          <w:tcPr/>
+          <w:p>
+            <w:pPr>
+              <w:pStyle w:val="Compact"/>
+            </w:pPr>
+            <w:r>
+              <w:t xml:space="preserve">solifenacin hydrogen succinate</w:t>
+            </w:r>
+          </w:p>
+        </w:tc>
+        <w:tc>
+          <w:tcPr/>
+          <w:p>
+            <w:pPr>
+              <w:pStyle w:val="Compact"/>
+            </w:pPr>
+            <w:r>
+              <w:t xml:space="preserve">URATAK</w:t>
+            </w:r>
+          </w:p>
+        </w:tc>
+        <w:tc>
+          <w:tcPr/>
+          <w:p>
+            <w:pPr>
+              <w:pStyle w:val="Compact"/>
+            </w:pPr>
+            <w:r>
+              <w:t xml:space="preserve">10.1017/s0885715615000329</w:t>
+            </w:r>
+          </w:p>
+        </w:tc>
+        <w:tc>
+          <w:tcPr/>
+          <w:p>
+            <w:pPr>
+              <w:pStyle w:val="Compact"/>
+            </w:pPr>
+            <w:r>
+              <w:t xml:space="preserve">synchrotron, 0.4137 Å</w:t>
+            </w:r>
+          </w:p>
+        </w:tc>
+        <w:tc>
+          <w:tcPr/>
+          <w:p>
+            <w:pPr>
+              <w:pStyle w:val="Compact"/>
+            </w:pPr>
+            <w:r>
+              <w:t xml:space="preserve">1.00</w:t>
+            </w:r>
+          </w:p>
+        </w:tc>
+        <w:tc>
+          <w:tcPr/>
+          <w:p>
+            <w:pPr>
+              <w:pStyle w:val="Compact"/>
+            </w:pPr>
+            <w:r>
+              <w:t xml:space="preserve">1</w:t>
+            </w:r>
+          </w:p>
+        </w:tc>
+        <w:tc>
+          <w:tcPr/>
+          <w:p>
+            <w:pPr>
+              <w:pStyle w:val="Compact"/>
+            </w:pPr>
+            <w:r>
+              <w:t xml:space="preserve">1</w:t>
+            </w:r>
+          </w:p>
+        </w:tc>
+        <w:tc>
+          <w:tcPr/>
+          <w:p>
+            <w:pPr>
+              <w:pStyle w:val="Compact"/>
+            </w:pPr>
+            <w:r>
+              <w:t xml:space="preserve">255</w:t>
+            </w:r>
+          </w:p>
+        </w:tc>
+        <w:tc>
+          <w:tcPr/>
+          <w:p>
+            <w:pPr>
+              <w:pStyle w:val="Compact"/>
+            </w:pPr>
+            <w:r>
+              <w:t xml:space="preserve">–</w:t>
+            </w:r>
+          </w:p>
+        </w:tc>
+        <w:tc>
+          <w:tcPr/>
+          <w:p>
+            <w:pPr>
+              <w:pStyle w:val="Compact"/>
+            </w:pPr>
+            <w:r>
+              <w:t xml:space="preserve">–</w:t>
+            </w:r>
+          </w:p>
+        </w:tc>
+      </w:tr>
+      <w:tr>
+        <w:tc>
+          <w:tcPr/>
+          <w:p>
+            <w:pPr>
+              <w:pStyle w:val="Compact"/>
+            </w:pPr>
+            <w:r>
+              <w:t xml:space="preserve">lacosamide form I</w:t>
+            </w:r>
+          </w:p>
+        </w:tc>
+        <w:tc>
+          <w:tcPr/>
+          <w:p>
+            <w:pPr>
+              <w:pStyle w:val="Compact"/>
+            </w:pPr>
+            <w:r>
+              <w:t xml:space="preserve">URATIS</w:t>
+            </w:r>
+          </w:p>
+        </w:tc>
+        <w:tc>
+          <w:tcPr/>
+          <w:p>
+            <w:pPr>
+              <w:pStyle w:val="Compact"/>
+            </w:pPr>
+            <w:r>
+              <w:t xml:space="preserve">10.1017/s0885715615000378</w:t>
+            </w:r>
+          </w:p>
+        </w:tc>
+        <w:tc>
+          <w:tcPr/>
+          <w:p>
+            <w:pPr>
+              <w:pStyle w:val="Compact"/>
+            </w:pPr>
+            <w:r>
+              <w:t xml:space="preserve">synchrotron, 0.4137 Å</w:t>
+            </w:r>
+          </w:p>
+        </w:tc>
+        <w:tc>
+          <w:tcPr/>
+          <w:p>
+            <w:pPr>
+              <w:pStyle w:val="Compact"/>
+            </w:pPr>
+            <w:r>
+              <w:t xml:space="preserve">1.00</w:t>
+            </w:r>
+          </w:p>
+        </w:tc>
+        <w:tc>
+          <w:tcPr/>
+          <w:p>
+            <w:pPr>
+              <w:pStyle w:val="Compact"/>
+            </w:pPr>
+            <w:r>
+              <w:t xml:space="preserve">1</w:t>
+            </w:r>
+          </w:p>
+        </w:tc>
+        <w:tc>
+          <w:tcPr/>
+          <w:p>
+            <w:pPr>
+              <w:pStyle w:val="Compact"/>
+            </w:pPr>
+            <w:r>
+              <w:t xml:space="preserve">1</w:t>
+            </w:r>
+          </w:p>
+        </w:tc>
+        <w:tc>
+          <w:tcPr/>
+          <w:p>
+            <w:pPr>
+              <w:pStyle w:val="Compact"/>
+            </w:pPr>
+            <w:r>
+              <w:t xml:space="preserve">867</w:t>
+            </w:r>
+          </w:p>
+        </w:tc>
+        <w:tc>
+          <w:tcPr/>
+          <w:p>
+            <w:pPr>
+              <w:pStyle w:val="Compact"/>
+            </w:pPr>
+            <w:r>
+              <w:t xml:space="preserve">–</w:t>
+            </w:r>
+          </w:p>
+        </w:tc>
+        <w:tc>
+          <w:tcPr/>
+          <w:p>
+            <w:pPr>
+              <w:pStyle w:val="Compact"/>
+            </w:pPr>
+            <w:r>
+              <w:t xml:space="preserve">–</w:t>
+            </w:r>
+          </w:p>
+        </w:tc>
+      </w:tr>
+      <w:tr>
+        <w:tc>
+          <w:tcPr/>
+          <w:p>
+            <w:pPr>
+              <w:pStyle w:val="Compact"/>
+            </w:pPr>
+            <w:r>
+              <w:t xml:space="preserve">nilotinib</w:t>
+            </w:r>
+          </w:p>
+        </w:tc>
+        <w:tc>
+          <w:tcPr/>
+          <w:p>
+            <w:pPr>
+              <w:pStyle w:val="Compact"/>
+            </w:pPr>
+            <w:r>
+              <w:t xml:space="preserve">URAVUG</w:t>
+            </w:r>
+          </w:p>
+        </w:tc>
+        <w:tc>
+          <w:tcPr/>
+          <w:p>
+            <w:pPr>
+              <w:pStyle w:val="Compact"/>
+            </w:pPr>
+            <w:r>
+              <w:t xml:space="preserve">10.1017/s0885715615000512</w:t>
+            </w:r>
+          </w:p>
+        </w:tc>
+        <w:tc>
+          <w:tcPr/>
+          <w:p>
+            <w:pPr>
+              <w:pStyle w:val="Compact"/>
+            </w:pPr>
+            <w:r>
+              <w:t xml:space="preserve">synchrotron, 0.4137 Å</w:t>
+            </w:r>
+          </w:p>
+        </w:tc>
+        <w:tc>
+          <w:tcPr/>
+          <w:p>
+            <w:pPr>
+              <w:pStyle w:val="Compact"/>
+            </w:pPr>
+            <w:r>
+              <w:t xml:space="preserve">1.00</w:t>
+            </w:r>
+          </w:p>
+        </w:tc>
+        <w:tc>
+          <w:tcPr/>
+          <w:p>
+            <w:pPr>
+              <w:pStyle w:val="Compact"/>
+            </w:pPr>
+            <w:r>
+              <w:t xml:space="preserve">1</w:t>
+            </w:r>
+          </w:p>
+        </w:tc>
+        <w:tc>
+          <w:tcPr/>
+          <w:p>
+            <w:pPr>
+              <w:pStyle w:val="Compact"/>
+            </w:pPr>
+            <w:r>
+              <w:t xml:space="preserve">1</w:t>
+            </w:r>
+          </w:p>
+        </w:tc>
+        <w:tc>
+          <w:tcPr/>
+          <w:p>
+            <w:pPr>
+              <w:pStyle w:val="Compact"/>
+            </w:pPr>
+            <w:r>
+              <w:t xml:space="preserve">4,348</w:t>
+            </w:r>
+          </w:p>
+        </w:tc>
+        <w:tc>
+          <w:tcPr/>
+          <w:p>
+            <w:pPr>
+              <w:pStyle w:val="Compact"/>
+            </w:pPr>
+            <w:r>
+              <w:t xml:space="preserve">–</w:t>
+            </w:r>
+          </w:p>
+        </w:tc>
+        <w:tc>
+          <w:tcPr/>
+          <w:p>
+            <w:pPr>
+              <w:pStyle w:val="Compact"/>
+            </w:pPr>
+            <w:r>
+              <w:t xml:space="preserve">–</w:t>
+            </w:r>
+          </w:p>
+        </w:tc>
+      </w:tr>
+      <w:tr>
+        <w:tc>
+          <w:tcPr/>
+          <w:p>
+            <w:pPr>
+              <w:pStyle w:val="Compact"/>
+            </w:pPr>
+            <w:r>
+              <w:t xml:space="preserve">sitagliptin dihydrogen phosphate monohydrate</w:t>
+            </w:r>
+          </w:p>
+        </w:tc>
+        <w:tc>
+          <w:tcPr/>
+          <w:p>
+            <w:pPr>
+              <w:pStyle w:val="Compact"/>
+            </w:pPr>
+            <w:r>
+              <w:t xml:space="preserve">URAWUH</w:t>
+            </w:r>
+          </w:p>
+        </w:tc>
+        <w:tc>
+          <w:tcPr/>
+          <w:p>
+            <w:pPr>
+              <w:pStyle w:val="Compact"/>
+            </w:pPr>
+            <w:r>
+              <w:t xml:space="preserve">10.1017/s0885715615000755</w:t>
+            </w:r>
+          </w:p>
+        </w:tc>
+        <w:tc>
+          <w:tcPr/>
+          <w:p>
+            <w:pPr>
+              <w:pStyle w:val="Compact"/>
+            </w:pPr>
+            <w:r>
+              <w:t xml:space="preserve">synchrotron, 0.4139 Å</w:t>
+            </w:r>
+          </w:p>
+        </w:tc>
+        <w:tc>
+          <w:tcPr/>
+          <w:p>
+            <w:pPr>
+              <w:pStyle w:val="Compact"/>
+            </w:pPr>
+            <w:r>
+              <w:t xml:space="preserve">1.00</w:t>
+            </w:r>
+          </w:p>
+        </w:tc>
+        <w:tc>
+          <w:tcPr/>
+          <w:p>
+            <w:pPr>
+              <w:pStyle w:val="Compact"/>
+            </w:pPr>
+            <w:r>
+              <w:t xml:space="preserve">1</w:t>
+            </w:r>
+          </w:p>
+        </w:tc>
+        <w:tc>
+          <w:tcPr/>
+          <w:p>
+            <w:pPr>
+              <w:pStyle w:val="Compact"/>
+            </w:pPr>
+            <w:r>
+              <w:t xml:space="preserve">1</w:t>
+            </w:r>
+          </w:p>
+        </w:tc>
+        <w:tc>
+          <w:tcPr/>
+          <w:p>
+            <w:pPr>
+              <w:pStyle w:val="Compact"/>
+            </w:pPr>
+            <w:r>
+              <w:t xml:space="preserve">10</w:t>
+            </w:r>
+          </w:p>
+        </w:tc>
+        <w:tc>
+          <w:tcPr/>
+          <w:p>
+            <w:pPr>
+              <w:pStyle w:val="Compact"/>
+            </w:pPr>
+            <w:r>
+              <w:t xml:space="preserve">–</w:t>
+            </w:r>
+          </w:p>
+        </w:tc>
+        <w:tc>
+          <w:tcPr/>
+          <w:p>
+            <w:pPr>
+              <w:pStyle w:val="Compact"/>
+            </w:pPr>
+            <w:r>
+              <w:t xml:space="preserve">–</w:t>
+            </w:r>
+          </w:p>
+        </w:tc>
+      </w:tr>
+      <w:tr>
+        <w:tc>
+          <w:tcPr/>
+          <w:p>
+            <w:pPr>
+              <w:pStyle w:val="Compact"/>
+            </w:pPr>
+            <w:r>
+              <w:t xml:space="preserve">paliperidone</w:t>
+            </w:r>
+          </w:p>
+        </w:tc>
+        <w:tc>
+          <w:tcPr/>
+          <w:p>
+            <w:pPr>
+              <w:pStyle w:val="Compact"/>
+            </w:pPr>
+            <w:r>
+              <w:t xml:space="preserve">YAGRIJ01</w:t>
+            </w:r>
+          </w:p>
+        </w:tc>
+        <w:tc>
+          <w:tcPr/>
+          <w:p>
+            <w:pPr>
+              <w:pStyle w:val="Compact"/>
+            </w:pPr>
+            <w:r>
+              <w:t xml:space="preserve">10.1017/s0885715616000087</w:t>
+            </w:r>
+          </w:p>
+        </w:tc>
+        <w:tc>
+          <w:tcPr/>
+          <w:p>
+            <w:pPr>
+              <w:pStyle w:val="Compact"/>
+            </w:pPr>
+            <w:r>
+              <w:t xml:space="preserve">synchrotron, 0.4139 Å</w:t>
+            </w:r>
+          </w:p>
+        </w:tc>
+        <w:tc>
+          <w:tcPr/>
+          <w:p>
+            <w:pPr>
+              <w:pStyle w:val="Compact"/>
+            </w:pPr>
+            <w:r>
+              <w:t xml:space="preserve">1.00</w:t>
+            </w:r>
+          </w:p>
+        </w:tc>
+        <w:tc>
+          <w:tcPr/>
+          <w:p>
+            <w:pPr>
+              <w:pStyle w:val="Compact"/>
+            </w:pPr>
+            <w:r>
+              <w:t xml:space="preserve">1</w:t>
+            </w:r>
+          </w:p>
+        </w:tc>
+        <w:tc>
+          <w:tcPr/>
+          <w:p>
+            <w:pPr>
+              <w:pStyle w:val="Compact"/>
+            </w:pPr>
+            <w:r>
+              <w:t xml:space="preserve">1</w:t>
+            </w:r>
+          </w:p>
+        </w:tc>
+        <w:tc>
+          <w:tcPr/>
+          <w:p>
+            <w:pPr>
+              <w:pStyle w:val="Compact"/>
+            </w:pPr>
+            <w:r>
+              <w:t xml:space="preserve">107</w:t>
+            </w:r>
+          </w:p>
+        </w:tc>
+        <w:tc>
+          <w:tcPr/>
+          <w:p>
+            <w:pPr>
+              <w:pStyle w:val="Compact"/>
+            </w:pPr>
+            <w:r>
+              <w:t xml:space="preserve">–</w:t>
+            </w:r>
+          </w:p>
+        </w:tc>
+        <w:tc>
+          <w:tcPr/>
+          <w:p>
+            <w:pPr>
+              <w:pStyle w:val="Compact"/>
+            </w:pPr>
+            <w:r>
+              <w:t xml:space="preserve">–</w:t>
+            </w:r>
+          </w:p>
+        </w:tc>
+      </w:tr>
+      <w:tr>
+        <w:tc>
+          <w:tcPr/>
+          <w:p>
+            <w:pPr>
+              <w:pStyle w:val="Compact"/>
+            </w:pPr>
+            <w:r>
+              <w:t xml:space="preserve">paliperidone palmitate</w:t>
+            </w:r>
+          </w:p>
+        </w:tc>
+        <w:tc>
+          <w:tcPr/>
+          <w:p>
+            <w:pPr>
+              <w:pStyle w:val="Compact"/>
+            </w:pPr>
+            <w:r>
+              <w:t xml:space="preserve">NOKFUR</w:t>
+            </w:r>
+          </w:p>
+        </w:tc>
+        <w:tc>
+          <w:tcPr/>
+          <w:p>
+            <w:pPr>
+              <w:pStyle w:val="Compact"/>
+            </w:pPr>
+            <w:r>
+              <w:t xml:space="preserve">10.1017/s0885715617000896</w:t>
+            </w:r>
+          </w:p>
+        </w:tc>
+        <w:tc>
+          <w:tcPr/>
+          <w:p>
+            <w:pPr>
+              <w:pStyle w:val="Compact"/>
+            </w:pPr>
+            <w:r>
+              <w:t xml:space="preserve">synchrotron, 0.4133 Å</w:t>
+            </w:r>
+          </w:p>
+        </w:tc>
+        <w:tc>
+          <w:tcPr/>
+          <w:p>
+            <w:pPr>
+              <w:pStyle w:val="Compact"/>
+            </w:pPr>
+            <w:r>
+              <w:t xml:space="preserve">1.00</w:t>
+            </w:r>
+          </w:p>
+        </w:tc>
+        <w:tc>
+          <w:tcPr/>
+          <w:p>
+            <w:pPr>
+              <w:pStyle w:val="Compact"/>
+            </w:pPr>
+            <w:r>
+              <w:t xml:space="preserve">1</w:t>
+            </w:r>
+          </w:p>
+        </w:tc>
+        <w:tc>
+          <w:tcPr/>
+          <w:p>
+            <w:pPr>
+              <w:pStyle w:val="Compact"/>
+            </w:pPr>
+            <w:r>
+              <w:t xml:space="preserve">1</w:t>
+            </w:r>
+          </w:p>
+        </w:tc>
+        <w:tc>
+          <w:tcPr/>
+          <w:p>
+            <w:pPr>
+              <w:pStyle w:val="Compact"/>
+            </w:pPr>
+            <w:r>
+              <w:t xml:space="preserve">95</w:t>
+            </w:r>
+          </w:p>
+        </w:tc>
+        <w:tc>
+          <w:tcPr/>
+          <w:p>
+            <w:pPr>
+              <w:pStyle w:val="Compact"/>
+            </w:pPr>
+            <w:r>
+              <w:t xml:space="preserve">1</w:t>
+            </w:r>
+          </w:p>
+        </w:tc>
+        <w:tc>
+          <w:tcPr/>
+          <w:p>
+            <w:pPr>
+              <w:pStyle w:val="Compact"/>
+            </w:pPr>
+            <w:r>
+              <w:t xml:space="preserve">95</w:t>
+            </w:r>
+          </w:p>
+        </w:tc>
+      </w:tr>
+      <w:tr>
+        <w:tc>
+          <w:tcPr/>
+          <w:p>
+            <w:pPr>
+              <w:pStyle w:val="Compact"/>
+            </w:pPr>
+            <w:r>
+              <w:t xml:space="preserve">hydrocortisone acetate</w:t>
+            </w:r>
+          </w:p>
+        </w:tc>
+        <w:tc>
+          <w:tcPr/>
+          <w:p>
+            <w:pPr>
+              <w:pStyle w:val="Compact"/>
+            </w:pPr>
+            <w:r>
+              <w:t xml:space="preserve">ZZZGCU01</w:t>
+            </w:r>
+          </w:p>
+        </w:tc>
+        <w:tc>
+          <w:tcPr/>
+          <w:p>
+            <w:pPr>
+              <w:pStyle w:val="Compact"/>
+            </w:pPr>
+            <w:r>
+              <w:t xml:space="preserve">10.1017/s0885715616000713</w:t>
+            </w:r>
+          </w:p>
+        </w:tc>
+        <w:tc>
+          <w:tcPr/>
+          <w:p>
+            <w:pPr>
+              <w:pStyle w:val="Compact"/>
+            </w:pPr>
+            <w:r>
+              <w:t xml:space="preserve">synchrotron, 0.4133 Å</w:t>
+            </w:r>
+          </w:p>
+        </w:tc>
+        <w:tc>
+          <w:tcPr/>
+          <w:p>
+            <w:pPr>
+              <w:pStyle w:val="Compact"/>
+            </w:pPr>
+            <w:r>
+              <w:t xml:space="preserve">1.00</w:t>
+            </w:r>
+          </w:p>
+        </w:tc>
+        <w:tc>
+          <w:tcPr/>
+          <w:p>
+            <w:pPr>
+              <w:pStyle w:val="Compact"/>
+            </w:pPr>
+            <w:r>
+              <w:t xml:space="preserve">1</w:t>
+            </w:r>
+          </w:p>
+        </w:tc>
+        <w:tc>
+          <w:tcPr/>
+          <w:p>
+            <w:pPr>
+              <w:pStyle w:val="Compact"/>
+            </w:pPr>
+            <w:r>
+              <w:t xml:space="preserve">1</w:t>
+            </w:r>
+          </w:p>
+        </w:tc>
+        <w:tc>
+          <w:tcPr/>
+          <w:p>
+            <w:pPr>
+              <w:pStyle w:val="Compact"/>
+            </w:pPr>
+            <w:r>
+              <w:t xml:space="preserve">1</w:t>
+            </w:r>
+          </w:p>
+        </w:tc>
+        <w:tc>
+          <w:tcPr/>
+          <w:p>
+            <w:pPr>
+              <w:pStyle w:val="Compact"/>
+            </w:pPr>
+            <w:r>
+              <w:t xml:space="preserve">–</w:t>
+            </w:r>
+          </w:p>
+        </w:tc>
+        <w:tc>
+          <w:tcPr/>
+          <w:p>
+            <w:pPr>
+              <w:pStyle w:val="Compact"/>
+            </w:pPr>
+            <w:r>
+              <w:t xml:space="preserve">–</w:t>
+            </w:r>
+          </w:p>
+        </w:tc>
+      </w:tr>
+      <w:tr>
+        <w:tc>
+          <w:tcPr/>
+          <w:p>
+            <w:pPr>
+              <w:pStyle w:val="Compact"/>
+            </w:pPr>
+            <w:r>
+              <w:t xml:space="preserve">estradiol valerate</w:t>
+            </w:r>
+          </w:p>
+        </w:tc>
+        <w:tc>
+          <w:tcPr/>
+          <w:p>
+            <w:pPr>
+              <w:pStyle w:val="Compact"/>
+            </w:pPr>
+            <w:r>
+              <w:t xml:space="preserve">DOVGEC02</w:t>
+            </w:r>
+          </w:p>
+        </w:tc>
+        <w:tc>
+          <w:tcPr/>
+          <w:p>
+            <w:pPr>
+              <w:pStyle w:val="Compact"/>
+            </w:pPr>
+            <w:r>
+              <w:t xml:space="preserve">10.1017/s0885715618000039</w:t>
+            </w:r>
+          </w:p>
+        </w:tc>
+        <w:tc>
+          <w:tcPr/>
+          <w:p>
+            <w:pPr>
+              <w:pStyle w:val="Compact"/>
+            </w:pPr>
+            <w:r>
+              <w:t xml:space="preserve">synchrotron, 0.4142 Å</w:t>
+            </w:r>
+          </w:p>
+        </w:tc>
+        <w:tc>
+          <w:tcPr/>
+          <w:p>
+            <w:pPr>
+              <w:pStyle w:val="Compact"/>
+            </w:pPr>
+            <w:r>
+              <w:t xml:space="preserve">1.00</w:t>
+            </w:r>
+          </w:p>
+        </w:tc>
+        <w:tc>
+          <w:tcPr/>
+          <w:p>
+            <w:pPr>
+              <w:pStyle w:val="Compact"/>
+            </w:pPr>
+            <w:r>
+              <w:t xml:space="preserve">2</w:t>
+            </w:r>
+          </w:p>
+        </w:tc>
+        <w:tc>
+          <w:tcPr/>
+          <w:p>
+            <w:pPr>
+              <w:pStyle w:val="Compact"/>
+            </w:pPr>
+            <w:r>
+              <w:t xml:space="preserve">1</w:t>
+            </w:r>
+          </w:p>
+        </w:tc>
+        <w:tc>
+          <w:tcPr/>
+          <w:p>
+            <w:pPr>
+              <w:pStyle w:val="Compact"/>
+            </w:pPr>
+            <w:r>
+              <w:t xml:space="preserve">88</w:t>
+            </w:r>
+          </w:p>
+        </w:tc>
+        <w:tc>
+          <w:tcPr/>
+          <w:p>
+            <w:pPr>
+              <w:pStyle w:val="Compact"/>
+            </w:pPr>
+            <w:r>
+              <w:t xml:space="preserve">–</w:t>
+            </w:r>
+          </w:p>
+        </w:tc>
+        <w:tc>
+          <w:tcPr/>
+          <w:p>
+            <w:pPr>
+              <w:pStyle w:val="Compact"/>
+            </w:pPr>
+            <w:r>
+              <w:t xml:space="preserve">–</w:t>
+            </w:r>
+          </w:p>
+        </w:tc>
+      </w:tr>
+      <w:tr>
+        <w:tc>
+          <w:tcPr/>
+          <w:p>
+            <w:pPr>
+              <w:pStyle w:val="Compact"/>
+            </w:pPr>
+            <w:r>
+              <w:t xml:space="preserve">curcumin</w:t>
+            </w:r>
+          </w:p>
+        </w:tc>
+        <w:tc>
+          <w:tcPr/>
+          <w:p>
+            <w:pPr>
+              <w:pStyle w:val="Compact"/>
+            </w:pPr>
+            <w:r>
+              <w:t xml:space="preserve">BINMEQ09</w:t>
+            </w:r>
+          </w:p>
+        </w:tc>
+        <w:tc>
+          <w:tcPr/>
+          <w:p>
+            <w:pPr>
+              <w:pStyle w:val="Compact"/>
+            </w:pPr>
+            <w:r>
+              <w:t xml:space="preserve">10.1017/s0885715614001018</w:t>
+            </w:r>
+          </w:p>
+        </w:tc>
+        <w:tc>
+          <w:tcPr/>
+          <w:p>
+            <w:pPr>
+              <w:pStyle w:val="Compact"/>
+            </w:pPr>
+            <w:r>
+              <w:t xml:space="preserve">synchrotron, 0.6888 Å</w:t>
+            </w:r>
+          </w:p>
+        </w:tc>
+        <w:tc>
+          <w:tcPr/>
+          <w:p>
+            <w:pPr>
+              <w:pStyle w:val="Compact"/>
+            </w:pPr>
+            <w:r>
+              <w:t xml:space="preserve">1.00</w:t>
+            </w:r>
+          </w:p>
+        </w:tc>
+        <w:tc>
+          <w:tcPr/>
+          <w:p>
+            <w:pPr>
+              <w:pStyle w:val="Compact"/>
+            </w:pPr>
+            <w:r>
+              <w:t xml:space="preserve">1</w:t>
+            </w:r>
+          </w:p>
+        </w:tc>
+        <w:tc>
+          <w:tcPr/>
+          <w:p>
+            <w:pPr>
+              <w:pStyle w:val="Compact"/>
+            </w:pPr>
+            <w:r>
+              <w:t xml:space="preserve">1</w:t>
+            </w:r>
+          </w:p>
+        </w:tc>
+        <w:tc>
+          <w:tcPr/>
+          <w:p>
+            <w:pPr>
+              <w:pStyle w:val="Compact"/>
+            </w:pPr>
+            <w:r>
+              <w:t xml:space="preserve">36</w:t>
+            </w:r>
+          </w:p>
+        </w:tc>
+        <w:tc>
+          <w:tcPr/>
+          <w:p>
+            <w:pPr>
+              <w:pStyle w:val="Compact"/>
+            </w:pPr>
+            <w:r>
+              <w:t xml:space="preserve">3</w:t>
+            </w:r>
+          </w:p>
+        </w:tc>
+        <w:tc>
+          <w:tcPr/>
+          <w:p>
+            <w:pPr>
+              <w:pStyle w:val="Compact"/>
+            </w:pPr>
+            <w:r>
+              <w:t xml:space="preserve">48</w:t>
+            </w:r>
+          </w:p>
+        </w:tc>
+      </w:tr>
+      <w:tr>
+        <w:tc>
+          <w:tcPr/>
+          <w:p>
+            <w:pPr>
+              <w:pStyle w:val="Compact"/>
+            </w:pPr>
+            <w:r>
+              <w:t xml:space="preserve">saxagliptin</w:t>
+            </w:r>
+          </w:p>
+        </w:tc>
+        <w:tc>
+          <w:tcPr/>
+          <w:p>
+            <w:pPr>
+              <w:pStyle w:val="Compact"/>
+            </w:pPr>
+            <w:r>
+              <w:t xml:space="preserve">HAQQUN02</w:t>
+            </w:r>
+          </w:p>
+        </w:tc>
+        <w:tc>
+          <w:tcPr/>
+          <w:p>
+            <w:pPr>
+              <w:pStyle w:val="Compact"/>
+            </w:pPr>
+            <w:r>
+              <w:t xml:space="preserve">10.1017/s0885715615000548</w:t>
+            </w:r>
+          </w:p>
+        </w:tc>
+        <w:tc>
+          <w:tcPr/>
+          <w:p>
+            <w:pPr>
+              <w:pStyle w:val="Compact"/>
+            </w:pPr>
+            <w:r>
+              <w:t xml:space="preserve">synchrotron, 0.4137 Å</w:t>
+            </w:r>
+          </w:p>
+        </w:tc>
+        <w:tc>
+          <w:tcPr/>
+          <w:p>
+            <w:pPr>
+              <w:pStyle w:val="Compact"/>
+            </w:pPr>
+            <w:r>
+              <w:t xml:space="preserve">1.00</w:t>
+            </w:r>
+          </w:p>
+        </w:tc>
+        <w:tc>
+          <w:tcPr/>
+          <w:p>
+            <w:pPr>
+              <w:pStyle w:val="Compact"/>
+            </w:pPr>
+            <w:r>
+              <w:t xml:space="preserve">1</w:t>
+            </w:r>
+          </w:p>
+        </w:tc>
+        <w:tc>
+          <w:tcPr/>
+          <w:p>
+            <w:pPr>
+              <w:pStyle w:val="Compact"/>
+            </w:pPr>
+            <w:r>
+              <w:t xml:space="preserve">1</w:t>
+            </w:r>
+          </w:p>
+        </w:tc>
+        <w:tc>
+          <w:tcPr/>
+          <w:p>
+            <w:pPr>
+              <w:pStyle w:val="Compact"/>
+            </w:pPr>
+            <w:r>
+              <w:t xml:space="preserve">450</w:t>
+            </w:r>
+          </w:p>
+        </w:tc>
+        <w:tc>
+          <w:tcPr/>
+          <w:p>
+            <w:pPr>
+              <w:pStyle w:val="Compact"/>
+            </w:pPr>
+            <w:r>
+              <w:t xml:space="preserve">–</w:t>
+            </w:r>
+          </w:p>
+        </w:tc>
+        <w:tc>
+          <w:tcPr/>
+          <w:p>
+            <w:pPr>
+              <w:pStyle w:val="Compact"/>
+            </w:pPr>
+            <w:r>
+              <w:t xml:space="preserve">–</w:t>
+            </w:r>
+          </w:p>
+        </w:tc>
+      </w:tr>
+      <w:tr>
+        <w:tc>
+          <w:tcPr/>
+          <w:p>
+            <w:pPr>
+              <w:pStyle w:val="Compact"/>
+            </w:pPr>
+            <w:r>
+              <w:t xml:space="preserve">trandolapril</w:t>
+            </w:r>
+          </w:p>
+        </w:tc>
+        <w:tc>
+          <w:tcPr/>
+          <w:p>
+            <w:pPr>
+              <w:pStyle w:val="Compact"/>
+            </w:pPr>
+            <w:r>
+              <w:t xml:space="preserve">IQISAE</w:t>
+            </w:r>
+          </w:p>
+        </w:tc>
+        <w:tc>
+          <w:tcPr/>
+          <w:p>
+            <w:pPr>
+              <w:pStyle w:val="Compact"/>
+            </w:pPr>
+            <w:r>
+              <w:t xml:space="preserve">10.1017/s0885715616000294</w:t>
+            </w:r>
+          </w:p>
+        </w:tc>
+        <w:tc>
+          <w:tcPr/>
+          <w:p>
+            <w:pPr>
+              <w:pStyle w:val="Compact"/>
+            </w:pPr>
+            <w:r>
+              <w:t xml:space="preserve">lab Cu, 1.5406 Å</w:t>
+            </w:r>
+          </w:p>
+        </w:tc>
+        <w:tc>
+          <w:tcPr/>
+          <w:p>
+            <w:pPr>
+              <w:pStyle w:val="Compact"/>
+            </w:pPr>
+            <w:r>
+              <w:t xml:space="preserve">0.78</w:t>
+            </w:r>
+          </w:p>
+        </w:tc>
+        <w:tc>
+          <w:tcPr/>
+          <w:p>
+            <w:pPr>
+              <w:pStyle w:val="Compact"/>
+            </w:pPr>
+            <w:r>
+              <w:t xml:space="preserve">1</w:t>
+            </w:r>
+          </w:p>
+        </w:tc>
+        <w:tc>
+          <w:tcPr/>
+          <w:p>
+            <w:pPr>
+              <w:pStyle w:val="Compact"/>
+            </w:pPr>
+            <w:r>
+              <w:t xml:space="preserve">1</w:t>
+            </w:r>
+          </w:p>
+        </w:tc>
+        <w:tc>
+          <w:tcPr/>
+          <w:p>
+            <w:pPr>
+              <w:pStyle w:val="Compact"/>
+            </w:pPr>
+            <w:r>
+              <w:t xml:space="preserve">263,727</w:t>
+            </w:r>
+          </w:p>
+        </w:tc>
+        <w:tc>
+          <w:tcPr/>
+          <w:p>
+            <w:pPr>
+              <w:pStyle w:val="Compact"/>
+            </w:pPr>
+            <w:r>
+              <w:t xml:space="preserve">–</w:t>
+            </w:r>
+          </w:p>
+        </w:tc>
+        <w:tc>
+          <w:tcPr/>
+          <w:p>
+            <w:pPr>
+              <w:pStyle w:val="Compact"/>
+            </w:pPr>
+            <w:r>
+              <w:t xml:space="preserve">–</w:t>
+            </w:r>
+          </w:p>
+        </w:tc>
+      </w:tr>
+      <w:tr>
+        <w:tc>
+          <w:tcPr/>
+          <w:p>
+            <w:pPr>
+              <w:pStyle w:val="Compact"/>
+            </w:pPr>
+            <w:r>
+              <w:t xml:space="preserve">trandolapril</w:t>
+            </w:r>
+          </w:p>
+        </w:tc>
+        <w:tc>
+          <w:tcPr/>
+          <w:p>
+            <w:pPr>
+              <w:pStyle w:val="Compact"/>
+            </w:pPr>
+            <w:r>
+              <w:t xml:space="preserve">IQISAE</w:t>
+            </w:r>
+          </w:p>
+        </w:tc>
+        <w:tc>
+          <w:tcPr/>
+          <w:p>
+            <w:pPr>
+              <w:pStyle w:val="Compact"/>
+            </w:pPr>
+            <w:r>
+              <w:t xml:space="preserve">10.1017/s0885715616000294</w:t>
+            </w:r>
+          </w:p>
+        </w:tc>
+        <w:tc>
+          <w:tcPr/>
+          <w:p>
+            <w:pPr>
+              <w:pStyle w:val="Compact"/>
+            </w:pPr>
+            <w:r>
+              <w:t xml:space="preserve">lab Cu, 1.5406 Å</w:t>
+            </w:r>
+          </w:p>
+        </w:tc>
+        <w:tc>
+          <w:tcPr/>
+          <w:p>
+            <w:pPr>
+              <w:pStyle w:val="Compact"/>
+            </w:pPr>
+            <w:r>
+              <w:t xml:space="preserve">1.00</w:t>
+            </w:r>
+          </w:p>
+        </w:tc>
+        <w:tc>
+          <w:tcPr/>
+          <w:p>
+            <w:pPr>
+              <w:pStyle w:val="Compact"/>
+            </w:pPr>
+            <w:r>
+              <w:t xml:space="preserve">1</w:t>
+            </w:r>
+          </w:p>
+        </w:tc>
+        <w:tc>
+          <w:tcPr/>
+          <w:p>
+            <w:pPr>
+              <w:pStyle w:val="Compact"/>
+            </w:pPr>
+            <w:r>
+              <w:t xml:space="preserve">1</w:t>
+            </w:r>
+          </w:p>
+        </w:tc>
+        <w:tc>
+          <w:tcPr/>
+          <w:p>
+            <w:pPr>
+              <w:pStyle w:val="Compact"/>
+            </w:pPr>
+            <w:r>
+              <w:t xml:space="preserve">369</w:t>
+            </w:r>
+          </w:p>
+        </w:tc>
+        <w:tc>
+          <w:tcPr/>
+          <w:p>
+            <w:pPr>
+              <w:pStyle w:val="Compact"/>
+            </w:pPr>
+            <w:r>
+              <w:t xml:space="preserve">–</w:t>
+            </w:r>
+          </w:p>
+        </w:tc>
+        <w:tc>
+          <w:tcPr/>
+          <w:p>
+            <w:pPr>
+              <w:pStyle w:val="Compact"/>
+            </w:pPr>
+            <w:r>
+              <w:t xml:space="preserve">–</w:t>
+            </w:r>
+          </w:p>
+        </w:tc>
+      </w:tr>
+      <w:tr>
+        <w:tc>
+          <w:tcPr/>
+          <w:p>
+            <w:pPr>
+              <w:pStyle w:val="Compact"/>
+            </w:pPr>
+            <w:r>
+              <w:t xml:space="preserve">donepezil hydrochloride form III</w:t>
+            </w:r>
+          </w:p>
+        </w:tc>
+        <w:tc>
+          <w:tcPr/>
+          <w:p>
+            <w:pPr>
+              <w:pStyle w:val="Compact"/>
+            </w:pPr>
+            <w:r>
+              <w:t xml:space="preserve">EDUPUS</w:t>
+            </w:r>
+          </w:p>
+        </w:tc>
+        <w:tc>
+          <w:tcPr/>
+          <w:p>
+            <w:pPr>
+              <w:pStyle w:val="Compact"/>
+            </w:pPr>
+            <w:r>
+              <w:t xml:space="preserve">10.1017/s0885715621000415</w:t>
+            </w:r>
+          </w:p>
+        </w:tc>
+        <w:tc>
+          <w:tcPr/>
+          <w:p>
+            <w:pPr>
+              <w:pStyle w:val="Compact"/>
+            </w:pPr>
+            <w:r>
+              <w:t xml:space="preserve">lab Cu, 1.5406 Å</w:t>
+            </w:r>
+          </w:p>
+        </w:tc>
+        <w:tc>
+          <w:tcPr/>
+          <w:p>
+            <w:pPr>
+              <w:pStyle w:val="Compact"/>
+            </w:pPr>
+            <w:r>
+              <w:t xml:space="preserve">0.67</w:t>
+            </w:r>
+          </w:p>
+        </w:tc>
+        <w:tc>
+          <w:tcPr/>
+          <w:p>
+            <w:pPr>
+              <w:pStyle w:val="Compact"/>
+            </w:pPr>
+            <w:r>
+              <w:t xml:space="preserve">1</w:t>
+            </w:r>
+          </w:p>
+        </w:tc>
+        <w:tc>
+          <w:tcPr/>
+          <w:p>
+            <w:pPr>
+              <w:pStyle w:val="Compact"/>
+            </w:pPr>
+            <w:r>
+              <w:t xml:space="preserve">1</w:t>
+            </w:r>
+          </w:p>
+        </w:tc>
+        <w:tc>
+          <w:tcPr/>
+          <w:p>
+            <w:pPr>
+              <w:pStyle w:val="Compact"/>
+            </w:pPr>
+            <w:r>
+              <w:t xml:space="preserve">166,760</w:t>
+            </w:r>
+          </w:p>
+        </w:tc>
+        <w:tc>
+          <w:tcPr/>
+          <w:p>
+            <w:pPr>
+              <w:pStyle w:val="Compact"/>
+            </w:pPr>
+            <w:r>
+              <w:t xml:space="preserve">–</w:t>
+            </w:r>
+          </w:p>
+        </w:tc>
+        <w:tc>
+          <w:tcPr/>
+          <w:p>
+            <w:pPr>
+              <w:pStyle w:val="Compact"/>
+            </w:pPr>
+            <w:r>
+              <w:t xml:space="preserve">–</w:t>
+            </w:r>
+          </w:p>
+        </w:tc>
+      </w:tr>
+    </w:tbl>
     <w:bookmarkEnd w:id="24"/>
+    <w:bookmarkEnd w:id="25"/>
     <w:sectPr>
       <w:footnotePr>
         <w:numRestart w:val="eachSect"/>
